--- a/linear-algebra-projections.docx
+++ b/linear-algebra-projections.docx
@@ -15,7 +15,7 @@
         <w:pStyle w:val="Date"/>
       </w:pPr>
       <w:r>
-        <w:t xml:space="preserve">Last modified: 2026-10-09 22:14:55 (PDT)</w:t>
+        <w:t xml:space="preserve">Last modified: 2026-10-10 10:38:55 (PDT)</w:t>
       </w:r>
     </w:p>
     <w:bookmarkStart w:id="148" w:name="design-matrix"/>
@@ -7045,7 +7045,7 @@
                 <w:rPr>
                   <w:rStyle w:val="Hyperlink"/>
                 </w:rPr>
-                <w:t xml:space="preserve">Theorem 31 in Subspaces and Rank</w:t>
+                <w:t xml:space="preserve">Theorem 8 in Direct Sums and Orthogonal Complements</w:t>
               </w:r>
             </w:hyperlink>
             <w:r>
@@ -7173,7 +7173,7 @@
           <w:rPr>
             <w:rStyle w:val="Hyperlink"/>
           </w:rPr>
-          <w:t xml:space="preserve">Theorem 31 in Subspaces and Rank</w:t>
+          <w:t xml:space="preserve">Theorem 8 in Direct Sums and Orthogonal Complements</w:t>
         </w:r>
       </w:hyperlink>
       <w:r>
@@ -7468,7 +7468,7 @@
           <w:rPr>
             <w:rStyle w:val="Hyperlink"/>
           </w:rPr>
-          <w:t xml:space="preserve">Definition 18 in Subspaces and Rank</w:t>
+          <w:t xml:space="preserve">Definition 3 in Direct Sums and Orthogonal Complements</w:t>
         </w:r>
       </w:hyperlink>
       <w:r>
@@ -7534,7 +7534,7 @@
           <w:rPr>
             <w:rStyle w:val="Hyperlink"/>
           </w:rPr>
-          <w:t xml:space="preserve">Example 56 in Subspaces and Rank</w:t>
+          <w:t xml:space="preserve">Example 15 in Direct Sums and Orthogonal Complements</w:t>
         </w:r>
       </w:hyperlink>
       <w:r>
@@ -8209,7 +8209,7 @@
           <w:rPr>
             <w:rStyle w:val="Hyperlink"/>
           </w:rPr>
-          <w:t xml:space="preserve">Theorem 29 in Subspaces and Rank</w:t>
+          <w:t xml:space="preserve">Theorem 6 in Direct Sums and Orthogonal Complements</w:t>
         </w:r>
       </w:hyperlink>
       <w:r>
@@ -9760,7 +9760,7 @@
           <w:rPr>
             <w:rStyle w:val="Hyperlink"/>
           </w:rPr>
-          <w:t xml:space="preserve">Definition 19 in Subspaces and Rank</w:t>
+          <w:t xml:space="preserve">Definition 4 in Direct Sums and Orthogonal Complements</w:t>
         </w:r>
       </w:hyperlink>
       <w:r>
@@ -12792,7 +12792,7 @@
           <w:rPr>
             <w:rStyle w:val="Hyperlink"/>
           </w:rPr>
-          <w:t xml:space="preserve">Definition 9 in Subspaces and Rank</w:t>
+          <w:t xml:space="preserve">Definition 1 in Column Space, Null Space and Rank-Nullity</w:t>
         </w:r>
       </w:hyperlink>
       <w:r>
@@ -12911,7 +12911,7 @@
           <w:rPr>
             <w:rStyle w:val="Hyperlink"/>
           </w:rPr>
-          <w:t xml:space="preserve">Theorem 12 in Subspaces and Rank</w:t>
+          <w:t xml:space="preserve">Theorem 1 in Column Space, Null Space and Rank-Nullity</w:t>
         </w:r>
       </w:hyperlink>
       <w:r>
@@ -13910,7 +13910,7 @@
           <w:rPr>
             <w:rStyle w:val="Hyperlink"/>
           </w:rPr>
-          <w:t xml:space="preserve">Theorem 30 in Subspaces and Rank</w:t>
+          <w:t xml:space="preserve">Theorem 7 in Direct Sums and Orthogonal Complements</w:t>
         </w:r>
       </w:hyperlink>
       <w:r>
@@ -13930,7 +13930,7 @@
           <w:rPr>
             <w:rStyle w:val="Hyperlink"/>
           </w:rPr>
-          <w:t xml:space="preserve">Theorem 31 in Subspaces and Rank</w:t>
+          <w:t xml:space="preserve">Theorem 8 in Direct Sums and Orthogonal Complements</w:t>
         </w:r>
       </w:hyperlink>
       <w:r>
@@ -16261,7 +16261,7 @@
           <w:rPr>
             <w:rStyle w:val="Hyperlink"/>
           </w:rPr>
-          <w:t xml:space="preserve">Definition 9 in Subspaces and Rank</w:t>
+          <w:t xml:space="preserve">Definition 1 in Column Space, Null Space and Rank-Nullity</w:t>
         </w:r>
       </w:hyperlink>
       <w:r>
@@ -17040,7 +17040,7 @@
           <w:rPr>
             <w:rStyle w:val="Hyperlink"/>
           </w:rPr>
-          <w:t xml:space="preserve">Theorem 30 in Subspaces and Rank</w:t>
+          <w:t xml:space="preserve">Theorem 7 in Direct Sums and Orthogonal Complements</w:t>
         </w:r>
       </w:hyperlink>
       <w:r>
@@ -17060,7 +17060,7 @@
           <w:rPr>
             <w:rStyle w:val="Hyperlink"/>
           </w:rPr>
-          <w:t xml:space="preserve">Theorem 31 in Subspaces and Rank</w:t>
+          <w:t xml:space="preserve">Theorem 8 in Direct Sums and Orthogonal Complements</w:t>
         </w:r>
       </w:hyperlink>
       <w:r>
@@ -19525,7 +19525,7 @@
           <w:rPr>
             <w:rStyle w:val="Hyperlink"/>
           </w:rPr>
-          <w:t xml:space="preserve">Definition 9 in Subspaces and Rank</w:t>
+          <w:t xml:space="preserve">Definition 1 in Column Space, Null Space and Rank-Nullity</w:t>
         </w:r>
       </w:hyperlink>
       <w:r>
@@ -20374,7 +20374,7 @@
           <w:rPr>
             <w:rStyle w:val="Hyperlink"/>
           </w:rPr>
-          <w:t xml:space="preserve">Theorem 16 in Subspaces and Rank</w:t>
+          <w:t xml:space="preserve">Theorem 5 in Column Space, Null Space and Rank-Nullity</w:t>
         </w:r>
       </w:hyperlink>
       <w:r>
@@ -21959,7 +21959,7 @@
                 <w:rPr>
                   <w:rStyle w:val="Hyperlink"/>
                 </w:rPr>
-                <w:t xml:space="preserve">Theorem 23 in Subspaces and Rank</w:t>
+                <w:t xml:space="preserve">Theorem 12 in Column Space, Null Space and Rank-Nullity</w:t>
               </w:r>
             </w:hyperlink>
             <w:r>
@@ -34579,7 +34579,7 @@
           <w:rPr>
             <w:rStyle w:val="Hyperlink"/>
           </w:rPr>
-          <w:t xml:space="preserve">Definition 15 in Subspaces and Rank</w:t>
+          <w:t xml:space="preserve">Definition 7 in Column Space, Null Space and Rank-Nullity</w:t>
         </w:r>
       </w:hyperlink>
       <w:r>
@@ -35364,7 +35364,7 @@
           <w:rPr>
             <w:rStyle w:val="Hyperlink"/>
           </w:rPr>
-          <w:t xml:space="preserve">Theorem 23 in Subspaces and Rank</w:t>
+          <w:t xml:space="preserve">Theorem 12 in Column Space, Null Space and Rank-Nullity</w:t>
         </w:r>
       </w:hyperlink>
       <w:r>
@@ -35615,7 +35615,7 @@
                   <m:nor/>
                   <m:sty m:val="p"/>
                 </m:rPr>
-                <m:t>Theorem 18 in Subspaces and Rank</m:t>
+                <m:t>Theorem 7 in Column Space, Null Space and Rank-Nullity</m:t>
               </m:r>
               <m:r>
                 <m:rPr>
@@ -35662,7 +35662,7 @@
                   <m:nor/>
                   <m:sty m:val="p"/>
                 </m:rPr>
-                <m:t>Corollary 1 in Subspaces and Rank</m:t>
+                <m:t>Corollary 1 in Column Space, Null Space and Rank-Nullity</m:t>
               </m:r>
               <m:r>
                 <m:rPr>
@@ -35906,7 +35906,7 @@
                   <m:nor/>
                   <m:sty m:val="p"/>
                 </m:rPr>
-                <m:t>Theorem 19 in Subspaces and Rank</m:t>
+                <m:t>Theorem 8 in Column Space, Null Space and Rank-Nullity</m:t>
               </m:r>
               <m:r>
                 <m:rPr>
@@ -35980,7 +35980,7 @@
                   <m:nor/>
                   <m:sty m:val="p"/>
                 </m:rPr>
-                <m:t>Theorem 18 in Subspaces and Rank</m:t>
+                <m:t>Theorem 7 in Column Space, Null Space and Rank-Nullity</m:t>
               </m:r>
               <m:r>
                 <m:rPr>
@@ -36027,7 +36027,7 @@
                   <m:nor/>
                   <m:sty m:val="p"/>
                 </m:rPr>
-                <m:t>Corollary 1 in Subspaces and Rank</m:t>
+                <m:t>Corollary 1 in Column Space, Null Space and Rank-Nullity</m:t>
               </m:r>
               <m:r>
                 <m:rPr>
@@ -39779,7 +39779,7 @@
           <w:rPr>
             <w:rStyle w:val="Hyperlink"/>
           </w:rPr>
-          <w:t xml:space="preserve">Example 22 in Subspaces and Rank</w:t>
+          <w:t xml:space="preserve">Example 1 in Column Space, Null Space and Rank-Nullity</w:t>
         </w:r>
       </w:hyperlink>
       <w:r>
@@ -39936,7 +39936,7 @@
           <w:rPr>
             <w:rStyle w:val="Hyperlink"/>
           </w:rPr>
-          <w:t xml:space="preserve">Example 40 in Subspaces and Rank</w:t>
+          <w:t xml:space="preserve">Example 19 in Column Space, Null Space and Rank-Nullity</w:t>
         </w:r>
       </w:hyperlink>
       <w:r>
@@ -41823,7 +41823,7 @@
           <w:rPr>
             <w:rStyle w:val="Hyperlink"/>
           </w:rPr>
-          <w:t xml:space="preserve">Definition 9 in Subspaces and Rank</w:t>
+          <w:t xml:space="preserve">Definition 1 in Column Space, Null Space and Rank-Nullity</w:t>
         </w:r>
       </w:hyperlink>
       <w:r>
@@ -42053,7 +42053,7 @@
           <w:rPr>
             <w:rStyle w:val="Hyperlink"/>
           </w:rPr>
-          <w:t xml:space="preserve">Definition 9 in Subspaces and Rank</w:t>
+          <w:t xml:space="preserve">Definition 1 in Column Space, Null Space and Rank-Nullity</w:t>
         </w:r>
       </w:hyperlink>
       <w:r>
@@ -47319,7 +47319,7 @@
           <w:rPr>
             <w:rStyle w:val="Hyperlink"/>
           </w:rPr>
-          <w:t xml:space="preserve">Theorem 12 in Subspaces and Rank</w:t>
+          <w:t xml:space="preserve">Theorem 1 in Column Space, Null Space and Rank-Nullity</w:t>
         </w:r>
       </w:hyperlink>
       <w:r>
@@ -47365,7 +47365,7 @@
           <w:rPr>
             <w:rStyle w:val="Hyperlink"/>
           </w:rPr>
-          <w:t xml:space="preserve">Theorem 16 in Subspaces and Rank</w:t>
+          <w:t xml:space="preserve">Theorem 5 in Column Space, Null Space and Rank-Nullity</w:t>
         </w:r>
       </w:hyperlink>
       <w:r>
@@ -47962,7 +47962,7 @@
           <w:rPr>
             <w:rStyle w:val="Hyperlink"/>
           </w:rPr>
-          <w:t xml:space="preserve">Theorem 17 in Subspaces and Rank</w:t>
+          <w:t xml:space="preserve">Theorem 6 in Column Space, Null Space and Rank-Nullity</w:t>
         </w:r>
       </w:hyperlink>
       <w:r>
@@ -48151,7 +48151,7 @@
           <w:rPr>
             <w:rStyle w:val="Hyperlink"/>
           </w:rPr>
-          <w:t xml:space="preserve">Example 34 in Subspaces and Rank</w:t>
+          <w:t xml:space="preserve">Example 13 in Column Space, Null Space and Rank-Nullity</w:t>
         </w:r>
       </w:hyperlink>
       <w:r>
@@ -48881,7 +48881,7 @@
           <w:rPr>
             <w:rStyle w:val="Hyperlink"/>
           </w:rPr>
-          <w:t xml:space="preserve">Theorem 17 in Subspaces and Rank</w:t>
+          <w:t xml:space="preserve">Theorem 6 in Column Space, Null Space and Rank-Nullity</w:t>
         </w:r>
       </w:hyperlink>
       <w:r>
@@ -49876,7 +49876,7 @@
           <w:rPr>
             <w:rStyle w:val="Hyperlink"/>
           </w:rPr>
-          <w:t xml:space="preserve">Theorem 12 in Subspaces and Rank</w:t>
+          <w:t xml:space="preserve">Theorem 1 in Column Space, Null Space and Rank-Nullity</w:t>
         </w:r>
       </w:hyperlink>
       <w:r>
@@ -49982,7 +49982,7 @@
           <w:rPr>
             <w:rStyle w:val="Hyperlink"/>
           </w:rPr>
-          <w:t xml:space="preserve">Theorem 19 in Subspaces and Rank</w:t>
+          <w:t xml:space="preserve">Theorem 8 in Column Space, Null Space and Rank-Nullity</w:t>
         </w:r>
       </w:hyperlink>
       <w:r>
@@ -49996,7 +49996,7 @@
           <w:rPr>
             <w:rStyle w:val="Hyperlink"/>
           </w:rPr>
-          <w:t xml:space="preserve">Theorem 16 in Subspaces and Rank</w:t>
+          <w:t xml:space="preserve">Theorem 5 in Column Space, Null Space and Rank-Nullity</w:t>
         </w:r>
       </w:hyperlink>
       <w:r>
@@ -50209,7 +50209,7 @@
           <w:rPr>
             <w:rStyle w:val="Hyperlink"/>
           </w:rPr>
-          <w:t xml:space="preserve">Definition 9 in Subspaces and Rank</w:t>
+          <w:t xml:space="preserve">Definition 1 in Column Space, Null Space and Rank-Nullity</w:t>
         </w:r>
       </w:hyperlink>
       <w:r>
@@ -50559,7 +50559,7 @@
           <w:rPr>
             <w:rStyle w:val="Hyperlink"/>
           </w:rPr>
-          <w:t xml:space="preserve">Definition 9 in Subspaces and Rank</w:t>
+          <w:t xml:space="preserve">Definition 1 in Column Space, Null Space and Rank-Nullity</w:t>
         </w:r>
       </w:hyperlink>
       <w:r>
@@ -51847,7 +51847,7 @@
           <w:rPr>
             <w:rStyle w:val="Hyperlink"/>
           </w:rPr>
-          <w:t xml:space="preserve">Theorem 30 in Subspaces and Rank</w:t>
+          <w:t xml:space="preserve">Theorem 7 in Direct Sums and Orthogonal Complements</w:t>
         </w:r>
       </w:hyperlink>
       <w:r>
@@ -51867,7 +51867,7 @@
           <w:rPr>
             <w:rStyle w:val="Hyperlink"/>
           </w:rPr>
-          <w:t xml:space="preserve">Theorem 31 in Subspaces and Rank</w:t>
+          <w:t xml:space="preserve">Theorem 8 in Direct Sums and Orthogonal Complements</w:t>
         </w:r>
       </w:hyperlink>
       <w:r>
@@ -52519,7 +52519,7 @@
           <w:rPr>
             <w:rStyle w:val="Hyperlink"/>
           </w:rPr>
-          <w:t xml:space="preserve">Theorem 19 in Subspaces and Rank</w:t>
+          <w:t xml:space="preserve">Theorem 8 in Column Space, Null Space and Rank-Nullity</w:t>
         </w:r>
       </w:hyperlink>
       <w:r>
@@ -63965,7 +63965,7 @@
           <w:rPr>
             <w:rStyle w:val="Hyperlink"/>
           </w:rPr>
-          <w:t xml:space="preserve">Definition 9 in Subspaces and Rank</w:t>
+          <w:t xml:space="preserve">Definition 1 in Column Space, Null Space and Rank-Nullity</w:t>
         </w:r>
       </w:hyperlink>
       <w:r>
@@ -64532,7 +64532,7 @@
           <w:rPr>
             <w:rStyle w:val="Hyperlink"/>
           </w:rPr>
-          <w:t xml:space="preserve">Definition 9 in Subspaces and Rank</w:t>
+          <w:t xml:space="preserve">Definition 1 in Column Space, Null Space and Rank-Nullity</w:t>
         </w:r>
       </w:hyperlink>
       <w:r>
@@ -65720,7 +65720,7 @@
           <w:rPr>
             <w:rStyle w:val="Hyperlink"/>
           </w:rPr>
-          <w:t xml:space="preserve">Theorem 31 in Subspaces and Rank</w:t>
+          <w:t xml:space="preserve">Theorem 8 in Direct Sums and Orthogonal Complements</w:t>
         </w:r>
       </w:hyperlink>
       <w:r>
@@ -65828,7 +65828,7 @@
           <w:rPr>
             <w:rStyle w:val="Hyperlink"/>
           </w:rPr>
-          <w:t xml:space="preserve">Theorem 30 in Subspaces and Rank</w:t>
+          <w:t xml:space="preserve">Theorem 7 in Direct Sums and Orthogonal Complements</w:t>
         </w:r>
       </w:hyperlink>
       <w:r>

--- a/linear-algebra-projections.docx
+++ b/linear-algebra-projections.docx
@@ -15,7 +15,7 @@
         <w:pStyle w:val="Date"/>
       </w:pPr>
       <w:r>
-        <w:t xml:space="preserve">Last modified: 2026-10-10 10:38:55 (PDT)</w:t>
+        <w:t xml:space="preserve">Last modified: 2026-10-10 11:17:20 (PDT)</w:t>
       </w:r>
     </w:p>
     <w:bookmarkStart w:id="148" w:name="design-matrix"/>

--- a/linear-algebra-projections.docx
+++ b/linear-algebra-projections.docx
@@ -15,7 +15,7 @@
         <w:pStyle w:val="Date"/>
       </w:pPr>
       <w:r>
-        <w:t xml:space="preserve">Last modified: 2026-10-10 11:17:20 (PDT)</w:t>
+        <w:t xml:space="preserve">Last modified: 2026-10-10 18:57:52 (PDT)</w:t>
       </w:r>
     </w:p>
     <w:bookmarkStart w:id="148" w:name="design-matrix"/>

--- a/linear-algebra-projections.docx
+++ b/linear-algebra-projections.docx
@@ -15,7 +15,7 @@
         <w:pStyle w:val="Date"/>
       </w:pPr>
       <w:r>
-        <w:t xml:space="preserve">Last modified: 2026-10-10 18:57:52 (PDT)</w:t>
+        <w:t xml:space="preserve">Last modified: 2026-10-10 19:44:14 (PDT)</w:t>
       </w:r>
     </w:p>
     <w:bookmarkStart w:id="148" w:name="design-matrix"/>

--- a/linear-algebra-projections.docx
+++ b/linear-algebra-projections.docx
@@ -15,7 +15,7 @@
         <w:pStyle w:val="Date"/>
       </w:pPr>
       <w:r>
-        <w:t xml:space="preserve">Last modified: 2026-10-10 19:44:14 (PDT)</w:t>
+        <w:t xml:space="preserve">Last modified: 2026-10-11 00:33:48 (PDT)</w:t>
       </w:r>
     </w:p>
     <w:bookmarkStart w:id="148" w:name="design-matrix"/>

--- a/linear-algebra-projections.docx
+++ b/linear-algebra-projections.docx
@@ -15,7 +15,7 @@
         <w:pStyle w:val="Date"/>
       </w:pPr>
       <w:r>
-        <w:t xml:space="preserve">Last modified: 2026-10-11 00:33:48 (PDT)</w:t>
+        <w:t xml:space="preserve">Last modified: 2026-10-11 01:21:14 (PDT)</w:t>
       </w:r>
     </w:p>
     <w:bookmarkStart w:id="148" w:name="design-matrix"/>

--- a/linear-algebra-projections.docx
+++ b/linear-algebra-projections.docx
@@ -15,7 +15,7 @@
         <w:pStyle w:val="Date"/>
       </w:pPr>
       <w:r>
-        <w:t xml:space="preserve">Last modified: 2026-10-11 01:21:14 (PDT)</w:t>
+        <w:t xml:space="preserve">Last modified: 2026-10-12 01:27:56 (PDT)</w:t>
       </w:r>
     </w:p>
     <w:bookmarkStart w:id="148" w:name="design-matrix"/>

--- a/linear-algebra-projections.docx
+++ b/linear-algebra-projections.docx
@@ -15,7 +15,7 @@
         <w:pStyle w:val="Date"/>
       </w:pPr>
       <w:r>
-        <w:t xml:space="preserve">Last modified: 2026-10-12 01:27:56 (PDT)</w:t>
+        <w:t xml:space="preserve">Last modified: 2026-10-12 19:40:12 (PDT)</w:t>
       </w:r>
     </w:p>
     <w:bookmarkStart w:id="148" w:name="design-matrix"/>

--- a/linear-algebra-projections.docx
+++ b/linear-algebra-projections.docx
@@ -15,7 +15,7 @@
         <w:pStyle w:val="Date"/>
       </w:pPr>
       <w:r>
-        <w:t xml:space="preserve">Last modified: 2026-10-12 19:40:12 (PDT)</w:t>
+        <w:t xml:space="preserve">Last modified: 2026-10-12 20:31:51 (PDT)</w:t>
       </w:r>
     </w:p>
     <w:bookmarkStart w:id="148" w:name="design-matrix"/>

--- a/linear-algebra-projections.docx
+++ b/linear-algebra-projections.docx
@@ -15,7 +15,7 @@
         <w:pStyle w:val="Date"/>
       </w:pPr>
       <w:r>
-        <w:t xml:space="preserve">Last modified: 2026-10-12 20:31:51 (PDT)</w:t>
+        <w:t xml:space="preserve">Last modified: 2026-10-12 21:21:07 (PDT)</w:t>
       </w:r>
     </w:p>
     <w:bookmarkStart w:id="148" w:name="design-matrix"/>

--- a/linear-algebra-projections.docx
+++ b/linear-algebra-projections.docx
@@ -15,7 +15,7 @@
         <w:pStyle w:val="Date"/>
       </w:pPr>
       <w:r>
-        <w:t xml:space="preserve">Last modified: 2026-10-12 21:21:07 (PDT)</w:t>
+        <w:t xml:space="preserve">Last modified: 2026-10-12 22:07:53 (PDT)</w:t>
       </w:r>
     </w:p>
     <w:bookmarkStart w:id="148" w:name="design-matrix"/>
@@ -20374,7 +20374,7 @@
           <w:rPr>
             <w:rStyle w:val="Hyperlink"/>
           </w:rPr>
-          <w:t xml:space="preserve">Theorem 5 in Column Space, Null Space and Rank-Nullity</w:t>
+          <w:t xml:space="preserve">Theorem 6 in Column Space, Null Space and Rank-Nullity</w:t>
         </w:r>
       </w:hyperlink>
       <w:r>
@@ -21959,7 +21959,7 @@
                 <w:rPr>
                   <w:rStyle w:val="Hyperlink"/>
                 </w:rPr>
-                <w:t xml:space="preserve">Theorem 12 in Column Space, Null Space and Rank-Nullity</w:t>
+                <w:t xml:space="preserve">Theorem 13 in Column Space, Null Space and Rank-Nullity</w:t>
               </w:r>
             </w:hyperlink>
             <w:r>
@@ -34579,7 +34579,7 @@
           <w:rPr>
             <w:rStyle w:val="Hyperlink"/>
           </w:rPr>
-          <w:t xml:space="preserve">Definition 7 in Column Space, Null Space and Rank-Nullity</w:t>
+          <w:t xml:space="preserve">Definition 8 in Column Space, Null Space and Rank-Nullity</w:t>
         </w:r>
       </w:hyperlink>
       <w:r>
@@ -35364,7 +35364,7 @@
           <w:rPr>
             <w:rStyle w:val="Hyperlink"/>
           </w:rPr>
-          <w:t xml:space="preserve">Theorem 12 in Column Space, Null Space and Rank-Nullity</w:t>
+          <w:t xml:space="preserve">Theorem 13 in Column Space, Null Space and Rank-Nullity</w:t>
         </w:r>
       </w:hyperlink>
       <w:r>
@@ -35615,7 +35615,7 @@
                   <m:nor/>
                   <m:sty m:val="p"/>
                 </m:rPr>
-                <m:t>Theorem 7 in Column Space, Null Space and Rank-Nullity</m:t>
+                <m:t>Theorem 8 in Column Space, Null Space and Rank-Nullity</m:t>
               </m:r>
               <m:r>
                 <m:rPr>
@@ -35906,7 +35906,7 @@
                   <m:nor/>
                   <m:sty m:val="p"/>
                 </m:rPr>
-                <m:t>Theorem 8 in Column Space, Null Space and Rank-Nullity</m:t>
+                <m:t>Theorem 9 in Column Space, Null Space and Rank-Nullity</m:t>
               </m:r>
               <m:r>
                 <m:rPr>
@@ -35980,7 +35980,7 @@
                   <m:nor/>
                   <m:sty m:val="p"/>
                 </m:rPr>
-                <m:t>Theorem 7 in Column Space, Null Space and Rank-Nullity</m:t>
+                <m:t>Theorem 8 in Column Space, Null Space and Rank-Nullity</m:t>
               </m:r>
               <m:r>
                 <m:rPr>
@@ -39936,7 +39936,7 @@
           <w:rPr>
             <w:rStyle w:val="Hyperlink"/>
           </w:rPr>
-          <w:t xml:space="preserve">Example 19 in Column Space, Null Space and Rank-Nullity</w:t>
+          <w:t xml:space="preserve">Example 21 in Column Space, Null Space and Rank-Nullity</w:t>
         </w:r>
       </w:hyperlink>
       <w:r>
@@ -47365,7 +47365,7 @@
           <w:rPr>
             <w:rStyle w:val="Hyperlink"/>
           </w:rPr>
-          <w:t xml:space="preserve">Theorem 5 in Column Space, Null Space and Rank-Nullity</w:t>
+          <w:t xml:space="preserve">Theorem 6 in Column Space, Null Space and Rank-Nullity</w:t>
         </w:r>
       </w:hyperlink>
       <w:r>
@@ -47962,7 +47962,7 @@
           <w:rPr>
             <w:rStyle w:val="Hyperlink"/>
           </w:rPr>
-          <w:t xml:space="preserve">Theorem 6 in Column Space, Null Space and Rank-Nullity</w:t>
+          <w:t xml:space="preserve">Theorem 7 in Column Space, Null Space and Rank-Nullity</w:t>
         </w:r>
       </w:hyperlink>
       <w:r>
@@ -48151,7 +48151,7 @@
           <w:rPr>
             <w:rStyle w:val="Hyperlink"/>
           </w:rPr>
-          <w:t xml:space="preserve">Example 13 in Column Space, Null Space and Rank-Nullity</w:t>
+          <w:t xml:space="preserve">Example 15 in Column Space, Null Space and Rank-Nullity</w:t>
         </w:r>
       </w:hyperlink>
       <w:r>
@@ -48881,7 +48881,7 @@
           <w:rPr>
             <w:rStyle w:val="Hyperlink"/>
           </w:rPr>
-          <w:t xml:space="preserve">Theorem 6 in Column Space, Null Space and Rank-Nullity</w:t>
+          <w:t xml:space="preserve">Theorem 7 in Column Space, Null Space and Rank-Nullity</w:t>
         </w:r>
       </w:hyperlink>
       <w:r>
@@ -49982,7 +49982,7 @@
           <w:rPr>
             <w:rStyle w:val="Hyperlink"/>
           </w:rPr>
-          <w:t xml:space="preserve">Theorem 8 in Column Space, Null Space and Rank-Nullity</w:t>
+          <w:t xml:space="preserve">Theorem 9 in Column Space, Null Space and Rank-Nullity</w:t>
         </w:r>
       </w:hyperlink>
       <w:r>
@@ -49996,7 +49996,7 @@
           <w:rPr>
             <w:rStyle w:val="Hyperlink"/>
           </w:rPr>
-          <w:t xml:space="preserve">Theorem 5 in Column Space, Null Space and Rank-Nullity</w:t>
+          <w:t xml:space="preserve">Theorem 6 in Column Space, Null Space and Rank-Nullity</w:t>
         </w:r>
       </w:hyperlink>
       <w:r>
@@ -52519,7 +52519,7 @@
           <w:rPr>
             <w:rStyle w:val="Hyperlink"/>
           </w:rPr>
-          <w:t xml:space="preserve">Theorem 8 in Column Space, Null Space and Rank-Nullity</w:t>
+          <w:t xml:space="preserve">Theorem 9 in Column Space, Null Space and Rank-Nullity</w:t>
         </w:r>
       </w:hyperlink>
       <w:r>

--- a/linear-algebra-projections.docx
+++ b/linear-algebra-projections.docx
@@ -15,7 +15,7 @@
         <w:pStyle w:val="Date"/>
       </w:pPr>
       <w:r>
-        <w:t xml:space="preserve">Last modified: 2026-10-12 22:07:53 (PDT)</w:t>
+        <w:t xml:space="preserve">Last modified: 2026-10-12 22:45:08 (PDT)</w:t>
       </w:r>
     </w:p>
     <w:bookmarkStart w:id="148" w:name="design-matrix"/>

--- a/linear-algebra-projections.docx
+++ b/linear-algebra-projections.docx
@@ -15,7 +15,7 @@
         <w:pStyle w:val="Date"/>
       </w:pPr>
       <w:r>
-        <w:t xml:space="preserve">Last modified: 2026-10-12 22:45:08 (PDT)</w:t>
+        <w:t xml:space="preserve">Last modified: 2026-10-13 01:20:47 (PDT)</w:t>
       </w:r>
     </w:p>
     <w:bookmarkStart w:id="148" w:name="design-matrix"/>

--- a/linear-algebra-projections.docx
+++ b/linear-algebra-projections.docx
@@ -15,7 +15,7 @@
         <w:pStyle w:val="Date"/>
       </w:pPr>
       <w:r>
-        <w:t xml:space="preserve">Last modified: 2026-10-13 01:20:47 (PDT)</w:t>
+        <w:t xml:space="preserve">Last modified: 2026-10-13 10:37:49 (PDT)</w:t>
       </w:r>
     </w:p>
     <w:bookmarkStart w:id="148" w:name="design-matrix"/>

--- a/linear-algebra-projections.docx
+++ b/linear-algebra-projections.docx
@@ -15,7 +15,7 @@
         <w:pStyle w:val="Date"/>
       </w:pPr>
       <w:r>
-        <w:t xml:space="preserve">Last modified: 2026-10-13 10:37:49 (PDT)</w:t>
+        <w:t xml:space="preserve">Last modified: 2026-10-13 11:22:25 (PDT)</w:t>
       </w:r>
     </w:p>
     <w:bookmarkStart w:id="148" w:name="design-matrix"/>

--- a/linear-algebra-projections.docx
+++ b/linear-algebra-projections.docx
@@ -15,10 +15,10 @@
         <w:pStyle w:val="Date"/>
       </w:pPr>
       <w:r>
-        <w:t xml:space="preserve">Last modified: 2026-10-13 11:22:25 (PDT)</w:t>
+        <w:t xml:space="preserve">Last modified: 2026-10-13 14:29:41 (PDT)</w:t>
       </w:r>
     </w:p>
-    <w:bookmarkStart w:id="148" w:name="design-matrix"/>
+    <w:bookmarkStart w:id="149" w:name="design-matrix"/>
     <w:p>
       <w:pPr>
         <w:pStyle w:val="Heading2"/>
@@ -1610,7 +1610,18 @@
         <w:t xml:space="preserve"> </w:t>
       </w:r>
       <w:r>
-        <w:t xml:space="preserve">it appears in the OLS estimator</w:t>
+        <w:t xml:space="preserve">it appears in the least squares solution (</w:t>
+      </w:r>
+      <w:hyperlink w:anchor="def-least-squares">
+        <w:r>
+          <w:rPr>
+            <w:rStyle w:val="Hyperlink"/>
+          </w:rPr>
+          <w:t xml:space="preserve">Definition 8</w:t>
+        </w:r>
+      </w:hyperlink>
+      <w:r>
+        <w:t xml:space="preserve">, defined later in this chapter)</w:t>
       </w:r>
       <w:r>
         <w:t xml:space="preserve"> </w:t>
@@ -6498,7 +6509,24 @@
         <w:t xml:space="preserve"> (Why it is called the hat matrix). </w:t>
       </w:r>
       <w:r>
-        <w:t xml:space="preserve">The hat matrix gives the fitted values in linear regression:</w:t>
+        <w:t xml:space="preserve">The hat matrix gives the fitted values of the least squares solution</w:t>
+      </w:r>
+      <w:r>
+        <w:t xml:space="preserve"> </w:t>
+      </w:r>
+      <w:r>
+        <w:t xml:space="preserve">(</w:t>
+      </w:r>
+      <w:hyperlink w:anchor="def-least-squares">
+        <w:r>
+          <w:rPr>
+            <w:rStyle w:val="Hyperlink"/>
+          </w:rPr>
+          <w:t xml:space="preserve">Definition 8</w:t>
+        </w:r>
+      </w:hyperlink>
+      <w:r>
+        <w:t xml:space="preserve">, defined later in this chapter):</w:t>
       </w:r>
     </w:p>
     <w:p>
@@ -11568,7 +11596,7 @@
           <w:rPr>
             <w:rStyle w:val="Hyperlink"/>
           </w:rPr>
-          <w:t xml:space="preserve">Definition 9 in Inner Products and Orthogonality</w:t>
+          <w:t xml:space="preserve">Definition 11 in Inner Products and Orthogonality</w:t>
         </w:r>
       </w:hyperlink>
       <w:r>
@@ -34579,7 +34607,7 @@
           <w:rPr>
             <w:rStyle w:val="Hyperlink"/>
           </w:rPr>
-          <w:t xml:space="preserve">Definition 8 in Column Space, Null Space and Rank-Nullity</w:t>
+          <w:t xml:space="preserve">Definition 10 in Column Space, Null Space and Rank-Nullity</w:t>
         </w:r>
       </w:hyperlink>
       <w:r>
@@ -54157,7 +54185,7 @@
     </w:p>
     <w:bookmarkEnd w:id="109"/>
     <w:bookmarkEnd w:id="110"/>
-    <w:bookmarkStart w:id="147" w:name="sec-solving-linear-systems"/>
+    <w:bookmarkStart w:id="148" w:name="sec-solving-linear-systems"/>
     <w:p>
       <w:pPr>
         <w:pStyle w:val="Heading3"/>
@@ -58580,7 +58608,7 @@
           <w:rPr>
             <w:rStyle w:val="Hyperlink"/>
           </w:rPr>
-          <w:t xml:space="preserve">Definition 10 in Inner Products and Orthogonality</w:t>
+          <w:t xml:space="preserve">Definition 12 in Inner Products and Orthogonality</w:t>
         </w:r>
       </w:hyperlink>
       <w:r>
@@ -62435,111 +62463,11 @@
         </m:oMath>
       </m:oMathPara>
     </w:p>
-    <w:p>
-      <w:pPr>
-        <w:pStyle w:val="FirstParagraph"/>
-      </w:pPr>
-      <w:r>
-        <w:t xml:space="preserve">The equations</w:t>
-      </w:r>
-      <w:r>
-        <w:t xml:space="preserve"> </w:t>
-      </w:r>
-      <m:oMath>
-        <m:sSup>
-          <m:e>
-            <m:r>
-              <m:rPr>
-                <m:sty m:val="bi"/>
-              </m:rPr>
-              <m:t>A</m:t>
-            </m:r>
-          </m:e>
-          <m:sup>
-            <m:r>
-              <m:rPr>
-                <m:sty m:val="p"/>
-              </m:rPr>
-              <m:t>⊤</m:t>
-            </m:r>
-          </m:sup>
-        </m:sSup>
-        <m:r>
-          <m:rPr>
-            <m:sty m:val="bi"/>
-          </m:rPr>
-          <m:t>A</m:t>
-        </m:r>
-        <m:acc>
-          <m:accPr>
-            <m:chr m:val="̃"/>
-          </m:accPr>
-          <m:e>
-            <m:r>
-              <m:t>x</m:t>
-            </m:r>
-          </m:e>
-        </m:acc>
-        <m:r>
-          <m:rPr>
-            <m:sty m:val="p"/>
-          </m:rPr>
-          <m:t>=</m:t>
-        </m:r>
-        <m:sSup>
-          <m:e>
-            <m:r>
-              <m:rPr>
-                <m:sty m:val="bi"/>
-              </m:rPr>
-              <m:t>A</m:t>
-            </m:r>
-          </m:e>
-          <m:sup>
-            <m:r>
-              <m:rPr>
-                <m:sty m:val="p"/>
-              </m:rPr>
-              <m:t>⊤</m:t>
-            </m:r>
-          </m:sup>
-        </m:sSup>
-        <m:acc>
-          <m:accPr>
-            <m:chr m:val="̃"/>
-          </m:accPr>
-          <m:e>
-            <m:r>
-              <m:t>b</m:t>
-            </m:r>
-          </m:e>
-        </m:acc>
-      </m:oMath>
-      <w:r>
-        <w:t xml:space="preserve"> </w:t>
-      </w:r>
-      <w:r>
-        <w:t xml:space="preserve">are the</w:t>
-      </w:r>
-      <w:r>
-        <w:t xml:space="preserve"> </w:t>
-      </w:r>
-      <w:r>
-        <w:rPr>
-          <w:b/>
-          <w:bCs/>
-        </w:rPr>
-        <w:t xml:space="preserve">normal equations</w:t>
-      </w:r>
-      <w:r>
-        <w:t xml:space="preserve">.</w:t>
-      </w:r>
-    </w:p>
     <w:bookmarkEnd w:id="126"/>
     <w:bookmarkStart w:id="127" w:name="exm-least-squares"/>
     <w:p>
       <w:pPr>
-        <w:pStyle w:val="BodyText"/>
+        <w:pStyle w:val="FirstParagraph"/>
       </w:pPr>
       <w:r>
         <w:rPr>
@@ -63208,7 +63136,177 @@
       </w:r>
     </w:p>
     <w:bookmarkEnd w:id="127"/>
-    <w:bookmarkStart w:id="128" w:name="thm-normal-equations"/>
+    <w:bookmarkStart w:id="128" w:name="def-normal-equations"/>
+    <w:p>
+      <w:pPr>
+        <w:pStyle w:val="BodyText"/>
+      </w:pPr>
+      <w:r>
+        <w:rPr>
+          <w:b/>
+          <w:bCs/>
+        </w:rPr>
+        <w:t xml:space="preserve">Definition 9 (Normal equations)</w:t>
+      </w:r>
+      <w:r>
+        <w:t xml:space="preserve"> </w:t>
+      </w:r>
+      <w:r>
+        <w:t xml:space="preserve">For</w:t>
+      </w:r>
+      <w:r>
+        <w:t xml:space="preserve"> </w:t>
+      </w:r>
+      <m:oMath>
+        <m:r>
+          <m:rPr>
+            <m:sty m:val="bi"/>
+          </m:rPr>
+          <m:t>A</m:t>
+        </m:r>
+      </m:oMath>
+      <w:r>
+        <w:t xml:space="preserve"> </w:t>
+      </w:r>
+      <w:r>
+        <w:t xml:space="preserve">and</w:t>
+      </w:r>
+      <w:r>
+        <w:t xml:space="preserve"> </w:t>
+      </w:r>
+      <m:oMath>
+        <m:acc>
+          <m:accPr>
+            <m:chr m:val="̃"/>
+          </m:accPr>
+          <m:e>
+            <m:r>
+              <m:t>b</m:t>
+            </m:r>
+          </m:e>
+        </m:acc>
+      </m:oMath>
+      <w:r>
+        <w:t xml:space="preserve"> </w:t>
+      </w:r>
+      <w:r>
+        <w:t xml:space="preserve">as in</w:t>
+      </w:r>
+      <w:r>
+        <w:t xml:space="preserve"> </w:t>
+      </w:r>
+      <w:hyperlink w:anchor="def-least-squares">
+        <w:r>
+          <w:rPr>
+            <w:rStyle w:val="Hyperlink"/>
+          </w:rPr>
+          <w:t xml:space="preserve">Definition 8</w:t>
+        </w:r>
+      </w:hyperlink>
+      <w:r>
+        <w:t xml:space="preserve">,</w:t>
+      </w:r>
+      <w:r>
+        <w:t xml:space="preserve"> </w:t>
+      </w:r>
+      <w:r>
+        <w:t xml:space="preserve">the equations</w:t>
+      </w:r>
+      <w:r>
+        <w:t xml:space="preserve"> </w:t>
+      </w:r>
+      <m:oMath>
+        <m:sSup>
+          <m:e>
+            <m:r>
+              <m:rPr>
+                <m:sty m:val="bi"/>
+              </m:rPr>
+              <m:t>A</m:t>
+            </m:r>
+          </m:e>
+          <m:sup>
+            <m:r>
+              <m:rPr>
+                <m:sty m:val="p"/>
+              </m:rPr>
+              <m:t>⊤</m:t>
+            </m:r>
+          </m:sup>
+        </m:sSup>
+        <m:r>
+          <m:rPr>
+            <m:sty m:val="bi"/>
+          </m:rPr>
+          <m:t>A</m:t>
+        </m:r>
+        <m:acc>
+          <m:accPr>
+            <m:chr m:val="̃"/>
+          </m:accPr>
+          <m:e>
+            <m:r>
+              <m:t>x</m:t>
+            </m:r>
+          </m:e>
+        </m:acc>
+        <m:r>
+          <m:rPr>
+            <m:sty m:val="p"/>
+          </m:rPr>
+          <m:t>=</m:t>
+        </m:r>
+        <m:sSup>
+          <m:e>
+            <m:r>
+              <m:rPr>
+                <m:sty m:val="bi"/>
+              </m:rPr>
+              <m:t>A</m:t>
+            </m:r>
+          </m:e>
+          <m:sup>
+            <m:r>
+              <m:rPr>
+                <m:sty m:val="p"/>
+              </m:rPr>
+              <m:t>⊤</m:t>
+            </m:r>
+          </m:sup>
+        </m:sSup>
+        <m:acc>
+          <m:accPr>
+            <m:chr m:val="̃"/>
+          </m:accPr>
+          <m:e>
+            <m:r>
+              <m:t>b</m:t>
+            </m:r>
+          </m:e>
+        </m:acc>
+      </m:oMath>
+      <w:r>
+        <w:t xml:space="preserve"> </w:t>
+      </w:r>
+      <w:r>
+        <w:t xml:space="preserve">are the</w:t>
+      </w:r>
+      <w:r>
+        <w:t xml:space="preserve"> </w:t>
+      </w:r>
+      <w:r>
+        <w:rPr>
+          <w:b/>
+          <w:bCs/>
+        </w:rPr>
+        <w:t xml:space="preserve">normal equations</w:t>
+      </w:r>
+      <w:r>
+        <w:t xml:space="preserve">.</w:t>
+      </w:r>
+    </w:p>
+    <w:bookmarkEnd w:id="128"/>
+    <w:bookmarkStart w:id="129" w:name="thm-normal-equations"/>
     <w:p>
       <w:pPr>
         <w:pStyle w:val="BodyText"/>
@@ -63750,7 +63848,7 @@
         <w:t xml:space="preserve">.</w:t>
       </w:r>
     </w:p>
-    <w:bookmarkEnd w:id="128"/>
+    <w:bookmarkEnd w:id="129"/>
     <w:p>
       <w:pPr>
         <w:pStyle w:val="FirstParagraph"/>
@@ -66970,7 +67068,7 @@
         </m:oMath>
       </m:oMathPara>
     </w:p>
-    <w:bookmarkStart w:id="129" w:name="exm-normal-equations"/>
+    <w:bookmarkStart w:id="130" w:name="exm-normal-equations"/>
     <w:p>
       <w:pPr>
         <w:pStyle w:val="FirstParagraph"/>
@@ -68473,8 +68571,8 @@
         <w:t xml:space="preserve">.</w:t>
       </w:r>
     </w:p>
-    <w:bookmarkEnd w:id="129"/>
-    <w:bookmarkStart w:id="130" w:name="exm-normal-equations-rank-deficient"/>
+    <w:bookmarkEnd w:id="130"/>
+    <w:bookmarkStart w:id="131" w:name="exm-normal-equations-rank-deficient"/>
     <w:p>
       <w:pPr>
         <w:pStyle w:val="BodyText"/>
@@ -69313,8 +69411,8 @@
         <w:t xml:space="preserve">as part 3 says.</w:t>
       </w:r>
     </w:p>
-    <w:bookmarkEnd w:id="130"/>
-    <w:bookmarkStart w:id="131" w:name="thm-qr-least-squares"/>
+    <w:bookmarkEnd w:id="131"/>
+    <w:bookmarkStart w:id="132" w:name="thm-qr-least-squares"/>
     <w:p>
       <w:pPr>
         <w:pStyle w:val="BodyText"/>
@@ -69749,7 +69847,7 @@
         <w:t xml:space="preserve">.</w:t>
       </w:r>
     </w:p>
-    <w:bookmarkEnd w:id="131"/>
+    <w:bookmarkEnd w:id="132"/>
     <w:p>
       <w:pPr>
         <w:pStyle w:val="BodyText"/>
@@ -71409,7 +71507,7 @@
         <w:t xml:space="preserve">.</w:t>
       </w:r>
     </w:p>
-    <w:bookmarkStart w:id="132" w:name="exm-qr-least-squares"/>
+    <w:bookmarkStart w:id="133" w:name="exm-qr-least-squares"/>
     <w:p>
       <w:pPr>
         <w:pStyle w:val="BodyText"/>
@@ -72746,8 +72844,8 @@
         <w:t xml:space="preserve">.</w:t>
       </w:r>
     </w:p>
-    <w:bookmarkEnd w:id="132"/>
-    <w:bookmarkStart w:id="133" w:name="def-lu"/>
+    <w:bookmarkEnd w:id="133"/>
+    <w:bookmarkStart w:id="134" w:name="def-lu"/>
     <w:p>
       <w:pPr>
         <w:pStyle w:val="BodyText"/>
@@ -72757,7 +72855,7 @@
           <w:b/>
           <w:bCs/>
         </w:rPr>
-        <w:t xml:space="preserve">Definition 9 (LU factorization)</w:t>
+        <w:t xml:space="preserve">Definition 10 (LU factorization)</w:t>
       </w:r>
       <w:r>
         <w:t xml:space="preserve"> </w:t>
@@ -72902,8 +73000,8 @@
         <w:t xml:space="preserve">).</w:t>
       </w:r>
     </w:p>
-    <w:bookmarkEnd w:id="133"/>
-    <w:bookmarkStart w:id="134" w:name="exm-lu"/>
+    <w:bookmarkEnd w:id="134"/>
+    <w:bookmarkStart w:id="135" w:name="exm-lu"/>
     <w:p>
       <w:pPr>
         <w:pStyle w:val="BodyText"/>
@@ -74255,8 +74353,8 @@
         <w:t xml:space="preserve">.</w:t>
       </w:r>
     </w:p>
-    <w:bookmarkEnd w:id="134"/>
-    <w:bookmarkStart w:id="135" w:name="exm-not-lu"/>
+    <w:bookmarkEnd w:id="135"/>
+    <w:bookmarkStart w:id="136" w:name="exm-not-lu"/>
     <w:p>
       <w:pPr>
         <w:pStyle w:val="BodyText"/>
@@ -74789,8 +74887,8 @@
         <w:t xml:space="preserve">.</w:t>
       </w:r>
     </w:p>
-    <w:bookmarkEnd w:id="135"/>
-    <w:bookmarkStart w:id="136" w:name="thm-lu-solve"/>
+    <w:bookmarkEnd w:id="136"/>
+    <w:bookmarkStart w:id="137" w:name="thm-lu-solve"/>
     <w:p>
       <w:pPr>
         <w:pStyle w:val="BodyText"/>
@@ -74848,7 +74946,7 @@
           <w:rPr>
             <w:rStyle w:val="Hyperlink"/>
           </w:rPr>
-          <w:t xml:space="preserve">Definition 9</w:t>
+          <w:t xml:space="preserve">Definition 10</w:t>
         </w:r>
       </w:hyperlink>
       <w:r>
@@ -75079,7 +75177,7 @@
         <w:t xml:space="preserve">).</w:t>
       </w:r>
     </w:p>
-    <w:bookmarkEnd w:id="136"/>
+    <w:bookmarkEnd w:id="137"/>
     <w:p>
       <w:pPr>
         <w:pStyle w:val="BodyText"/>
@@ -75766,7 +75864,7 @@
         <w:t xml:space="preserve">.</w:t>
       </w:r>
     </w:p>
-    <w:bookmarkStart w:id="137" w:name="exm-lu-solve"/>
+    <w:bookmarkStart w:id="138" w:name="exm-lu-solve"/>
     <w:p>
       <w:pPr>
         <w:pStyle w:val="BodyText"/>
@@ -76613,9 +76711,9 @@
         </m:oMath>
       </m:oMathPara>
     </w:p>
-    <w:bookmarkEnd w:id="137"/>
-    <w:bookmarkStart w:id="146" w:name="refs"/>
-    <w:bookmarkStart w:id="139" w:name="ref-banerjee2014linear"/>
+    <w:bookmarkEnd w:id="138"/>
+    <w:bookmarkStart w:id="147" w:name="refs"/>
+    <w:bookmarkStart w:id="140" w:name="ref-banerjee2014linear"/>
     <w:p>
       <w:pPr>
         <w:pStyle w:val="Bibliography"/>
@@ -76639,7 +76737,7 @@
       <w:r>
         <w:t xml:space="preserve"> </w:t>
       </w:r>
-      <w:hyperlink r:id="rId138">
+      <w:hyperlink r:id="rId139">
         <w:r>
           <w:rPr>
             <w:rStyle w:val="Hyperlink"/>
@@ -76651,8 +76749,8 @@
         <w:t xml:space="preserve">.</w:t>
       </w:r>
     </w:p>
-    <w:bookmarkEnd w:id="139"/>
-    <w:bookmarkStart w:id="141" w:name="ref-zhou2024ls"/>
+    <w:bookmarkEnd w:id="140"/>
+    <w:bookmarkStart w:id="142" w:name="ref-zhou2024ls"/>
     <w:p>
       <w:pPr>
         <w:pStyle w:val="Bibliography"/>
@@ -76676,7 +76774,7 @@
       <w:r>
         <w:t xml:space="preserve"> </w:t>
       </w:r>
-      <w:hyperlink r:id="rId140">
+      <w:hyperlink r:id="rId141">
         <w:r>
           <w:rPr>
             <w:rStyle w:val="Hyperlink"/>
@@ -76688,8 +76786,8 @@
         <w:t xml:space="preserve">.</w:t>
       </w:r>
     </w:p>
-    <w:bookmarkEnd w:id="141"/>
-    <w:bookmarkStart w:id="143" w:name="ref-zhou2024matinv"/>
+    <w:bookmarkEnd w:id="142"/>
+    <w:bookmarkStart w:id="144" w:name="ref-zhou2024matinv"/>
     <w:p>
       <w:pPr>
         <w:pStyle w:val="Bibliography"/>
@@ -76713,7 +76811,7 @@
       <w:r>
         <w:t xml:space="preserve"> </w:t>
       </w:r>
-      <w:hyperlink r:id="rId142">
+      <w:hyperlink r:id="rId143">
         <w:r>
           <w:rPr>
             <w:rStyle w:val="Hyperlink"/>
@@ -76725,8 +76823,8 @@
         <w:t xml:space="preserve">.</w:t>
       </w:r>
     </w:p>
-    <w:bookmarkEnd w:id="143"/>
-    <w:bookmarkStart w:id="145" w:name="ref-zhou2024orthproj"/>
+    <w:bookmarkEnd w:id="144"/>
+    <w:bookmarkStart w:id="146" w:name="ref-zhou2024orthproj"/>
     <w:p>
       <w:pPr>
         <w:pStyle w:val="Bibliography"/>
@@ -76750,7 +76848,7 @@
       <w:r>
         <w:t xml:space="preserve"> </w:t>
       </w:r>
-      <w:hyperlink r:id="rId144">
+      <w:hyperlink r:id="rId145">
         <w:r>
           <w:rPr>
             <w:rStyle w:val="Hyperlink"/>
@@ -76762,10 +76860,10 @@
         <w:t xml:space="preserve">.</w:t>
       </w:r>
     </w:p>
-    <w:bookmarkEnd w:id="145"/>
     <w:bookmarkEnd w:id="146"/>
     <w:bookmarkEnd w:id="147"/>
     <w:bookmarkEnd w:id="148"/>
+    <w:bookmarkEnd w:id="149"/>
     <w:sectPr>
       <w:footnotePr>
         <w:numRestart w:val="eachSect"/>

--- a/linear-algebra-projections.docx
+++ b/linear-algebra-projections.docx
@@ -15,7 +15,7 @@
         <w:pStyle w:val="Date"/>
       </w:pPr>
       <w:r>
-        <w:t xml:space="preserve">Last modified: 2026-10-13 14:29:41 (PDT)</w:t>
+        <w:t xml:space="preserve">Last modified: 2026-10-13 15:25:57 (PDT)</w:t>
       </w:r>
     </w:p>
     <w:bookmarkStart w:id="149" w:name="design-matrix"/>

--- a/linear-algebra-projections.docx
+++ b/linear-algebra-projections.docx
@@ -15,7 +15,7 @@
         <w:pStyle w:val="Date"/>
       </w:pPr>
       <w:r>
-        <w:t xml:space="preserve">Last modified: 2026-10-13 15:25:57 (PDT)</w:t>
+        <w:t xml:space="preserve">Last modified: 2026-10-13 16:09:33 (PDT)</w:t>
       </w:r>
     </w:p>
     <w:bookmarkStart w:id="149" w:name="design-matrix"/>

--- a/linear-algebra-projections.docx
+++ b/linear-algebra-projections.docx
@@ -15,7 +15,7 @@
         <w:pStyle w:val="Date"/>
       </w:pPr>
       <w:r>
-        <w:t xml:space="preserve">Last modified: 2026-10-13 16:09:33 (PDT)</w:t>
+        <w:t xml:space="preserve">Last modified: 2026-10-13 16:58:37 (PDT)</w:t>
       </w:r>
     </w:p>
     <w:bookmarkStart w:id="149" w:name="design-matrix"/>

--- a/linear-algebra-projections.docx
+++ b/linear-algebra-projections.docx
@@ -15,7 +15,7 @@
         <w:pStyle w:val="Date"/>
       </w:pPr>
       <w:r>
-        <w:t xml:space="preserve">Last modified: 2026-10-13 16:58:37 (PDT)</w:t>
+        <w:t xml:space="preserve">Last modified: 2026-10-13 17:46:07 (PDT)</w:t>
       </w:r>
     </w:p>
     <w:bookmarkStart w:id="149" w:name="design-matrix"/>

--- a/linear-algebra-projections.docx
+++ b/linear-algebra-projections.docx
@@ -15,7 +15,7 @@
         <w:pStyle w:val="Date"/>
       </w:pPr>
       <w:r>
-        <w:t xml:space="preserve">Last modified: 2026-10-13 17:46:07 (PDT)</w:t>
+        <w:t xml:space="preserve">Last modified: 2026-10-13 18:36:45 (PDT)</w:t>
       </w:r>
     </w:p>
     <w:bookmarkStart w:id="149" w:name="design-matrix"/>

--- a/linear-algebra-projections.docx
+++ b/linear-algebra-projections.docx
@@ -15,7 +15,7 @@
         <w:pStyle w:val="Date"/>
       </w:pPr>
       <w:r>
-        <w:t xml:space="preserve">Last modified: 2026-10-13 18:36:45 (PDT)</w:t>
+        <w:t xml:space="preserve">Last modified: 2026-10-13 19:28:53 (PDT)</w:t>
       </w:r>
     </w:p>
     <w:bookmarkStart w:id="149" w:name="design-matrix"/>

--- a/linear-algebra-projections.docx
+++ b/linear-algebra-projections.docx
@@ -15,7 +15,7 @@
         <w:pStyle w:val="Date"/>
       </w:pPr>
       <w:r>
-        <w:t xml:space="preserve">Last modified: 2026-10-13 19:28:53 (PDT)</w:t>
+        <w:t xml:space="preserve">Last modified: 2026-10-13 20:27:09 (PDT)</w:t>
       </w:r>
     </w:p>
     <w:bookmarkStart w:id="149" w:name="design-matrix"/>

--- a/linear-algebra-projections.docx
+++ b/linear-algebra-projections.docx
@@ -15,7 +15,7 @@
         <w:pStyle w:val="Date"/>
       </w:pPr>
       <w:r>
-        <w:t xml:space="preserve">Last modified: 2026-10-13 20:27:09 (PDT)</w:t>
+        <w:t xml:space="preserve">Last modified: 2026-10-13 23:18:59 (PDT)</w:t>
       </w:r>
     </w:p>
     <w:bookmarkStart w:id="149" w:name="design-matrix"/>

--- a/linear-algebra-projections.docx
+++ b/linear-algebra-projections.docx
@@ -15,7 +15,7 @@
         <w:pStyle w:val="Date"/>
       </w:pPr>
       <w:r>
-        <w:t xml:space="preserve">Last modified: 2026-10-13 23:18:59 (PDT)</w:t>
+        <w:t xml:space="preserve">Last modified: 2026-10-14 01:48:43 (PDT)</w:t>
       </w:r>
     </w:p>
     <w:bookmarkStart w:id="149" w:name="design-matrix"/>

--- a/linear-algebra-projections.docx
+++ b/linear-algebra-projections.docx
@@ -15,7 +15,7 @@
         <w:pStyle w:val="Date"/>
       </w:pPr>
       <w:r>
-        <w:t xml:space="preserve">Last modified: 2026-10-14 01:48:43 (PDT)</w:t>
+        <w:t xml:space="preserve">Last modified: 2026-10-14 08:08:00 (PDT)</w:t>
       </w:r>
     </w:p>
     <w:bookmarkStart w:id="149" w:name="design-matrix"/>

--- a/linear-algebra-projections.docx
+++ b/linear-algebra-projections.docx
@@ -15,7 +15,7 @@
         <w:pStyle w:val="Date"/>
       </w:pPr>
       <w:r>
-        <w:t xml:space="preserve">Last modified: 2026-10-14 08:08:00 (PDT)</w:t>
+        <w:t xml:space="preserve">Last modified: 2026-10-14 13:15:43 (PDT)</w:t>
       </w:r>
     </w:p>
     <w:bookmarkStart w:id="149" w:name="design-matrix"/>

--- a/linear-algebra-projections.docx
+++ b/linear-algebra-projections.docx
@@ -15,7 +15,7 @@
         <w:pStyle w:val="Date"/>
       </w:pPr>
       <w:r>
-        <w:t xml:space="preserve">Last modified: 2026-10-14 13:15:43 (PDT)</w:t>
+        <w:t xml:space="preserve">Last modified: 2026-10-14 23:45:57 (PDT)</w:t>
       </w:r>
     </w:p>
     <w:bookmarkStart w:id="149" w:name="design-matrix"/>
@@ -11610,7 +11610,7 @@
           <w:rPr>
             <w:rStyle w:val="Hyperlink"/>
           </w:rPr>
-          <w:t xml:space="preserve">Corollary 1 in Inner Products and Orthogonality</w:t>
+          <w:t xml:space="preserve">Corollary 2 in Inner Products and Orthogonality</w:t>
         </w:r>
       </w:hyperlink>
       <w:r>
@@ -20402,7 +20402,7 @@
           <w:rPr>
             <w:rStyle w:val="Hyperlink"/>
           </w:rPr>
-          <w:t xml:space="preserve">Theorem 6 in Column Space, Null Space and Rank-Nullity</w:t>
+          <w:t xml:space="preserve">Theorem 7 in Column Space, Null Space and Rank-Nullity</w:t>
         </w:r>
       </w:hyperlink>
       <w:r>
@@ -21987,7 +21987,7 @@
                 <w:rPr>
                   <w:rStyle w:val="Hyperlink"/>
                 </w:rPr>
-                <w:t xml:space="preserve">Theorem 13 in Column Space, Null Space and Rank-Nullity</w:t>
+                <w:t xml:space="preserve">Theorem 14 in Column Space, Null Space and Rank-Nullity</w:t>
               </w:r>
             </w:hyperlink>
             <w:r>
@@ -35392,7 +35392,7 @@
           <w:rPr>
             <w:rStyle w:val="Hyperlink"/>
           </w:rPr>
-          <w:t xml:space="preserve">Theorem 13 in Column Space, Null Space and Rank-Nullity</w:t>
+          <w:t xml:space="preserve">Theorem 14 in Column Space, Null Space and Rank-Nullity</w:t>
         </w:r>
       </w:hyperlink>
       <w:r>
@@ -35643,7 +35643,7 @@
                   <m:nor/>
                   <m:sty m:val="p"/>
                 </m:rPr>
-                <m:t>Theorem 8 in Column Space, Null Space and Rank-Nullity</m:t>
+                <m:t>Theorem 9 in Column Space, Null Space and Rank-Nullity</m:t>
               </m:r>
               <m:r>
                 <m:rPr>
@@ -35934,7 +35934,7 @@
                   <m:nor/>
                   <m:sty m:val="p"/>
                 </m:rPr>
-                <m:t>Theorem 9 in Column Space, Null Space and Rank-Nullity</m:t>
+                <m:t>Theorem 10 in Column Space, Null Space and Rank-Nullity</m:t>
               </m:r>
               <m:r>
                 <m:rPr>
@@ -36008,7 +36008,7 @@
                   <m:nor/>
                   <m:sty m:val="p"/>
                 </m:rPr>
-                <m:t>Theorem 8 in Column Space, Null Space and Rank-Nullity</m:t>
+                <m:t>Theorem 9 in Column Space, Null Space and Rank-Nullity</m:t>
               </m:r>
               <m:r>
                 <m:rPr>
@@ -39964,7 +39964,7 @@
           <w:rPr>
             <w:rStyle w:val="Hyperlink"/>
           </w:rPr>
-          <w:t xml:space="preserve">Example 21 in Column Space, Null Space and Rank-Nullity</w:t>
+          <w:t xml:space="preserve">Example 22 in Column Space, Null Space and Rank-Nullity</w:t>
         </w:r>
       </w:hyperlink>
       <w:r>
@@ -47393,7 +47393,7 @@
           <w:rPr>
             <w:rStyle w:val="Hyperlink"/>
           </w:rPr>
-          <w:t xml:space="preserve">Theorem 6 in Column Space, Null Space and Rank-Nullity</w:t>
+          <w:t xml:space="preserve">Theorem 7 in Column Space, Null Space and Rank-Nullity</w:t>
         </w:r>
       </w:hyperlink>
       <w:r>
@@ -47990,7 +47990,7 @@
           <w:rPr>
             <w:rStyle w:val="Hyperlink"/>
           </w:rPr>
-          <w:t xml:space="preserve">Theorem 7 in Column Space, Null Space and Rank-Nullity</w:t>
+          <w:t xml:space="preserve">Theorem 8 in Column Space, Null Space and Rank-Nullity</w:t>
         </w:r>
       </w:hyperlink>
       <w:r>
@@ -48179,7 +48179,7 @@
           <w:rPr>
             <w:rStyle w:val="Hyperlink"/>
           </w:rPr>
-          <w:t xml:space="preserve">Example 15 in Column Space, Null Space and Rank-Nullity</w:t>
+          <w:t xml:space="preserve">Example 16 in Column Space, Null Space and Rank-Nullity</w:t>
         </w:r>
       </w:hyperlink>
       <w:r>
@@ -48909,7 +48909,7 @@
           <w:rPr>
             <w:rStyle w:val="Hyperlink"/>
           </w:rPr>
-          <w:t xml:space="preserve">Theorem 7 in Column Space, Null Space and Rank-Nullity</w:t>
+          <w:t xml:space="preserve">Theorem 8 in Column Space, Null Space and Rank-Nullity</w:t>
         </w:r>
       </w:hyperlink>
       <w:r>
@@ -50010,7 +50010,7 @@
           <w:rPr>
             <w:rStyle w:val="Hyperlink"/>
           </w:rPr>
-          <w:t xml:space="preserve">Theorem 9 in Column Space, Null Space and Rank-Nullity</w:t>
+          <w:t xml:space="preserve">Theorem 10 in Column Space, Null Space and Rank-Nullity</w:t>
         </w:r>
       </w:hyperlink>
       <w:r>
@@ -50024,7 +50024,7 @@
           <w:rPr>
             <w:rStyle w:val="Hyperlink"/>
           </w:rPr>
-          <w:t xml:space="preserve">Theorem 6 in Column Space, Null Space and Rank-Nullity</w:t>
+          <w:t xml:space="preserve">Theorem 7 in Column Space, Null Space and Rank-Nullity</w:t>
         </w:r>
       </w:hyperlink>
       <w:r>
@@ -52547,7 +52547,7 @@
           <w:rPr>
             <w:rStyle w:val="Hyperlink"/>
           </w:rPr>
-          <w:t xml:space="preserve">Theorem 9 in Column Space, Null Space and Rank-Nullity</w:t>
+          <w:t xml:space="preserve">Theorem 10 in Column Space, Null Space and Rank-Nullity</w:t>
         </w:r>
       </w:hyperlink>
       <w:r>
@@ -54486,7 +54486,7 @@
                 <w:rPr>
                   <w:rStyle w:val="Hyperlink"/>
                 </w:rPr>
-                <w:t xml:space="preserve">Theorem 9 in Inner Products and Orthogonality</w:t>
+                <w:t xml:space="preserve">Theorem 10 in Inner Products and Orthogonality</w:t>
               </w:r>
             </w:hyperlink>
             <w:r>
@@ -58706,7 +58706,7 @@
           <w:rPr>
             <w:rStyle w:val="Hyperlink"/>
           </w:rPr>
-          <w:t xml:space="preserve">Theorem 9 in Inner Products and Orthogonality</w:t>
+          <w:t xml:space="preserve">Theorem 10 in Inner Products and Orthogonality</w:t>
         </w:r>
       </w:hyperlink>
       <w:r>
@@ -60761,7 +60761,7 @@
           <w:rPr>
             <w:rStyle w:val="Hyperlink"/>
           </w:rPr>
-          <w:t xml:space="preserve">Example 21 in Inner Products and Orthogonality</w:t>
+          <w:t xml:space="preserve">Example 22 in Inner Products and Orthogonality</w:t>
         </w:r>
       </w:hyperlink>
       <w:r>
@@ -60778,7 +60778,7 @@
           <w:rPr>
             <w:rStyle w:val="Hyperlink"/>
           </w:rPr>
-          <w:t xml:space="preserve">Example 23 in Inner Products and Orthogonality</w:t>
+          <w:t xml:space="preserve">Example 24 in Inner Products and Orthogonality</w:t>
         </w:r>
       </w:hyperlink>
       <w:r>

--- a/linear-algebra-projections.docx
+++ b/linear-algebra-projections.docx
@@ -15,7 +15,7 @@
         <w:pStyle w:val="Date"/>
       </w:pPr>
       <w:r>
-        <w:t xml:space="preserve">Last modified: 2026-10-14 23:45:57 (PDT)</w:t>
+        <w:t xml:space="preserve">Last modified: 2026-10-15 00:49:40 (PDT)</w:t>
       </w:r>
     </w:p>
     <w:bookmarkStart w:id="149" w:name="design-matrix"/>

--- a/linear-algebra-projections.docx
+++ b/linear-algebra-projections.docx
@@ -15,7 +15,7 @@
         <w:pStyle w:val="Date"/>
       </w:pPr>
       <w:r>
-        <w:t xml:space="preserve">Last modified: 2026-10-15 00:49:40 (PDT)</w:t>
+        <w:t xml:space="preserve">Last modified: 2026-10-15 02:44:48 (PDT)</w:t>
       </w:r>
     </w:p>
     <w:bookmarkStart w:id="149" w:name="design-matrix"/>

--- a/linear-algebra-projections.docx
+++ b/linear-algebra-projections.docx
@@ -15,7 +15,7 @@
         <w:pStyle w:val="Date"/>
       </w:pPr>
       <w:r>
-        <w:t xml:space="preserve">Last modified: 2026-10-15 02:44:48 (PDT)</w:t>
+        <w:t xml:space="preserve">Last modified: 2026-10-15 03:52:50 (PDT)</w:t>
       </w:r>
     </w:p>
     <w:bookmarkStart w:id="149" w:name="design-matrix"/>

--- a/linear-algebra-projections.docx
+++ b/linear-algebra-projections.docx
@@ -15,7 +15,7 @@
         <w:pStyle w:val="Date"/>
       </w:pPr>
       <w:r>
-        <w:t xml:space="preserve">Last modified: 2026-10-15 03:52:50 (PDT)</w:t>
+        <w:t xml:space="preserve">Last modified: 2026-10-15 04:45:51 (PDT)</w:t>
       </w:r>
     </w:p>
     <w:bookmarkStart w:id="149" w:name="design-matrix"/>

--- a/linear-algebra-projections.docx
+++ b/linear-algebra-projections.docx
@@ -15,7 +15,7 @@
         <w:pStyle w:val="Date"/>
       </w:pPr>
       <w:r>
-        <w:t xml:space="preserve">Last modified: 2026-10-15 04:45:51 (PDT)</w:t>
+        <w:t xml:space="preserve">Last modified: 2026-10-15 06:48:48 (PDT)</w:t>
       </w:r>
     </w:p>
     <w:bookmarkStart w:id="149" w:name="design-matrix"/>
@@ -11610,7 +11610,7 @@
           <w:rPr>
             <w:rStyle w:val="Hyperlink"/>
           </w:rPr>
-          <w:t xml:space="preserve">Corollary 2 in Inner Products and Orthogonality</w:t>
+          <w:t xml:space="preserve">Corollary 3 in Inner Products and Orthogonality</w:t>
         </w:r>
       </w:hyperlink>
       <w:r>

--- a/linear-algebra-projections.docx
+++ b/linear-algebra-projections.docx
@@ -15,7 +15,7 @@
         <w:pStyle w:val="Date"/>
       </w:pPr>
       <w:r>
-        <w:t xml:space="preserve">Last modified: 2026-10-15 06:48:48 (PDT)</w:t>
+        <w:t xml:space="preserve">Last modified: 2026-10-15 07:39:11 (PDT)</w:t>
       </w:r>
     </w:p>
     <w:bookmarkStart w:id="149" w:name="design-matrix"/>
@@ -11596,7 +11596,7 @@
           <w:rPr>
             <w:rStyle w:val="Hyperlink"/>
           </w:rPr>
-          <w:t xml:space="preserve">Definition 11 in Inner Products and Orthogonality</w:t>
+          <w:t xml:space="preserve">Definition 10 in Inner Products and Orthogonality</w:t>
         </w:r>
       </w:hyperlink>
       <w:r>
@@ -58608,7 +58608,7 @@
           <w:rPr>
             <w:rStyle w:val="Hyperlink"/>
           </w:rPr>
-          <w:t xml:space="preserve">Definition 12 in Inner Products and Orthogonality</w:t>
+          <w:t xml:space="preserve">Definition 11 in Inner Products and Orthogonality</w:t>
         </w:r>
       </w:hyperlink>
       <w:r>
@@ -60761,7 +60761,7 @@
           <w:rPr>
             <w:rStyle w:val="Hyperlink"/>
           </w:rPr>
-          <w:t xml:space="preserve">Example 22 in Inner Products and Orthogonality</w:t>
+          <w:t xml:space="preserve">Example 21 in Inner Products and Orthogonality</w:t>
         </w:r>
       </w:hyperlink>
       <w:r>
@@ -60778,7 +60778,7 @@
           <w:rPr>
             <w:rStyle w:val="Hyperlink"/>
           </w:rPr>
-          <w:t xml:space="preserve">Example 24 in Inner Products and Orthogonality</w:t>
+          <w:t xml:space="preserve">Example 23 in Inner Products and Orthogonality</w:t>
         </w:r>
       </w:hyperlink>
       <w:r>

--- a/linear-algebra-projections.docx
+++ b/linear-algebra-projections.docx
@@ -15,7 +15,7 @@
         <w:pStyle w:val="Date"/>
       </w:pPr>
       <w:r>
-        <w:t xml:space="preserve">Last modified: 2026-10-15 07:39:11 (PDT)</w:t>
+        <w:t xml:space="preserve">Last modified: 2026-10-15 08:28:32 (PDT)</w:t>
       </w:r>
     </w:p>
     <w:bookmarkStart w:id="149" w:name="design-matrix"/>
@@ -11610,7 +11610,7 @@
           <w:rPr>
             <w:rStyle w:val="Hyperlink"/>
           </w:rPr>
-          <w:t xml:space="preserve">Corollary 3 in Inner Products and Orthogonality</w:t>
+          <w:t xml:space="preserve">Corollary 4 in Inner Products and Orthogonality</w:t>
         </w:r>
       </w:hyperlink>
       <w:r>

--- a/linear-algebra-projections.docx
+++ b/linear-algebra-projections.docx
@@ -15,7 +15,7 @@
         <w:pStyle w:val="Date"/>
       </w:pPr>
       <w:r>
-        <w:t xml:space="preserve">Last modified: 2026-10-15 08:28:32 (PDT)</w:t>
+        <w:t xml:space="preserve">Last modified: 2026-10-15 09:23:43 (PDT)</w:t>
       </w:r>
     </w:p>
     <w:bookmarkStart w:id="149" w:name="design-matrix"/>
@@ -12428,7 +12428,7 @@
           <w:rPr>
             <w:rStyle w:val="Hyperlink"/>
           </w:rPr>
-          <w:t xml:space="preserve">Definition 17 in Vectors</w:t>
+          <w:t xml:space="preserve">Definition 18 in Vectors</w:t>
         </w:r>
       </w:hyperlink>
       <w:r>
@@ -17348,7 +17348,7 @@
           <w:rPr>
             <w:rStyle w:val="Hyperlink"/>
           </w:rPr>
-          <w:t xml:space="preserve">Definition 12 in Vectors</w:t>
+          <w:t xml:space="preserve">Definition 13 in Vectors</w:t>
         </w:r>
       </w:hyperlink>
       <w:r>
@@ -17565,7 +17565,7 @@
           <w:rPr>
             <w:rStyle w:val="Hyperlink"/>
           </w:rPr>
-          <w:t xml:space="preserve">Definition 12 in Vectors</w:t>
+          <w:t xml:space="preserve">Definition 13 in Vectors</w:t>
         </w:r>
       </w:hyperlink>
       <w:r>
@@ -58423,7 +58423,7 @@
           <w:rPr>
             <w:rStyle w:val="Hyperlink"/>
           </w:rPr>
-          <w:t xml:space="preserve">Definition 17 in Vectors</w:t>
+          <w:t xml:space="preserve">Definition 18 in Vectors</w:t>
         </w:r>
       </w:hyperlink>
       <w:r>

--- a/linear-algebra-projections.docx
+++ b/linear-algebra-projections.docx
@@ -15,7 +15,7 @@
         <w:pStyle w:val="Date"/>
       </w:pPr>
       <w:r>
-        <w:t xml:space="preserve">Last modified: 2026-10-15 09:23:43 (PDT)</w:t>
+        <w:t xml:space="preserve">Last modified: 2026-10-15 10:07:44 (PDT)</w:t>
       </w:r>
     </w:p>
     <w:bookmarkStart w:id="149" w:name="design-matrix"/>
@@ -7496,7 +7496,7 @@
           <w:rPr>
             <w:rStyle w:val="Hyperlink"/>
           </w:rPr>
-          <w:t xml:space="preserve">Definition 3 in Direct Sums and Orthogonal Complements</w:t>
+          <w:t xml:space="preserve">Definition 4 in Direct Sums and Orthogonal Complements</w:t>
         </w:r>
       </w:hyperlink>
       <w:r>
@@ -9788,7 +9788,7 @@
           <w:rPr>
             <w:rStyle w:val="Hyperlink"/>
           </w:rPr>
-          <w:t xml:space="preserve">Definition 4 in Direct Sums and Orthogonal Complements</w:t>
+          <w:t xml:space="preserve">Definition 5 in Direct Sums and Orthogonal Complements</w:t>
         </w:r>
       </w:hyperlink>
       <w:r>
@@ -12351,7 +12351,7 @@
                   <m:nor/>
                   <m:sty m:val="p"/>
                 </m:rPr>
-                <m:t>Definition 7 in Vectors</m:t>
+                <m:t>Definition 8 in Vectors</m:t>
               </m:r>
               <m:r>
                 <m:rPr>
@@ -12428,7 +12428,7 @@
           <w:rPr>
             <w:rStyle w:val="Hyperlink"/>
           </w:rPr>
-          <w:t xml:space="preserve">Definition 18 in Vectors</w:t>
+          <w:t xml:space="preserve">Definition 19 in Vectors</w:t>
         </w:r>
       </w:hyperlink>
       <w:r>
@@ -12501,7 +12501,7 @@
           <w:rPr>
             <w:rStyle w:val="Hyperlink"/>
           </w:rPr>
-          <w:t xml:space="preserve">Definition 10 in Matrices</w:t>
+          <w:t xml:space="preserve">Definition 12 in Matrices</w:t>
         </w:r>
       </w:hyperlink>
       <w:r>
@@ -17348,7 +17348,7 @@
           <w:rPr>
             <w:rStyle w:val="Hyperlink"/>
           </w:rPr>
-          <w:t xml:space="preserve">Definition 13 in Vectors</w:t>
+          <w:t xml:space="preserve">Definition 14 in Vectors</w:t>
         </w:r>
       </w:hyperlink>
       <w:r>
@@ -17565,7 +17565,7 @@
           <w:rPr>
             <w:rStyle w:val="Hyperlink"/>
           </w:rPr>
-          <w:t xml:space="preserve">Definition 13 in Vectors</w:t>
+          <w:t xml:space="preserve">Definition 14 in Vectors</w:t>
         </w:r>
       </w:hyperlink>
       <w:r>
@@ -20433,7 +20433,7 @@
           <w:rPr>
             <w:rStyle w:val="Hyperlink"/>
           </w:rPr>
-          <w:t xml:space="preserve">Definition 8 in Subspaces and Rank</w:t>
+          <w:t xml:space="preserve">Definition 9 in Subspaces and Rank</w:t>
         </w:r>
       </w:hyperlink>
       <w:r>
@@ -34607,7 +34607,7 @@
           <w:rPr>
             <w:rStyle w:val="Hyperlink"/>
           </w:rPr>
-          <w:t xml:space="preserve">Definition 10 in Column Space, Null Space and Rank-Nullity</w:t>
+          <w:t xml:space="preserve">Definition 11 in Column Space, Null Space and Rank-Nullity</w:t>
         </w:r>
       </w:hyperlink>
       <w:r>
@@ -40920,7 +40920,7 @@
           <w:rPr>
             <w:rStyle w:val="Hyperlink"/>
           </w:rPr>
-          <w:t xml:space="preserve">Definition 12 in Matrices</w:t>
+          <w:t xml:space="preserve">Definition 14 in Matrices</w:t>
         </w:r>
       </w:hyperlink>
       <w:r>
@@ -41336,7 +41336,7 @@
           <w:rPr>
             <w:rStyle w:val="Hyperlink"/>
           </w:rPr>
-          <w:t xml:space="preserve">Definition 11 in Matrices</w:t>
+          <w:t xml:space="preserve">Definition 13 in Matrices</w:t>
         </w:r>
       </w:hyperlink>
       <w:r>
@@ -47885,7 +47885,7 @@
           <w:rPr>
             <w:rStyle w:val="Hyperlink"/>
           </w:rPr>
-          <w:t xml:space="preserve">Definition 8 in Subspaces and Rank</w:t>
+          <w:t xml:space="preserve">Definition 9 in Subspaces and Rank</w:t>
         </w:r>
       </w:hyperlink>
       <w:r>
@@ -56199,7 +56199,7 @@
                   <m:nor/>
                   <m:sty m:val="p"/>
                 </m:rPr>
-                <m:t>Definition 11 in Matrices</m:t>
+                <m:t>Definition 13 in Matrices</m:t>
               </m:r>
               <m:r>
                 <m:rPr>
@@ -58423,7 +58423,7 @@
           <w:rPr>
             <w:rStyle w:val="Hyperlink"/>
           </w:rPr>
-          <w:t xml:space="preserve">Definition 18 in Vectors</w:t>
+          <w:t xml:space="preserve">Definition 19 in Vectors</w:t>
         </w:r>
       </w:hyperlink>
       <w:r>

--- a/linear-algebra-projections.docx
+++ b/linear-algebra-projections.docx
@@ -15,7 +15,7 @@
         <w:pStyle w:val="Date"/>
       </w:pPr>
       <w:r>
-        <w:t xml:space="preserve">Last modified: 2026-10-15 10:07:44 (PDT)</w:t>
+        <w:t xml:space="preserve">Last modified: 2026-10-15 12:42:30 (PDT)</w:t>
       </w:r>
     </w:p>
     <w:bookmarkStart w:id="149" w:name="design-matrix"/>

--- a/linear-algebra-projections.docx
+++ b/linear-algebra-projections.docx
@@ -15,7 +15,7 @@
         <w:pStyle w:val="Date"/>
       </w:pPr>
       <w:r>
-        <w:t xml:space="preserve">Last modified: 2026-10-15 12:42:30 (PDT)</w:t>
+        <w:t xml:space="preserve">Last modified: 2026-10-15 13:39:21 (PDT)</w:t>
       </w:r>
     </w:p>
     <w:bookmarkStart w:id="149" w:name="design-matrix"/>

--- a/linear-algebra-projections.docx
+++ b/linear-algebra-projections.docx
@@ -15,7 +15,7 @@
         <w:pStyle w:val="Date"/>
       </w:pPr>
       <w:r>
-        <w:t xml:space="preserve">Last modified: 2026-10-15 13:39:21 (PDT)</w:t>
+        <w:t xml:space="preserve">Last modified: 2026-10-15 14:23:59 (PDT)</w:t>
       </w:r>
     </w:p>
     <w:bookmarkStart w:id="149" w:name="design-matrix"/>

--- a/linear-algebra-projections.docx
+++ b/linear-algebra-projections.docx
@@ -15,10 +15,10 @@
         <w:pStyle w:val="Date"/>
       </w:pPr>
       <w:r>
-        <w:t xml:space="preserve">Last modified: 2026-10-15 14:23:59 (PDT)</w:t>
+        <w:t xml:space="preserve">Last modified: 2026-10-15 15:19:18 (PDT)</w:t>
       </w:r>
     </w:p>
-    <w:bookmarkStart w:id="149" w:name="design-matrix"/>
+    <w:bookmarkStart w:id="151" w:name="design-matrix"/>
     <w:p>
       <w:pPr>
         <w:pStyle w:val="Heading2"/>
@@ -1617,7 +1617,7 @@
           <w:rPr>
             <w:rStyle w:val="Hyperlink"/>
           </w:rPr>
-          <w:t xml:space="preserve">Definition 8</w:t>
+          <w:t xml:space="preserve">Definition 10</w:t>
         </w:r>
       </w:hyperlink>
       <w:r>
@@ -3107,11 +3107,11 @@
           <m:r>
             <m:t>  </m:t>
           </m:r>
-          <m:r>
-            <m:t>​</m:t>
-          </m:r>
           <m:sSup>
             <m:e>
+              <m:r>
+                <m:t>​</m:t>
+              </m:r>
               <m:d>
                 <m:dPr>
                   <m:begChr m:val="("/>
@@ -3146,6 +3146,9 @@
                   </m:r>
                 </m:e>
               </m:d>
+              <m:r>
+                <m:t>​</m:t>
+              </m:r>
             </m:e>
             <m:sup>
               <m:r>
@@ -3159,9 +3162,6 @@
               </m:r>
             </m:sup>
           </m:sSup>
-          <m:r>
-            <m:t>​</m:t>
-          </m:r>
           <m:r>
             <m:rPr>
               <m:sty m:val="p"/>
@@ -6522,7 +6522,7 @@
           <w:rPr>
             <w:rStyle w:val="Hyperlink"/>
           </w:rPr>
-          <w:t xml:space="preserve">Definition 8</w:t>
+          <w:t xml:space="preserve">Definition 10</w:t>
         </w:r>
       </w:hyperlink>
       <w:r>
@@ -54185,7 +54185,7 @@
     </w:p>
     <w:bookmarkEnd w:id="109"/>
     <w:bookmarkEnd w:id="110"/>
-    <w:bookmarkStart w:id="148" w:name="sec-solving-linear-systems"/>
+    <w:bookmarkStart w:id="150" w:name="sec-solving-linear-systems"/>
     <w:p>
       <w:pPr>
         <w:pStyle w:val="Heading3"/>
@@ -54507,7 +54507,7 @@
           <w:b/>
           <w:bCs/>
         </w:rPr>
-        <w:t xml:space="preserve">Definition 7 (Triangular matrix)</w:t>
+        <w:t xml:space="preserve">Definition 7 (Upper triangular matrix)</w:t>
       </w:r>
       <w:r>
         <w:t xml:space="preserve"> </w:t>
@@ -54614,6 +54614,20 @@
       <w:r>
         <w:t xml:space="preserve">.</w:t>
       </w:r>
+    </w:p>
+    <w:bookmarkEnd w:id="114"/>
+    <w:bookmarkStart w:id="115" w:name="def-lower-triangular-matrix"/>
+    <w:p>
+      <w:pPr>
+        <w:pStyle w:val="BodyText"/>
+      </w:pPr>
+      <w:r>
+        <w:rPr>
+          <w:b/>
+          <w:bCs/>
+        </w:rPr>
+        <w:t xml:space="preserve">Definition 8 (Lower triangular matrix)</w:t>
+      </w:r>
       <w:r>
         <w:t xml:space="preserve"> </w:t>
       </w:r>
@@ -54719,11 +54733,36 @@
       <w:r>
         <w:t xml:space="preserve">.</w:t>
       </w:r>
-      <w:r>
-        <w:t xml:space="preserve"> </w:t>
-      </w:r>
-      <w:r>
-        <w:t xml:space="preserve">A lower triangular matrix whose diagonal entries are all</w:t>
+    </w:p>
+    <w:bookmarkEnd w:id="115"/>
+    <w:bookmarkStart w:id="116" w:name="def-unit-lower-triangular-matrix"/>
+    <w:p>
+      <w:pPr>
+        <w:pStyle w:val="BodyText"/>
+      </w:pPr>
+      <w:r>
+        <w:rPr>
+          <w:b/>
+          <w:bCs/>
+        </w:rPr>
+        <w:t xml:space="preserve">Definition 9 (Unit lower triangular matrix)</w:t>
+      </w:r>
+      <w:r>
+        <w:t xml:space="preserve"> </w:t>
+      </w:r>
+      <w:r>
+        <w:t xml:space="preserve">A lower triangular matrix (</w:t>
+      </w:r>
+      <w:hyperlink w:anchor="def-lower-triangular-matrix">
+        <w:r>
+          <w:rPr>
+            <w:rStyle w:val="Hyperlink"/>
+          </w:rPr>
+          <w:t xml:space="preserve">Definition 8</w:t>
+        </w:r>
+      </w:hyperlink>
+      <w:r>
+        <w:t xml:space="preserve">) whose diagonal entries are all</w:t>
       </w:r>
       <w:r>
         <w:t xml:space="preserve"> </w:t>
@@ -54753,8 +54792,8 @@
         <w:t xml:space="preserve">.</w:t>
       </w:r>
     </w:p>
-    <w:bookmarkEnd w:id="114"/>
-    <w:bookmarkStart w:id="116" w:name="exm-triangular-matrix"/>
+    <w:bookmarkEnd w:id="116"/>
+    <w:bookmarkStart w:id="118" w:name="exm-triangular-matrix"/>
     <w:p>
       <w:pPr>
         <w:pStyle w:val="BodyText"/>
@@ -55105,7 +55144,7 @@
       <w:r>
         <w:t xml:space="preserve">A diagonal matrix (</w:t>
       </w:r>
-      <w:hyperlink r:id="rId115">
+      <w:hyperlink r:id="rId117">
         <w:r>
           <w:rPr>
             <w:rStyle w:val="Hyperlink"/>
@@ -55275,8 +55314,8 @@
         <w:t xml:space="preserve">entry.</w:t>
       </w:r>
     </w:p>
-    <w:bookmarkEnd w:id="116"/>
-    <w:bookmarkStart w:id="117" w:name="thm-back-substitution"/>
+    <w:bookmarkEnd w:id="118"/>
+    <w:bookmarkStart w:id="119" w:name="thm-back-substitution"/>
     <w:p>
       <w:pPr>
         <w:pStyle w:val="FirstParagraph"/>
@@ -56014,7 +56053,7 @@
         <w:t xml:space="preserve">).</w:t>
       </w:r>
     </w:p>
-    <w:bookmarkEnd w:id="117"/>
+    <w:bookmarkEnd w:id="119"/>
     <w:p>
       <w:pPr>
         <w:pStyle w:val="BodyText"/>
@@ -57230,7 +57269,7 @@
         <w:t xml:space="preserve">and the same argument runs from the first row to the last.</w:t>
       </w:r>
     </w:p>
-    <w:bookmarkStart w:id="118" w:name="exm-back-substitution"/>
+    <w:bookmarkStart w:id="120" w:name="exm-back-substitution"/>
     <w:p>
       <w:pPr>
         <w:pStyle w:val="BodyText"/>
@@ -58152,8 +58191,8 @@
         <w:t xml:space="preserve">.</w:t>
       </w:r>
     </w:p>
-    <w:bookmarkEnd w:id="118"/>
-    <w:bookmarkStart w:id="119" w:name="thm-qr"/>
+    <w:bookmarkEnd w:id="120"/>
+    <w:bookmarkStart w:id="121" w:name="thm-qr"/>
     <w:p>
       <w:pPr>
         <w:pStyle w:val="BodyText"/>
@@ -58464,7 +58503,7 @@
         <w:t xml:space="preserve">) with positive diagonal entries.</w:t>
       </w:r>
     </w:p>
-    <w:bookmarkEnd w:id="119"/>
+    <w:bookmarkEnd w:id="121"/>
     <w:p>
       <w:pPr>
         <w:pStyle w:val="BodyText"/>
@@ -58586,7 +58625,7 @@
       <w:r>
         <w:t xml:space="preserve">(</w:t>
       </w:r>
-      <w:hyperlink r:id="rId120">
+      <w:hyperlink r:id="rId122">
         <w:r>
           <w:rPr>
             <w:rStyle w:val="Hyperlink"/>
@@ -58603,7 +58642,7 @@
       <w:r>
         <w:t xml:space="preserve">so the Gram-Schmidt process (</w:t>
       </w:r>
-      <w:hyperlink r:id="rId121">
+      <w:hyperlink r:id="rId123">
         <w:r>
           <w:rPr>
             <w:rStyle w:val="Hyperlink"/>
@@ -59708,7 +59747,7 @@
       <w:r>
         <w:t xml:space="preserve">(</w:t>
       </w:r>
-      <w:hyperlink r:id="rId122">
+      <w:hyperlink r:id="rId124">
         <w:r>
           <w:rPr>
             <w:rStyle w:val="Hyperlink"/>
@@ -60520,7 +60559,7 @@
         <w:t xml:space="preserve">.</w:t>
       </w:r>
     </w:p>
-    <w:bookmarkStart w:id="125" w:name="exm-qr"/>
+    <w:bookmarkStart w:id="127" w:name="exm-qr"/>
     <w:p>
       <w:pPr>
         <w:pStyle w:val="BodyText"/>
@@ -60756,7 +60795,7 @@
       <w:r>
         <w:t xml:space="preserve"> </w:t>
       </w:r>
-      <w:hyperlink r:id="rId123">
+      <w:hyperlink r:id="rId125">
         <w:r>
           <w:rPr>
             <w:rStyle w:val="Hyperlink"/>
@@ -60773,7 +60812,7 @@
       <w:r>
         <w:t xml:space="preserve"> </w:t>
       </w:r>
-      <w:hyperlink r:id="rId124">
+      <w:hyperlink r:id="rId126">
         <w:r>
           <w:rPr>
             <w:rStyle w:val="Hyperlink"/>
@@ -62079,8 +62118,8 @@
         </m:oMath>
       </m:oMathPara>
     </w:p>
-    <w:bookmarkEnd w:id="125"/>
-    <w:bookmarkStart w:id="126" w:name="def-least-squares"/>
+    <w:bookmarkEnd w:id="127"/>
+    <w:bookmarkStart w:id="128" w:name="def-least-squares"/>
     <w:p>
       <w:pPr>
         <w:pStyle w:val="FirstParagraph"/>
@@ -62090,7 +62129,7 @@
           <w:b/>
           <w:bCs/>
         </w:rPr>
-        <w:t xml:space="preserve">Definition 8 (Least squares solution)</w:t>
+        <w:t xml:space="preserve">Definition 10 (Least squares solution)</w:t>
       </w:r>
       <w:r>
         <w:t xml:space="preserve"> </w:t>
@@ -62463,8 +62502,8 @@
         </m:oMath>
       </m:oMathPara>
     </w:p>
-    <w:bookmarkEnd w:id="126"/>
-    <w:bookmarkStart w:id="127" w:name="exm-least-squares"/>
+    <w:bookmarkEnd w:id="128"/>
+    <w:bookmarkStart w:id="129" w:name="exm-least-squares"/>
     <w:p>
       <w:pPr>
         <w:pStyle w:val="FirstParagraph"/>
@@ -63135,8 +63174,8 @@
         <w:t xml:space="preserve">too.</w:t>
       </w:r>
     </w:p>
-    <w:bookmarkEnd w:id="127"/>
-    <w:bookmarkStart w:id="128" w:name="def-normal-equations"/>
+    <w:bookmarkEnd w:id="129"/>
+    <w:bookmarkStart w:id="130" w:name="def-normal-equations"/>
     <w:p>
       <w:pPr>
         <w:pStyle w:val="BodyText"/>
@@ -63146,7 +63185,7 @@
           <w:b/>
           <w:bCs/>
         </w:rPr>
-        <w:t xml:space="preserve">Definition 9 (Normal equations)</w:t>
+        <w:t xml:space="preserve">Definition 11 (Normal equations)</w:t>
       </w:r>
       <w:r>
         <w:t xml:space="preserve"> </w:t>
@@ -63200,7 +63239,7 @@
           <w:rPr>
             <w:rStyle w:val="Hyperlink"/>
           </w:rPr>
-          <w:t xml:space="preserve">Definition 8</w:t>
+          <w:t xml:space="preserve">Definition 10</w:t>
         </w:r>
       </w:hyperlink>
       <w:r>
@@ -63305,8 +63344,8 @@
         <w:t xml:space="preserve">.</w:t>
       </w:r>
     </w:p>
-    <w:bookmarkEnd w:id="128"/>
-    <w:bookmarkStart w:id="129" w:name="thm-normal-equations"/>
+    <w:bookmarkEnd w:id="130"/>
+    <w:bookmarkStart w:id="131" w:name="thm-normal-equations"/>
     <w:p>
       <w:pPr>
         <w:pStyle w:val="BodyText"/>
@@ -63443,7 +63482,7 @@
           <w:rPr>
             <w:rStyle w:val="Hyperlink"/>
           </w:rPr>
-          <w:t xml:space="preserve">Definition 8</w:t>
+          <w:t xml:space="preserve">Definition 10</w:t>
         </w:r>
       </w:hyperlink>
       <w:r>
@@ -63848,7 +63887,7 @@
         <w:t xml:space="preserve">.</w:t>
       </w:r>
     </w:p>
-    <w:bookmarkEnd w:id="129"/>
+    <w:bookmarkEnd w:id="131"/>
     <w:p>
       <w:pPr>
         <w:pStyle w:val="FirstParagraph"/>
@@ -64787,7 +64826,7 @@
                   <m:nor/>
                   <m:sty m:val="p"/>
                 </m:rPr>
-                <m:t>Definition 8</m:t>
+                <m:t>Definition 10</m:t>
               </m:r>
               <m:r>
                 <m:rPr>
@@ -67068,7 +67107,7 @@
         </m:oMath>
       </m:oMathPara>
     </w:p>
-    <w:bookmarkStart w:id="130" w:name="exm-normal-equations"/>
+    <w:bookmarkStart w:id="132" w:name="exm-normal-equations"/>
     <w:p>
       <w:pPr>
         <w:pStyle w:val="FirstParagraph"/>
@@ -68571,8 +68610,8 @@
         <w:t xml:space="preserve">.</w:t>
       </w:r>
     </w:p>
-    <w:bookmarkEnd w:id="130"/>
-    <w:bookmarkStart w:id="131" w:name="exm-normal-equations-rank-deficient"/>
+    <w:bookmarkEnd w:id="132"/>
+    <w:bookmarkStart w:id="133" w:name="exm-normal-equations-rank-deficient"/>
     <w:p>
       <w:pPr>
         <w:pStyle w:val="BodyText"/>
@@ -69411,8 +69450,8 @@
         <w:t xml:space="preserve">as part 3 says.</w:t>
       </w:r>
     </w:p>
-    <w:bookmarkEnd w:id="131"/>
-    <w:bookmarkStart w:id="132" w:name="thm-qr-least-squares"/>
+    <w:bookmarkEnd w:id="133"/>
+    <w:bookmarkStart w:id="134" w:name="thm-qr-least-squares"/>
     <w:p>
       <w:pPr>
         <w:pStyle w:val="BodyText"/>
@@ -69614,7 +69653,7 @@
           <w:rPr>
             <w:rStyle w:val="Hyperlink"/>
           </w:rPr>
-          <w:t xml:space="preserve">Definition 8</w:t>
+          <w:t xml:space="preserve">Definition 10</w:t>
         </w:r>
       </w:hyperlink>
       <w:r>
@@ -69847,7 +69886,7 @@
         <w:t xml:space="preserve">.</w:t>
       </w:r>
     </w:p>
-    <w:bookmarkEnd w:id="132"/>
+    <w:bookmarkEnd w:id="134"/>
     <w:p>
       <w:pPr>
         <w:pStyle w:val="BodyText"/>
@@ -71507,7 +71546,7 @@
         <w:t xml:space="preserve">.</w:t>
       </w:r>
     </w:p>
-    <w:bookmarkStart w:id="133" w:name="exm-qr-least-squares"/>
+    <w:bookmarkStart w:id="135" w:name="exm-qr-least-squares"/>
     <w:p>
       <w:pPr>
         <w:pStyle w:val="BodyText"/>
@@ -72844,8 +72883,8 @@
         <w:t xml:space="preserve">.</w:t>
       </w:r>
     </w:p>
-    <w:bookmarkEnd w:id="133"/>
-    <w:bookmarkStart w:id="134" w:name="def-lu"/>
+    <w:bookmarkEnd w:id="135"/>
+    <w:bookmarkStart w:id="136" w:name="def-lu"/>
     <w:p>
       <w:pPr>
         <w:pStyle w:val="BodyText"/>
@@ -72855,7 +72894,7 @@
           <w:b/>
           <w:bCs/>
         </w:rPr>
-        <w:t xml:space="preserve">Definition 10 (LU factorization)</w:t>
+        <w:t xml:space="preserve">Definition 12 (LU factorization)</w:t>
       </w:r>
       <w:r>
         <w:t xml:space="preserve"> </w:t>
@@ -72969,7 +73008,18 @@
         <w:t xml:space="preserve"> </w:t>
       </w:r>
       <w:r>
-        <w:t xml:space="preserve">unit lower triangular and</w:t>
+        <w:t xml:space="preserve">unit lower triangular (</w:t>
+      </w:r>
+      <w:hyperlink w:anchor="def-unit-lower-triangular-matrix">
+        <w:r>
+          <w:rPr>
+            <w:rStyle w:val="Hyperlink"/>
+          </w:rPr>
+          <w:t xml:space="preserve">Definition 9</w:t>
+        </w:r>
+      </w:hyperlink>
+      <w:r>
+        <w:t xml:space="preserve">) and</w:t>
       </w:r>
       <w:r>
         <w:t xml:space="preserve"> </w:t>
@@ -73000,8 +73050,8 @@
         <w:t xml:space="preserve">).</w:t>
       </w:r>
     </w:p>
-    <w:bookmarkEnd w:id="134"/>
-    <w:bookmarkStart w:id="135" w:name="exm-lu"/>
+    <w:bookmarkEnd w:id="136"/>
+    <w:bookmarkStart w:id="137" w:name="exm-lu"/>
     <w:p>
       <w:pPr>
         <w:pStyle w:val="BodyText"/>
@@ -73474,7 +73524,7 @@
       <w:r>
         <w:t xml:space="preserve"> </w:t>
       </w:r>
-      <w:hyperlink r:id="rId122">
+      <w:hyperlink r:id="rId124">
         <w:r>
           <w:rPr>
             <w:rStyle w:val="Hyperlink"/>
@@ -74353,8 +74403,8 @@
         <w:t xml:space="preserve">.</w:t>
       </w:r>
     </w:p>
-    <w:bookmarkEnd w:id="135"/>
-    <w:bookmarkStart w:id="136" w:name="exm-not-lu"/>
+    <w:bookmarkEnd w:id="137"/>
+    <w:bookmarkStart w:id="138" w:name="exm-not-lu"/>
     <w:p>
       <w:pPr>
         <w:pStyle w:val="BodyText"/>
@@ -74887,8 +74937,8 @@
         <w:t xml:space="preserve">.</w:t>
       </w:r>
     </w:p>
-    <w:bookmarkEnd w:id="136"/>
-    <w:bookmarkStart w:id="137" w:name="thm-lu-solve"/>
+    <w:bookmarkEnd w:id="138"/>
+    <w:bookmarkStart w:id="139" w:name="thm-lu-solve"/>
     <w:p>
       <w:pPr>
         <w:pStyle w:val="BodyText"/>
@@ -74946,7 +74996,7 @@
           <w:rPr>
             <w:rStyle w:val="Hyperlink"/>
           </w:rPr>
-          <w:t xml:space="preserve">Definition 10</w:t>
+          <w:t xml:space="preserve">Definition 12</w:t>
         </w:r>
       </w:hyperlink>
       <w:r>
@@ -75177,7 +75227,7 @@
         <w:t xml:space="preserve">).</w:t>
       </w:r>
     </w:p>
-    <w:bookmarkEnd w:id="137"/>
+    <w:bookmarkEnd w:id="139"/>
     <w:p>
       <w:pPr>
         <w:pStyle w:val="BodyText"/>
@@ -75864,7 +75914,7 @@
         <w:t xml:space="preserve">.</w:t>
       </w:r>
     </w:p>
-    <w:bookmarkStart w:id="138" w:name="exm-lu-solve"/>
+    <w:bookmarkStart w:id="140" w:name="exm-lu-solve"/>
     <w:p>
       <w:pPr>
         <w:pStyle w:val="BodyText"/>
@@ -76711,9 +76761,9 @@
         </m:oMath>
       </m:oMathPara>
     </w:p>
-    <w:bookmarkEnd w:id="138"/>
-    <w:bookmarkStart w:id="147" w:name="refs"/>
-    <w:bookmarkStart w:id="140" w:name="ref-banerjee2014linear"/>
+    <w:bookmarkEnd w:id="140"/>
+    <w:bookmarkStart w:id="149" w:name="refs"/>
+    <w:bookmarkStart w:id="142" w:name="ref-banerjee2014linear"/>
     <w:p>
       <w:pPr>
         <w:pStyle w:val="Bibliography"/>
@@ -76737,7 +76787,7 @@
       <w:r>
         <w:t xml:space="preserve"> </w:t>
       </w:r>
-      <w:hyperlink r:id="rId139">
+      <w:hyperlink r:id="rId141">
         <w:r>
           <w:rPr>
             <w:rStyle w:val="Hyperlink"/>
@@ -76749,8 +76799,8 @@
         <w:t xml:space="preserve">.</w:t>
       </w:r>
     </w:p>
-    <w:bookmarkEnd w:id="140"/>
-    <w:bookmarkStart w:id="142" w:name="ref-zhou2024ls"/>
+    <w:bookmarkEnd w:id="142"/>
+    <w:bookmarkStart w:id="144" w:name="ref-zhou2024ls"/>
     <w:p>
       <w:pPr>
         <w:pStyle w:val="Bibliography"/>
@@ -76774,7 +76824,7 @@
       <w:r>
         <w:t xml:space="preserve"> </w:t>
       </w:r>
-      <w:hyperlink r:id="rId141">
+      <w:hyperlink r:id="rId143">
         <w:r>
           <w:rPr>
             <w:rStyle w:val="Hyperlink"/>
@@ -76786,8 +76836,8 @@
         <w:t xml:space="preserve">.</w:t>
       </w:r>
     </w:p>
-    <w:bookmarkEnd w:id="142"/>
-    <w:bookmarkStart w:id="144" w:name="ref-zhou2024matinv"/>
+    <w:bookmarkEnd w:id="144"/>
+    <w:bookmarkStart w:id="146" w:name="ref-zhou2024matinv"/>
     <w:p>
       <w:pPr>
         <w:pStyle w:val="Bibliography"/>
@@ -76811,7 +76861,7 @@
       <w:r>
         <w:t xml:space="preserve"> </w:t>
       </w:r>
-      <w:hyperlink r:id="rId143">
+      <w:hyperlink r:id="rId145">
         <w:r>
           <w:rPr>
             <w:rStyle w:val="Hyperlink"/>
@@ -76823,8 +76873,8 @@
         <w:t xml:space="preserve">.</w:t>
       </w:r>
     </w:p>
-    <w:bookmarkEnd w:id="144"/>
-    <w:bookmarkStart w:id="146" w:name="ref-zhou2024orthproj"/>
+    <w:bookmarkEnd w:id="146"/>
+    <w:bookmarkStart w:id="148" w:name="ref-zhou2024orthproj"/>
     <w:p>
       <w:pPr>
         <w:pStyle w:val="Bibliography"/>
@@ -76848,7 +76898,7 @@
       <w:r>
         <w:t xml:space="preserve"> </w:t>
       </w:r>
-      <w:hyperlink r:id="rId145">
+      <w:hyperlink r:id="rId147">
         <w:r>
           <w:rPr>
             <w:rStyle w:val="Hyperlink"/>
@@ -76860,10 +76910,10 @@
         <w:t xml:space="preserve">.</w:t>
       </w:r>
     </w:p>
-    <w:bookmarkEnd w:id="146"/>
-    <w:bookmarkEnd w:id="147"/>
     <w:bookmarkEnd w:id="148"/>
     <w:bookmarkEnd w:id="149"/>
+    <w:bookmarkEnd w:id="150"/>
+    <w:bookmarkEnd w:id="151"/>
     <w:sectPr>
       <w:footnotePr>
         <w:numRestart w:val="eachSect"/>

--- a/linear-algebra-projections.docx
+++ b/linear-algebra-projections.docx
@@ -15,7 +15,7 @@
         <w:pStyle w:val="Date"/>
       </w:pPr>
       <w:r>
-        <w:t xml:space="preserve">Last modified: 2026-10-15 15:19:18 (PDT)</w:t>
+        <w:t xml:space="preserve">Last modified: 2026-10-15 16:26:25 (PDT)</w:t>
       </w:r>
     </w:p>
     <w:bookmarkStart w:id="151" w:name="design-matrix"/>

--- a/linear-algebra-projections.docx
+++ b/linear-algebra-projections.docx
@@ -15,7 +15,7 @@
         <w:pStyle w:val="Date"/>
       </w:pPr>
       <w:r>
-        <w:t xml:space="preserve">Last modified: 2026-10-15 16:26:25 (PDT)</w:t>
+        <w:t xml:space="preserve">Last modified: 2026-10-15 17:47:31 (PDT)</w:t>
       </w:r>
     </w:p>
     <w:bookmarkStart w:id="151" w:name="design-matrix"/>

--- a/linear-algebra-projections.docx
+++ b/linear-algebra-projections.docx
@@ -15,7 +15,7 @@
         <w:pStyle w:val="Date"/>
       </w:pPr>
       <w:r>
-        <w:t xml:space="preserve">Last modified: 2026-10-15 17:47:31 (PDT)</w:t>
+        <w:t xml:space="preserve">Last modified: 2026-10-15 18:37:38 (PDT)</w:t>
       </w:r>
     </w:p>
     <w:bookmarkStart w:id="151" w:name="design-matrix"/>

--- a/linear-algebra-projections.docx
+++ b/linear-algebra-projections.docx
@@ -15,7 +15,7 @@
         <w:pStyle w:val="Date"/>
       </w:pPr>
       <w:r>
-        <w:t xml:space="preserve">Last modified: 2026-10-15 18:37:38 (PDT)</w:t>
+        <w:t xml:space="preserve">Last modified: 2026-10-15 19:41:40 (PDT)</w:t>
       </w:r>
     </w:p>
     <w:bookmarkStart w:id="151" w:name="design-matrix"/>

--- a/linear-algebra-projections.docx
+++ b/linear-algebra-projections.docx
@@ -15,7 +15,7 @@
         <w:pStyle w:val="Date"/>
       </w:pPr>
       <w:r>
-        <w:t xml:space="preserve">Last modified: 2026-10-15 19:41:40 (PDT)</w:t>
+        <w:t xml:space="preserve">Last modified: 2026-10-15 20:43:22 (PDT)</w:t>
       </w:r>
     </w:p>
     <w:bookmarkStart w:id="151" w:name="design-matrix"/>

--- a/linear-algebra-projections.docx
+++ b/linear-algebra-projections.docx
@@ -15,7 +15,7 @@
         <w:pStyle w:val="Date"/>
       </w:pPr>
       <w:r>
-        <w:t xml:space="preserve">Last modified: 2026-10-15 20:43:22 (PDT)</w:t>
+        <w:t xml:space="preserve">Last modified: 2026-10-15 21:43:14 (PDT)</w:t>
       </w:r>
     </w:p>
     <w:bookmarkStart w:id="151" w:name="design-matrix"/>

--- a/linear-algebra-projections.docx
+++ b/linear-algebra-projections.docx
@@ -15,7 +15,7 @@
         <w:pStyle w:val="Date"/>
       </w:pPr>
       <w:r>
-        <w:t xml:space="preserve">Last modified: 2026-10-15 21:43:14 (PDT)</w:t>
+        <w:t xml:space="preserve">Last modified: 2026-10-15 23:56:47 (PDT)</w:t>
       </w:r>
     </w:p>
     <w:bookmarkStart w:id="151" w:name="design-matrix"/>

--- a/linear-algebra-projections.docx
+++ b/linear-algebra-projections.docx
@@ -15,7 +15,7 @@
         <w:pStyle w:val="Date"/>
       </w:pPr>
       <w:r>
-        <w:t xml:space="preserve">Last modified: 2026-10-15 23:56:47 (PDT)</w:t>
+        <w:t xml:space="preserve">Last modified: 2026-10-16 01:00:03 (PDT)</w:t>
       </w:r>
     </w:p>
     <w:bookmarkStart w:id="151" w:name="design-matrix"/>

--- a/linear-algebra-projections.docx
+++ b/linear-algebra-projections.docx
@@ -15,7 +15,7 @@
         <w:pStyle w:val="Date"/>
       </w:pPr>
       <w:r>
-        <w:t xml:space="preserve">Last modified: 2026-10-16 01:00:03 (PDT)</w:t>
+        <w:t xml:space="preserve">Last modified: 2026-10-16 01:53:21 (PDT)</w:t>
       </w:r>
     </w:p>
     <w:bookmarkStart w:id="151" w:name="design-matrix"/>

--- a/linear-algebra-projections.docx
+++ b/linear-algebra-projections.docx
@@ -15,7 +15,7 @@
         <w:pStyle w:val="Date"/>
       </w:pPr>
       <w:r>
-        <w:t xml:space="preserve">Last modified: 2026-10-16 01:53:21 (PDT)</w:t>
+        <w:t xml:space="preserve">Last modified: 2026-10-16 02:45:37 (PDT)</w:t>
       </w:r>
     </w:p>
     <w:bookmarkStart w:id="151" w:name="design-matrix"/>

--- a/linear-algebra-projections.docx
+++ b/linear-algebra-projections.docx
@@ -15,7 +15,7 @@
         <w:pStyle w:val="Date"/>
       </w:pPr>
       <w:r>
-        <w:t xml:space="preserve">Last modified: 2026-10-17 04:46:25 (PDT)</w:t>
+        <w:t xml:space="preserve">Last modified: 2026-10-17 06:29:34 (PDT)</w:t>
       </w:r>
     </w:p>
     <w:bookmarkStart w:id="151" w:name="design-matrix"/>

--- a/linear-algebra-projections.docx
+++ b/linear-algebra-projections.docx
@@ -15,7 +15,7 @@
         <w:pStyle w:val="Date"/>
       </w:pPr>
       <w:r>
-        <w:t xml:space="preserve">Last modified: 2026-10-17 06:29:34 (PDT)</w:t>
+        <w:t xml:space="preserve">Last modified: 2026-10-17 07:35:34 (PDT)</w:t>
       </w:r>
     </w:p>
     <w:bookmarkStart w:id="151" w:name="design-matrix"/>

--- a/linear-algebra-projections.docx
+++ b/linear-algebra-projections.docx
@@ -15,7 +15,7 @@
         <w:pStyle w:val="Date"/>
       </w:pPr>
       <w:r>
-        <w:t xml:space="preserve">Last modified: 2026-10-17 15:54:57 (PDT)</w:t>
+        <w:t xml:space="preserve">Last modified: 2026-10-17 22:01:17 (PDT)</w:t>
       </w:r>
     </w:p>
     <w:bookmarkStart w:id="142" w:name="design-matrix"/>

--- a/linear-algebra-projections.docx
+++ b/linear-algebra-projections.docx
@@ -15,7 +15,7 @@
         <w:pStyle w:val="Date"/>
       </w:pPr>
       <w:r>
-        <w:t xml:space="preserve">Last modified: 2026-10-17 22:01:17 (PDT)</w:t>
+        <w:t xml:space="preserve">Last modified: 2026-10-18 11:27:44 (PDT)</w:t>
       </w:r>
     </w:p>
     <w:bookmarkStart w:id="142" w:name="design-matrix"/>
@@ -93,7 +93,7 @@
         <w:t xml:space="preserve"> </w:t>
       </w:r>
       <w:r>
-        <w:t xml:space="preserve">(Wikipedia contributors 2026b)</w:t>
+        <w:t xml:space="preserve">[1]</w:t>
       </w:r>
       <w:r>
         <w:t xml:space="preserve"> </w:t>
@@ -1244,7 +1244,7 @@
         <w:t xml:space="preserve"> </w:t>
       </w:r>
       <w:r>
-        <w:t xml:space="preserve">(Banerjee and Roy 2014, Corollary 5.7, p. 143)</w:t>
+        <w:t xml:space="preserve">[2], Corollary 5.7, p. 143</w:t>
       </w:r>
       <w:r>
         <w:t xml:space="preserve">.</w:t>
@@ -1844,7 +1844,7 @@
         <w:t xml:space="preserve"> </w:t>
       </w:r>
       <w:r>
-        <w:t xml:space="preserve">(Wikipedia contributors 2026h)</w:t>
+        <w:t xml:space="preserve">[3]</w:t>
       </w:r>
       <w:r>
         <w:t xml:space="preserve"> </w:t>
@@ -5169,7 +5169,7 @@
               <w:t xml:space="preserve"> </w:t>
             </w:r>
             <w:r>
-              <w:t xml:space="preserve">Zhou (2024c)</w:t>
+              <w:t xml:space="preserve">Zhou [4]</w:t>
             </w:r>
             <w:r>
               <w:t xml:space="preserve">,</w:t>
@@ -14587,7 +14587,7 @@
               <w:t xml:space="preserve"> </w:t>
             </w:r>
             <w:r>
-              <w:t xml:space="preserve">Zhou (2024b)</w:t>
+              <w:t xml:space="preserve">Zhou [5]</w:t>
             </w:r>
             <w:r>
               <w:t xml:space="preserve">,</w:t>
@@ -17675,7 +17675,7 @@
         <w:t xml:space="preserve"> </w:t>
       </w:r>
       <w:r>
-        <w:t xml:space="preserve">(Wikipedia contributors 2026c)</w:t>
+        <w:t xml:space="preserve">[6]</w:t>
       </w:r>
       <w:r>
         <w:t xml:space="preserve"> </w:t>
@@ -20655,7 +20655,7 @@
         <w:t xml:space="preserve"> </w:t>
       </w:r>
       <w:r>
-        <w:t xml:space="preserve">(Wikipedia contributors 2026f)</w:t>
+        <w:t xml:space="preserve">[7]</w:t>
       </w:r>
       <w:r>
         <w:t xml:space="preserve"> </w:t>
@@ -33003,7 +33003,7 @@
         <w:t xml:space="preserve"> </w:t>
       </w:r>
       <w:r>
-        <w:t xml:space="preserve">(Wikipedia contributors 2026a)</w:t>
+        <w:t xml:space="preserve">[8]</w:t>
       </w:r>
       <w:r>
         <w:t xml:space="preserve"> </w:t>
@@ -41331,7 +41331,7 @@
               <w:t xml:space="preserve"> </w:t>
             </w:r>
             <w:r>
-              <w:t xml:space="preserve">Zhou (2024b)</w:t>
+              <w:t xml:space="preserve">Zhou [5]</w:t>
             </w:r>
             <w:r>
               <w:t xml:space="preserve"> </w:t>
@@ -41343,7 +41343,7 @@
               <w:t xml:space="preserve"> </w:t>
             </w:r>
             <w:r>
-              <w:t xml:space="preserve">Zhou (2024a)</w:t>
+              <w:t xml:space="preserve">Zhou [9]</w:t>
             </w:r>
             <w:r>
               <w:t xml:space="preserve">,</w:t>
@@ -41568,7 +41568,7 @@
         <w:t xml:space="preserve"> </w:t>
       </w:r>
       <w:r>
-        <w:t xml:space="preserve">(Wikipedia contributors 2026i)</w:t>
+        <w:t xml:space="preserve">[10]</w:t>
       </w:r>
       <w:r>
         <w:t xml:space="preserve"> </w:t>
@@ -46117,7 +46117,7 @@
         <w:t xml:space="preserve"> </w:t>
       </w:r>
       <w:r>
-        <w:t xml:space="preserve">(Wikipedia contributors 2026d)</w:t>
+        <w:t xml:space="preserve">[11]</w:t>
       </w:r>
       <w:r>
         <w:t xml:space="preserve"> </w:t>
@@ -46689,7 +46689,7 @@
         <w:t xml:space="preserve"> </w:t>
       </w:r>
       <w:r>
-        <w:t xml:space="preserve">(Wikipedia contributors 2026g)</w:t>
+        <w:t xml:space="preserve">[12]</w:t>
       </w:r>
       <w:r>
         <w:t xml:space="preserve">.</w:t>
@@ -50677,7 +50677,7 @@
         <w:t xml:space="preserve"> </w:t>
       </w:r>
       <w:r>
-        <w:t xml:space="preserve">(Wikipedia contributors 2026e)</w:t>
+        <w:t xml:space="preserve">[13]</w:t>
       </w:r>
       <w:r>
         <w:t xml:space="preserve"> </w:t>
@@ -53762,7 +53762,7 @@
         </w:numPr>
       </w:pPr>
       <w:r>
-        <w:t xml:space="preserve">Wikipedia contributors (2026b)</w:t>
+        <w:t xml:space="preserve">Wikipedia contributors [1]</w:t>
       </w:r>
       <w:r>
         <w:t xml:space="preserve"> </w:t>
@@ -53779,7 +53779,7 @@
         </w:numPr>
       </w:pPr>
       <w:r>
-        <w:t xml:space="preserve">Wikipedia contributors (2026h)</w:t>
+        <w:t xml:space="preserve">Wikipedia contributors [3]</w:t>
       </w:r>
       <w:r>
         <w:t xml:space="preserve"> </w:t>
@@ -53796,7 +53796,7 @@
         </w:numPr>
       </w:pPr>
       <w:r>
-        <w:t xml:space="preserve">Wikipedia contributors (2026c)</w:t>
+        <w:t xml:space="preserve">Wikipedia contributors [6]</w:t>
       </w:r>
       <w:r>
         <w:t xml:space="preserve"> </w:t>
@@ -53813,7 +53813,7 @@
         </w:numPr>
       </w:pPr>
       <w:r>
-        <w:t xml:space="preserve">Wikipedia contributors (2026f)</w:t>
+        <w:t xml:space="preserve">Wikipedia contributors [7]</w:t>
       </w:r>
       <w:r>
         <w:t xml:space="preserve"> </w:t>
@@ -53830,7 +53830,7 @@
         </w:numPr>
       </w:pPr>
       <w:r>
-        <w:t xml:space="preserve">Wikipedia contributors (2026d)</w:t>
+        <w:t xml:space="preserve">Wikipedia contributors [11]</w:t>
       </w:r>
       <w:r>
         <w:t xml:space="preserve"> </w:t>
@@ -53847,7 +53847,7 @@
         </w:numPr>
       </w:pPr>
       <w:r>
-        <w:t xml:space="preserve">Wikipedia contributors (2026g)</w:t>
+        <w:t xml:space="preserve">Wikipedia contributors [12]</w:t>
       </w:r>
       <w:r>
         <w:t xml:space="preserve"> </w:t>
@@ -53864,7 +53864,7 @@
         </w:numPr>
       </w:pPr>
       <w:r>
-        <w:t xml:space="preserve">Wikipedia contributors (2026i)</w:t>
+        <w:t xml:space="preserve">Wikipedia contributors [10]</w:t>
       </w:r>
       <w:r>
         <w:t xml:space="preserve"> </w:t>
@@ -53881,7 +53881,7 @@
         </w:numPr>
       </w:pPr>
       <w:r>
-        <w:t xml:space="preserve">Wikipedia contributors (2026e)</w:t>
+        <w:t xml:space="preserve">Wikipedia contributors [13]</w:t>
       </w:r>
       <w:r>
         <w:t xml:space="preserve"> </w:t>
@@ -53898,7 +53898,7 @@
         </w:numPr>
       </w:pPr>
       <w:r>
-        <w:t xml:space="preserve">Wikipedia contributors (2026a)</w:t>
+        <w:t xml:space="preserve">Wikipedia contributors [8]</w:t>
       </w:r>
       <w:r>
         <w:t xml:space="preserve"> </w:t>
@@ -53908,13 +53908,79 @@
       </w:r>
     </w:p>
     <w:bookmarkStart w:id="169" w:name="refs"/>
-    <w:bookmarkStart w:id="144" w:name="ref-banerjee2014linear"/>
+    <w:bookmarkStart w:id="144" w:name="ref-wikipedia_design_matrix"/>
     <w:p>
       <w:pPr>
         <w:pStyle w:val="Bibliography"/>
       </w:pPr>
       <w:r>
-        <w:t xml:space="preserve">Banerjee, Sudipto, and Anindya Roy. 2014.</w:t>
+        <w:t xml:space="preserve">[1]</w:t>
+      </w:r>
+      <w:r>
+        <w:t xml:space="preserve"> </w:t>
+      </w:r>
+      <w:r>
+        <w:t xml:space="preserve">	</w:t>
+      </w:r>
+      <w:r>
+        <w:t xml:space="preserve">Wikipedia contributors,</w:t>
+      </w:r>
+      <w:r>
+        <w:t xml:space="preserve"> </w:t>
+      </w:r>
+      <w:r>
+        <w:t xml:space="preserve">“Design matrix —</w:t>
+      </w:r>
+      <w:r>
+        <w:t xml:space="preserve"> </w:t>
+      </w:r>
+      <w:r>
+        <w:t xml:space="preserve">Wikipedia</w:t>
+      </w:r>
+      <w:r>
+        <w:t xml:space="preserve">,</w:t>
+      </w:r>
+      <w:r>
+        <w:t xml:space="preserve"> </w:t>
+      </w:r>
+      <w:r>
+        <w:t xml:space="preserve">the free encyclopedia.”</w:t>
+      </w:r>
+      <w:r>
+        <w:t xml:space="preserve"> </w:t>
+      </w:r>
+      <w:r>
+        <w:t xml:space="preserve">2026. Available:</w:t>
+      </w:r>
+      <w:r>
+        <w:t xml:space="preserve"> </w:t>
+      </w:r>
+      <w:hyperlink r:id="rId143">
+        <w:r>
+          <w:rPr>
+            <w:rStyle w:val="Hyperlink"/>
+          </w:rPr>
+          <w:t xml:space="preserve">https://en.wikipedia.org/wiki/Design_matrix</w:t>
+        </w:r>
+      </w:hyperlink>
+    </w:p>
+    <w:bookmarkEnd w:id="144"/>
+    <w:bookmarkStart w:id="146" w:name="ref-banerjee2014linear"/>
+    <w:p>
+      <w:pPr>
+        <w:pStyle w:val="Bibliography"/>
+      </w:pPr>
+      <w:r>
+        <w:t xml:space="preserve">[2]</w:t>
+      </w:r>
+      <w:r>
+        <w:t xml:space="preserve"> </w:t>
+      </w:r>
+      <w:r>
+        <w:t xml:space="preserve">	</w:t>
+      </w:r>
+      <w:r>
+        <w:t xml:space="preserve">S. Banerjee and A. Roy,</w:t>
       </w:r>
       <w:r>
         <w:t xml:space="preserve"> </w:t>
@@ -53924,15 +53990,15 @@
           <w:i/>
           <w:iCs/>
         </w:rPr>
-        <w:t xml:space="preserve">Linear Algebra and Matrix Analysis for Statistics</w:t>
-      </w:r>
-      <w:r>
-        <w:t xml:space="preserve">. Vol. 181. Crc Press Boca Raton.</w:t>
-      </w:r>
-      <w:r>
-        <w:t xml:space="preserve"> </w:t>
-      </w:r>
-      <w:hyperlink r:id="rId143">
+        <w:t xml:space="preserve">Linear algebra and matrix analysis for statistics</w:t>
+      </w:r>
+      <w:r>
+        <w:t xml:space="preserve">, vol. 181. Crc Press Boca Raton, 2014. Available:</w:t>
+      </w:r>
+      <w:r>
+        <w:t xml:space="preserve"> </w:t>
+      </w:r>
+      <w:hyperlink r:id="rId145">
         <w:r>
           <w:rPr>
             <w:rStyle w:val="Hyperlink"/>
@@ -53940,138 +54006,51 @@
           <w:t xml:space="preserve">https://www.routledge.com/Linear-Algebra-and-Matrix-Analysis-for-Statistics/Banerjee-Roy/p/book/9781420095388</w:t>
         </w:r>
       </w:hyperlink>
-      <w:r>
-        <w:t xml:space="preserve">.</w:t>
-      </w:r>
     </w:p>
-    <w:bookmarkEnd w:id="144"/>
-    <w:bookmarkStart w:id="146" w:name="X97fe57415e7e267285131d5509dc48aaa6368b8"/>
+    <w:bookmarkEnd w:id="146"/>
+    <w:bookmarkStart w:id="148" w:name="ref-wikipedia_projection_matrix"/>
     <w:p>
       <w:pPr>
         <w:pStyle w:val="Bibliography"/>
       </w:pPr>
       <w:r>
-        <w:t xml:space="preserve">Wikipedia contributors. 2026a.</w:t>
-      </w:r>
-      <w:r>
-        <w:t xml:space="preserve"> </w:t>
-      </w:r>
-      <w:r>
-        <w:rPr>
-          <w:i/>
-          <w:iCs/>
-        </w:rPr>
-        <w:t xml:space="preserve">Consistent and Inconsistent Equations —</w:t>
-      </w:r>
-      <w:r>
-        <w:rPr>
-          <w:i/>
-          <w:iCs/>
-        </w:rPr>
-        <w:t xml:space="preserve"> </w:t>
-      </w:r>
-      <w:r>
-        <w:rPr>
-          <w:i/>
-          <w:iCs/>
-        </w:rPr>
+        <w:t xml:space="preserve">[3]</w:t>
+      </w:r>
+      <w:r>
+        <w:t xml:space="preserve"> </w:t>
+      </w:r>
+      <w:r>
+        <w:t xml:space="preserve">	</w:t>
+      </w:r>
+      <w:r>
+        <w:t xml:space="preserve">Wikipedia contributors,</w:t>
+      </w:r>
+      <w:r>
+        <w:t xml:space="preserve"> </w:t>
+      </w:r>
+      <w:r>
+        <w:t xml:space="preserve">“Projection matrix —</w:t>
+      </w:r>
+      <w:r>
+        <w:t xml:space="preserve"> </w:t>
+      </w:r>
+      <w:r>
         <w:t xml:space="preserve">Wikipedia</w:t>
       </w:r>
       <w:r>
-        <w:rPr>
-          <w:i/>
-          <w:iCs/>
-        </w:rPr>
         <w:t xml:space="preserve">,</w:t>
       </w:r>
       <w:r>
-        <w:rPr>
-          <w:i/>
-          <w:iCs/>
-        </w:rPr>
-        <w:t xml:space="preserve"> </w:t>
-      </w:r>
-      <w:r>
-        <w:rPr>
-          <w:i/>
-          <w:iCs/>
-        </w:rPr>
-        <w:t xml:space="preserve">the Free Encyclopedia</w:t>
-      </w:r>
-      <w:r>
-        <w:t xml:space="preserve">.</w:t>
-      </w:r>
-      <w:r>
-        <w:t xml:space="preserve"> </w:t>
-      </w:r>
-      <w:hyperlink r:id="rId145">
-        <w:r>
-          <w:rPr>
-            <w:rStyle w:val="Hyperlink"/>
-          </w:rPr>
-          <w:t xml:space="preserve">https://en.wikipedia.org/wiki/Consistent_and_inconsistent_equations</w:t>
-        </w:r>
-      </w:hyperlink>
-      <w:r>
-        <w:t xml:space="preserve">.</w:t>
-      </w:r>
-    </w:p>
-    <w:bookmarkEnd w:id="146"/>
-    <w:bookmarkStart w:id="148" w:name="ref-wikipedia_design_matrix"/>
-    <w:p>
-      <w:pPr>
-        <w:pStyle w:val="Bibliography"/>
-      </w:pPr>
-      <w:r>
-        <w:t xml:space="preserve">Wikipedia contributors. 2026b.</w:t>
-      </w:r>
-      <w:r>
-        <w:t xml:space="preserve"> </w:t>
-      </w:r>
-      <w:r>
-        <w:rPr>
-          <w:i/>
-          <w:iCs/>
-        </w:rPr>
-        <w:t xml:space="preserve">Design Matrix —</w:t>
-      </w:r>
-      <w:r>
-        <w:rPr>
-          <w:i/>
-          <w:iCs/>
-        </w:rPr>
-        <w:t xml:space="preserve"> </w:t>
-      </w:r>
-      <w:r>
-        <w:rPr>
-          <w:i/>
-          <w:iCs/>
-        </w:rPr>
-        <w:t xml:space="preserve">Wikipedia</w:t>
-      </w:r>
-      <w:r>
-        <w:rPr>
-          <w:i/>
-          <w:iCs/>
-        </w:rPr>
-        <w:t xml:space="preserve">,</w:t>
-      </w:r>
-      <w:r>
-        <w:rPr>
-          <w:i/>
-          <w:iCs/>
-        </w:rPr>
-        <w:t xml:space="preserve"> </w:t>
-      </w:r>
-      <w:r>
-        <w:rPr>
-          <w:i/>
-          <w:iCs/>
-        </w:rPr>
-        <w:t xml:space="preserve">the Free Encyclopedia</w:t>
-      </w:r>
-      <w:r>
-        <w:t xml:space="preserve">.</w:t>
+        <w:t xml:space="preserve"> </w:t>
+      </w:r>
+      <w:r>
+        <w:t xml:space="preserve">the free encyclopedia.”</w:t>
+      </w:r>
+      <w:r>
+        <w:t xml:space="preserve"> </w:t>
+      </w:r>
+      <w:r>
+        <w:t xml:space="preserve">2026. Available:</w:t>
       </w:r>
       <w:r>
         <w:t xml:space="preserve"> </w:t>
@@ -54081,74 +54060,143 @@
           <w:rPr>
             <w:rStyle w:val="Hyperlink"/>
           </w:rPr>
-          <w:t xml:space="preserve">https://en.wikipedia.org/wiki/Design_matrix</w:t>
+          <w:t xml:space="preserve">https://en.wikipedia.org/wiki/Projection_matrix</w:t>
         </w:r>
       </w:hyperlink>
-      <w:r>
-        <w:t xml:space="preserve">.</w:t>
-      </w:r>
     </w:p>
     <w:bookmarkEnd w:id="148"/>
-    <w:bookmarkStart w:id="150" w:name="ref-wikipedia_generalized_inverse"/>
+    <w:bookmarkStart w:id="150" w:name="ref-zhou2024orthproj"/>
     <w:p>
       <w:pPr>
         <w:pStyle w:val="Bibliography"/>
       </w:pPr>
       <w:r>
-        <w:t xml:space="preserve">Wikipedia contributors. 2026c.</w:t>
-      </w:r>
-      <w:r>
-        <w:t xml:space="preserve"> </w:t>
-      </w:r>
-      <w:r>
-        <w:rPr>
-          <w:i/>
-          <w:iCs/>
-        </w:rPr>
-        <w:t xml:space="preserve">Generalized Inverse —</w:t>
-      </w:r>
-      <w:r>
-        <w:rPr>
-          <w:i/>
-          <w:iCs/>
-        </w:rPr>
-        <w:t xml:space="preserve"> </w:t>
-      </w:r>
-      <w:r>
-        <w:rPr>
-          <w:i/>
-          <w:iCs/>
-        </w:rPr>
+        <w:t xml:space="preserve">[4]</w:t>
+      </w:r>
+      <w:r>
+        <w:t xml:space="preserve"> </w:t>
+      </w:r>
+      <w:r>
+        <w:t xml:space="preserve">	</w:t>
+      </w:r>
+      <w:r>
+        <w:t xml:space="preserve">H. Zhou,</w:t>
+      </w:r>
+      <w:r>
+        <w:t xml:space="preserve"> </w:t>
+      </w:r>
+      <w:r>
+        <w:t xml:space="preserve">“Orthogonal projections.”</w:t>
+      </w:r>
+      <w:r>
+        <w:t xml:space="preserve"> </w:t>
+      </w:r>
+      <w:r>
+        <w:t xml:space="preserve">Lecture notes for Biostat 216, Mathematical Methods for Biostatistics, University of California, Los Angeles, 2024. Accessed: Oct. 05, 2026. [Online]. Available:</w:t>
+      </w:r>
+      <w:r>
+        <w:t xml:space="preserve"> </w:t>
+      </w:r>
+      <w:hyperlink r:id="rId149">
+        <w:r>
+          <w:rPr>
+            <w:rStyle w:val="Hyperlink"/>
+          </w:rPr>
+          <w:t xml:space="preserve">https://ucla-biostat-216.github.io/2024fall/slides/06-orthproj/06-orthproj.html</w:t>
+        </w:r>
+      </w:hyperlink>
+    </w:p>
+    <w:bookmarkEnd w:id="150"/>
+    <w:bookmarkStart w:id="152" w:name="ref-zhou2024matinv"/>
+    <w:p>
+      <w:pPr>
+        <w:pStyle w:val="Bibliography"/>
+      </w:pPr>
+      <w:r>
+        <w:t xml:space="preserve">[5]</w:t>
+      </w:r>
+      <w:r>
+        <w:t xml:space="preserve"> </w:t>
+      </w:r>
+      <w:r>
+        <w:t xml:space="preserve">	</w:t>
+      </w:r>
+      <w:r>
+        <w:t xml:space="preserve">H. Zhou,</w:t>
+      </w:r>
+      <w:r>
+        <w:t xml:space="preserve"> </w:t>
+      </w:r>
+      <w:r>
+        <w:t xml:space="preserve">“Linear equations and matrix inverses.”</w:t>
+      </w:r>
+      <w:r>
+        <w:t xml:space="preserve"> </w:t>
+      </w:r>
+      <w:r>
+        <w:t xml:space="preserve">Lecture notes for Biostat 216, Mathematical Methods for Biostatistics, University of California, Los Angeles, 2024. Accessed: Oct. 05, 2026. [Online]. Available:</w:t>
+      </w:r>
+      <w:r>
+        <w:t xml:space="preserve"> </w:t>
+      </w:r>
+      <w:hyperlink r:id="rId151">
+        <w:r>
+          <w:rPr>
+            <w:rStyle w:val="Hyperlink"/>
+          </w:rPr>
+          <w:t xml:space="preserve">https://ucla-biostat-216.github.io/2024fall/slides/07-matinv/07-matinv.html</w:t>
+        </w:r>
+      </w:hyperlink>
+    </w:p>
+    <w:bookmarkEnd w:id="152"/>
+    <w:bookmarkStart w:id="154" w:name="ref-wikipedia_generalized_inverse"/>
+    <w:p>
+      <w:pPr>
+        <w:pStyle w:val="Bibliography"/>
+      </w:pPr>
+      <w:r>
+        <w:t xml:space="preserve">[6]</w:t>
+      </w:r>
+      <w:r>
+        <w:t xml:space="preserve"> </w:t>
+      </w:r>
+      <w:r>
+        <w:t xml:space="preserve">	</w:t>
+      </w:r>
+      <w:r>
+        <w:t xml:space="preserve">Wikipedia contributors,</w:t>
+      </w:r>
+      <w:r>
+        <w:t xml:space="preserve"> </w:t>
+      </w:r>
+      <w:r>
+        <w:t xml:space="preserve">“Generalized inverse —</w:t>
+      </w:r>
+      <w:r>
+        <w:t xml:space="preserve"> </w:t>
+      </w:r>
+      <w:r>
         <w:t xml:space="preserve">Wikipedia</w:t>
       </w:r>
       <w:r>
-        <w:rPr>
-          <w:i/>
-          <w:iCs/>
-        </w:rPr>
         <w:t xml:space="preserve">,</w:t>
       </w:r>
       <w:r>
-        <w:rPr>
-          <w:i/>
-          <w:iCs/>
-        </w:rPr>
-        <w:t xml:space="preserve"> </w:t>
-      </w:r>
-      <w:r>
-        <w:rPr>
-          <w:i/>
-          <w:iCs/>
-        </w:rPr>
-        <w:t xml:space="preserve">the Free Encyclopedia</w:t>
-      </w:r>
-      <w:r>
-        <w:t xml:space="preserve">.</w:t>
-      </w:r>
-      <w:r>
-        <w:t xml:space="preserve"> </w:t>
-      </w:r>
-      <w:hyperlink r:id="rId149">
+        <w:t xml:space="preserve"> </w:t>
+      </w:r>
+      <w:r>
+        <w:t xml:space="preserve">the free encyclopedia.”</w:t>
+      </w:r>
+      <w:r>
+        <w:t xml:space="preserve"> </w:t>
+      </w:r>
+      <w:r>
+        <w:t xml:space="preserve">2026. Available:</w:t>
+      </w:r>
+      <w:r>
+        <w:t xml:space="preserve"> </w:t>
+      </w:r>
+      <w:hyperlink r:id="rId153">
         <w:r>
           <w:rPr>
             <w:rStyle w:val="Hyperlink"/>
@@ -54156,153 +54204,6 @@
           <w:t xml:space="preserve">https://en.wikipedia.org/wiki/Generalized_inverse</w:t>
         </w:r>
       </w:hyperlink>
-      <w:r>
-        <w:t xml:space="preserve">.</w:t>
-      </w:r>
-    </w:p>
-    <w:bookmarkEnd w:id="150"/>
-    <w:bookmarkStart w:id="152" w:name="ref-wikipedia_least_squares"/>
-    <w:p>
-      <w:pPr>
-        <w:pStyle w:val="Bibliography"/>
-      </w:pPr>
-      <w:r>
-        <w:t xml:space="preserve">Wikipedia contributors. 2026d.</w:t>
-      </w:r>
-      <w:r>
-        <w:t xml:space="preserve"> </w:t>
-      </w:r>
-      <w:r>
-        <w:rPr>
-          <w:i/>
-          <w:iCs/>
-        </w:rPr>
-        <w:t xml:space="preserve">Least Squares —</w:t>
-      </w:r>
-      <w:r>
-        <w:rPr>
-          <w:i/>
-          <w:iCs/>
-        </w:rPr>
-        <w:t xml:space="preserve"> </w:t>
-      </w:r>
-      <w:r>
-        <w:rPr>
-          <w:i/>
-          <w:iCs/>
-        </w:rPr>
-        <w:t xml:space="preserve">Wikipedia</w:t>
-      </w:r>
-      <w:r>
-        <w:rPr>
-          <w:i/>
-          <w:iCs/>
-        </w:rPr>
-        <w:t xml:space="preserve">,</w:t>
-      </w:r>
-      <w:r>
-        <w:rPr>
-          <w:i/>
-          <w:iCs/>
-        </w:rPr>
-        <w:t xml:space="preserve"> </w:t>
-      </w:r>
-      <w:r>
-        <w:rPr>
-          <w:i/>
-          <w:iCs/>
-        </w:rPr>
-        <w:t xml:space="preserve">the Free Encyclopedia</w:t>
-      </w:r>
-      <w:r>
-        <w:t xml:space="preserve">.</w:t>
-      </w:r>
-      <w:r>
-        <w:t xml:space="preserve"> </w:t>
-      </w:r>
-      <w:hyperlink r:id="rId151">
-        <w:r>
-          <w:rPr>
-            <w:rStyle w:val="Hyperlink"/>
-          </w:rPr>
-          <w:t xml:space="preserve">https://en.wikipedia.org/wiki/Least_squares</w:t>
-        </w:r>
-      </w:hyperlink>
-      <w:r>
-        <w:t xml:space="preserve">.</w:t>
-      </w:r>
-    </w:p>
-    <w:bookmarkEnd w:id="152"/>
-    <w:bookmarkStart w:id="154" w:name="ref-wikipedia_lu_decomposition"/>
-    <w:p>
-      <w:pPr>
-        <w:pStyle w:val="Bibliography"/>
-      </w:pPr>
-      <w:r>
-        <w:t xml:space="preserve">Wikipedia contributors. 2026e.</w:t>
-      </w:r>
-      <w:r>
-        <w:t xml:space="preserve"> </w:t>
-      </w:r>
-      <w:r>
-        <w:rPr>
-          <w:i/>
-          <w:iCs/>
-        </w:rPr>
-        <w:t xml:space="preserve">LU Decomposition —</w:t>
-      </w:r>
-      <w:r>
-        <w:rPr>
-          <w:i/>
-          <w:iCs/>
-        </w:rPr>
-        <w:t xml:space="preserve"> </w:t>
-      </w:r>
-      <w:r>
-        <w:rPr>
-          <w:i/>
-          <w:iCs/>
-        </w:rPr>
-        <w:t xml:space="preserve">Wikipedia</w:t>
-      </w:r>
-      <w:r>
-        <w:rPr>
-          <w:i/>
-          <w:iCs/>
-        </w:rPr>
-        <w:t xml:space="preserve">,</w:t>
-      </w:r>
-      <w:r>
-        <w:rPr>
-          <w:i/>
-          <w:iCs/>
-        </w:rPr>
-        <w:t xml:space="preserve"> </w:t>
-      </w:r>
-      <w:r>
-        <w:rPr>
-          <w:i/>
-          <w:iCs/>
-        </w:rPr>
-        <w:t xml:space="preserve">the Free Encyclopedia</w:t>
-      </w:r>
-      <w:r>
-        <w:t xml:space="preserve">.</w:t>
-      </w:r>
-      <w:r>
-        <w:t xml:space="preserve"> </w:t>
-      </w:r>
-      <w:hyperlink r:id="rId153">
-        <w:r>
-          <w:rPr>
-            <w:rStyle w:val="Hyperlink"/>
-          </w:rPr>
-          <w:t xml:space="preserve">https://en.wikipedia.org/wiki/LU_decomposition</w:t>
-        </w:r>
-      </w:hyperlink>
-      <w:r>
-        <w:t xml:space="preserve">.</w:t>
-      </w:r>
     </w:p>
     <w:bookmarkEnd w:id="154"/>
     <w:bookmarkStart w:id="156" w:name="ref-wikipedia_moore_penrose_inverse"/>
@@ -54311,55 +54212,43 @@
         <w:pStyle w:val="Bibliography"/>
       </w:pPr>
       <w:r>
-        <w:t xml:space="preserve">Wikipedia contributors. 2026f.</w:t>
-      </w:r>
-      <w:r>
-        <w:t xml:space="preserve"> </w:t>
-      </w:r>
-      <w:r>
-        <w:rPr>
-          <w:i/>
-          <w:iCs/>
-        </w:rPr>
-        <w:t xml:space="preserve">Moore–Penrose Inverse —</w:t>
-      </w:r>
-      <w:r>
-        <w:rPr>
-          <w:i/>
-          <w:iCs/>
-        </w:rPr>
-        <w:t xml:space="preserve"> </w:t>
-      </w:r>
-      <w:r>
-        <w:rPr>
-          <w:i/>
-          <w:iCs/>
-        </w:rPr>
+        <w:t xml:space="preserve">[7]</w:t>
+      </w:r>
+      <w:r>
+        <w:t xml:space="preserve"> </w:t>
+      </w:r>
+      <w:r>
+        <w:t xml:space="preserve">	</w:t>
+      </w:r>
+      <w:r>
+        <w:t xml:space="preserve">Wikipedia contributors,</w:t>
+      </w:r>
+      <w:r>
+        <w:t xml:space="preserve"> </w:t>
+      </w:r>
+      <w:r>
+        <w:t xml:space="preserve">“Moore–penrose inverse —</w:t>
+      </w:r>
+      <w:r>
+        <w:t xml:space="preserve"> </w:t>
+      </w:r>
+      <w:r>
         <w:t xml:space="preserve">Wikipedia</w:t>
       </w:r>
       <w:r>
-        <w:rPr>
-          <w:i/>
-          <w:iCs/>
-        </w:rPr>
         <w:t xml:space="preserve">,</w:t>
       </w:r>
       <w:r>
-        <w:rPr>
-          <w:i/>
-          <w:iCs/>
-        </w:rPr>
-        <w:t xml:space="preserve"> </w:t>
-      </w:r>
-      <w:r>
-        <w:rPr>
-          <w:i/>
-          <w:iCs/>
-        </w:rPr>
-        <w:t xml:space="preserve">the Free Encyclopedia</w:t>
-      </w:r>
-      <w:r>
-        <w:t xml:space="preserve">.</w:t>
+        <w:t xml:space="preserve"> </w:t>
+      </w:r>
+      <w:r>
+        <w:t xml:space="preserve">the free encyclopedia.”</w:t>
+      </w:r>
+      <w:r>
+        <w:t xml:space="preserve"> </w:t>
+      </w:r>
+      <w:r>
+        <w:t xml:space="preserve">2026. Available:</w:t>
       </w:r>
       <w:r>
         <w:t xml:space="preserve"> </w:t>
@@ -54372,66 +54261,51 @@
           <w:t xml:space="preserve">https://en.wikipedia.org/wiki/Moore%E2%80%93Penrose_inverse</w:t>
         </w:r>
       </w:hyperlink>
-      <w:r>
-        <w:t xml:space="preserve">.</w:t>
-      </w:r>
     </w:p>
     <w:bookmarkEnd w:id="156"/>
-    <w:bookmarkStart w:id="158" w:name="ref-wikipedia_normal_equations"/>
+    <w:bookmarkStart w:id="158" w:name="X97fe57415e7e267285131d5509dc48aaa6368b8"/>
     <w:p>
       <w:pPr>
         <w:pStyle w:val="Bibliography"/>
       </w:pPr>
       <w:r>
-        <w:t xml:space="preserve">Wikipedia contributors. 2026g.</w:t>
-      </w:r>
-      <w:r>
-        <w:t xml:space="preserve"> </w:t>
-      </w:r>
-      <w:r>
-        <w:rPr>
-          <w:i/>
-          <w:iCs/>
-        </w:rPr>
-        <w:t xml:space="preserve">Normal Equations —</w:t>
-      </w:r>
-      <w:r>
-        <w:rPr>
-          <w:i/>
-          <w:iCs/>
-        </w:rPr>
-        <w:t xml:space="preserve"> </w:t>
-      </w:r>
-      <w:r>
-        <w:rPr>
-          <w:i/>
-          <w:iCs/>
-        </w:rPr>
+        <w:t xml:space="preserve">[8]</w:t>
+      </w:r>
+      <w:r>
+        <w:t xml:space="preserve"> </w:t>
+      </w:r>
+      <w:r>
+        <w:t xml:space="preserve">	</w:t>
+      </w:r>
+      <w:r>
+        <w:t xml:space="preserve">Wikipedia contributors,</w:t>
+      </w:r>
+      <w:r>
+        <w:t xml:space="preserve"> </w:t>
+      </w:r>
+      <w:r>
+        <w:t xml:space="preserve">“Consistent and inconsistent equations —</w:t>
+      </w:r>
+      <w:r>
+        <w:t xml:space="preserve"> </w:t>
+      </w:r>
+      <w:r>
         <w:t xml:space="preserve">Wikipedia</w:t>
       </w:r>
       <w:r>
-        <w:rPr>
-          <w:i/>
-          <w:iCs/>
-        </w:rPr>
         <w:t xml:space="preserve">,</w:t>
       </w:r>
       <w:r>
-        <w:rPr>
-          <w:i/>
-          <w:iCs/>
-        </w:rPr>
-        <w:t xml:space="preserve"> </w:t>
-      </w:r>
-      <w:r>
-        <w:rPr>
-          <w:i/>
-          <w:iCs/>
-        </w:rPr>
-        <w:t xml:space="preserve">the Free Encyclopedia</w:t>
-      </w:r>
-      <w:r>
-        <w:t xml:space="preserve">.</w:t>
+        <w:t xml:space="preserve"> </w:t>
+      </w:r>
+      <w:r>
+        <w:t xml:space="preserve">the free encyclopedia.”</w:t>
+      </w:r>
+      <w:r>
+        <w:t xml:space="preserve"> </w:t>
+      </w:r>
+      <w:r>
+        <w:t xml:space="preserve">2026. Available:</w:t>
       </w:r>
       <w:r>
         <w:t xml:space="preserve"> </w:t>
@@ -54441,69 +54315,39 @@
           <w:rPr>
             <w:rStyle w:val="Hyperlink"/>
           </w:rPr>
-          <w:t xml:space="preserve">https://en.wikipedia.org/wiki/Normal_equations</w:t>
+          <w:t xml:space="preserve">https://en.wikipedia.org/wiki/Consistent_and_inconsistent_equations</w:t>
         </w:r>
       </w:hyperlink>
-      <w:r>
-        <w:t xml:space="preserve">.</w:t>
-      </w:r>
     </w:p>
     <w:bookmarkEnd w:id="158"/>
-    <w:bookmarkStart w:id="160" w:name="ref-wikipedia_projection_matrix"/>
+    <w:bookmarkStart w:id="160" w:name="ref-zhou2024ls"/>
     <w:p>
       <w:pPr>
         <w:pStyle w:val="Bibliography"/>
       </w:pPr>
       <w:r>
-        <w:t xml:space="preserve">Wikipedia contributors. 2026h.</w:t>
-      </w:r>
-      <w:r>
-        <w:t xml:space="preserve"> </w:t>
-      </w:r>
-      <w:r>
-        <w:rPr>
-          <w:i/>
-          <w:iCs/>
-        </w:rPr>
-        <w:t xml:space="preserve">Projection Matrix —</w:t>
-      </w:r>
-      <w:r>
-        <w:rPr>
-          <w:i/>
-          <w:iCs/>
-        </w:rPr>
-        <w:t xml:space="preserve"> </w:t>
-      </w:r>
-      <w:r>
-        <w:rPr>
-          <w:i/>
-          <w:iCs/>
-        </w:rPr>
-        <w:t xml:space="preserve">Wikipedia</w:t>
-      </w:r>
-      <w:r>
-        <w:rPr>
-          <w:i/>
-          <w:iCs/>
-        </w:rPr>
-        <w:t xml:space="preserve">,</w:t>
-      </w:r>
-      <w:r>
-        <w:rPr>
-          <w:i/>
-          <w:iCs/>
-        </w:rPr>
-        <w:t xml:space="preserve"> </w:t>
-      </w:r>
-      <w:r>
-        <w:rPr>
-          <w:i/>
-          <w:iCs/>
-        </w:rPr>
-        <w:t xml:space="preserve">the Free Encyclopedia</w:t>
-      </w:r>
-      <w:r>
-        <w:t xml:space="preserve">.</w:t>
+        <w:t xml:space="preserve">[9]</w:t>
+      </w:r>
+      <w:r>
+        <w:t xml:space="preserve"> </w:t>
+      </w:r>
+      <w:r>
+        <w:t xml:space="preserve">	</w:t>
+      </w:r>
+      <w:r>
+        <w:t xml:space="preserve">H. Zhou,</w:t>
+      </w:r>
+      <w:r>
+        <w:t xml:space="preserve"> </w:t>
+      </w:r>
+      <w:r>
+        <w:t xml:space="preserve">“Least squares.”</w:t>
+      </w:r>
+      <w:r>
+        <w:t xml:space="preserve"> </w:t>
+      </w:r>
+      <w:r>
+        <w:t xml:space="preserve">Lecture notes for Biostat 216, Mathematical Methods for Biostatistics, University of California, Los Angeles, 2024. Accessed: Oct. 05, 2026. [Online]. Available:</w:t>
       </w:r>
       <w:r>
         <w:t xml:space="preserve"> </w:t>
@@ -54513,12 +54357,9 @@
           <w:rPr>
             <w:rStyle w:val="Hyperlink"/>
           </w:rPr>
-          <w:t xml:space="preserve">https://en.wikipedia.org/wiki/Projection_matrix</w:t>
+          <w:t xml:space="preserve">https://ucla-biostat-216.github.io/2024fall/slides/08-ls/08-ls.html</w:t>
         </w:r>
       </w:hyperlink>
-      <w:r>
-        <w:t xml:space="preserve">.</w:t>
-      </w:r>
     </w:p>
     <w:bookmarkEnd w:id="160"/>
     <w:bookmarkStart w:id="162" w:name="ref-wikipedia_triangular_matrix"/>
@@ -54527,55 +54368,43 @@
         <w:pStyle w:val="Bibliography"/>
       </w:pPr>
       <w:r>
-        <w:t xml:space="preserve">Wikipedia contributors. 2026i.</w:t>
-      </w:r>
-      <w:r>
-        <w:t xml:space="preserve"> </w:t>
-      </w:r>
-      <w:r>
-        <w:rPr>
-          <w:i/>
-          <w:iCs/>
-        </w:rPr>
-        <w:t xml:space="preserve">Triangular Matrix —</w:t>
-      </w:r>
-      <w:r>
-        <w:rPr>
-          <w:i/>
-          <w:iCs/>
-        </w:rPr>
-        <w:t xml:space="preserve"> </w:t>
-      </w:r>
-      <w:r>
-        <w:rPr>
-          <w:i/>
-          <w:iCs/>
-        </w:rPr>
+        <w:t xml:space="preserve">[10]</w:t>
+      </w:r>
+      <w:r>
+        <w:t xml:space="preserve"> </w:t>
+      </w:r>
+      <w:r>
+        <w:t xml:space="preserve">	</w:t>
+      </w:r>
+      <w:r>
+        <w:t xml:space="preserve">Wikipedia contributors,</w:t>
+      </w:r>
+      <w:r>
+        <w:t xml:space="preserve"> </w:t>
+      </w:r>
+      <w:r>
+        <w:t xml:space="preserve">“Triangular matrix —</w:t>
+      </w:r>
+      <w:r>
+        <w:t xml:space="preserve"> </w:t>
+      </w:r>
+      <w:r>
         <w:t xml:space="preserve">Wikipedia</w:t>
       </w:r>
       <w:r>
-        <w:rPr>
-          <w:i/>
-          <w:iCs/>
-        </w:rPr>
         <w:t xml:space="preserve">,</w:t>
       </w:r>
       <w:r>
-        <w:rPr>
-          <w:i/>
-          <w:iCs/>
-        </w:rPr>
-        <w:t xml:space="preserve"> </w:t>
-      </w:r>
-      <w:r>
-        <w:rPr>
-          <w:i/>
-          <w:iCs/>
-        </w:rPr>
-        <w:t xml:space="preserve">the Free Encyclopedia</w:t>
-      </w:r>
-      <w:r>
-        <w:t xml:space="preserve">.</w:t>
+        <w:t xml:space="preserve"> </w:t>
+      </w:r>
+      <w:r>
+        <w:t xml:space="preserve">the free encyclopedia.”</w:t>
+      </w:r>
+      <w:r>
+        <w:t xml:space="preserve"> </w:t>
+      </w:r>
+      <w:r>
+        <w:t xml:space="preserve">2026. Available:</w:t>
       </w:r>
       <w:r>
         <w:t xml:space="preserve"> </w:t>
@@ -54588,31 +54417,51 @@
           <w:t xml:space="preserve">https://en.wikipedia.org/wiki/Triangular_matrix</w:t>
         </w:r>
       </w:hyperlink>
-      <w:r>
-        <w:t xml:space="preserve">.</w:t>
-      </w:r>
     </w:p>
     <w:bookmarkEnd w:id="162"/>
-    <w:bookmarkStart w:id="164" w:name="ref-zhou2024ls"/>
+    <w:bookmarkStart w:id="164" w:name="ref-wikipedia_least_squares"/>
     <w:p>
       <w:pPr>
         <w:pStyle w:val="Bibliography"/>
       </w:pPr>
       <w:r>
-        <w:t xml:space="preserve">Zhou, Hua. 2024a.</w:t>
-      </w:r>
-      <w:r>
-        <w:t xml:space="preserve"> </w:t>
-      </w:r>
-      <w:r>
-        <w:rPr>
-          <w:i/>
-          <w:iCs/>
-        </w:rPr>
-        <w:t xml:space="preserve">Least Squares</w:t>
-      </w:r>
-      <w:r>
-        <w:t xml:space="preserve">. Lecture notes for Biostat 216, Mathematical Methods for Biostatistics, University of California, Los Angeles.</w:t>
+        <w:t xml:space="preserve">[11]</w:t>
+      </w:r>
+      <w:r>
+        <w:t xml:space="preserve"> </w:t>
+      </w:r>
+      <w:r>
+        <w:t xml:space="preserve">	</w:t>
+      </w:r>
+      <w:r>
+        <w:t xml:space="preserve">Wikipedia contributors,</w:t>
+      </w:r>
+      <w:r>
+        <w:t xml:space="preserve"> </w:t>
+      </w:r>
+      <w:r>
+        <w:t xml:space="preserve">“Least squares —</w:t>
+      </w:r>
+      <w:r>
+        <w:t xml:space="preserve"> </w:t>
+      </w:r>
+      <w:r>
+        <w:t xml:space="preserve">Wikipedia</w:t>
+      </w:r>
+      <w:r>
+        <w:t xml:space="preserve">,</w:t>
+      </w:r>
+      <w:r>
+        <w:t xml:space="preserve"> </w:t>
+      </w:r>
+      <w:r>
+        <w:t xml:space="preserve">the free encyclopedia.”</w:t>
+      </w:r>
+      <w:r>
+        <w:t xml:space="preserve"> </w:t>
+      </w:r>
+      <w:r>
+        <w:t xml:space="preserve">2026. Available:</w:t>
       </w:r>
       <w:r>
         <w:t xml:space="preserve"> </w:t>
@@ -54622,34 +54471,54 @@
           <w:rPr>
             <w:rStyle w:val="Hyperlink"/>
           </w:rPr>
-          <w:t xml:space="preserve">https://ucla-biostat-216.github.io/2024fall/slides/08-ls/08-ls.html</w:t>
+          <w:t xml:space="preserve">https://en.wikipedia.org/wiki/Least_squares</w:t>
         </w:r>
       </w:hyperlink>
-      <w:r>
-        <w:t xml:space="preserve">.</w:t>
-      </w:r>
     </w:p>
     <w:bookmarkEnd w:id="164"/>
-    <w:bookmarkStart w:id="166" w:name="ref-zhou2024matinv"/>
+    <w:bookmarkStart w:id="166" w:name="ref-wikipedia_normal_equations"/>
     <w:p>
       <w:pPr>
         <w:pStyle w:val="Bibliography"/>
       </w:pPr>
       <w:r>
-        <w:t xml:space="preserve">Zhou, Hua. 2024b.</w:t>
-      </w:r>
-      <w:r>
-        <w:t xml:space="preserve"> </w:t>
-      </w:r>
-      <w:r>
-        <w:rPr>
-          <w:i/>
-          <w:iCs/>
-        </w:rPr>
-        <w:t xml:space="preserve">Linear Equations and Matrix Inverses</w:t>
-      </w:r>
-      <w:r>
-        <w:t xml:space="preserve">. Lecture notes for Biostat 216, Mathematical Methods for Biostatistics, University of California, Los Angeles.</w:t>
+        <w:t xml:space="preserve">[12]</w:t>
+      </w:r>
+      <w:r>
+        <w:t xml:space="preserve"> </w:t>
+      </w:r>
+      <w:r>
+        <w:t xml:space="preserve">	</w:t>
+      </w:r>
+      <w:r>
+        <w:t xml:space="preserve">Wikipedia contributors,</w:t>
+      </w:r>
+      <w:r>
+        <w:t xml:space="preserve"> </w:t>
+      </w:r>
+      <w:r>
+        <w:t xml:space="preserve">“Normal equations —</w:t>
+      </w:r>
+      <w:r>
+        <w:t xml:space="preserve"> </w:t>
+      </w:r>
+      <w:r>
+        <w:t xml:space="preserve">Wikipedia</w:t>
+      </w:r>
+      <w:r>
+        <w:t xml:space="preserve">,</w:t>
+      </w:r>
+      <w:r>
+        <w:t xml:space="preserve"> </w:t>
+      </w:r>
+      <w:r>
+        <w:t xml:space="preserve">the free encyclopedia.”</w:t>
+      </w:r>
+      <w:r>
+        <w:t xml:space="preserve"> </w:t>
+      </w:r>
+      <w:r>
+        <w:t xml:space="preserve">2026. Available:</w:t>
       </w:r>
       <w:r>
         <w:t xml:space="preserve"> </w:t>
@@ -54659,34 +54528,54 @@
           <w:rPr>
             <w:rStyle w:val="Hyperlink"/>
           </w:rPr>
-          <w:t xml:space="preserve">https://ucla-biostat-216.github.io/2024fall/slides/07-matinv/07-matinv.html</w:t>
+          <w:t xml:space="preserve">https://en.wikipedia.org/wiki/Normal_equations</w:t>
         </w:r>
       </w:hyperlink>
-      <w:r>
-        <w:t xml:space="preserve">.</w:t>
-      </w:r>
     </w:p>
     <w:bookmarkEnd w:id="166"/>
-    <w:bookmarkStart w:id="168" w:name="ref-zhou2024orthproj"/>
+    <w:bookmarkStart w:id="168" w:name="ref-wikipedia_lu_decomposition"/>
     <w:p>
       <w:pPr>
         <w:pStyle w:val="Bibliography"/>
       </w:pPr>
       <w:r>
-        <w:t xml:space="preserve">Zhou, Hua. 2024c.</w:t>
-      </w:r>
-      <w:r>
-        <w:t xml:space="preserve"> </w:t>
-      </w:r>
-      <w:r>
-        <w:rPr>
-          <w:i/>
-          <w:iCs/>
-        </w:rPr>
-        <w:t xml:space="preserve">Orthogonal Projections</w:t>
-      </w:r>
-      <w:r>
-        <w:t xml:space="preserve">. Lecture notes for Biostat 216, Mathematical Methods for Biostatistics, University of California, Los Angeles.</w:t>
+        <w:t xml:space="preserve">[13]</w:t>
+      </w:r>
+      <w:r>
+        <w:t xml:space="preserve"> </w:t>
+      </w:r>
+      <w:r>
+        <w:t xml:space="preserve">	</w:t>
+      </w:r>
+      <w:r>
+        <w:t xml:space="preserve">Wikipedia contributors,</w:t>
+      </w:r>
+      <w:r>
+        <w:t xml:space="preserve"> </w:t>
+      </w:r>
+      <w:r>
+        <w:t xml:space="preserve">“LU decomposition —</w:t>
+      </w:r>
+      <w:r>
+        <w:t xml:space="preserve"> </w:t>
+      </w:r>
+      <w:r>
+        <w:t xml:space="preserve">Wikipedia</w:t>
+      </w:r>
+      <w:r>
+        <w:t xml:space="preserve">,</w:t>
+      </w:r>
+      <w:r>
+        <w:t xml:space="preserve"> </w:t>
+      </w:r>
+      <w:r>
+        <w:t xml:space="preserve">the free encyclopedia.”</w:t>
+      </w:r>
+      <w:r>
+        <w:t xml:space="preserve"> </w:t>
+      </w:r>
+      <w:r>
+        <w:t xml:space="preserve">2026. Available:</w:t>
       </w:r>
       <w:r>
         <w:t xml:space="preserve"> </w:t>
@@ -54696,12 +54585,9 @@
           <w:rPr>
             <w:rStyle w:val="Hyperlink"/>
           </w:rPr>
-          <w:t xml:space="preserve">https://ucla-biostat-216.github.io/2024fall/slides/06-orthproj/06-orthproj.html</w:t>
+          <w:t xml:space="preserve">https://en.wikipedia.org/wiki/LU_decomposition</w:t>
         </w:r>
       </w:hyperlink>
-      <w:r>
-        <w:t xml:space="preserve">.</w:t>
-      </w:r>
     </w:p>
     <w:bookmarkEnd w:id="168"/>
     <w:bookmarkEnd w:id="169"/>

--- a/linear-algebra-projections.docx
+++ b/linear-algebra-projections.docx
@@ -15,10 +15,10 @@
         <w:pStyle w:val="Date"/>
       </w:pPr>
       <w:r>
-        <w:t xml:space="preserve">Last modified: 2026-10-18 11:27:44 (PDT)</w:t>
+        <w:t xml:space="preserve">Last modified: 2026-10-18 13:21:32 (PDT)</w:t>
       </w:r>
     </w:p>
-    <w:bookmarkStart w:id="142" w:name="design-matrix"/>
+    <w:bookmarkStart w:id="169" w:name="design-matrix"/>
     <w:p>
       <w:pPr>
         <w:pStyle w:val="Heading2"/>
@@ -41207,7 +41207,7 @@
     </w:p>
     <w:bookmarkEnd w:id="109"/>
     <w:bookmarkEnd w:id="110"/>
-    <w:bookmarkStart w:id="141" w:name="sec-solving-linear-systems"/>
+    <w:bookmarkStart w:id="168" w:name="sec-solving-linear-systems"/>
     <w:p>
       <w:pPr>
         <w:pStyle w:val="Heading3"/>
@@ -53743,172 +53743,8 @@
       </m:oMathPara>
     </w:p>
     <w:bookmarkEnd w:id="140"/>
-    <w:bookmarkEnd w:id="141"/>
-    <w:bookmarkEnd w:id="142"/>
-    <w:bookmarkStart w:id="170" w:name="further-reading"/>
-    <w:p>
-      <w:pPr>
-        <w:pStyle w:val="Heading2"/>
-      </w:pPr>
-      <w:r>
-        <w:t xml:space="preserve">Further reading</w:t>
-      </w:r>
-    </w:p>
-    <w:p>
-      <w:pPr>
-        <w:numPr>
-          <w:ilvl w:val="0"/>
-          <w:numId w:val="1013"/>
-        </w:numPr>
-      </w:pPr>
-      <w:r>
-        <w:t xml:space="preserve">Wikipedia contributors [1]</w:t>
-      </w:r>
-      <w:r>
-        <w:t xml:space="preserve"> </w:t>
-      </w:r>
-      <w:r>
-        <w:t xml:space="preserve">— design matrices in regression</w:t>
-      </w:r>
-    </w:p>
-    <w:p>
-      <w:pPr>
-        <w:numPr>
-          <w:ilvl w:val="0"/>
-          <w:numId w:val="1013"/>
-        </w:numPr>
-      </w:pPr>
-      <w:r>
-        <w:t xml:space="preserve">Wikipedia contributors [3]</w:t>
-      </w:r>
-      <w:r>
-        <w:t xml:space="preserve"> </w:t>
-      </w:r>
-      <w:r>
-        <w:t xml:space="preserve">— the projection (hat) matrix</w:t>
-      </w:r>
-    </w:p>
-    <w:p>
-      <w:pPr>
-        <w:numPr>
-          <w:ilvl w:val="0"/>
-          <w:numId w:val="1013"/>
-        </w:numPr>
-      </w:pPr>
-      <w:r>
-        <w:t xml:space="preserve">Wikipedia contributors [6]</w:t>
-      </w:r>
-      <w:r>
-        <w:t xml:space="preserve"> </w:t>
-      </w:r>
-      <w:r>
-        <w:t xml:space="preserve">— generalized inverses and their types</w:t>
-      </w:r>
-    </w:p>
-    <w:p>
-      <w:pPr>
-        <w:numPr>
-          <w:ilvl w:val="0"/>
-          <w:numId w:val="1013"/>
-        </w:numPr>
-      </w:pPr>
-      <w:r>
-        <w:t xml:space="preserve">Wikipedia contributors [7]</w:t>
-      </w:r>
-      <w:r>
-        <w:t xml:space="preserve"> </w:t>
-      </w:r>
-      <w:r>
-        <w:t xml:space="preserve">— the Moore-Penrose inverse and its properties</w:t>
-      </w:r>
-    </w:p>
-    <w:p>
-      <w:pPr>
-        <w:numPr>
-          <w:ilvl w:val="0"/>
-          <w:numId w:val="1013"/>
-        </w:numPr>
-      </w:pPr>
-      <w:r>
-        <w:t xml:space="preserve">Wikipedia contributors [11]</w:t>
-      </w:r>
-      <w:r>
-        <w:t xml:space="preserve"> </w:t>
-      </w:r>
-      <w:r>
-        <w:t xml:space="preserve">— least squares, with its history and variants</w:t>
-      </w:r>
-    </w:p>
-    <w:p>
-      <w:pPr>
-        <w:numPr>
-          <w:ilvl w:val="0"/>
-          <w:numId w:val="1013"/>
-        </w:numPr>
-      </w:pPr>
-      <w:r>
-        <w:t xml:space="preserve">Wikipedia contributors [12]</w:t>
-      </w:r>
-      <w:r>
-        <w:t xml:space="preserve"> </w:t>
-      </w:r>
-      <w:r>
-        <w:t xml:space="preserve">— the normal equations</w:t>
-      </w:r>
-    </w:p>
-    <w:p>
-      <w:pPr>
-        <w:numPr>
-          <w:ilvl w:val="0"/>
-          <w:numId w:val="1013"/>
-        </w:numPr>
-      </w:pPr>
-      <w:r>
-        <w:t xml:space="preserve">Wikipedia contributors [10]</w:t>
-      </w:r>
-      <w:r>
-        <w:t xml:space="preserve"> </w:t>
-      </w:r>
-      <w:r>
-        <w:t xml:space="preserve">— triangular matrices and back substitution</w:t>
-      </w:r>
-    </w:p>
-    <w:p>
-      <w:pPr>
-        <w:numPr>
-          <w:ilvl w:val="0"/>
-          <w:numId w:val="1013"/>
-        </w:numPr>
-      </w:pPr>
-      <w:r>
-        <w:t xml:space="preserve">Wikipedia contributors [13]</w:t>
-      </w:r>
-      <w:r>
-        <w:t xml:space="preserve"> </w:t>
-      </w:r>
-      <w:r>
-        <w:t xml:space="preserve">— the LU decomposition</w:t>
-      </w:r>
-    </w:p>
-    <w:p>
-      <w:pPr>
-        <w:numPr>
-          <w:ilvl w:val="0"/>
-          <w:numId w:val="1013"/>
-        </w:numPr>
-      </w:pPr>
-      <w:r>
-        <w:t xml:space="preserve">Wikipedia contributors [8]</w:t>
-      </w:r>
-      <w:r>
-        <w:t xml:space="preserve"> </w:t>
-      </w:r>
-      <w:r>
-        <w:t xml:space="preserve">— consistent and inconsistent systems of equations</w:t>
-      </w:r>
-    </w:p>
-    <w:bookmarkStart w:id="169" w:name="refs"/>
-    <w:bookmarkStart w:id="144" w:name="ref-wikipedia_design_matrix"/>
+    <w:bookmarkStart w:id="167" w:name="refs"/>
+    <w:bookmarkStart w:id="142" w:name="ref-wikipedia_design_matrix"/>
     <w:p>
       <w:pPr>
         <w:pStyle w:val="Bibliography"/>
@@ -53955,7 +53791,7 @@
       <w:r>
         <w:t xml:space="preserve"> </w:t>
       </w:r>
-      <w:hyperlink r:id="rId143">
+      <w:hyperlink r:id="rId141">
         <w:r>
           <w:rPr>
             <w:rStyle w:val="Hyperlink"/>
@@ -53964,8 +53800,8 @@
         </w:r>
       </w:hyperlink>
     </w:p>
-    <w:bookmarkEnd w:id="144"/>
-    <w:bookmarkStart w:id="146" w:name="ref-banerjee2014linear"/>
+    <w:bookmarkEnd w:id="142"/>
+    <w:bookmarkStart w:id="144" w:name="ref-banerjee2014linear"/>
     <w:p>
       <w:pPr>
         <w:pStyle w:val="Bibliography"/>
@@ -53998,7 +53834,7 @@
       <w:r>
         <w:t xml:space="preserve"> </w:t>
       </w:r>
-      <w:hyperlink r:id="rId145">
+      <w:hyperlink r:id="rId143">
         <w:r>
           <w:rPr>
             <w:rStyle w:val="Hyperlink"/>
@@ -54007,8 +53843,8 @@
         </w:r>
       </w:hyperlink>
     </w:p>
-    <w:bookmarkEnd w:id="146"/>
-    <w:bookmarkStart w:id="148" w:name="ref-wikipedia_projection_matrix"/>
+    <w:bookmarkEnd w:id="144"/>
+    <w:bookmarkStart w:id="146" w:name="ref-wikipedia_projection_matrix"/>
     <w:p>
       <w:pPr>
         <w:pStyle w:val="Bibliography"/>
@@ -54055,7 +53891,7 @@
       <w:r>
         <w:t xml:space="preserve"> </w:t>
       </w:r>
-      <w:hyperlink r:id="rId147">
+      <w:hyperlink r:id="rId145">
         <w:r>
           <w:rPr>
             <w:rStyle w:val="Hyperlink"/>
@@ -54064,8 +53900,8 @@
         </w:r>
       </w:hyperlink>
     </w:p>
-    <w:bookmarkEnd w:id="148"/>
-    <w:bookmarkStart w:id="150" w:name="ref-zhou2024orthproj"/>
+    <w:bookmarkEnd w:id="146"/>
+    <w:bookmarkStart w:id="148" w:name="ref-zhou2024orthproj"/>
     <w:p>
       <w:pPr>
         <w:pStyle w:val="Bibliography"/>
@@ -54097,7 +53933,7 @@
       <w:r>
         <w:t xml:space="preserve"> </w:t>
       </w:r>
-      <w:hyperlink r:id="rId149">
+      <w:hyperlink r:id="rId147">
         <w:r>
           <w:rPr>
             <w:rStyle w:val="Hyperlink"/>
@@ -54106,8 +53942,8 @@
         </w:r>
       </w:hyperlink>
     </w:p>
-    <w:bookmarkEnd w:id="150"/>
-    <w:bookmarkStart w:id="152" w:name="ref-zhou2024matinv"/>
+    <w:bookmarkEnd w:id="148"/>
+    <w:bookmarkStart w:id="150" w:name="ref-zhou2024matinv"/>
     <w:p>
       <w:pPr>
         <w:pStyle w:val="Bibliography"/>
@@ -54139,7 +53975,7 @@
       <w:r>
         <w:t xml:space="preserve"> </w:t>
       </w:r>
-      <w:hyperlink r:id="rId151">
+      <w:hyperlink r:id="rId149">
         <w:r>
           <w:rPr>
             <w:rStyle w:val="Hyperlink"/>
@@ -54148,8 +53984,8 @@
         </w:r>
       </w:hyperlink>
     </w:p>
-    <w:bookmarkEnd w:id="152"/>
-    <w:bookmarkStart w:id="154" w:name="ref-wikipedia_generalized_inverse"/>
+    <w:bookmarkEnd w:id="150"/>
+    <w:bookmarkStart w:id="152" w:name="ref-wikipedia_generalized_inverse"/>
     <w:p>
       <w:pPr>
         <w:pStyle w:val="Bibliography"/>
@@ -54196,7 +54032,7 @@
       <w:r>
         <w:t xml:space="preserve"> </w:t>
       </w:r>
-      <w:hyperlink r:id="rId153">
+      <w:hyperlink r:id="rId151">
         <w:r>
           <w:rPr>
             <w:rStyle w:val="Hyperlink"/>
@@ -54205,8 +54041,8 @@
         </w:r>
       </w:hyperlink>
     </w:p>
-    <w:bookmarkEnd w:id="154"/>
-    <w:bookmarkStart w:id="156" w:name="ref-wikipedia_moore_penrose_inverse"/>
+    <w:bookmarkEnd w:id="152"/>
+    <w:bookmarkStart w:id="154" w:name="ref-wikipedia_moore_penrose_inverse"/>
     <w:p>
       <w:pPr>
         <w:pStyle w:val="Bibliography"/>
@@ -54253,7 +54089,7 @@
       <w:r>
         <w:t xml:space="preserve"> </w:t>
       </w:r>
-      <w:hyperlink r:id="rId155">
+      <w:hyperlink r:id="rId153">
         <w:r>
           <w:rPr>
             <w:rStyle w:val="Hyperlink"/>
@@ -54262,8 +54098,8 @@
         </w:r>
       </w:hyperlink>
     </w:p>
-    <w:bookmarkEnd w:id="156"/>
-    <w:bookmarkStart w:id="158" w:name="X97fe57415e7e267285131d5509dc48aaa6368b8"/>
+    <w:bookmarkEnd w:id="154"/>
+    <w:bookmarkStart w:id="156" w:name="X97fe57415e7e267285131d5509dc48aaa6368b8"/>
     <w:p>
       <w:pPr>
         <w:pStyle w:val="Bibliography"/>
@@ -54310,7 +54146,7 @@
       <w:r>
         <w:t xml:space="preserve"> </w:t>
       </w:r>
-      <w:hyperlink r:id="rId157">
+      <w:hyperlink r:id="rId155">
         <w:r>
           <w:rPr>
             <w:rStyle w:val="Hyperlink"/>
@@ -54319,8 +54155,8 @@
         </w:r>
       </w:hyperlink>
     </w:p>
-    <w:bookmarkEnd w:id="158"/>
-    <w:bookmarkStart w:id="160" w:name="ref-zhou2024ls"/>
+    <w:bookmarkEnd w:id="156"/>
+    <w:bookmarkStart w:id="158" w:name="ref-zhou2024ls"/>
     <w:p>
       <w:pPr>
         <w:pStyle w:val="Bibliography"/>
@@ -54352,7 +54188,7 @@
       <w:r>
         <w:t xml:space="preserve"> </w:t>
       </w:r>
-      <w:hyperlink r:id="rId159">
+      <w:hyperlink r:id="rId157">
         <w:r>
           <w:rPr>
             <w:rStyle w:val="Hyperlink"/>
@@ -54361,8 +54197,8 @@
         </w:r>
       </w:hyperlink>
     </w:p>
-    <w:bookmarkEnd w:id="160"/>
-    <w:bookmarkStart w:id="162" w:name="ref-wikipedia_triangular_matrix"/>
+    <w:bookmarkEnd w:id="158"/>
+    <w:bookmarkStart w:id="160" w:name="ref-wikipedia_triangular_matrix"/>
     <w:p>
       <w:pPr>
         <w:pStyle w:val="Bibliography"/>
@@ -54409,7 +54245,7 @@
       <w:r>
         <w:t xml:space="preserve"> </w:t>
       </w:r>
-      <w:hyperlink r:id="rId161">
+      <w:hyperlink r:id="rId159">
         <w:r>
           <w:rPr>
             <w:rStyle w:val="Hyperlink"/>
@@ -54418,8 +54254,8 @@
         </w:r>
       </w:hyperlink>
     </w:p>
-    <w:bookmarkEnd w:id="162"/>
-    <w:bookmarkStart w:id="164" w:name="ref-wikipedia_least_squares"/>
+    <w:bookmarkEnd w:id="160"/>
+    <w:bookmarkStart w:id="162" w:name="ref-wikipedia_least_squares"/>
     <w:p>
       <w:pPr>
         <w:pStyle w:val="Bibliography"/>
@@ -54466,7 +54302,7 @@
       <w:r>
         <w:t xml:space="preserve"> </w:t>
       </w:r>
-      <w:hyperlink r:id="rId163">
+      <w:hyperlink r:id="rId161">
         <w:r>
           <w:rPr>
             <w:rStyle w:val="Hyperlink"/>
@@ -54475,8 +54311,8 @@
         </w:r>
       </w:hyperlink>
     </w:p>
-    <w:bookmarkEnd w:id="164"/>
-    <w:bookmarkStart w:id="166" w:name="ref-wikipedia_normal_equations"/>
+    <w:bookmarkEnd w:id="162"/>
+    <w:bookmarkStart w:id="164" w:name="ref-wikipedia_normal_equations"/>
     <w:p>
       <w:pPr>
         <w:pStyle w:val="Bibliography"/>
@@ -54523,7 +54359,7 @@
       <w:r>
         <w:t xml:space="preserve"> </w:t>
       </w:r>
-      <w:hyperlink r:id="rId165">
+      <w:hyperlink r:id="rId163">
         <w:r>
           <w:rPr>
             <w:rStyle w:val="Hyperlink"/>
@@ -54532,8 +54368,8 @@
         </w:r>
       </w:hyperlink>
     </w:p>
-    <w:bookmarkEnd w:id="166"/>
-    <w:bookmarkStart w:id="168" w:name="ref-wikipedia_lu_decomposition"/>
+    <w:bookmarkEnd w:id="164"/>
+    <w:bookmarkStart w:id="166" w:name="ref-wikipedia_lu_decomposition"/>
     <w:p>
       <w:pPr>
         <w:pStyle w:val="Bibliography"/>
@@ -54580,7 +54416,7 @@
       <w:r>
         <w:t xml:space="preserve"> </w:t>
       </w:r>
-      <w:hyperlink r:id="rId167">
+      <w:hyperlink r:id="rId165">
         <w:r>
           <w:rPr>
             <w:rStyle w:val="Hyperlink"/>
@@ -54589,9 +54425,10 @@
         </w:r>
       </w:hyperlink>
     </w:p>
+    <w:bookmarkEnd w:id="166"/>
+    <w:bookmarkEnd w:id="167"/>
     <w:bookmarkEnd w:id="168"/>
     <w:bookmarkEnd w:id="169"/>
-    <w:bookmarkEnd w:id="170"/>
     <w:sectPr>
       <w:footnotePr>
         <w:numRestart w:val="eachSect"/>
@@ -55117,9 +54954,6 @@
     <w:lvlOverride w:ilvl="8">
       <w:startOverride w:val="1"/>
     </w:lvlOverride>
-  </w:num>
-  <w:num w:numId="1013">
-    <w:abstractNumId w:val="991"/>
   </w:num>
 </w:numbering>
 </file>

--- a/linear-algebra-projections.docx
+++ b/linear-algebra-projections.docx
@@ -15,7 +15,7 @@
         <w:pStyle w:val="Date"/>
       </w:pPr>
       <w:r>
-        <w:t xml:space="preserve">Last modified: 2026-10-18 13:21:32 (PDT)</w:t>
+        <w:t xml:space="preserve">Last modified: 2026-10-18 16:43:42 (PDT)</w:t>
       </w:r>
     </w:p>
     <w:bookmarkStart w:id="169" w:name="design-matrix"/>
@@ -704,7 +704,7 @@
           <w:rPr>
             <w:rStyle w:val="Hyperlink"/>
           </w:rPr>
-          <w:t xml:space="preserve">Theorem 16 in Matrices</w:t>
+          <w:t xml:space="preserve">Theorem 17 in Matrices</w:t>
         </w:r>
       </w:hyperlink>
       <w:r>
@@ -3036,7 +3036,7 @@
           <w:rPr>
             <w:rStyle w:val="Hyperlink"/>
           </w:rPr>
-          <w:t xml:space="preserve">Theorem 16 in Matrices</w:t>
+          <w:t xml:space="preserve">Theorem 17 in Matrices</w:t>
         </w:r>
       </w:hyperlink>
       <w:r>
@@ -8329,7 +8329,7 @@
     &amp;&amp; \text{(} {\mathbf{Q}}^{\top} \mathbf{Q} = \mathbf{I}_r \text{, from the first part of the proof)}
     \\
     &amp;= {\mathbf{Q}}^{\top} \mathord{\smash[b]{\underset{\raise.3ex\hbox{$\scriptstyle\sim$}}{y}}\vphantom{y}} - {\mathbf{Q}}^{\top} \mathord{\smash[b]{\underset{\raise.3ex\hbox{$\scriptstyle\sim$}}{y}}\vphantom{y}}
-    &amp;&amp; \text{(}\text{Theorem~7 in Matrices}\text{)}
+    &amp;&amp; \text{(}\text{Theorem~8 in Matrices}\text{)}
     \\
     &amp;= \mathord{\smash[b]{\underset{\raise.3ex\hbox{$\scriptstyle\sim$}}{0}}\vphantom{0}}_r,
     &amp;&amp; \text{(arithmetic)}
@@ -8755,7 +8755,7 @@
                   <m:nor/>
                   <m:sty m:val="p"/>
                 </m:rPr>
-                <m:t>Theorem 16 in Matrices</m:t>
+                <m:t>Theorem 17 in Matrices</m:t>
               </m:r>
               <m:r>
                 <m:rPr>
@@ -9210,7 +9210,7 @@
                   <m:nor/>
                   <m:sty m:val="p"/>
                 </m:rPr>
-                <m:t>Theorem 7 in Matrices</m:t>
+                <m:t>Theorem 8 in Matrices</m:t>
               </m:r>
               <m:r>
                 <m:rPr>
@@ -13081,7 +13081,7 @@
                   <m:nor/>
                   <m:sty m:val="p"/>
                 </m:rPr>
-                <m:t>Theorem 7 in Matrices</m:t>
+                <m:t>Theorem 8 in Matrices</m:t>
               </m:r>
               <m:r>
                 <m:rPr>
@@ -18905,7 +18905,7 @@
           <w:rPr>
             <w:rStyle w:val="Hyperlink"/>
           </w:rPr>
-          <w:t xml:space="preserve">Theorem 7 in Matrices</w:t>
+          <w:t xml:space="preserve">Theorem 8 in Matrices</w:t>
         </w:r>
       </w:hyperlink>
       <w:r>
@@ -19059,7 +19059,7 @@
                   <m:nor/>
                   <m:sty m:val="p"/>
                 </m:rPr>
-                <m:t>Theorem 7 in Matrices</m:t>
+                <m:t>Theorem 8 in Matrices</m:t>
               </m:r>
               <m:r>
                 <m:rPr>
@@ -19531,7 +19531,7 @@
                   <m:nor/>
                   <m:sty m:val="p"/>
                 </m:rPr>
-                <m:t>Theorem 7 in Matrices</m:t>
+                <m:t>Theorem 8 in Matrices</m:t>
               </m:r>
               <m:r>
                 <m:rPr>
@@ -23229,7 +23229,7 @@
                   <m:nor/>
                   <m:sty m:val="p"/>
                 </m:rPr>
-                <m:t>Theorem 16 in Matrices</m:t>
+                <m:t>Theorem 17 in Matrices</m:t>
               </m:r>
               <m:r>
                 <m:rPr>
@@ -23493,7 +23493,7 @@
                   <m:nor/>
                   <m:sty m:val="p"/>
                 </m:rPr>
-                <m:t>Theorem 16 in Matrices</m:t>
+                <m:t>Theorem 17 in Matrices</m:t>
               </m:r>
               <m:r>
                 <m:rPr>
@@ -23785,7 +23785,7 @@
                   <m:nor/>
                   <m:sty m:val="p"/>
                 </m:rPr>
-                <m:t>Theorem 16 in Matrices</m:t>
+                <m:t>Theorem 17 in Matrices</m:t>
               </m:r>
               <m:r>
                 <m:rPr>
@@ -24361,7 +24361,7 @@
                   <m:nor/>
                   <m:sty m:val="p"/>
                 </m:rPr>
-                <m:t>Theorem 16 in Matrices</m:t>
+                <m:t>Theorem 17 in Matrices</m:t>
               </m:r>
               <m:r>
                 <m:rPr>
@@ -24625,7 +24625,7 @@
                   <m:nor/>
                   <m:sty m:val="p"/>
                 </m:rPr>
-                <m:t>Theorem 16 in Matrices</m:t>
+                <m:t>Theorem 17 in Matrices</m:t>
               </m:r>
               <m:r>
                 <m:rPr>
@@ -24917,7 +24917,7 @@
                   <m:nor/>
                   <m:sty m:val="p"/>
                 </m:rPr>
-                <m:t>Theorem 16 in Matrices</m:t>
+                <m:t>Theorem 17 in Matrices</m:t>
               </m:r>
               <m:r>
                 <m:rPr>
@@ -27821,7 +27821,7 @@
           <w:rPr>
             <w:rStyle w:val="Hyperlink"/>
           </w:rPr>
-          <w:t xml:space="preserve">Theorem 16 in Matrices</w:t>
+          <w:t xml:space="preserve">Theorem 17 in Matrices</w:t>
         </w:r>
       </w:hyperlink>
       <w:r>
@@ -28507,7 +28507,7 @@
           <w:rPr>
             <w:rStyle w:val="Hyperlink"/>
           </w:rPr>
-          <w:t xml:space="preserve">Theorem 16 in Matrices</w:t>
+          <w:t xml:space="preserve">Theorem 17 in Matrices</w:t>
         </w:r>
       </w:hyperlink>
       <w:r>
@@ -29260,7 +29260,7 @@
                   <m:nor/>
                   <m:sty m:val="p"/>
                 </m:rPr>
-                <m:t>Theorem 7 in Matrices</m:t>
+                <m:t>Theorem 8 in Matrices</m:t>
               </m:r>
               <m:r>
                 <m:rPr>
@@ -29681,7 +29681,7 @@
                   <m:nor/>
                   <m:sty m:val="p"/>
                 </m:rPr>
-                <m:t>Theorem 7 in Matrices</m:t>
+                <m:t>Theorem 8 in Matrices</m:t>
               </m:r>
               <m:r>
                 <m:rPr>
@@ -30039,7 +30039,7 @@
                   <m:nor/>
                   <m:sty m:val="p"/>
                 </m:rPr>
-                <m:t>Theorem 16 in Matrices</m:t>
+                <m:t>Theorem 17 in Matrices</m:t>
               </m:r>
               <m:r>
                 <m:rPr>
@@ -30161,7 +30161,7 @@
                   <m:nor/>
                   <m:sty m:val="p"/>
                 </m:rPr>
-                <m:t>Theorem 16 in Matrices</m:t>
+                <m:t>Theorem 17 in Matrices</m:t>
               </m:r>
               <m:r>
                 <m:rPr>
@@ -30678,7 +30678,7 @@
                   <m:nor/>
                   <m:sty m:val="p"/>
                 </m:rPr>
-                <m:t>Theorem 16 in Matrices</m:t>
+                <m:t>Theorem 17 in Matrices</m:t>
               </m:r>
               <m:r>
                 <m:rPr>
@@ -30800,7 +30800,7 @@
                   <m:nor/>
                   <m:sty m:val="p"/>
                 </m:rPr>
-                <m:t>Theorem 16 in Matrices</m:t>
+                <m:t>Theorem 17 in Matrices</m:t>
               </m:r>
               <m:r>
                 <m:rPr>
@@ -31294,7 +31294,7 @@
                   <m:nor/>
                   <m:sty m:val="p"/>
                 </m:rPr>
-                <m:t>Theorem 7 in Matrices</m:t>
+                <m:t>Theorem 8 in Matrices</m:t>
               </m:r>
               <m:r>
                 <m:rPr>
@@ -31743,7 +31743,7 @@
                   <m:nor/>
                   <m:sty m:val="p"/>
                 </m:rPr>
-                <m:t>Theorem 7 in Matrices</m:t>
+                <m:t>Theorem 8 in Matrices</m:t>
               </m:r>
               <m:r>
                 <m:rPr>
@@ -34850,7 +34850,7 @@
                   <m:nor/>
                   <m:sty m:val="p"/>
                 </m:rPr>
-                <m:t>Theorem 7 in Matrices</m:t>
+                <m:t>Theorem 8 in Matrices</m:t>
               </m:r>
               <m:r>
                 <m:rPr>
@@ -35141,7 +35141,7 @@
     &amp;&amp; \text{(}\text{Theorem~7}\text{, with } \mathord{\smash[b]{\underset{\raise.3ex\hbox{$\scriptstyle\sim$}}{x}}\vphantom{x}} \text{ as the last factor)}
     \\
     &amp;= \mathord{\smash[b]{\underset{\raise.3ex\hbox{$\scriptstyle\sim$}}{x}}\vphantom{x}} - (\mathbf{G} \mathbf{A})\,\mathord{\smash[b]{\underset{\raise.3ex\hbox{$\scriptstyle\sim$}}{x}}\vphantom{x}}
-    &amp;&amp; \text{(}\text{Theorem~7 in Matrices}\text{)}
+    &amp;&amp; \text{(}\text{Theorem~8 in Matrices}\text{)}
     \\
     &amp;= \mathord{\smash[b]{\underset{\raise.3ex\hbox{$\scriptstyle\sim$}}{x}}\vphantom{x}} - \mathbf{G}\,(\mathbf{A} \mathord{\smash[b]{\underset{\raise.3ex\hbox{$\scriptstyle\sim$}}{x}}\vphantom{x}})
     &amp;&amp; \text{(}\text{Theorem~5 in Matrices}\text{)}
@@ -48052,7 +48052,7 @@
     \begin{aligned}
     \hat{\mathord{\smash[b]{\underset{\raise.3ex\hbox{$\scriptstyle\sim$}}{x}}\vphantom{x}}}
     &amp;= \mathbf{I}_n\,\hat{\mathord{\smash[b]{\underset{\raise.3ex\hbox{$\scriptstyle\sim$}}{x}}\vphantom{x}}}
-    &amp;&amp; \text{(}\text{Theorem~7 in Matrices}\text{)}
+    &amp;&amp; \text{(}\text{Theorem~8 in Matrices}\text{)}
     \\
     &amp;= (\mathbf{M}^{-1} \mathbf{M})\,\hat{\mathord{\smash[b]{\underset{\raise.3ex\hbox{$\scriptstyle\sim$}}{x}}\vphantom{x}}}
     &amp;&amp; \text{(}\text{Definition~5 in Special Matrices and Decompositions}\text{)}
@@ -49842,7 +49842,7 @@
     &amp;&amp; \text{(substitute } \mathbf{A} = \mathbf{Q} \mathbf{R} \text{)}
     \\
     &amp;= {\mathbf{R}}^{\top}\,{\mathbf{Q}}^{\top}\,(\mathbf{Q} \mathbf{R})\,\hat{\mathord{\smash[b]{\underset{\raise.3ex\hbox{$\scriptstyle\sim$}}{x}}\vphantom{x}}}
-    &amp;&amp; \text{(}\text{Theorem~16 in Matrices}\text{)}
+    &amp;&amp; \text{(}\text{Theorem~17 in Matrices}\text{)}
     \\
     &amp;= {\mathbf{R}}^{\top}\,({\mathbf{Q}}^{\top} \mathbf{Q})\,(\mathbf{R} \hat{\mathord{\smash[b]{\underset{\raise.3ex\hbox{$\scriptstyle\sim$}}{x}}\vphantom{x}}})
     &amp;&amp; \text{(}\text{Theorem~5 in Matrices}\text{)}
@@ -49851,7 +49851,7 @@
     &amp;&amp; \text{(} {\mathbf{Q}}^{\top} \mathbf{Q} = \mathbf{I}_n \text{)}
     \\
     &amp;= {\mathbf{R}}^{\top}\,(\mathbf{R} \hat{\mathord{\smash[b]{\underset{\raise.3ex\hbox{$\scriptstyle\sim$}}{x}}\vphantom{x}}})
-    &amp;&amp; \text{(}\text{Theorem~7 in Matrices}\text{)}
+    &amp;&amp; \text{(}\text{Theorem~8 in Matrices}\text{)}
     \\
     &amp;= {\mathbf{R}}^{\top}\,({\mathbf{Q}}^{\top} \mathord{\smash[b]{\underset{\raise.3ex\hbox{$\scriptstyle\sim$}}{b}}\vphantom{b}})
     &amp;&amp; \text{(} \mathbf{R} \hat{\mathord{\smash[b]{\underset{\raise.3ex\hbox{$\scriptstyle\sim$}}{x}}\vphantom{x}}} = {\mathbf{Q}}^{\top} \mathord{\smash[b]{\underset{\raise.3ex\hbox{$\scriptstyle\sim$}}{b}}\vphantom{b}} \text{)}
@@ -49860,7 +49860,7 @@
     &amp;&amp; \text{(}\text{Theorem~5 in Matrices}\text{)}
     \\
     &amp;= {(\mathbf{Q} \mathbf{R})}^{\top}\,\mathord{\smash[b]{\underset{\raise.3ex\hbox{$\scriptstyle\sim$}}{b}}\vphantom{b}}
-    &amp;&amp; \text{(}\text{Theorem~16 in Matrices}\text{)}
+    &amp;&amp; \text{(}\text{Theorem~17 in Matrices}\text{)}
     \\
     &amp;= {\mathbf{A}}^{\top} \mathord{\smash[b]{\underset{\raise.3ex\hbox{$\scriptstyle\sim$}}{b}}\vphantom{b}},
     &amp;&amp; \text{(} \mathbf{A} = \mathbf{Q} \mathbf{R} \text{)}

--- a/linear-algebra-projections.docx
+++ b/linear-algebra-projections.docx
@@ -15,7 +15,7 @@
         <w:pStyle w:val="Date"/>
       </w:pPr>
       <w:r>
-        <w:t xml:space="preserve">Last modified: 2026-10-18 16:43:42 (PDT)</w:t>
+        <w:t xml:space="preserve">Last modified: 2026-10-19 00:47:50 (PDT)</w:t>
       </w:r>
     </w:p>
     <w:bookmarkStart w:id="169" w:name="design-matrix"/>

--- a/linear-algebra-projections.docx
+++ b/linear-algebra-projections.docx
@@ -15,7 +15,7 @@
         <w:pStyle w:val="Date"/>
       </w:pPr>
       <w:r>
-        <w:t xml:space="preserve">Last modified: 2026-10-19 00:47:50 (PDT)</w:t>
+        <w:t xml:space="preserve">Last modified: 2026-10-19 02:15:55 (PDT)</w:t>
       </w:r>
     </w:p>
     <w:bookmarkStart w:id="169" w:name="design-matrix"/>

--- a/linear-algebra-projections.docx
+++ b/linear-algebra-projections.docx
@@ -15,7 +15,7 @@
         <w:pStyle w:val="Date"/>
       </w:pPr>
       <w:r>
-        <w:t xml:space="preserve">Last modified: 2026-10-19 02:15:55 (PDT)</w:t>
+        <w:t xml:space="preserve">Last modified: 2026-10-19 03:23:43 (PDT)</w:t>
       </w:r>
     </w:p>
     <w:bookmarkStart w:id="169" w:name="design-matrix"/>
@@ -45668,7 +45668,7 @@
           <w:rPr>
             <w:rStyle w:val="Hyperlink"/>
           </w:rPr>
-          <w:t xml:space="preserve">Example 21 in Inner Products and Orthogonality</w:t>
+          <w:t xml:space="preserve">Example 22 in Inner Products and Orthogonality</w:t>
         </w:r>
       </w:hyperlink>
       <w:r>
@@ -45685,7 +45685,7 @@
           <w:rPr>
             <w:rStyle w:val="Hyperlink"/>
           </w:rPr>
-          <w:t xml:space="preserve">Example 23 in Inner Products and Orthogonality</w:t>
+          <w:t xml:space="preserve">Example 24 in Inner Products and Orthogonality</w:t>
         </w:r>
       </w:hyperlink>
       <w:r>

--- a/linear-algebra-projections.docx
+++ b/linear-algebra-projections.docx
@@ -15,7 +15,7 @@
         <w:pStyle w:val="Date"/>
       </w:pPr>
       <w:r>
-        <w:t xml:space="preserve">Last modified: 2026-10-19 03:23:43 (PDT)</w:t>
+        <w:t xml:space="preserve">Last modified: 2026-10-19 04:41:29 (PDT)</w:t>
       </w:r>
     </w:p>
     <w:bookmarkStart w:id="169" w:name="design-matrix"/>

--- a/linear-algebra-projections.docx
+++ b/linear-algebra-projections.docx
@@ -15,7 +15,7 @@
         <w:pStyle w:val="Date"/>
       </w:pPr>
       <w:r>
-        <w:t xml:space="preserve">Last modified: 2026-10-19 04:41:29 (PDT)</w:t>
+        <w:t xml:space="preserve">Last modified: 2026-10-19 05:58:02 (PDT)</w:t>
       </w:r>
     </w:p>
     <w:bookmarkStart w:id="169" w:name="design-matrix"/>

--- a/linear-algebra-projections.docx
+++ b/linear-algebra-projections.docx
@@ -15,7 +15,7 @@
         <w:pStyle w:val="Date"/>
       </w:pPr>
       <w:r>
-        <w:t xml:space="preserve">Last modified: 2026-10-19 05:58:02 (PDT)</w:t>
+        <w:t xml:space="preserve">Last modified: 2026-10-19 09:38:56 (PDT)</w:t>
       </w:r>
     </w:p>
     <w:bookmarkStart w:id="169" w:name="design-matrix"/>

--- a/linear-algebra-projections.docx
+++ b/linear-algebra-projections.docx
@@ -15,7 +15,7 @@
         <w:pStyle w:val="Date"/>
       </w:pPr>
       <w:r>
-        <w:t xml:space="preserve">Last modified: 2026-10-19 09:38:56 (PDT)</w:t>
+        <w:t xml:space="preserve">Last modified: 2026-10-19 11:02:25 (PDT)</w:t>
       </w:r>
     </w:p>
     <w:bookmarkStart w:id="169" w:name="design-matrix"/>

--- a/linear-algebra-projections.docx
+++ b/linear-algebra-projections.docx
@@ -15,7 +15,7 @@
         <w:pStyle w:val="Date"/>
       </w:pPr>
       <w:r>
-        <w:t xml:space="preserve">Last modified: 2026-10-19 11:02:25 (PDT)</w:t>
+        <w:t xml:space="preserve">Last modified: 2026-10-19 12:33:15 (PDT)</w:t>
       </w:r>
     </w:p>
     <w:bookmarkStart w:id="169" w:name="design-matrix"/>

--- a/linear-algebra-projections.docx
+++ b/linear-algebra-projections.docx
@@ -15,7 +15,7 @@
         <w:pStyle w:val="Date"/>
       </w:pPr>
       <w:r>
-        <w:t xml:space="preserve">Last modified: 2026-10-19 12:33:15 (PDT)</w:t>
+        <w:t xml:space="preserve">Last modified: 2026-10-19 23:31:34 (PDT)</w:t>
       </w:r>
     </w:p>
     <w:bookmarkStart w:id="169" w:name="design-matrix"/>

--- a/linear-algebra-projections.docx
+++ b/linear-algebra-projections.docx
@@ -15,7 +15,7 @@
         <w:pStyle w:val="Date"/>
       </w:pPr>
       <w:r>
-        <w:t xml:space="preserve">Last modified: 2026-10-20 00:42:48 (PDT)</w:t>
+        <w:t xml:space="preserve">Last modified: 2026-10-21 13:11:08 (PDT)</w:t>
       </w:r>
     </w:p>
     <w:bookmarkStart w:id="177" w:name="design-matrix"/>

--- a/linear-algebra-projections.docx
+++ b/linear-algebra-projections.docx
@@ -15,7 +15,7 @@
         <w:pStyle w:val="Date"/>
       </w:pPr>
       <w:r>
-        <w:t xml:space="preserve">Last modified: 2026-10-21 13:11:08 (PDT)</w:t>
+        <w:t xml:space="preserve">Last modified: 2026-10-21 14:24:09 (PDT)</w:t>
       </w:r>
     </w:p>
     <w:bookmarkStart w:id="177" w:name="design-matrix"/>

--- a/linear-algebra-projections.docx
+++ b/linear-algebra-projections.docx
@@ -15,7 +15,7 @@
         <w:pStyle w:val="Date"/>
       </w:pPr>
       <w:r>
-        <w:t xml:space="preserve">Last modified: 2026-10-21 14:24:09 (PDT)</w:t>
+        <w:t xml:space="preserve">Last modified: 2026-10-22 00:50:13 (PDT)</w:t>
       </w:r>
     </w:p>
     <w:bookmarkStart w:id="177" w:name="design-matrix"/>

--- a/linear-algebra-projections.docx
+++ b/linear-algebra-projections.docx
@@ -15,7 +15,7 @@
         <w:pStyle w:val="Date"/>
       </w:pPr>
       <w:r>
-        <w:t xml:space="preserve">Last modified: 2026-10-22 00:50:13 (PDT)</w:t>
+        <w:t xml:space="preserve">Last modified: 2026-10-22 08:26:35 (PDT)</w:t>
       </w:r>
     </w:p>
     <w:bookmarkStart w:id="177" w:name="design-matrix"/>

--- a/linear-algebra-projections.docx
+++ b/linear-algebra-projections.docx
@@ -15,7 +15,7 @@
         <w:pStyle w:val="Date"/>
       </w:pPr>
       <w:r>
-        <w:t xml:space="preserve">Last modified: 2026-10-22 08:26:35 (PDT)</w:t>
+        <w:t xml:space="preserve">Last modified: 2026-10-22 09:50:17 (PDT)</w:t>
       </w:r>
     </w:p>
     <w:bookmarkStart w:id="177" w:name="design-matrix"/>

--- a/linear-algebra-projections.docx
+++ b/linear-algebra-projections.docx
@@ -15,7 +15,7 @@
         <w:pStyle w:val="Date"/>
       </w:pPr>
       <w:r>
-        <w:t xml:space="preserve">Last modified: 2026-10-22 09:50:17 (PDT)</w:t>
+        <w:t xml:space="preserve">Last modified: 2026-10-22 11:05:55 (PDT)</w:t>
       </w:r>
     </w:p>
     <w:bookmarkStart w:id="177" w:name="design-matrix"/>

--- a/linear-algebra-projections.docx
+++ b/linear-algebra-projections.docx
@@ -15,7 +15,7 @@
         <w:pStyle w:val="Date"/>
       </w:pPr>
       <w:r>
-        <w:t xml:space="preserve">Last modified: 2026-10-24 15:35:26 (PDT)</w:t>
+        <w:t xml:space="preserve">Last modified: 2026-10-24 20:19:00 (PDT)</w:t>
       </w:r>
     </w:p>
     <w:bookmarkStart w:id="177" w:name="design-matrix"/>

--- a/linear-algebra-projections.docx
+++ b/linear-algebra-projections.docx
@@ -15,7 +15,7 @@
         <w:pStyle w:val="Date"/>
       </w:pPr>
       <w:r>
-        <w:t xml:space="preserve">Last modified: 2026-10-24 20:19:00 (PDT)</w:t>
+        <w:t xml:space="preserve">Last modified: 2026-10-25 16:46:34 (PDT)</w:t>
       </w:r>
     </w:p>
     <w:bookmarkStart w:id="177" w:name="design-matrix"/>

--- a/linear-algebra-projections.docx
+++ b/linear-algebra-projections.docx
@@ -15,7 +15,7 @@
         <w:pStyle w:val="Date"/>
       </w:pPr>
       <w:r>
-        <w:t xml:space="preserve">Last modified: 2026-10-25 16:46:34 (PDT)</w:t>
+        <w:t xml:space="preserve">Last modified: 2026-10-25 18:01:14 (PDT)</w:t>
       </w:r>
     </w:p>
     <w:bookmarkStart w:id="177" w:name="design-matrix"/>

--- a/linear-algebra-projections.docx
+++ b/linear-algebra-projections.docx
@@ -15,7 +15,7 @@
         <w:pStyle w:val="Date"/>
       </w:pPr>
       <w:r>
-        <w:t xml:space="preserve">Last modified: 2026-10-25 18:01:14 (PDT)</w:t>
+        <w:t xml:space="preserve">Last modified: 2026-10-26 02:21:32 (PDT)</w:t>
       </w:r>
     </w:p>
     <w:bookmarkStart w:id="177" w:name="design-matrix"/>

--- a/linear-algebra-projections.docx
+++ b/linear-algebra-projections.docx
@@ -15,7 +15,7 @@
         <w:pStyle w:val="Date"/>
       </w:pPr>
       <w:r>
-        <w:t xml:space="preserve">Last modified: 2026-10-26 02:21:32 (PDT)</w:t>
+        <w:t xml:space="preserve">Last modified: 2026-10-26 03:33:07 (PDT)</w:t>
       </w:r>
     </w:p>
     <w:bookmarkStart w:id="177" w:name="design-matrix"/>

--- a/linear-algebra-projections.docx
+++ b/linear-algebra-projections.docx
@@ -15,7 +15,7 @@
         <w:pStyle w:val="Date"/>
       </w:pPr>
       <w:r>
-        <w:t xml:space="preserve">Last modified: 2026-10-26 03:33:07 (PDT)</w:t>
+        <w:t xml:space="preserve">Last modified: 2026-10-26 10:13:13 (PDT)</w:t>
       </w:r>
     </w:p>
     <w:bookmarkStart w:id="177" w:name="design-matrix"/>

--- a/linear-algebra-projections.docx
+++ b/linear-algebra-projections.docx
@@ -15,7 +15,7 @@
         <w:pStyle w:val="Date"/>
       </w:pPr>
       <w:r>
-        <w:t xml:space="preserve">Last modified: 2026-10-26 10:13:13 (PDT)</w:t>
+        <w:t xml:space="preserve">Last modified: 2026-10-26 12:55:55 (PDT)</w:t>
       </w:r>
     </w:p>
     <w:bookmarkStart w:id="177" w:name="design-matrix"/>

--- a/linear-algebra-projections.docx
+++ b/linear-algebra-projections.docx
@@ -15,7 +15,7 @@
         <w:pStyle w:val="Date"/>
       </w:pPr>
       <w:r>
-        <w:t xml:space="preserve">Last modified: 2026-10-26 12:55:55 (PDT)</w:t>
+        <w:t xml:space="preserve">Last modified: 2026-10-26 14:36:46 (PDT)</w:t>
       </w:r>
     </w:p>
     <w:bookmarkStart w:id="177" w:name="design-matrix"/>

--- a/linear-algebra-projections.docx
+++ b/linear-algebra-projections.docx
@@ -15,7 +15,7 @@
         <w:pStyle w:val="Date"/>
       </w:pPr>
       <w:r>
-        <w:t xml:space="preserve">Last modified: 2026-10-26 14:36:46 (PDT)</w:t>
+        <w:t xml:space="preserve">Last modified: 2026-10-26 20:57:05 (PDT)</w:t>
       </w:r>
     </w:p>
     <w:bookmarkStart w:id="177" w:name="design-matrix"/>

--- a/linear-algebra-projections.docx
+++ b/linear-algebra-projections.docx
@@ -15,7 +15,7 @@
         <w:pStyle w:val="Date"/>
       </w:pPr>
       <w:r>
-        <w:t xml:space="preserve">Last modified: 2026-10-26 20:57:05 (PDT)</w:t>
+        <w:t xml:space="preserve">Last modified: 2026-10-26 23:10:47 (PDT)</w:t>
       </w:r>
     </w:p>
     <w:bookmarkStart w:id="177" w:name="design-matrix"/>

--- a/linear-algebra-projections.docx
+++ b/linear-algebra-projections.docx
@@ -15,7 +15,7 @@
         <w:pStyle w:val="Date"/>
       </w:pPr>
       <w:r>
-        <w:t xml:space="preserve">Last modified: 2026-10-26 23:10:47 (PDT)</w:t>
+        <w:t xml:space="preserve">Last modified: 2026-10-27 00:23:12 (PDT)</w:t>
       </w:r>
     </w:p>
     <w:bookmarkStart w:id="177" w:name="design-matrix"/>

--- a/linear-algebra-projections.docx
+++ b/linear-algebra-projections.docx
@@ -15,7 +15,7 @@
         <w:pStyle w:val="Date"/>
       </w:pPr>
       <w:r>
-        <w:t xml:space="preserve">Last modified: 2026-10-27 00:23:12 (PDT)</w:t>
+        <w:t xml:space="preserve">Last modified: 2026-10-27 01:34:30 (PDT)</w:t>
       </w:r>
     </w:p>
     <w:bookmarkStart w:id="177" w:name="design-matrix"/>

--- a/linear-algebra-projections.docx
+++ b/linear-algebra-projections.docx
@@ -15,7 +15,7 @@
         <w:pStyle w:val="Date"/>
       </w:pPr>
       <w:r>
-        <w:t xml:space="preserve">Last modified: 2026-10-27 01:34:30 (PDT)</w:t>
+        <w:t xml:space="preserve">Last modified: 2026-10-27 09:35:20 (PDT)</w:t>
       </w:r>
     </w:p>
     <w:bookmarkStart w:id="177" w:name="design-matrix"/>

--- a/linear-algebra-projections.docx
+++ b/linear-algebra-projections.docx
@@ -15,7 +15,7 @@
         <w:pStyle w:val="Date"/>
       </w:pPr>
       <w:r>
-        <w:t xml:space="preserve">Last modified: 2026-10-27 09:35:20 (PDT)</w:t>
+        <w:t xml:space="preserve">Last modified: 2026-10-27 11:01:31 (PDT)</w:t>
       </w:r>
     </w:p>
     <w:bookmarkStart w:id="177" w:name="design-matrix"/>

--- a/linear-algebra-projections.docx
+++ b/linear-algebra-projections.docx
@@ -15,7 +15,7 @@
         <w:pStyle w:val="Date"/>
       </w:pPr>
       <w:r>
-        <w:t xml:space="preserve">Last modified: 2026-10-27 11:01:31 (PDT)</w:t>
+        <w:t xml:space="preserve">Last modified: 2026-10-27 17:38:18 (PDT)</w:t>
       </w:r>
     </w:p>
     <w:bookmarkStart w:id="177" w:name="design-matrix"/>

--- a/linear-algebra-projections.docx
+++ b/linear-algebra-projections.docx
@@ -15,7 +15,7 @@
         <w:pStyle w:val="Date"/>
       </w:pPr>
       <w:r>
-        <w:t xml:space="preserve">Last modified: 2026-10-27 17:38:18 (PDT)</w:t>
+        <w:t xml:space="preserve">Last modified: 2026-10-27 20:53:54 (PDT)</w:t>
       </w:r>
     </w:p>
     <w:bookmarkStart w:id="177" w:name="design-matrix"/>

--- a/linear-algebra-projections.docx
+++ b/linear-algebra-projections.docx
@@ -15,7 +15,7 @@
         <w:pStyle w:val="Date"/>
       </w:pPr>
       <w:r>
-        <w:t xml:space="preserve">Last modified: 2026-10-27 20:53:54 (PDT)</w:t>
+        <w:t xml:space="preserve">Last modified: 2026-10-28 13:13:09 (PDT)</w:t>
       </w:r>
     </w:p>
     <w:bookmarkStart w:id="177" w:name="design-matrix"/>

--- a/linear-algebra-projections.docx
+++ b/linear-algebra-projections.docx
@@ -15,7 +15,7 @@
         <w:pStyle w:val="Date"/>
       </w:pPr>
       <w:r>
-        <w:t xml:space="preserve">Last modified: 2026-10-28 13:13:09 (PDT)</w:t>
+        <w:t xml:space="preserve">Last modified: 2026-10-28 16:00:43 (PDT)</w:t>
       </w:r>
     </w:p>
     <w:bookmarkStart w:id="177" w:name="design-matrix"/>

--- a/linear-algebra-projections.docx
+++ b/linear-algebra-projections.docx
@@ -15,7 +15,7 @@
         <w:pStyle w:val="Date"/>
       </w:pPr>
       <w:r>
-        <w:t xml:space="preserve">Last modified: 2026-10-28 16:00:43 (PDT)</w:t>
+        <w:t xml:space="preserve">Last modified: 2026-10-28 17:04:35 (PDT)</w:t>
       </w:r>
     </w:p>
     <w:bookmarkStart w:id="177" w:name="design-matrix"/>

--- a/linear-algebra-projections.docx
+++ b/linear-algebra-projections.docx
@@ -15,7 +15,7 @@
         <w:pStyle w:val="Date"/>
       </w:pPr>
       <w:r>
-        <w:t xml:space="preserve">Last modified: 2026-10-28 17:04:35 (PDT)</w:t>
+        <w:t xml:space="preserve">Last modified: 2026-10-28 18:32:18 (PDT)</w:t>
       </w:r>
     </w:p>
     <w:bookmarkStart w:id="177" w:name="design-matrix"/>

--- a/linear-algebra-projections.docx
+++ b/linear-algebra-projections.docx
@@ -15,7 +15,7 @@
         <w:pStyle w:val="Date"/>
       </w:pPr>
       <w:r>
-        <w:t xml:space="preserve">Last modified: 2026-10-28 18:32:18 (PDT)</w:t>
+        <w:t xml:space="preserve">Last modified: 2026-10-28 20:07:26 (PDT)</w:t>
       </w:r>
     </w:p>
     <w:bookmarkStart w:id="177" w:name="design-matrix"/>

--- a/linear-algebra-projections.docx
+++ b/linear-algebra-projections.docx
@@ -15,7 +15,7 @@
         <w:pStyle w:val="Date"/>
       </w:pPr>
       <w:r>
-        <w:t xml:space="preserve">Last modified: 2026-10-28 20:07:26 (PDT)</w:t>
+        <w:t xml:space="preserve">Last modified: 2026-10-28 21:37:44 (PDT)</w:t>
       </w:r>
     </w:p>
     <w:bookmarkStart w:id="177" w:name="design-matrix"/>
@@ -46538,7 +46538,7 @@
                 <w:rPr>
                   <w:rStyle w:val="Hyperlink"/>
                 </w:rPr>
-                <w:t xml:space="preserve">Theorem 10 in Inner Products and Orthogonality</w:t>
+                <w:t xml:space="preserve">Theorem 11 in Inner Products and Orthogonality</w:t>
               </w:r>
             </w:hyperlink>
             <w:r>
@@ -50328,7 +50328,7 @@
           <w:rPr>
             <w:rStyle w:val="Hyperlink"/>
           </w:rPr>
-          <w:t xml:space="preserve">Theorem 10 in Inner Products and Orthogonality</w:t>
+          <w:t xml:space="preserve">Theorem 11 in Inner Products and Orthogonality</w:t>
         </w:r>
       </w:hyperlink>
       <w:r>
@@ -50795,7 +50795,7 @@
           <w:rPr>
             <w:rStyle w:val="Hyperlink"/>
           </w:rPr>
-          <w:t xml:space="preserve">Example 22 in Inner Products and Orthogonality</w:t>
+          <w:t xml:space="preserve">Example 23 in Inner Products and Orthogonality</w:t>
         </w:r>
       </w:hyperlink>
       <w:r>
@@ -50812,7 +50812,7 @@
           <w:rPr>
             <w:rStyle w:val="Hyperlink"/>
           </w:rPr>
-          <w:t xml:space="preserve">Example 24 in Inner Products and Orthogonality</w:t>
+          <w:t xml:space="preserve">Example 25 in Inner Products and Orthogonality</w:t>
         </w:r>
       </w:hyperlink>
       <w:r>

--- a/linear-algebra-projections.docx
+++ b/linear-algebra-projections.docx
@@ -15,10 +15,10 @@
         <w:pStyle w:val="Date"/>
       </w:pPr>
       <w:r>
-        <w:t xml:space="preserve">Last modified: 2026-10-28 21:37:44 (PDT)</w:t>
+        <w:t xml:space="preserve">Last modified: 2026-10-28 23:05:07 (PDT)</w:t>
       </w:r>
     </w:p>
-    <w:bookmarkStart w:id="177" w:name="design-matrix"/>
+    <w:bookmarkStart w:id="181" w:name="design-matrix"/>
     <w:p>
       <w:pPr>
         <w:pStyle w:val="Heading2"/>
@@ -27,7 +27,7 @@
         <w:t xml:space="preserve">1 Design Matrix</w:t>
       </w:r>
     </w:p>
-    <w:bookmarkStart w:id="9" w:name="def-design-matrix"/>
+    <w:bookmarkStart w:id="12" w:name="def-design-matrix"/>
     <w:p>
       <w:pPr>
         <w:pStyle w:val="FirstParagraph"/>
@@ -151,8 +151,19 @@
       <w:r>
         <w:t xml:space="preserve"> </w:t>
       </w:r>
-      <w:r>
-        <w:t xml:space="preserve">matrix whose</w:t>
+      <w:hyperlink r:id="rId9">
+        <w:r>
+          <w:rPr>
+            <w:rStyle w:val="Hyperlink"/>
+          </w:rPr>
+          <w:t xml:space="preserve">matrix</w:t>
+        </w:r>
+      </w:hyperlink>
+      <w:r>
+        <w:t xml:space="preserve"> </w:t>
+      </w:r>
+      <w:r>
+        <w:t xml:space="preserve">whose</w:t>
       </w:r>
       <w:r>
         <w:t xml:space="preserve"> </w:t>
@@ -163,7 +174,7 @@
         </m:r>
       </m:oMath>
       <w:r>
-        <w:t xml:space="preserve">-th row is the covariate vector</w:t>
+        <w:t xml:space="preserve">-th row</w:t>
       </w:r>
       <w:r>
         <w:t xml:space="preserve"> </w:t>
@@ -175,6 +186,12 @@
         <w:t xml:space="preserve"> </w:t>
       </w:r>
       <w:r>
+        <w:t xml:space="preserve">holds,</w:t>
+      </w:r>
+      <w:r>
+        <w:t xml:space="preserve"> </w:t>
+      </w:r>
+      <w:r>
         <w:t xml:space="preserve">for observation</w:t>
       </w:r>
       <w:r>
@@ -186,7 +203,154 @@
         </m:r>
       </m:oMath>
       <w:r>
-        <w:t xml:space="preserve">:</w:t>
+        <w:t xml:space="preserve">,</w:t>
+      </w:r>
+      <w:r>
+        <w:t xml:space="preserve"> </w:t>
+      </w:r>
+      <w:r>
+        <w:t xml:space="preserve">the</w:t>
+      </w:r>
+      <w:r>
+        <w:t xml:space="preserve"> </w:t>
+      </w:r>
+      <m:oMath>
+        <m:r>
+          <m:t>p</m:t>
+        </m:r>
+      </m:oMath>
+      <w:r>
+        <w:t xml:space="preserve"> </w:t>
+      </w:r>
+      <w:r>
+        <w:t xml:space="preserve">entries the model uses.</w:t>
+      </w:r>
+      <w:r>
+        <w:t xml:space="preserve"> </w:t>
+      </w:r>
+      <w:r>
+        <w:t xml:space="preserve">These can be covariates, a</w:t>
+      </w:r>
+      <w:r>
+        <w:t xml:space="preserve"> </w:t>
+      </w:r>
+      <m:oMath>
+        <m:r>
+          <m:t>1</m:t>
+        </m:r>
+      </m:oMath>
+      <w:r>
+        <w:t xml:space="preserve"> </w:t>
+      </w:r>
+      <w:r>
+        <w:t xml:space="preserve">for the</w:t>
+      </w:r>
+      <w:r>
+        <w:t xml:space="preserve"> </w:t>
+      </w:r>
+      <w:hyperlink r:id="rId10">
+        <w:r>
+          <w:rPr>
+            <w:rStyle w:val="Hyperlink"/>
+          </w:rPr>
+          <w:t xml:space="preserve">intercept</w:t>
+        </w:r>
+      </w:hyperlink>
+      <w:r>
+        <w:t xml:space="preserve">,</w:t>
+      </w:r>
+      <w:r>
+        <w:t xml:space="preserve"> </w:t>
+      </w:r>
+      <m:oMath>
+        <m:r>
+          <m:t>0</m:t>
+        </m:r>
+        <m:r>
+          <m:rPr>
+            <m:sty m:val="p"/>
+          </m:rPr>
+          <m:t>/</m:t>
+        </m:r>
+        <m:r>
+          <m:t>1</m:t>
+        </m:r>
+      </m:oMath>
+      <w:r>
+        <w:t xml:space="preserve"> </w:t>
+      </w:r>
+      <w:r>
+        <w:t xml:space="preserve">columns for categories,</w:t>
+      </w:r>
+      <w:r>
+        <w:t xml:space="preserve"> </w:t>
+      </w:r>
+      <w:r>
+        <w:t xml:space="preserve">or</w:t>
+      </w:r>
+      <w:r>
+        <w:t xml:space="preserve"> </w:t>
+      </w:r>
+      <w:hyperlink r:id="rId11">
+        <w:r>
+          <w:rPr>
+            <w:rStyle w:val="Hyperlink"/>
+          </w:rPr>
+          <w:t xml:space="preserve">functions</w:t>
+        </w:r>
+      </w:hyperlink>
+      <w:r>
+        <w:t xml:space="preserve"> </w:t>
+      </w:r>
+      <w:r>
+        <w:t xml:space="preserve">of covariates, such as</w:t>
+      </w:r>
+      <w:r>
+        <w:t xml:space="preserve"> </w:t>
+      </w:r>
+      <m:oMath>
+        <m:sSup>
+          <m:e>
+            <m:r>
+              <m:t>x</m:t>
+            </m:r>
+          </m:e>
+          <m:sup>
+            <m:r>
+              <m:t>2</m:t>
+            </m:r>
+          </m:sup>
+        </m:sSup>
+      </m:oMath>
+      <w:r>
+        <w:t xml:space="preserve">.</w:t>
+      </w:r>
+      <w:r>
+        <w:t xml:space="preserve"> </w:t>
+      </w:r>
+      <w:r>
+        <w:t xml:space="preserve">For a straight-line fit, for example, the design matrix has a first column of 1s,</w:t>
+      </w:r>
+      <w:r>
+        <w:t xml:space="preserve"> </w:t>
+      </w:r>
+      <w:r>
+        <w:t xml:space="preserve">which allows the intercept to be estimated</w:t>
+      </w:r>
+      <w:r>
+        <w:t xml:space="preserve"> </w:t>
+      </w:r>
+      <w:r>
+        <w:t xml:space="preserve">[1], [2, Sec. 2.4]</w:t>
+      </w:r>
+      <w:r>
+        <w:t xml:space="preserve">.</w:t>
+      </w:r>
+      <w:r>
+        <w:t xml:space="preserve"> </w:t>
+      </w:r>
+      <w:r>
+        <w:t xml:space="preserve">In symbols,</w:t>
       </w:r>
     </w:p>
     <w:p>
@@ -215,8 +379,8 @@
     $$</w:t>
       </w:r>
     </w:p>
-    <w:bookmarkEnd w:id="9"/>
-    <w:bookmarkStart w:id="12" w:name="rem-design-matrix-products"/>
+    <w:bookmarkEnd w:id="12"/>
+    <w:bookmarkStart w:id="15" w:name="rem-design-matrix-products"/>
     <w:p>
       <w:pPr>
         <w:pStyle w:val="FirstParagraph"/>
@@ -332,7 +496,7 @@
       <w:r>
         <w:t xml:space="preserve"> </w:t>
       </w:r>
-      <w:hyperlink r:id="rId10">
+      <w:hyperlink r:id="rId13">
         <w:r>
           <w:rPr>
             <w:rStyle w:val="Hyperlink"/>
@@ -699,7 +863,7 @@
       <w:r>
         <w:t xml:space="preserve">(</w:t>
       </w:r>
-      <w:hyperlink r:id="rId11">
+      <w:hyperlink r:id="rId14">
         <w:r>
           <w:rPr>
             <w:rStyle w:val="Hyperlink"/>
@@ -778,8 +942,8 @@
         <w:t xml:space="preserve">.</w:t>
       </w:r>
     </w:p>
-    <w:bookmarkEnd w:id="12"/>
-    <w:bookmarkStart w:id="14" w:name="thm-gram-invertible"/>
+    <w:bookmarkEnd w:id="15"/>
+    <w:bookmarkStart w:id="17" w:name="thm-gram-invertible"/>
     <w:p>
       <w:pPr>
         <w:pStyle w:val="BodyText"/>
@@ -950,7 +1114,7 @@
       <w:r>
         <w:t xml:space="preserve">(</w:t>
       </w:r>
-      <w:hyperlink r:id="rId13">
+      <w:hyperlink r:id="rId16">
         <w:r>
           <w:rPr>
             <w:rStyle w:val="Hyperlink"/>
@@ -1026,7 +1190,7 @@
         <w:t xml:space="preserve">is invertible.</w:t>
       </w:r>
     </w:p>
-    <w:bookmarkEnd w:id="14"/>
+    <w:bookmarkEnd w:id="17"/>
     <w:p>
       <w:pPr>
         <w:pStyle w:val="BodyText"/>
@@ -1244,13 +1408,13 @@
         <w:t xml:space="preserve"> </w:t>
       </w:r>
       <w:r>
-        <w:t xml:space="preserve">[2], Corollary 5.7, p. 143</w:t>
+        <w:t xml:space="preserve">[3], Corollary 5.7, p. 143</w:t>
       </w:r>
       <w:r>
         <w:t xml:space="preserve">.</w:t>
       </w:r>
     </w:p>
-    <w:bookmarkStart w:id="15" w:name="exm-gram-invertible"/>
+    <w:bookmarkStart w:id="18" w:name="exm-gram-invertible"/>
     <w:p>
       <w:pPr>
         <w:pStyle w:val="BodyText"/>
@@ -1411,7 +1575,7 @@
       <w:r>
         <w:t xml:space="preserve"> </w:t>
       </w:r>
-      <w:hyperlink r:id="rId10">
+      <w:hyperlink r:id="rId13">
         <w:r>
           <w:rPr>
             <w:rStyle w:val="Hyperlink"/>
@@ -1707,8 +1871,8 @@
         <w:t xml:space="preserve">.</w:t>
       </w:r>
     </w:p>
-    <w:bookmarkEnd w:id="15"/>
-    <w:bookmarkStart w:id="16" w:name="def-hat-matrix"/>
+    <w:bookmarkEnd w:id="18"/>
+    <w:bookmarkStart w:id="19" w:name="def-hat-matrix"/>
     <w:p>
       <w:pPr>
         <w:pStyle w:val="BodyText"/>
@@ -1844,7 +2008,7 @@
         <w:t xml:space="preserve"> </w:t>
       </w:r>
       <w:r>
-        <w:t xml:space="preserve">[3]</w:t>
+        <w:t xml:space="preserve">[4]</w:t>
       </w:r>
       <w:r>
         <w:t xml:space="preserve"> </w:t>
@@ -2130,8 +2294,8 @@
         <w:t xml:space="preserve">.</w:t>
       </w:r>
     </w:p>
-    <w:bookmarkEnd w:id="16"/>
-    <w:bookmarkStart w:id="18" w:name="exm-hat-matrix"/>
+    <w:bookmarkEnd w:id="19"/>
+    <w:bookmarkStart w:id="21" w:name="exm-hat-matrix"/>
     <w:p>
       <w:pPr>
         <w:pStyle w:val="BodyText"/>
@@ -2621,7 +2785,7 @@
       <w:r>
         <w:t xml:space="preserve"> </w:t>
       </w:r>
-      <w:hyperlink r:id="rId17">
+      <w:hyperlink r:id="rId20">
         <w:r>
           <w:rPr>
             <w:rStyle w:val="Hyperlink"/>
@@ -2633,8 +2797,8 @@
         <w:t xml:space="preserve">.</w:t>
       </w:r>
     </w:p>
-    <w:bookmarkEnd w:id="18"/>
-    <w:bookmarkStart w:id="20" w:name="thm-hat-matrix"/>
+    <w:bookmarkEnd w:id="21"/>
+    <w:bookmarkStart w:id="23" w:name="thm-hat-matrix"/>
     <w:p>
       <w:pPr>
         <w:pStyle w:val="BodyText"/>
@@ -2773,7 +2937,7 @@
       <w:r>
         <w:t xml:space="preserve">is an orthogonal projection matrix (</w:t>
       </w:r>
-      <w:hyperlink r:id="rId19">
+      <w:hyperlink r:id="rId22">
         <w:r>
           <w:rPr>
             <w:rStyle w:val="Hyperlink"/>
@@ -2785,7 +2949,7 @@
         <w:t xml:space="preserve">).</w:t>
       </w:r>
     </w:p>
-    <w:bookmarkEnd w:id="20"/>
+    <w:bookmarkEnd w:id="23"/>
     <w:p>
       <w:pPr>
         <w:pStyle w:val="BodyText"/>
@@ -3031,7 +3195,7 @@
       <w:r>
         <w:t xml:space="preserve">(</w:t>
       </w:r>
-      <w:hyperlink r:id="rId11">
+      <w:hyperlink r:id="rId14">
         <w:r>
           <w:rPr>
             <w:rStyle w:val="Hyperlink"/>
@@ -3048,7 +3212,7 @@
       <w:r>
         <w:t xml:space="preserve">so its inverse is symmetric too (</w:t>
       </w:r>
-      <w:hyperlink r:id="rId21">
+      <w:hyperlink r:id="rId24">
         <w:r>
           <w:rPr>
             <w:rStyle w:val="Hyperlink"/>
@@ -4394,7 +4558,7 @@
         </m:oMath>
       </m:oMathPara>
     </w:p>
-    <w:bookmarkStart w:id="22" w:name="exm-hat-matrix-projection"/>
+    <w:bookmarkStart w:id="25" w:name="exm-hat-matrix-projection"/>
     <w:p>
       <w:pPr>
         <w:pStyle w:val="FirstParagraph"/>
@@ -4857,8 +5021,8 @@
         <w:t xml:space="preserve">says.</w:t>
       </w:r>
     </w:p>
-    <w:bookmarkEnd w:id="22"/>
-    <w:bookmarkStart w:id="23" w:name="rem-hat-matrix-name"/>
+    <w:bookmarkEnd w:id="25"/>
+    <w:bookmarkStart w:id="26" w:name="rem-hat-matrix-name"/>
     <w:p>
       <w:pPr>
         <w:pStyle w:val="BodyText"/>
@@ -5044,8 +5208,8 @@
         <w:t xml:space="preserve">.</w:t>
       </w:r>
     </w:p>
-    <w:bookmarkEnd w:id="23"/>
-    <w:bookmarkStart w:id="61" w:name="sec-orthogonal-projection"/>
+    <w:bookmarkEnd w:id="26"/>
+    <w:bookmarkStart w:id="64" w:name="sec-orthogonal-projection"/>
     <w:p>
       <w:pPr>
         <w:pStyle w:val="Heading3"/>
@@ -5095,18 +5259,18 @@
                 <wp:inline>
                   <wp:extent cx="152400" cy="152400"/>
                   <wp:effectExtent b="0" l="0" r="0" t="0"/>
-                  <wp:docPr descr="" title="" id="25" name="Picture"/>
+                  <wp:docPr descr="" title="" id="28" name="Picture"/>
                   <a:graphic>
                     <a:graphicData uri="http://schemas.openxmlformats.org/drawingml/2006/picture">
                       <pic:pic>
                         <pic:nvPicPr>
-                          <pic:cNvPr descr="/opt/quarto/share/formats/docx/note.png" id="26" name="Picture"/>
+                          <pic:cNvPr descr="/opt/quarto/share/formats/docx/note.png" id="29" name="Picture"/>
                           <pic:cNvPicPr>
                             <a:picLocks noChangeArrowheads="1" noChangeAspect="1"/>
                           </pic:cNvPicPr>
                         </pic:nvPicPr>
                         <pic:blipFill>
-                          <a:blip r:embed="rId24"/>
+                          <a:blip r:embed="rId27"/>
                           <a:stretch>
                             <a:fillRect/>
                           </a:stretch>
@@ -5169,7 +5333,7 @@
               <w:t xml:space="preserve"> </w:t>
             </w:r>
             <w:r>
-              <w:t xml:space="preserve">Zhou [4]</w:t>
+              <w:t xml:space="preserve">Zhou [5]</w:t>
             </w:r>
             <w:r>
               <w:t xml:space="preserve">,</w:t>
@@ -5189,7 +5353,7 @@
             <w:r>
               <w:t xml:space="preserve"> </w:t>
             </w:r>
-            <w:hyperlink r:id="rId27">
+            <w:hyperlink r:id="rId30">
               <w:r>
                 <w:rPr>
                   <w:rStyle w:val="Hyperlink"/>
@@ -5209,7 +5373,7 @@
             <w:r>
               <w:t xml:space="preserve"> </w:t>
             </w:r>
-            <w:hyperlink r:id="rId19">
+            <w:hyperlink r:id="rId22">
               <w:r>
                 <w:rPr>
                   <w:rStyle w:val="Hyperlink"/>
@@ -5235,7 +5399,7 @@
             <w:r>
               <w:t xml:space="preserve"> </w:t>
             </w:r>
-            <w:hyperlink r:id="rId28">
+            <w:hyperlink r:id="rId31">
               <w:r>
                 <w:rPr>
                   <w:rStyle w:val="Hyperlink"/>
@@ -5251,7 +5415,7 @@
         </w:tc>
       </w:tr>
     </w:tbl>
-    <w:bookmarkStart w:id="30" w:name="def-orthogonal-projection"/>
+    <w:bookmarkStart w:id="33" w:name="def-orthogonal-projection"/>
     <w:p>
       <w:pPr>
         <w:pStyle w:val="BodyText"/>
@@ -5332,7 +5496,7 @@
       <w:r>
         <w:t xml:space="preserve"> </w:t>
       </w:r>
-      <w:hyperlink r:id="rId28">
+      <w:hyperlink r:id="rId31">
         <w:r>
           <w:rPr>
             <w:rStyle w:val="Hyperlink"/>
@@ -5503,7 +5667,7 @@
       <w:r>
         <w:t xml:space="preserve">(</w:t>
       </w:r>
-      <w:hyperlink r:id="rId29">
+      <w:hyperlink r:id="rId32">
         <w:r>
           <w:rPr>
             <w:rStyle w:val="Hyperlink"/>
@@ -5515,8 +5679,8 @@
         <w:t xml:space="preserve">).</w:t>
       </w:r>
     </w:p>
-    <w:bookmarkEnd w:id="30"/>
-    <w:bookmarkStart w:id="34" w:name="exm-orthogonal-projection"/>
+    <w:bookmarkEnd w:id="33"/>
+    <w:bookmarkStart w:id="37" w:name="exm-orthogonal-projection"/>
     <w:p>
       <w:pPr>
         <w:pStyle w:val="BodyText"/>
@@ -5569,7 +5733,7 @@
       <w:r>
         <w:t xml:space="preserve"> </w:t>
       </w:r>
-      <w:hyperlink r:id="rId31">
+      <w:hyperlink r:id="rId34">
         <w:r>
           <w:rPr>
             <w:rStyle w:val="Hyperlink"/>
@@ -6075,7 +6239,7 @@
       <w:r>
         <w:t xml:space="preserve">(</w:t>
       </w:r>
-      <w:hyperlink r:id="rId32">
+      <w:hyperlink r:id="rId35">
         <w:r>
           <w:rPr>
             <w:rStyle w:val="Hyperlink"/>
@@ -6089,7 +6253,7 @@
       <w:r>
         <w:t xml:space="preserve"> </w:t>
       </w:r>
-      <w:hyperlink r:id="rId33">
+      <w:hyperlink r:id="rId36">
         <w:r>
           <w:rPr>
             <w:rStyle w:val="Hyperlink"/>
@@ -6219,7 +6383,7 @@
       <w:r>
         <w:t xml:space="preserve">(</w:t>
       </w:r>
-      <w:hyperlink r:id="rId33">
+      <w:hyperlink r:id="rId36">
         <w:r>
           <w:rPr>
             <w:rStyle w:val="Hyperlink"/>
@@ -6231,8 +6395,8 @@
         <w:t xml:space="preserve">).</w:t>
       </w:r>
     </w:p>
-    <w:bookmarkEnd w:id="34"/>
-    <w:bookmarkStart w:id="35" w:name="exm-not-orthogonal-projection"/>
+    <w:bookmarkEnd w:id="37"/>
+    <w:bookmarkStart w:id="38" w:name="exm-not-orthogonal-projection"/>
     <w:p>
       <w:pPr>
         <w:pStyle w:val="BodyText"/>
@@ -6754,8 +6918,8 @@
         <w:t xml:space="preserve">.</w:t>
       </w:r>
     </w:p>
-    <w:bookmarkEnd w:id="35"/>
-    <w:bookmarkStart w:id="36" w:name="thm-closest-point"/>
+    <w:bookmarkEnd w:id="38"/>
+    <w:bookmarkStart w:id="39" w:name="thm-closest-point"/>
     <w:p>
       <w:pPr>
         <w:pStyle w:val="BodyText"/>
@@ -6926,7 +7090,7 @@
         <w:t xml:space="preserve">.</w:t>
       </w:r>
     </w:p>
-    <w:bookmarkEnd w:id="36"/>
+    <w:bookmarkEnd w:id="39"/>
     <w:p>
       <w:pPr>
         <w:pStyle w:val="BodyText"/>
@@ -7030,7 +7194,7 @@
       <w:r>
         <w:t xml:space="preserve">(</w:t>
       </w:r>
-      <w:hyperlink r:id="rId37">
+      <w:hyperlink r:id="rId40">
         <w:r>
           <w:rPr>
             <w:rStyle w:val="Hyperlink"/>
@@ -7059,7 +7223,7 @@
       <w:r>
         <w:t xml:space="preserve">(</w:t>
       </w:r>
-      <w:hyperlink r:id="rId38">
+      <w:hyperlink r:id="rId41">
         <w:r>
           <w:rPr>
             <w:rStyle w:val="Hyperlink"/>
@@ -7125,7 +7289,7 @@
       <w:r>
         <w:t xml:space="preserve">(</w:t>
       </w:r>
-      <w:hyperlink r:id="rId39">
+      <w:hyperlink r:id="rId42">
         <w:r>
           <w:rPr>
             <w:rStyle w:val="Hyperlink"/>
@@ -7143,7 +7307,7 @@
         <w:t xml:space="preserve">Taking nonnegative square roots preserves the inequality.</w:t>
       </w:r>
     </w:p>
-    <w:bookmarkStart w:id="41" w:name="exm-closest-point"/>
+    <w:bookmarkStart w:id="44" w:name="exm-closest-point"/>
     <w:p>
       <w:pPr>
         <w:pStyle w:val="BodyText"/>
@@ -7441,7 +7605,7 @@
       <w:r>
         <w:t xml:space="preserve">by the Pythagorean theorem (</w:t>
       </w:r>
-      <w:hyperlink r:id="rId40">
+      <w:hyperlink r:id="rId43">
         <w:r>
           <w:rPr>
             <w:rStyle w:val="Hyperlink"/>
@@ -7480,8 +7644,8 @@
         <w:t xml:space="preserve">.</w:t>
       </w:r>
     </w:p>
-    <w:bookmarkEnd w:id="41"/>
-    <w:bookmarkStart w:id="44" w:name="thm-projector-onb"/>
+    <w:bookmarkEnd w:id="44"/>
+    <w:bookmarkStart w:id="47" w:name="thm-projector-onb"/>
     <w:p>
       <w:pPr>
         <w:pStyle w:val="BodyText"/>
@@ -7671,7 +7835,7 @@
       <w:r>
         <w:t xml:space="preserve">(</w:t>
       </w:r>
-      <w:hyperlink r:id="rId42">
+      <w:hyperlink r:id="rId45">
         <w:r>
           <w:rPr>
             <w:rStyle w:val="Hyperlink"/>
@@ -7685,7 +7849,7 @@
       <w:r>
         <w:t xml:space="preserve"> </w:t>
       </w:r>
-      <w:hyperlink r:id="rId43">
+      <w:hyperlink r:id="rId46">
         <w:r>
           <w:rPr>
             <w:rStyle w:val="Hyperlink"/>
@@ -7791,7 +7955,7 @@
       <w:r>
         <w:t xml:space="preserve">is an orthogonal projection matrix (</w:t>
       </w:r>
-      <w:hyperlink r:id="rId19">
+      <w:hyperlink r:id="rId22">
         <w:r>
           <w:rPr>
             <w:rStyle w:val="Hyperlink"/>
@@ -7803,7 +7967,7 @@
         <w:t xml:space="preserve">).</w:t>
       </w:r>
     </w:p>
-    <w:bookmarkEnd w:id="44"/>
+    <w:bookmarkEnd w:id="47"/>
     <w:p>
       <w:pPr>
         <w:pStyle w:val="BodyText"/>
@@ -8055,7 +8219,7 @@
       <w:r>
         <w:t xml:space="preserve">otherwise (</w:t>
       </w:r>
-      <w:hyperlink r:id="rId45">
+      <w:hyperlink r:id="rId48">
         <w:r>
           <w:rPr>
             <w:rStyle w:val="Hyperlink"/>
@@ -8128,7 +8292,7 @@
       <w:r>
         <w:t xml:space="preserve">(</w:t>
       </w:r>
-      <w:hyperlink r:id="rId46">
+      <w:hyperlink r:id="rId49">
         <w:r>
           <w:rPr>
             <w:rStyle w:val="Hyperlink"/>
@@ -8205,7 +8369,7 @@
       <w:r>
         <w:t xml:space="preserve">(</w:t>
       </w:r>
-      <w:hyperlink r:id="rId47">
+      <w:hyperlink r:id="rId50">
         <w:r>
           <w:rPr>
             <w:rStyle w:val="Hyperlink"/>
@@ -8252,7 +8416,7 @@
       <w:r>
         <w:t xml:space="preserve">(</w:t>
       </w:r>
-      <w:hyperlink r:id="rId48">
+      <w:hyperlink r:id="rId51">
         <w:r>
           <w:rPr>
             <w:rStyle w:val="Hyperlink"/>
@@ -8281,7 +8445,7 @@
       <w:r>
         <w:t xml:space="preserve">(</w:t>
       </w:r>
-      <w:hyperlink r:id="rId49">
+      <w:hyperlink r:id="rId52">
         <w:r>
           <w:rPr>
             <w:rStyle w:val="Hyperlink"/>
@@ -8490,7 +8654,7 @@
       <w:r>
         <w:t xml:space="preserve">(</w:t>
       </w:r>
-      <w:hyperlink r:id="rId50">
+      <w:hyperlink r:id="rId53">
         <w:r>
           <w:rPr>
             <w:rStyle w:val="Hyperlink"/>
@@ -8510,7 +8674,7 @@
       <w:r>
         <w:t xml:space="preserve"> </w:t>
       </w:r>
-      <w:hyperlink r:id="rId28">
+      <w:hyperlink r:id="rId31">
         <w:r>
           <w:rPr>
             <w:rStyle w:val="Hyperlink"/>
@@ -9224,7 +9388,7 @@
         </m:oMath>
       </m:oMathPara>
     </w:p>
-    <w:bookmarkStart w:id="51" w:name="exm-projector-onb"/>
+    <w:bookmarkStart w:id="54" w:name="exm-projector-onb"/>
     <w:p>
       <w:pPr>
         <w:pStyle w:val="FirstParagraph"/>
@@ -9871,8 +10035,8 @@
         <w:t xml:space="preserve">.</w:t>
       </w:r>
     </w:p>
-    <w:bookmarkEnd w:id="51"/>
-    <w:bookmarkStart w:id="52" w:name="thm-projection-matrix-projects"/>
+    <w:bookmarkEnd w:id="54"/>
+    <w:bookmarkStart w:id="55" w:name="thm-projection-matrix-projects"/>
     <w:p>
       <w:pPr>
         <w:pStyle w:val="BodyText"/>
@@ -9942,7 +10106,7 @@
       <w:r>
         <w:t xml:space="preserve">orthogonal projection matrix (</w:t>
       </w:r>
-      <w:hyperlink r:id="rId19">
+      <w:hyperlink r:id="rId22">
         <w:r>
           <w:rPr>
             <w:rStyle w:val="Hyperlink"/>
@@ -10249,7 +10413,7 @@
         <w:t xml:space="preserve">.</w:t>
       </w:r>
     </w:p>
-    <w:bookmarkEnd w:id="52"/>
+    <w:bookmarkEnd w:id="55"/>
     <w:p>
       <w:pPr>
         <w:pStyle w:val="FirstParagraph"/>
@@ -10328,7 +10492,7 @@
       <w:r>
         <w:t xml:space="preserve">(</w:t>
       </w:r>
-      <w:hyperlink r:id="rId48">
+      <w:hyperlink r:id="rId51">
         <w:r>
           <w:rPr>
             <w:rStyle w:val="Hyperlink"/>
@@ -10575,7 +10739,7 @@
       <w:r>
         <w:t xml:space="preserve">(</w:t>
       </w:r>
-      <w:hyperlink r:id="rId50">
+      <w:hyperlink r:id="rId53">
         <w:r>
           <w:rPr>
             <w:rStyle w:val="Hyperlink"/>
@@ -10595,7 +10759,7 @@
       <w:r>
         <w:t xml:space="preserve"> </w:t>
       </w:r>
-      <w:hyperlink r:id="rId28">
+      <w:hyperlink r:id="rId31">
         <w:r>
           <w:rPr>
             <w:rStyle w:val="Hyperlink"/>
@@ -10740,7 +10904,7 @@
       <w:r>
         <w:t xml:space="preserve">(</w:t>
       </w:r>
-      <w:hyperlink r:id="rId53">
+      <w:hyperlink r:id="rId56">
         <w:r>
           <w:rPr>
             <w:rStyle w:val="Hyperlink"/>
@@ -10809,7 +10973,7 @@
       <w:r>
         <w:t xml:space="preserve"> </w:t>
       </w:r>
-      <w:hyperlink r:id="rId54">
+      <w:hyperlink r:id="rId57">
         <w:r>
           <w:rPr>
             <w:rStyle w:val="Hyperlink"/>
@@ -10906,7 +11070,7 @@
       <w:r>
         <w:t xml:space="preserve">elsewhere (</w:t>
       </w:r>
-      <w:hyperlink r:id="rId53">
+      <w:hyperlink r:id="rId56">
         <w:r>
           <w:rPr>
             <w:rStyle w:val="Hyperlink"/>
@@ -10953,7 +11117,7 @@
         <w:t xml:space="preserve">so the two matrices have the same columns.</w:t>
       </w:r>
     </w:p>
-    <w:bookmarkStart w:id="56" w:name="exm-projection-matrix-projects"/>
+    <w:bookmarkStart w:id="59" w:name="exm-projection-matrix-projects"/>
     <w:p>
       <w:pPr>
         <w:pStyle w:val="BodyText"/>
@@ -11051,7 +11215,7 @@
       <w:r>
         <w:t xml:space="preserve"> </w:t>
       </w:r>
-      <w:hyperlink r:id="rId55">
+      <w:hyperlink r:id="rId58">
         <w:r>
           <w:rPr>
             <w:rStyle w:val="Hyperlink"/>
@@ -11623,7 +11787,7 @@
       <w:r>
         <w:t xml:space="preserve"> </w:t>
       </w:r>
-      <w:hyperlink r:id="rId55">
+      <w:hyperlink r:id="rId58">
         <w:r>
           <w:rPr>
             <w:rStyle w:val="Hyperlink"/>
@@ -11968,8 +12132,8 @@
         <w:t xml:space="preserve">.</w:t>
       </w:r>
     </w:p>
-    <w:bookmarkEnd w:id="56"/>
-    <w:bookmarkStart w:id="57" w:name="thm-hat-matrix-projects"/>
+    <w:bookmarkEnd w:id="59"/>
+    <w:bookmarkStart w:id="60" w:name="thm-hat-matrix-projects"/>
     <w:p>
       <w:pPr>
         <w:pStyle w:val="BodyText"/>
@@ -12278,7 +12442,7 @@
         <w:t xml:space="preserve">.</w:t>
       </w:r>
     </w:p>
-    <w:bookmarkEnd w:id="57"/>
+    <w:bookmarkEnd w:id="60"/>
     <w:p>
       <w:pPr>
         <w:pStyle w:val="BodyText"/>
@@ -12547,7 +12711,7 @@
       <w:r>
         <w:t xml:space="preserve">(</w:t>
       </w:r>
-      <w:hyperlink r:id="rId47">
+      <w:hyperlink r:id="rId50">
         <w:r>
           <w:rPr>
             <w:rStyle w:val="Hyperlink"/>
@@ -12600,7 +12764,7 @@
       <w:r>
         <w:t xml:space="preserve">(</w:t>
       </w:r>
-      <w:hyperlink r:id="rId48">
+      <w:hyperlink r:id="rId51">
         <w:r>
           <w:rPr>
             <w:rStyle w:val="Hyperlink"/>
@@ -13170,7 +13334,7 @@
       <w:r>
         <w:t xml:space="preserve">(</w:t>
       </w:r>
-      <w:hyperlink r:id="rId47">
+      <w:hyperlink r:id="rId50">
         <w:r>
           <w:rPr>
             <w:rStyle w:val="Hyperlink"/>
@@ -13281,7 +13445,7 @@
       <w:r>
         <w:t xml:space="preserve">(</w:t>
       </w:r>
-      <w:hyperlink r:id="rId58">
+      <w:hyperlink r:id="rId61">
         <w:r>
           <w:rPr>
             <w:rStyle w:val="Hyperlink"/>
@@ -13312,7 +13476,7 @@
       <w:r>
         <w:t xml:space="preserve">vectors (</w:t>
       </w:r>
-      <w:hyperlink r:id="rId59">
+      <w:hyperlink r:id="rId62">
         <w:r>
           <w:rPr>
             <w:rStyle w:val="Hyperlink"/>
@@ -13524,7 +13688,7 @@
         <w:t xml:space="preserve">.</w:t>
       </w:r>
     </w:p>
-    <w:bookmarkStart w:id="60" w:name="exm-hat-matrix-projects"/>
+    <w:bookmarkStart w:id="63" w:name="exm-hat-matrix-projects"/>
     <w:p>
       <w:pPr>
         <w:pStyle w:val="BodyText"/>
@@ -14461,9 +14625,9 @@
         <w:t xml:space="preserve">.</w:t>
       </w:r>
     </w:p>
-    <w:bookmarkEnd w:id="60"/>
-    <w:bookmarkEnd w:id="61"/>
-    <w:bookmarkStart w:id="119" w:name="sec-generalized-inverse"/>
+    <w:bookmarkEnd w:id="63"/>
+    <w:bookmarkEnd w:id="64"/>
+    <w:bookmarkStart w:id="121" w:name="sec-generalized-inverse"/>
     <w:p>
       <w:pPr>
         <w:pStyle w:val="Heading3"/>
@@ -14513,18 +14677,18 @@
                 <wp:inline>
                   <wp:extent cx="152400" cy="152400"/>
                   <wp:effectExtent b="0" l="0" r="0" t="0"/>
-                  <wp:docPr descr="" title="" id="62" name="Picture"/>
+                  <wp:docPr descr="" title="" id="65" name="Picture"/>
                   <a:graphic>
                     <a:graphicData uri="http://schemas.openxmlformats.org/drawingml/2006/picture">
                       <pic:pic>
                         <pic:nvPicPr>
-                          <pic:cNvPr descr="/opt/quarto/share/formats/docx/note.png" id="63" name="Picture"/>
+                          <pic:cNvPr descr="/opt/quarto/share/formats/docx/note.png" id="66" name="Picture"/>
                           <pic:cNvPicPr>
                             <a:picLocks noChangeArrowheads="1" noChangeAspect="1"/>
                           </pic:cNvPicPr>
                         </pic:nvPicPr>
                         <pic:blipFill>
-                          <a:blip r:embed="rId24"/>
+                          <a:blip r:embed="rId27"/>
                           <a:stretch>
                             <a:fillRect/>
                           </a:stretch>
@@ -14587,7 +14751,7 @@
               <w:t xml:space="preserve"> </w:t>
             </w:r>
             <w:r>
-              <w:t xml:space="preserve">Zhou [5]</w:t>
+              <w:t xml:space="preserve">Zhou [6]</w:t>
             </w:r>
             <w:r>
               <w:t xml:space="preserve">,</w:t>
@@ -14607,7 +14771,7 @@
             <w:r>
               <w:t xml:space="preserve"> </w:t>
             </w:r>
-            <w:hyperlink r:id="rId27">
+            <w:hyperlink r:id="rId30">
               <w:r>
                 <w:rPr>
                   <w:rStyle w:val="Hyperlink"/>
@@ -14630,7 +14794,7 @@
             <w:r>
               <w:t xml:space="preserve">the proof here builds it from a rank factorization (</w:t>
             </w:r>
-            <w:hyperlink r:id="rId64">
+            <w:hyperlink r:id="rId67">
               <w:r>
                 <w:rPr>
                   <w:rStyle w:val="Hyperlink"/>
@@ -15339,7 +15503,7 @@
         </w:tc>
       </w:tr>
     </w:tbl>
-    <w:bookmarkStart w:id="67" w:name="thm-scalar-matmul"/>
+    <w:bookmarkStart w:id="70" w:name="thm-scalar-matmul"/>
     <w:p>
       <w:pPr>
         <w:pStyle w:val="FirstParagraph"/>
@@ -15846,7 +16010,7 @@
       <w:r>
         <w:t xml:space="preserve">(</w:t>
       </w:r>
-      <w:hyperlink r:id="rId65">
+      <w:hyperlink r:id="rId68">
         <w:r>
           <w:rPr>
             <w:rStyle w:val="Hyperlink"/>
@@ -15860,7 +16024,7 @@
       <w:r>
         <w:t xml:space="preserve"> </w:t>
       </w:r>
-      <w:hyperlink r:id="rId66">
+      <w:hyperlink r:id="rId69">
         <w:r>
           <w:rPr>
             <w:rStyle w:val="Hyperlink"/>
@@ -15872,7 +16036,7 @@
         <w:t xml:space="preserve">).</w:t>
       </w:r>
     </w:p>
-    <w:bookmarkEnd w:id="67"/>
+    <w:bookmarkEnd w:id="70"/>
     <w:p>
       <w:pPr>
         <w:pStyle w:val="BodyText"/>
@@ -17751,7 +17915,7 @@
       <w:r>
         <w:t xml:space="preserve"> </w:t>
       </w:r>
-      <w:hyperlink r:id="rId68">
+      <w:hyperlink r:id="rId71">
         <w:r>
           <w:rPr>
             <w:rStyle w:val="Hyperlink"/>
@@ -17826,7 +17990,7 @@
         <w:t xml:space="preserve">a vector.</w:t>
       </w:r>
     </w:p>
-    <w:bookmarkStart w:id="69" w:name="exm-scalar-matmul"/>
+    <w:bookmarkStart w:id="72" w:name="exm-scalar-matmul"/>
     <w:p>
       <w:pPr>
         <w:pStyle w:val="BodyText"/>
@@ -18239,8 +18403,8 @@
         </m:oMath>
       </m:oMathPara>
     </w:p>
-    <w:bookmarkEnd w:id="69"/>
-    <w:bookmarkStart w:id="70" w:name="def-generalized-inverse"/>
+    <w:bookmarkEnd w:id="72"/>
+    <w:bookmarkStart w:id="73" w:name="def-generalized-inverse"/>
     <w:p>
       <w:pPr>
         <w:pStyle w:val="FirstParagraph"/>
@@ -18272,7 +18436,7 @@
         <w:t xml:space="preserve"> </w:t>
       </w:r>
       <w:r>
-        <w:t xml:space="preserve">[6]</w:t>
+        <w:t xml:space="preserve">[7]</w:t>
       </w:r>
       <w:r>
         <w:t xml:space="preserve"> </w:t>
@@ -18505,8 +18669,8 @@
         </m:oMath>
       </m:oMathPara>
     </w:p>
-    <w:bookmarkEnd w:id="70"/>
-    <w:bookmarkStart w:id="71" w:name="exm-generalized-inverse"/>
+    <w:bookmarkEnd w:id="73"/>
+    <w:bookmarkStart w:id="74" w:name="exm-generalized-inverse"/>
     <w:p>
       <w:pPr>
         <w:pStyle w:val="FirstParagraph"/>
@@ -19258,8 +19422,8 @@
         <w:t xml:space="preserve">.</w:t>
       </w:r>
     </w:p>
-    <w:bookmarkEnd w:id="71"/>
-    <w:bookmarkStart w:id="73" w:name="thm-generalized-inverse-invertible"/>
+    <w:bookmarkEnd w:id="74"/>
+    <w:bookmarkStart w:id="76" w:name="thm-generalized-inverse-invertible"/>
     <w:p>
       <w:pPr>
         <w:pStyle w:val="BodyText"/>
@@ -19317,7 +19481,7 @@
       <w:r>
         <w:t xml:space="preserve">matrix (</w:t>
       </w:r>
-      <w:hyperlink r:id="rId72">
+      <w:hyperlink r:id="rId75">
         <w:r>
           <w:rPr>
             <w:rStyle w:val="Hyperlink"/>
@@ -19364,7 +19528,7 @@
         <w:t xml:space="preserve">.</w:t>
       </w:r>
     </w:p>
-    <w:bookmarkEnd w:id="73"/>
+    <w:bookmarkEnd w:id="76"/>
     <w:p>
       <w:pPr>
         <w:pStyle w:val="BodyText"/>
@@ -19483,7 +19647,7 @@
       <w:r>
         <w:t xml:space="preserve">(</w:t>
       </w:r>
-      <w:hyperlink r:id="rId74">
+      <w:hyperlink r:id="rId77">
         <w:r>
           <w:rPr>
             <w:rStyle w:val="Hyperlink"/>
@@ -19497,7 +19661,7 @@
       <w:r>
         <w:t xml:space="preserve"> </w:t>
       </w:r>
-      <w:hyperlink r:id="rId75">
+      <w:hyperlink r:id="rId78">
         <w:r>
           <w:rPr>
             <w:rStyle w:val="Hyperlink"/>
@@ -20142,7 +20306,7 @@
         </m:oMath>
       </m:oMathPara>
     </w:p>
-    <w:bookmarkStart w:id="77" w:name="exm-generalized-inverse-invertible"/>
+    <w:bookmarkStart w:id="80" w:name="exm-generalized-inverse-invertible"/>
     <w:p>
       <w:pPr>
         <w:pStyle w:val="FirstParagraph"/>
@@ -20240,7 +20404,7 @@
       <w:r>
         <w:t xml:space="preserve"> </w:t>
       </w:r>
-      <w:hyperlink r:id="rId76">
+      <w:hyperlink r:id="rId79">
         <w:r>
           <w:rPr>
             <w:rStyle w:val="Hyperlink"/>
@@ -20396,8 +20560,8 @@
         <w:t xml:space="preserve">it is singular.</w:t>
       </w:r>
     </w:p>
-    <w:bookmarkEnd w:id="77"/>
-    <w:bookmarkStart w:id="78" w:name="thm-generalized-inverse-solves"/>
+    <w:bookmarkEnd w:id="80"/>
+    <w:bookmarkStart w:id="81" w:name="thm-generalized-inverse-solves"/>
     <w:p>
       <w:pPr>
         <w:pStyle w:val="BodyText"/>
@@ -20543,7 +20707,7 @@
         <w:t xml:space="preserve">is a solution.</w:t>
       </w:r>
     </w:p>
-    <w:bookmarkEnd w:id="78"/>
+    <w:bookmarkEnd w:id="81"/>
     <w:p>
       <w:pPr>
         <w:pStyle w:val="BodyText"/>
@@ -20606,7 +20770,7 @@
     $$</w:t>
       </w:r>
     </w:p>
-    <w:bookmarkStart w:id="79" w:name="exm-generalized-inverse-solves"/>
+    <w:bookmarkStart w:id="82" w:name="exm-generalized-inverse-solves"/>
     <w:p>
       <w:pPr>
         <w:pStyle w:val="FirstParagraph"/>
@@ -21219,8 +21383,8 @@
         <w:t xml:space="preserve">.</w:t>
       </w:r>
     </w:p>
-    <w:bookmarkEnd w:id="79"/>
-    <w:bookmarkStart w:id="80" w:name="def-moore-penrose"/>
+    <w:bookmarkEnd w:id="82"/>
+    <w:bookmarkStart w:id="83" w:name="def-moore-penrose"/>
     <w:p>
       <w:pPr>
         <w:pStyle w:val="BodyText"/>
@@ -21252,7 +21416,7 @@
         <w:t xml:space="preserve"> </w:t>
       </w:r>
       <w:r>
-        <w:t xml:space="preserve">[7]</w:t>
+        <w:t xml:space="preserve">[8]</w:t>
       </w:r>
       <w:r>
         <w:t xml:space="preserve"> </w:t>
@@ -21565,8 +21729,8 @@
         <w:t xml:space="preserve">.</w:t>
       </w:r>
     </w:p>
-    <w:bookmarkEnd w:id="80"/>
-    <w:bookmarkStart w:id="81" w:name="exm-moore-penrose"/>
+    <w:bookmarkEnd w:id="83"/>
+    <w:bookmarkStart w:id="84" w:name="exm-moore-penrose"/>
     <w:p>
       <w:pPr>
         <w:pStyle w:val="FirstParagraph"/>
@@ -22129,8 +22293,8 @@
         <w:t xml:space="preserve">which is not symmetric, so condition 3 fails.</w:t>
       </w:r>
     </w:p>
-    <w:bookmarkEnd w:id="81"/>
-    <w:bookmarkStart w:id="82" w:name="thm-moore-penrose-generalized-inverse"/>
+    <w:bookmarkEnd w:id="84"/>
+    <w:bookmarkStart w:id="85" w:name="thm-moore-penrose-generalized-inverse"/>
     <w:p>
       <w:pPr>
         <w:pStyle w:val="BodyText"/>
@@ -22268,7 +22432,7 @@
         <w:t xml:space="preserve">).</w:t>
       </w:r>
     </w:p>
-    <w:bookmarkEnd w:id="82"/>
+    <w:bookmarkEnd w:id="85"/>
     <w:p>
       <w:pPr>
         <w:pStyle w:val="BodyText"/>
@@ -22466,7 +22630,7 @@
         <w:t xml:space="preserve">.</w:t>
       </w:r>
     </w:p>
-    <w:bookmarkStart w:id="83" w:name="exm-moore-penrose-generalized-inverse"/>
+    <w:bookmarkStart w:id="86" w:name="exm-moore-penrose-generalized-inverse"/>
     <w:p>
       <w:pPr>
         <w:pStyle w:val="BodyText"/>
@@ -23376,8 +23540,8 @@
         <w:t xml:space="preserve">up to rounding error.</w:t>
       </w:r>
     </w:p>
-    <w:bookmarkEnd w:id="83"/>
-    <w:bookmarkStart w:id="84" w:name="thm-moore-penrose-unique"/>
+    <w:bookmarkEnd w:id="86"/>
+    <w:bookmarkStart w:id="87" w:name="thm-moore-penrose-unique"/>
     <w:p>
       <w:pPr>
         <w:pStyle w:val="BodyText"/>
@@ -23555,7 +23719,7 @@
         <w:t xml:space="preserve">.</w:t>
       </w:r>
     </w:p>
-    <w:bookmarkEnd w:id="84"/>
+    <w:bookmarkEnd w:id="87"/>
     <w:p>
       <w:pPr>
         <w:pStyle w:val="BodyText"/>
@@ -26422,7 +26586,7 @@
         </m:oMath>
       </m:oMathPara>
     </w:p>
-    <w:bookmarkStart w:id="85" w:name="exm-moore-penrose-unique"/>
+    <w:bookmarkStart w:id="88" w:name="exm-moore-penrose-unique"/>
     <w:p>
       <w:pPr>
         <w:pStyle w:val="FirstParagraph"/>
@@ -26920,8 +27084,8 @@
         <w:t xml:space="preserve">, which is not symmetric.</w:t>
       </w:r>
     </w:p>
-    <w:bookmarkEnd w:id="85"/>
-    <w:bookmarkStart w:id="87" w:name="thm-moore-penrose-exists"/>
+    <w:bookmarkEnd w:id="88"/>
+    <w:bookmarkStart w:id="90" w:name="thm-moore-penrose-exists"/>
     <w:p>
       <w:pPr>
         <w:pStyle w:val="BodyText"/>
@@ -27248,7 +27412,7 @@
       <w:r>
         <w:t xml:space="preserve">is a rank factorization (</w:t>
       </w:r>
-      <w:hyperlink r:id="rId86">
+      <w:hyperlink r:id="rId89">
         <w:r>
           <w:rPr>
             <w:rStyle w:val="Hyperlink"/>
@@ -27590,7 +27754,7 @@
         </m:oMath>
       </m:oMathPara>
     </w:p>
-    <w:bookmarkEnd w:id="87"/>
+    <w:bookmarkEnd w:id="90"/>
     <w:p>
       <w:pPr>
         <w:pStyle w:val="FirstParagraph"/>
@@ -27765,7 +27929,7 @@
       <w:r>
         <w:t xml:space="preserve">(</w:t>
       </w:r>
-      <w:hyperlink r:id="rId13">
+      <w:hyperlink r:id="rId16">
         <w:r>
           <w:rPr>
             <w:rStyle w:val="Hyperlink"/>
@@ -27977,7 +28141,7 @@
       <w:r>
         <w:t xml:space="preserve">A rank factorization exists (</w:t>
       </w:r>
-      <w:hyperlink r:id="rId64">
+      <w:hyperlink r:id="rId67">
         <w:r>
           <w:rPr>
             <w:rStyle w:val="Hyperlink"/>
@@ -28413,7 +28577,7 @@
       <w:r>
         <w:t xml:space="preserve">(</w:t>
       </w:r>
-      <w:hyperlink r:id="rId11">
+      <w:hyperlink r:id="rId14">
         <w:r>
           <w:rPr>
             <w:rStyle w:val="Hyperlink"/>
@@ -29099,7 +29263,7 @@
       <w:r>
         <w:t xml:space="preserve">(</w:t>
       </w:r>
-      <w:hyperlink r:id="rId11">
+      <w:hyperlink r:id="rId14">
         <w:r>
           <w:rPr>
             <w:rStyle w:val="Hyperlink"/>
@@ -29113,7 +29277,7 @@
       <w:r>
         <w:t xml:space="preserve"> </w:t>
       </w:r>
-      <w:hyperlink r:id="rId88">
+      <w:hyperlink r:id="rId91">
         <w:r>
           <w:rPr>
             <w:rStyle w:val="Hyperlink"/>
@@ -29339,7 +29503,7 @@
       <w:r>
         <w:t xml:space="preserve">both symmetric (</w:t>
       </w:r>
-      <w:hyperlink r:id="rId21">
+      <w:hyperlink r:id="rId24">
         <w:r>
           <w:rPr>
             <w:rStyle w:val="Hyperlink"/>
@@ -32354,7 +32518,7 @@
         </m:oMath>
       </m:oMathPara>
     </w:p>
-    <w:bookmarkStart w:id="91" w:name="exm-moore-penrose-exists"/>
+    <w:bookmarkStart w:id="94" w:name="exm-moore-penrose-exists"/>
     <w:p>
       <w:pPr>
         <w:pStyle w:val="FirstParagraph"/>
@@ -32392,7 +32556,7 @@
       <w:r>
         <w:t xml:space="preserve"> </w:t>
       </w:r>
-      <w:hyperlink r:id="rId89">
+      <w:hyperlink r:id="rId92">
         <w:r>
           <w:rPr>
             <w:rStyle w:val="Hyperlink"/>
@@ -32549,7 +32713,7 @@
       <w:r>
         <w:t xml:space="preserve">(</w:t>
       </w:r>
-      <w:hyperlink r:id="rId90">
+      <w:hyperlink r:id="rId93">
         <w:r>
           <w:rPr>
             <w:rStyle w:val="Hyperlink"/>
@@ -33486,8 +33650,8 @@
         <w:t xml:space="preserve">.</w:t>
       </w:r>
     </w:p>
-    <w:bookmarkEnd w:id="91"/>
-    <w:bookmarkStart w:id="95" w:name="thm-moore-penrose-full-rank"/>
+    <w:bookmarkEnd w:id="94"/>
+    <w:bookmarkStart w:id="97" w:name="thm-moore-penrose-full-rank"/>
     <w:p>
       <w:pPr>
         <w:pStyle w:val="BodyText"/>
@@ -33542,7 +33706,7 @@
       <w:r>
         <w:t xml:space="preserve"> </w:t>
       </w:r>
-      <w:hyperlink r:id="rId92">
+      <w:hyperlink r:id="rId9">
         <w:r>
           <w:rPr>
             <w:rStyle w:val="Hyperlink"/>
@@ -33582,7 +33746,7 @@
       <w:r>
         <w:t xml:space="preserve">has full column rank (</w:t>
       </w:r>
-      <w:hyperlink r:id="rId93">
+      <w:hyperlink r:id="rId95">
         <w:r>
           <w:rPr>
             <w:rStyle w:val="Hyperlink"/>
@@ -33631,7 +33795,7 @@
       <w:r>
         <w:t xml:space="preserve"> </w:t>
       </w:r>
-      <w:hyperlink r:id="rId94">
+      <w:hyperlink r:id="rId96">
         <w:r>
           <w:rPr>
             <w:rStyle w:val="Hyperlink"/>
@@ -33974,7 +34138,7 @@
         <w:t xml:space="preserve">.</w:t>
       </w:r>
     </w:p>
-    <w:bookmarkEnd w:id="95"/>
+    <w:bookmarkEnd w:id="97"/>
     <w:p>
       <w:pPr>
         <w:pStyle w:val="FirstParagraph"/>
@@ -34009,7 +34173,7 @@
       <w:r>
         <w:t xml:space="preserve"> </w:t>
       </w:r>
-      <w:hyperlink r:id="rId92">
+      <w:hyperlink r:id="rId9">
         <w:r>
           <w:rPr>
             <w:rStyle w:val="Hyperlink"/>
@@ -34104,7 +34268,7 @@
       <w:r>
         <w:t xml:space="preserve"> </w:t>
       </w:r>
-      <w:hyperlink r:id="rId94">
+      <w:hyperlink r:id="rId96">
         <w:r>
           <w:rPr>
             <w:rStyle w:val="Hyperlink"/>
@@ -35182,7 +35346,7 @@
       <w:r>
         <w:t xml:space="preserve"> </w:t>
       </w:r>
-      <w:hyperlink r:id="rId11">
+      <w:hyperlink r:id="rId14">
         <w:r>
           <w:rPr>
             <w:rStyle w:val="Hyperlink"/>
@@ -35196,7 +35360,7 @@
       <w:r>
         <w:t xml:space="preserve"> </w:t>
       </w:r>
-      <w:hyperlink r:id="rId96">
+      <w:hyperlink r:id="rId98">
         <w:r>
           <w:rPr>
             <w:rStyle w:val="Hyperlink"/>
@@ -35245,7 +35409,7 @@
       <w:r>
         <w:t xml:space="preserve"> </w:t>
       </w:r>
-      <w:hyperlink r:id="rId97">
+      <w:hyperlink r:id="rId99">
         <w:r>
           <w:rPr>
             <w:rStyle w:val="Hyperlink"/>
@@ -35360,7 +35524,7 @@
       <w:r>
         <w:t xml:space="preserve">(</w:t>
       </w:r>
-      <w:hyperlink r:id="rId98">
+      <w:hyperlink r:id="rId100">
         <w:r>
           <w:rPr>
             <w:rStyle w:val="Hyperlink"/>
@@ -35438,7 +35602,7 @@
       <w:r>
         <w:t xml:space="preserve">so it is invertible (</w:t>
       </w:r>
-      <w:hyperlink r:id="rId99">
+      <w:hyperlink r:id="rId101">
         <w:r>
           <w:rPr>
             <w:rStyle w:val="Hyperlink"/>
@@ -35713,7 +35877,7 @@
       <w:r>
         <w:t xml:space="preserve">(</w:t>
       </w:r>
-      <w:hyperlink r:id="rId74">
+      <w:hyperlink r:id="rId77">
         <w:r>
           <w:rPr>
             <w:rStyle w:val="Hyperlink"/>
@@ -36323,7 +36487,7 @@
       <w:r>
         <w:t xml:space="preserve"> </w:t>
       </w:r>
-      <w:hyperlink r:id="rId11">
+      <w:hyperlink r:id="rId14">
         <w:r>
           <w:rPr>
             <w:rStyle w:val="Hyperlink"/>
@@ -36337,7 +36501,7 @@
       <w:r>
         <w:t xml:space="preserve"> </w:t>
       </w:r>
-      <w:hyperlink r:id="rId96">
+      <w:hyperlink r:id="rId98">
         <w:r>
           <w:rPr>
             <w:rStyle w:val="Hyperlink"/>
@@ -36384,7 +36548,7 @@
         <w:t xml:space="preserve">is symmetric.</w:t>
       </w:r>
     </w:p>
-    <w:bookmarkStart w:id="100" w:name="exm-moore-penrose-full-rank"/>
+    <w:bookmarkStart w:id="102" w:name="exm-moore-penrose-full-rank"/>
     <w:p>
       <w:pPr>
         <w:pStyle w:val="FirstParagraph"/>
@@ -36422,7 +36586,7 @@
       <w:r>
         <w:t xml:space="preserve"> </w:t>
       </w:r>
-      <w:hyperlink r:id="rId92">
+      <w:hyperlink r:id="rId9">
         <w:r>
           <w:rPr>
             <w:rStyle w:val="Hyperlink"/>
@@ -36494,7 +36658,7 @@
       <w:r>
         <w:t xml:space="preserve"> </w:t>
       </w:r>
-      <w:hyperlink r:id="rId93">
+      <w:hyperlink r:id="rId95">
         <w:r>
           <w:rPr>
             <w:rStyle w:val="Hyperlink"/>
@@ -36992,7 +37156,7 @@
       <w:r>
         <w:t xml:space="preserve"> </w:t>
       </w:r>
-      <w:hyperlink r:id="rId97">
+      <w:hyperlink r:id="rId99">
         <w:r>
           <w:rPr>
             <w:rStyle w:val="Hyperlink"/>
@@ -37102,7 +37266,7 @@
       <w:r>
         <w:t xml:space="preserve"> </w:t>
       </w:r>
-      <w:hyperlink r:id="rId13">
+      <w:hyperlink r:id="rId16">
         <w:r>
           <w:rPr>
             <w:rStyle w:val="Hyperlink"/>
@@ -37372,8 +37536,8 @@
         </m:oMath>
       </m:oMathPara>
     </w:p>
-    <w:bookmarkEnd w:id="100"/>
-    <w:bookmarkStart w:id="102" w:name="def-consistent-system"/>
+    <w:bookmarkEnd w:id="102"/>
+    <w:bookmarkStart w:id="104" w:name="def-consistent-system"/>
     <w:p>
       <w:pPr>
         <w:pStyle w:val="FirstParagraph"/>
@@ -37391,7 +37555,7 @@
       <w:r>
         <w:t xml:space="preserve">A linear system (</w:t>
       </w:r>
-      <w:hyperlink r:id="rId101">
+      <w:hyperlink r:id="rId103">
         <w:r>
           <w:rPr>
             <w:rStyle w:val="Hyperlink"/>
@@ -37486,7 +37650,7 @@
         <w:t xml:space="preserve"> </w:t>
       </w:r>
       <w:r>
-        <w:t xml:space="preserve">[8]</w:t>
+        <w:t xml:space="preserve">[9]</w:t>
       </w:r>
       <w:r>
         <w:t xml:space="preserve"> </w:t>
@@ -37526,8 +37690,8 @@
         <w:t xml:space="preserve">otherwise.</w:t>
       </w:r>
     </w:p>
-    <w:bookmarkEnd w:id="102"/>
-    <w:bookmarkStart w:id="104" w:name="exm-consistent-system"/>
+    <w:bookmarkEnd w:id="104"/>
+    <w:bookmarkStart w:id="106" w:name="exm-consistent-system"/>
     <w:p>
       <w:pPr>
         <w:pStyle w:val="BodyText"/>
@@ -37720,7 +37884,7 @@
       <w:r>
         <w:t xml:space="preserve">(</w:t>
       </w:r>
-      <w:hyperlink r:id="rId103">
+      <w:hyperlink r:id="rId105">
         <w:r>
           <w:rPr>
             <w:rStyle w:val="Hyperlink"/>
@@ -37820,8 +37984,8 @@
         <w:t xml:space="preserve">.</w:t>
       </w:r>
     </w:p>
-    <w:bookmarkEnd w:id="104"/>
-    <w:bookmarkStart w:id="105" w:name="thm-consistency"/>
+    <w:bookmarkEnd w:id="106"/>
+    <w:bookmarkStart w:id="107" w:name="thm-consistency"/>
     <w:p>
       <w:pPr>
         <w:pStyle w:val="FirstParagraph"/>
@@ -37989,7 +38153,7 @@
       <w:r>
         <w:t xml:space="preserve">(</w:t>
       </w:r>
-      <w:hyperlink r:id="rId48">
+      <w:hyperlink r:id="rId51">
         <w:r>
           <w:rPr>
             <w:rStyle w:val="Hyperlink"/>
@@ -38089,7 +38253,7 @@
       <w:r>
         <w:t xml:space="preserve"> </w:t>
       </w:r>
-      <w:hyperlink r:id="rId92">
+      <w:hyperlink r:id="rId9">
         <w:r>
           <w:rPr>
             <w:rStyle w:val="Hyperlink"/>
@@ -38113,7 +38277,7 @@
         <w:t xml:space="preserve">.</w:t>
       </w:r>
     </w:p>
-    <w:bookmarkEnd w:id="105"/>
+    <w:bookmarkEnd w:id="107"/>
     <w:p>
       <w:pPr>
         <w:pStyle w:val="FirstParagraph"/>
@@ -38224,7 +38388,7 @@
       <w:r>
         <w:t xml:space="preserve">(</w:t>
       </w:r>
-      <w:hyperlink r:id="rId48">
+      <w:hyperlink r:id="rId51">
         <w:r>
           <w:rPr>
             <w:rStyle w:val="Hyperlink"/>
@@ -38339,7 +38503,7 @@
       <w:r>
         <w:t xml:space="preserve">which is statement 3 (</w:t>
       </w:r>
-      <w:hyperlink r:id="rId47">
+      <w:hyperlink r:id="rId50">
         <w:r>
           <w:rPr>
             <w:rStyle w:val="Hyperlink"/>
@@ -38413,7 +38577,7 @@
       <w:r>
         <w:t xml:space="preserve">(</w:t>
       </w:r>
-      <w:hyperlink r:id="rId47">
+      <w:hyperlink r:id="rId50">
         <w:r>
           <w:rPr>
             <w:rStyle w:val="Hyperlink"/>
@@ -38539,7 +38703,7 @@
       <w:r>
         <w:t xml:space="preserve">(</w:t>
       </w:r>
-      <w:hyperlink r:id="rId48">
+      <w:hyperlink r:id="rId51">
         <w:r>
           <w:rPr>
             <w:rStyle w:val="Hyperlink"/>
@@ -38556,7 +38720,7 @@
       <w:r>
         <w:t xml:space="preserve">so the two column spaces (</w:t>
       </w:r>
-      <w:hyperlink r:id="rId48">
+      <w:hyperlink r:id="rId51">
         <w:r>
           <w:rPr>
             <w:rStyle w:val="Hyperlink"/>
@@ -38570,7 +38734,7 @@
       <w:r>
         <w:t xml:space="preserve"> </w:t>
       </w:r>
-      <w:hyperlink r:id="rId13">
+      <w:hyperlink r:id="rId16">
         <w:r>
           <w:rPr>
             <w:rStyle w:val="Hyperlink"/>
@@ -38584,7 +38748,7 @@
       <w:r>
         <w:t xml:space="preserve">agree (</w:t>
       </w:r>
-      <w:hyperlink r:id="rId58">
+      <w:hyperlink r:id="rId61">
         <w:r>
           <w:rPr>
             <w:rStyle w:val="Hyperlink"/>
@@ -38610,7 +38774,7 @@
       <w:r>
         <w:t xml:space="preserve"> </w:t>
       </w:r>
-      <w:hyperlink r:id="rId59">
+      <w:hyperlink r:id="rId62">
         <w:r>
           <w:rPr>
             <w:rStyle w:val="Hyperlink"/>
@@ -38624,7 +38788,7 @@
       <w:r>
         <w:t xml:space="preserve">(</w:t>
       </w:r>
-      <w:hyperlink r:id="rId58">
+      <w:hyperlink r:id="rId61">
         <w:r>
           <w:rPr>
             <w:rStyle w:val="Hyperlink"/>
@@ -38641,7 +38805,7 @@
       <w:r>
         <w:t xml:space="preserve">so they coincide (</w:t>
       </w:r>
-      <w:hyperlink r:id="rId106">
+      <w:hyperlink r:id="rId108">
         <w:r>
           <w:rPr>
             <w:rStyle w:val="Hyperlink"/>
@@ -38668,7 +38832,7 @@
         <w:t xml:space="preserve">.</w:t>
       </w:r>
     </w:p>
-    <w:bookmarkStart w:id="108" w:name="exm-consistency"/>
+    <w:bookmarkStart w:id="110" w:name="exm-consistency"/>
     <w:p>
       <w:pPr>
         <w:pStyle w:val="FirstParagraph"/>
@@ -39029,7 +39193,7 @@
       <w:r>
         <w:t xml:space="preserve"> </w:t>
       </w:r>
-      <w:hyperlink r:id="rId13">
+      <w:hyperlink r:id="rId16">
         <w:r>
           <w:rPr>
             <w:rStyle w:val="Hyperlink"/>
@@ -39197,7 +39361,7 @@
       <w:r>
         <w:t xml:space="preserve"> </w:t>
       </w:r>
-      <w:hyperlink r:id="rId107">
+      <w:hyperlink r:id="rId109">
         <w:r>
           <w:rPr>
             <w:rStyle w:val="Hyperlink"/>
@@ -39209,8 +39373,8 @@
         <w:t xml:space="preserve">.</w:t>
       </w:r>
     </w:p>
-    <w:bookmarkEnd w:id="108"/>
-    <w:bookmarkStart w:id="109" w:name="thm-solution-set"/>
+    <w:bookmarkEnd w:id="110"/>
+    <w:bookmarkStart w:id="111" w:name="thm-solution-set"/>
     <w:p>
       <w:pPr>
         <w:pStyle w:val="BodyText"/>
@@ -39548,7 +39712,7 @@
         <w:t xml:space="preserve">.</w:t>
       </w:r>
     </w:p>
-    <w:bookmarkEnd w:id="109"/>
+    <w:bookmarkEnd w:id="111"/>
     <w:p>
       <w:pPr>
         <w:pStyle w:val="FirstParagraph"/>
@@ -40035,7 +40199,7 @@
       <w:r>
         <w:t xml:space="preserve">(</w:t>
       </w:r>
-      <w:hyperlink r:id="rId47">
+      <w:hyperlink r:id="rId50">
         <w:r>
           <w:rPr>
             <w:rStyle w:val="Hyperlink"/>
@@ -40412,7 +40576,7 @@
         <w:t xml:space="preserve">.</w:t>
       </w:r>
     </w:p>
-    <w:bookmarkStart w:id="110" w:name="exm-solution-set"/>
+    <w:bookmarkStart w:id="112" w:name="exm-solution-set"/>
     <w:p>
       <w:pPr>
         <w:pStyle w:val="BodyText"/>
@@ -41087,8 +41251,8 @@
         <w:t xml:space="preserve">says directly.</w:t>
       </w:r>
     </w:p>
-    <w:bookmarkEnd w:id="110"/>
-    <w:bookmarkStart w:id="111" w:name="cor-solution-unique"/>
+    <w:bookmarkEnd w:id="112"/>
+    <w:bookmarkStart w:id="113" w:name="cor-solution-unique"/>
     <w:p>
       <w:pPr>
         <w:pStyle w:val="BodyText"/>
@@ -41286,7 +41450,7 @@
         <w:t xml:space="preserve">.</w:t>
       </w:r>
     </w:p>
-    <w:bookmarkEnd w:id="111"/>
+    <w:bookmarkEnd w:id="113"/>
     <w:p>
       <w:pPr>
         <w:pStyle w:val="FirstParagraph"/>
@@ -41458,7 +41622,7 @@
       <w:r>
         <w:t xml:space="preserve">(</w:t>
       </w:r>
-      <w:hyperlink r:id="rId49">
+      <w:hyperlink r:id="rId52">
         <w:r>
           <w:rPr>
             <w:rStyle w:val="Hyperlink"/>
@@ -41504,7 +41668,7 @@
       <w:r>
         <w:t xml:space="preserve">(</w:t>
       </w:r>
-      <w:hyperlink r:id="rId58">
+      <w:hyperlink r:id="rId61">
         <w:r>
           <w:rPr>
             <w:rStyle w:val="Hyperlink"/>
@@ -41569,7 +41733,7 @@
       <w:r>
         <w:t xml:space="preserve">(</w:t>
       </w:r>
-      <w:hyperlink r:id="rId112">
+      <w:hyperlink r:id="rId114">
         <w:r>
           <w:rPr>
             <w:rStyle w:val="Hyperlink"/>
@@ -41655,7 +41819,7 @@
       <w:r>
         <w:t xml:space="preserve">(</w:t>
       </w:r>
-      <w:hyperlink r:id="rId106">
+      <w:hyperlink r:id="rId108">
         <w:r>
           <w:rPr>
             <w:rStyle w:val="Hyperlink"/>
@@ -41906,7 +42070,7 @@
       <w:r>
         <w:t xml:space="preserve"> </w:t>
       </w:r>
-      <w:hyperlink r:id="rId59">
+      <w:hyperlink r:id="rId62">
         <w:r>
           <w:rPr>
             <w:rStyle w:val="Hyperlink"/>
@@ -41923,7 +42087,7 @@
       <w:r>
         <w:t xml:space="preserve"> </w:t>
       </w:r>
-      <w:hyperlink r:id="rId113">
+      <w:hyperlink r:id="rId115">
         <w:r>
           <w:rPr>
             <w:rStyle w:val="Hyperlink"/>
@@ -41966,7 +42130,7 @@
       <w:r>
         <w:t xml:space="preserve"> </w:t>
       </w:r>
-      <w:hyperlink r:id="rId112">
+      <w:hyperlink r:id="rId114">
         <w:r>
           <w:rPr>
             <w:rStyle w:val="Hyperlink"/>
@@ -41986,7 +42150,7 @@
       <w:r>
         <w:t xml:space="preserve"> </w:t>
       </w:r>
-      <w:hyperlink r:id="rId114">
+      <w:hyperlink r:id="rId116">
         <w:r>
           <w:rPr>
             <w:rStyle w:val="Hyperlink"/>
@@ -42039,7 +42203,7 @@
         <w:t xml:space="preserve">.</w:t>
       </w:r>
     </w:p>
-    <w:bookmarkStart w:id="116" w:name="exm-solution-unique"/>
+    <w:bookmarkStart w:id="118" w:name="exm-solution-unique"/>
     <w:p>
       <w:pPr>
         <w:pStyle w:val="BodyText"/>
@@ -42175,7 +42339,7 @@
       <w:r>
         <w:t xml:space="preserve"> </w:t>
       </w:r>
-      <w:hyperlink r:id="rId115">
+      <w:hyperlink r:id="rId117">
         <w:r>
           <w:rPr>
             <w:rStyle w:val="Hyperlink"/>
@@ -42788,7 +42952,7 @@
       <w:r>
         <w:t xml:space="preserve">(</w:t>
       </w:r>
-      <w:hyperlink r:id="rId114">
+      <w:hyperlink r:id="rId116">
         <w:r>
           <w:rPr>
             <w:rStyle w:val="Hyperlink"/>
@@ -42876,8 +43040,8 @@
         <w:t xml:space="preserve">.</w:t>
       </w:r>
     </w:p>
-    <w:bookmarkEnd w:id="116"/>
-    <w:bookmarkStart w:id="117" w:name="thm-projector-generalized-inverse"/>
+    <w:bookmarkEnd w:id="118"/>
+    <w:bookmarkStart w:id="119" w:name="thm-projector-generalized-inverse"/>
     <w:p>
       <w:pPr>
         <w:pStyle w:val="FirstParagraph"/>
@@ -43230,7 +43394,7 @@
         <w:t xml:space="preserve">).</w:t>
       </w:r>
     </w:p>
-    <w:bookmarkEnd w:id="117"/>
+    <w:bookmarkEnd w:id="119"/>
     <w:p>
       <w:pPr>
         <w:pStyle w:val="BodyText"/>
@@ -43437,7 +43601,7 @@
       <w:r>
         <w:t xml:space="preserve">(</w:t>
       </w:r>
-      <w:hyperlink r:id="rId47">
+      <w:hyperlink r:id="rId50">
         <w:r>
           <w:rPr>
             <w:rStyle w:val="Hyperlink"/>
@@ -43481,7 +43645,7 @@
       <w:r>
         <w:t xml:space="preserve">(</w:t>
       </w:r>
-      <w:hyperlink r:id="rId49">
+      <w:hyperlink r:id="rId52">
         <w:r>
           <w:rPr>
             <w:rStyle w:val="Hyperlink"/>
@@ -43587,7 +43751,7 @@
       <w:r>
         <w:t xml:space="preserve">(</w:t>
       </w:r>
-      <w:hyperlink r:id="rId98">
+      <w:hyperlink r:id="rId100">
         <w:r>
           <w:rPr>
             <w:rStyle w:val="Hyperlink"/>
@@ -43601,7 +43765,7 @@
       <w:r>
         <w:t xml:space="preserve"> </w:t>
       </w:r>
-      <w:hyperlink r:id="rId58">
+      <w:hyperlink r:id="rId61">
         <w:r>
           <w:rPr>
             <w:rStyle w:val="Hyperlink"/>
@@ -43715,7 +43879,7 @@
       <w:r>
         <w:t xml:space="preserve">(</w:t>
       </w:r>
-      <w:hyperlink r:id="rId106">
+      <w:hyperlink r:id="rId108">
         <w:r>
           <w:rPr>
             <w:rStyle w:val="Hyperlink"/>
@@ -43744,7 +43908,7 @@
       <w:r>
         <w:t xml:space="preserve">(</w:t>
       </w:r>
-      <w:hyperlink r:id="rId48">
+      <w:hyperlink r:id="rId51">
         <w:r>
           <w:rPr>
             <w:rStyle w:val="Hyperlink"/>
@@ -43815,7 +43979,7 @@
       <w:r>
         <w:t xml:space="preserve">(</w:t>
       </w:r>
-      <w:hyperlink r:id="rId47">
+      <w:hyperlink r:id="rId50">
         <w:r>
           <w:rPr>
             <w:rStyle w:val="Hyperlink"/>
@@ -43868,7 +44032,7 @@
       <w:r>
         <w:t xml:space="preserve">(</w:t>
       </w:r>
-      <w:hyperlink r:id="rId48">
+      <w:hyperlink r:id="rId51">
         <w:r>
           <w:rPr>
             <w:rStyle w:val="Hyperlink"/>
@@ -43949,7 +44113,7 @@
       <w:r>
         <w:t xml:space="preserve">(</w:t>
       </w:r>
-      <w:hyperlink r:id="rId50">
+      <w:hyperlink r:id="rId53">
         <w:r>
           <w:rPr>
             <w:rStyle w:val="Hyperlink"/>
@@ -43969,7 +44133,7 @@
       <w:r>
         <w:t xml:space="preserve"> </w:t>
       </w:r>
-      <w:hyperlink r:id="rId28">
+      <w:hyperlink r:id="rId31">
         <w:r>
           <w:rPr>
             <w:rStyle w:val="Hyperlink"/>
@@ -44289,7 +44453,7 @@
         <w:t xml:space="preserve">.</w:t>
       </w:r>
     </w:p>
-    <w:bookmarkStart w:id="118" w:name="exm-projector-generalized-inverse"/>
+    <w:bookmarkStart w:id="120" w:name="exm-projector-generalized-inverse"/>
     <w:p>
       <w:pPr>
         <w:pStyle w:val="BodyText"/>
@@ -44594,7 +44758,7 @@
       <w:r>
         <w:t xml:space="preserve">(</w:t>
       </w:r>
-      <w:hyperlink r:id="rId98">
+      <w:hyperlink r:id="rId100">
         <w:r>
           <w:rPr>
             <w:rStyle w:val="Hyperlink"/>
@@ -46235,9 +46399,9 @@
         <w:t xml:space="preserve">, the column space of the intercept-only design.</w:t>
       </w:r>
     </w:p>
-    <w:bookmarkEnd w:id="118"/>
-    <w:bookmarkEnd w:id="119"/>
-    <w:bookmarkStart w:id="176" w:name="sec-solving-linear-systems"/>
+    <w:bookmarkEnd w:id="120"/>
+    <w:bookmarkEnd w:id="121"/>
+    <w:bookmarkStart w:id="180" w:name="sec-solving-linear-systems"/>
     <w:p>
       <w:pPr>
         <w:pStyle w:val="Heading3"/>
@@ -46287,18 +46451,18 @@
                 <wp:inline>
                   <wp:extent cx="152400" cy="152400"/>
                   <wp:effectExtent b="0" l="0" r="0" t="0"/>
-                  <wp:docPr descr="" title="" id="120" name="Picture"/>
+                  <wp:docPr descr="" title="" id="122" name="Picture"/>
                   <a:graphic>
                     <a:graphicData uri="http://schemas.openxmlformats.org/drawingml/2006/picture">
                       <pic:pic>
                         <pic:nvPicPr>
-                          <pic:cNvPr descr="/opt/quarto/share/formats/docx/note.png" id="121" name="Picture"/>
+                          <pic:cNvPr descr="/opt/quarto/share/formats/docx/note.png" id="123" name="Picture"/>
                           <pic:cNvPicPr>
                             <a:picLocks noChangeArrowheads="1" noChangeAspect="1"/>
                           </pic:cNvPicPr>
                         </pic:nvPicPr>
                         <pic:blipFill>
-                          <a:blip r:embed="rId24"/>
+                          <a:blip r:embed="rId27"/>
                           <a:stretch>
                             <a:fillRect/>
                           </a:stretch>
@@ -46361,7 +46525,7 @@
               <w:t xml:space="preserve"> </w:t>
             </w:r>
             <w:r>
-              <w:t xml:space="preserve">Zhou [5]</w:t>
+              <w:t xml:space="preserve">Zhou [6]</w:t>
             </w:r>
             <w:r>
               <w:t xml:space="preserve"> </w:t>
@@ -46373,7 +46537,7 @@
               <w:t xml:space="preserve"> </w:t>
             </w:r>
             <w:r>
-              <w:t xml:space="preserve">Zhou [9]</w:t>
+              <w:t xml:space="preserve">Zhou [10]</w:t>
             </w:r>
             <w:r>
               <w:t xml:space="preserve">,</w:t>
@@ -46393,7 +46557,7 @@
             <w:r>
               <w:t xml:space="preserve"> </w:t>
             </w:r>
-            <w:hyperlink r:id="rId27">
+            <w:hyperlink r:id="rId30">
               <w:r>
                 <w:rPr>
                   <w:rStyle w:val="Hyperlink"/>
@@ -46533,7 +46697,7 @@
             <w:r>
               <w:t xml:space="preserve">rather than by differentiating, and the QR factorization is derived from Gram-Schmidt (</w:t>
             </w:r>
-            <w:hyperlink r:id="rId122">
+            <w:hyperlink r:id="rId124">
               <w:r>
                 <w:rPr>
                   <w:rStyle w:val="Hyperlink"/>
@@ -46646,7 +46810,7 @@
         </w:tc>
       </w:tr>
     </w:tbl>
-    <w:bookmarkStart w:id="123" w:name="def-triangular-matrix"/>
+    <w:bookmarkStart w:id="125" w:name="def-triangular-matrix"/>
     <w:p>
       <w:pPr>
         <w:pStyle w:val="FirstParagraph"/>
@@ -46695,7 +46859,7 @@
         <w:t xml:space="preserve"> </w:t>
       </w:r>
       <w:r>
-        <w:t xml:space="preserve">[10]</w:t>
+        <w:t xml:space="preserve">[11]</w:t>
       </w:r>
       <w:r>
         <w:t xml:space="preserve"> </w:t>
@@ -46770,8 +46934,8 @@
         <w:t xml:space="preserve">.</w:t>
       </w:r>
     </w:p>
-    <w:bookmarkEnd w:id="123"/>
-    <w:bookmarkStart w:id="124" w:name="def-lower-triangular-matrix"/>
+    <w:bookmarkEnd w:id="125"/>
+    <w:bookmarkStart w:id="126" w:name="def-lower-triangular-matrix"/>
     <w:p>
       <w:pPr>
         <w:pStyle w:val="BodyText"/>
@@ -46889,8 +47053,8 @@
         <w:t xml:space="preserve">.</w:t>
       </w:r>
     </w:p>
-    <w:bookmarkEnd w:id="124"/>
-    <w:bookmarkStart w:id="125" w:name="def-unit-lower-triangular-matrix"/>
+    <w:bookmarkEnd w:id="126"/>
+    <w:bookmarkStart w:id="127" w:name="def-unit-lower-triangular-matrix"/>
     <w:p>
       <w:pPr>
         <w:pStyle w:val="BodyText"/>
@@ -46947,8 +47111,8 @@
         <w:t xml:space="preserve">.</w:t>
       </w:r>
     </w:p>
-    <w:bookmarkEnd w:id="125"/>
-    <w:bookmarkStart w:id="127" w:name="exm-triangular-matrix"/>
+    <w:bookmarkEnd w:id="127"/>
+    <w:bookmarkStart w:id="129" w:name="exm-triangular-matrix"/>
     <w:p>
       <w:pPr>
         <w:pStyle w:val="BodyText"/>
@@ -47299,7 +47463,7 @@
       <w:r>
         <w:t xml:space="preserve">A diagonal matrix (</w:t>
       </w:r>
-      <w:hyperlink r:id="rId126">
+      <w:hyperlink r:id="rId128">
         <w:r>
           <w:rPr>
             <w:rStyle w:val="Hyperlink"/>
@@ -47469,8 +47633,8 @@
         <w:t xml:space="preserve">entry.</w:t>
       </w:r>
     </w:p>
-    <w:bookmarkEnd w:id="127"/>
-    <w:bookmarkStart w:id="128" w:name="thm-back-substitution"/>
+    <w:bookmarkEnd w:id="129"/>
+    <w:bookmarkStart w:id="130" w:name="thm-back-substitution"/>
     <w:p>
       <w:pPr>
         <w:pStyle w:val="FirstParagraph"/>
@@ -48115,7 +48279,7 @@
         <w:t xml:space="preserve">).</w:t>
       </w:r>
     </w:p>
-    <w:bookmarkEnd w:id="128"/>
+    <w:bookmarkEnd w:id="130"/>
     <w:p>
       <w:pPr>
         <w:pStyle w:val="BodyText"/>
@@ -49291,7 +49455,7 @@
         <w:t xml:space="preserve">and the same argument runs from the first row to the last.</w:t>
       </w:r>
     </w:p>
-    <w:bookmarkStart w:id="129" w:name="exm-back-substitution"/>
+    <w:bookmarkStart w:id="131" w:name="exm-back-substitution"/>
     <w:p>
       <w:pPr>
         <w:pStyle w:val="BodyText"/>
@@ -49884,8 +50048,8 @@
         <w:t xml:space="preserve">.</w:t>
       </w:r>
     </w:p>
-    <w:bookmarkEnd w:id="129"/>
-    <w:bookmarkStart w:id="130" w:name="thm-qr"/>
+    <w:bookmarkEnd w:id="131"/>
+    <w:bookmarkStart w:id="132" w:name="thm-qr"/>
     <w:p>
       <w:pPr>
         <w:pStyle w:val="BodyText"/>
@@ -50150,7 +50314,7 @@
       <w:r>
         <w:t xml:space="preserve">are orthonormal (</w:t>
       </w:r>
-      <w:hyperlink r:id="rId45">
+      <w:hyperlink r:id="rId48">
         <w:r>
           <w:rPr>
             <w:rStyle w:val="Hyperlink"/>
@@ -50196,7 +50360,7 @@
         <w:t xml:space="preserve">) with positive diagonal entries.</w:t>
       </w:r>
     </w:p>
-    <w:bookmarkEnd w:id="130"/>
+    <w:bookmarkEnd w:id="132"/>
     <w:p>
       <w:pPr>
         <w:pStyle w:val="BodyText"/>
@@ -50263,7 +50427,7 @@
       <w:r>
         <w:t xml:space="preserve">(</w:t>
       </w:r>
-      <w:hyperlink r:id="rId93">
+      <w:hyperlink r:id="rId95">
         <w:r>
           <w:rPr>
             <w:rStyle w:val="Hyperlink"/>
@@ -50280,7 +50444,7 @@
       <w:r>
         <w:t xml:space="preserve">so the Gram-Schmidt process (</w:t>
       </w:r>
-      <w:hyperlink r:id="rId131">
+      <w:hyperlink r:id="rId133">
         <w:r>
           <w:rPr>
             <w:rStyle w:val="Hyperlink"/>
@@ -50323,7 +50487,7 @@
       <w:r>
         <w:t xml:space="preserve">(</w:t>
       </w:r>
-      <w:hyperlink r:id="rId122">
+      <w:hyperlink r:id="rId124">
         <w:r>
           <w:rPr>
             <w:rStyle w:val="Hyperlink"/>
@@ -50647,7 +50811,7 @@
       <w:r>
         <w:t xml:space="preserve">(</w:t>
       </w:r>
-      <w:hyperlink r:id="rId132">
+      <w:hyperlink r:id="rId134">
         <w:r>
           <w:rPr>
             <w:rStyle w:val="Hyperlink"/>
@@ -50725,7 +50889,7 @@
         <w:t xml:space="preserve">.</w:t>
       </w:r>
     </w:p>
-    <w:bookmarkStart w:id="135" w:name="exm-qr"/>
+    <w:bookmarkStart w:id="137" w:name="exm-qr"/>
     <w:p>
       <w:pPr>
         <w:pStyle w:val="BodyText"/>
@@ -50790,7 +50954,7 @@
       <w:r>
         <w:t xml:space="preserve"> </w:t>
       </w:r>
-      <w:hyperlink r:id="rId133">
+      <w:hyperlink r:id="rId135">
         <w:r>
           <w:rPr>
             <w:rStyle w:val="Hyperlink"/>
@@ -50807,7 +50971,7 @@
       <w:r>
         <w:t xml:space="preserve"> </w:t>
       </w:r>
-      <w:hyperlink r:id="rId134">
+      <w:hyperlink r:id="rId136">
         <w:r>
           <w:rPr>
             <w:rStyle w:val="Hyperlink"/>
@@ -51156,8 +51320,8 @@
     $$</w:t>
       </w:r>
     </w:p>
-    <w:bookmarkEnd w:id="135"/>
-    <w:bookmarkStart w:id="136" w:name="def-least-squares"/>
+    <w:bookmarkEnd w:id="137"/>
+    <w:bookmarkStart w:id="138" w:name="def-least-squares"/>
     <w:p>
       <w:pPr>
         <w:pStyle w:val="FirstParagraph"/>
@@ -51244,7 +51408,7 @@
         <w:t xml:space="preserve"> </w:t>
       </w:r>
       <w:r>
-        <w:t xml:space="preserve">[11]</w:t>
+        <w:t xml:space="preserve">[12]</w:t>
       </w:r>
       <w:r>
         <w:t xml:space="preserve"> </w:t>
@@ -51288,8 +51452,8 @@
     $$</w:t>
       </w:r>
     </w:p>
-    <w:bookmarkEnd w:id="136"/>
-    <w:bookmarkStart w:id="137" w:name="exm-least-squares"/>
+    <w:bookmarkEnd w:id="138"/>
+    <w:bookmarkStart w:id="139" w:name="exm-least-squares"/>
     <w:p>
       <w:pPr>
         <w:pStyle w:val="FirstParagraph"/>
@@ -51722,8 +51886,8 @@
         <w:t xml:space="preserve">too.</w:t>
       </w:r>
     </w:p>
-    <w:bookmarkEnd w:id="137"/>
-    <w:bookmarkStart w:id="138" w:name="def-normal-equations"/>
+    <w:bookmarkEnd w:id="139"/>
+    <w:bookmarkStart w:id="140" w:name="def-normal-equations"/>
     <w:p>
       <w:pPr>
         <w:pStyle w:val="BodyText"/>
@@ -51816,14 +51980,14 @@
         <w:t xml:space="preserve"> </w:t>
       </w:r>
       <w:r>
-        <w:t xml:space="preserve">[12]</w:t>
+        <w:t xml:space="preserve">[13]</w:t>
       </w:r>
       <w:r>
         <w:t xml:space="preserve">.</w:t>
       </w:r>
     </w:p>
-    <w:bookmarkEnd w:id="138"/>
-    <w:bookmarkStart w:id="139" w:name="thm-normal-equations"/>
+    <w:bookmarkEnd w:id="140"/>
+    <w:bookmarkStart w:id="141" w:name="thm-normal-equations"/>
     <w:p>
       <w:pPr>
         <w:pStyle w:val="BodyText"/>
@@ -52112,7 +52276,7 @@
         <w:t xml:space="preserve">.</w:t>
       </w:r>
     </w:p>
-    <w:bookmarkEnd w:id="139"/>
+    <w:bookmarkEnd w:id="141"/>
     <w:p>
       <w:pPr>
         <w:pStyle w:val="FirstParagraph"/>
@@ -52280,7 +52444,7 @@
       <w:r>
         <w:t xml:space="preserve">(</w:t>
       </w:r>
-      <w:hyperlink r:id="rId48">
+      <w:hyperlink r:id="rId51">
         <w:r>
           <w:rPr>
             <w:rStyle w:val="Hyperlink"/>
@@ -52441,7 +52605,7 @@
       <w:r>
         <w:t xml:space="preserve">(</w:t>
       </w:r>
-      <w:hyperlink r:id="rId48">
+      <w:hyperlink r:id="rId51">
         <w:r>
           <w:rPr>
             <w:rStyle w:val="Hyperlink"/>
@@ -52718,7 +52882,7 @@
       <w:r>
         <w:t xml:space="preserve"> </w:t>
       </w:r>
-      <w:hyperlink r:id="rId28">
+      <w:hyperlink r:id="rId31">
         <w:r>
           <w:rPr>
             <w:rStyle w:val="Hyperlink"/>
@@ -52826,7 +52990,7 @@
       <w:r>
         <w:t xml:space="preserve">(</w:t>
       </w:r>
-      <w:hyperlink r:id="rId50">
+      <w:hyperlink r:id="rId53">
         <w:r>
           <w:rPr>
             <w:rStyle w:val="Hyperlink"/>
@@ -53193,7 +53357,7 @@
     $$</w:t>
       </w:r>
     </w:p>
-    <w:bookmarkStart w:id="140" w:name="exm-normal-equations"/>
+    <w:bookmarkStart w:id="142" w:name="exm-normal-equations"/>
     <w:p>
       <w:pPr>
         <w:pStyle w:val="FirstParagraph"/>
@@ -53555,7 +53719,7 @@
       <w:r>
         <w:t xml:space="preserve">(</w:t>
       </w:r>
-      <w:hyperlink r:id="rId10">
+      <w:hyperlink r:id="rId13">
         <w:r>
           <w:rPr>
             <w:rStyle w:val="Hyperlink"/>
@@ -54019,8 +54183,8 @@
         <w:t xml:space="preserve">.</w:t>
       </w:r>
     </w:p>
-    <w:bookmarkEnd w:id="140"/>
-    <w:bookmarkStart w:id="141" w:name="exm-normal-equations-rank-deficient"/>
+    <w:bookmarkEnd w:id="142"/>
+    <w:bookmarkStart w:id="143" w:name="exm-normal-equations-rank-deficient"/>
     <w:p>
       <w:pPr>
         <w:pStyle w:val="BodyText"/>
@@ -54138,7 +54302,7 @@
       <w:r>
         <w:t xml:space="preserve">(</w:t>
       </w:r>
-      <w:hyperlink r:id="rId10">
+      <w:hyperlink r:id="rId13">
         <w:r>
           <w:rPr>
             <w:rStyle w:val="Hyperlink"/>
@@ -54570,8 +54734,8 @@
         <w:t xml:space="preserve">as part 3 says.</w:t>
       </w:r>
     </w:p>
-    <w:bookmarkEnd w:id="141"/>
-    <w:bookmarkStart w:id="142" w:name="thm-qr-least-squares"/>
+    <w:bookmarkEnd w:id="143"/>
+    <w:bookmarkStart w:id="144" w:name="thm-qr-least-squares"/>
     <w:p>
       <w:pPr>
         <w:pStyle w:val="BodyText"/>
@@ -54813,7 +54977,7 @@
         <w:t xml:space="preserve">.</w:t>
       </w:r>
     </w:p>
-    <w:bookmarkEnd w:id="142"/>
+    <w:bookmarkEnd w:id="144"/>
     <w:p>
       <w:pPr>
         <w:pStyle w:val="BodyText"/>
@@ -55244,7 +55408,7 @@
         <w:t xml:space="preserve">.</w:t>
       </w:r>
     </w:p>
-    <w:bookmarkStart w:id="143" w:name="exm-qr-least-squares"/>
+    <w:bookmarkStart w:id="145" w:name="exm-qr-least-squares"/>
     <w:p>
       <w:pPr>
         <w:pStyle w:val="BodyText"/>
@@ -55771,8 +55935,8 @@
         <w:t xml:space="preserve">.</w:t>
       </w:r>
     </w:p>
-    <w:bookmarkEnd w:id="143"/>
-    <w:bookmarkStart w:id="144" w:name="def-lu"/>
+    <w:bookmarkEnd w:id="145"/>
+    <w:bookmarkStart w:id="146" w:name="def-lu"/>
     <w:p>
       <w:pPr>
         <w:pStyle w:val="BodyText"/>
@@ -55804,7 +55968,7 @@
         <w:t xml:space="preserve"> </w:t>
       </w:r>
       <w:r>
-        <w:t xml:space="preserve">[13]</w:t>
+        <w:t xml:space="preserve">[14]</w:t>
       </w:r>
       <w:r>
         <w:t xml:space="preserve"> </w:t>
@@ -55944,8 +56108,8 @@
         <w:t xml:space="preserve">).</w:t>
       </w:r>
     </w:p>
-    <w:bookmarkEnd w:id="144"/>
-    <w:bookmarkStart w:id="145" w:name="exm-lu"/>
+    <w:bookmarkEnd w:id="146"/>
+    <w:bookmarkStart w:id="147" w:name="exm-lu"/>
     <w:p>
       <w:pPr>
         <w:pStyle w:val="BodyText"/>
@@ -56418,7 +56582,7 @@
       <w:r>
         <w:t xml:space="preserve"> </w:t>
       </w:r>
-      <w:hyperlink r:id="rId132">
+      <w:hyperlink r:id="rId134">
         <w:r>
           <w:rPr>
             <w:rStyle w:val="Hyperlink"/>
@@ -57297,8 +57461,8 @@
         <w:t xml:space="preserve">.</w:t>
       </w:r>
     </w:p>
-    <w:bookmarkEnd w:id="145"/>
-    <w:bookmarkStart w:id="146" w:name="exm-not-lu"/>
+    <w:bookmarkEnd w:id="147"/>
+    <w:bookmarkStart w:id="148" w:name="exm-not-lu"/>
     <w:p>
       <w:pPr>
         <w:pStyle w:val="BodyText"/>
@@ -57475,7 +57639,7 @@
       <w:r>
         <w:t xml:space="preserve">(</w:t>
       </w:r>
-      <w:hyperlink r:id="rId74">
+      <w:hyperlink r:id="rId77">
         <w:r>
           <w:rPr>
             <w:rStyle w:val="Hyperlink"/>
@@ -57831,8 +57995,8 @@
         <w:t xml:space="preserve">.</w:t>
       </w:r>
     </w:p>
-    <w:bookmarkEnd w:id="146"/>
-    <w:bookmarkStart w:id="147" w:name="thm-lu-solve"/>
+    <w:bookmarkEnd w:id="148"/>
+    <w:bookmarkStart w:id="149" w:name="thm-lu-solve"/>
     <w:p>
       <w:pPr>
         <w:pStyle w:val="BodyText"/>
@@ -57997,7 +58161,7 @@
         <w:t xml:space="preserve">).</w:t>
       </w:r>
     </w:p>
-    <w:bookmarkEnd w:id="147"/>
+    <w:bookmarkEnd w:id="149"/>
     <w:p>
       <w:pPr>
         <w:pStyle w:val="BodyText"/>
@@ -58126,7 +58290,7 @@
       <w:r>
         <w:t xml:space="preserve">(</w:t>
       </w:r>
-      <w:hyperlink r:id="rId47">
+      <w:hyperlink r:id="rId50">
         <w:r>
           <w:rPr>
             <w:rStyle w:val="Hyperlink"/>
@@ -58205,7 +58369,7 @@
       <w:r>
         <w:t xml:space="preserve">(</w:t>
       </w:r>
-      <w:hyperlink r:id="rId47">
+      <w:hyperlink r:id="rId50">
         <w:r>
           <w:rPr>
             <w:rStyle w:val="Hyperlink"/>
@@ -58262,7 +58426,7 @@
         <w:t xml:space="preserve">.</w:t>
       </w:r>
     </w:p>
-    <w:bookmarkStart w:id="148" w:name="exm-lu-solve"/>
+    <w:bookmarkStart w:id="150" w:name="exm-lu-solve"/>
     <w:p>
       <w:pPr>
         <w:pStyle w:val="BodyText"/>
@@ -58869,9 +59033,9 @@
         </m:oMath>
       </m:oMathPara>
     </w:p>
-    <w:bookmarkEnd w:id="148"/>
-    <w:bookmarkStart w:id="175" w:name="refs"/>
-    <w:bookmarkStart w:id="150" w:name="ref-wikipedia_design_matrix"/>
+    <w:bookmarkEnd w:id="150"/>
+    <w:bookmarkStart w:id="179" w:name="refs"/>
+    <w:bookmarkStart w:id="152" w:name="ref-wikipedia_design_matrix"/>
     <w:p>
       <w:pPr>
         <w:pStyle w:val="Bibliography"/>
@@ -58918,7 +59082,7 @@
       <w:r>
         <w:t xml:space="preserve"> </w:t>
       </w:r>
-      <w:hyperlink r:id="rId149">
+      <w:hyperlink r:id="rId151">
         <w:r>
           <w:rPr>
             <w:rStyle w:val="Hyperlink"/>
@@ -58927,14 +59091,60 @@
         </w:r>
       </w:hyperlink>
     </w:p>
-    <w:bookmarkEnd w:id="150"/>
-    <w:bookmarkStart w:id="152" w:name="ref-banerjee2014linear"/>
+    <w:bookmarkEnd w:id="152"/>
+    <w:bookmarkStart w:id="154" w:name="ref-dobson4e"/>
     <w:p>
       <w:pPr>
         <w:pStyle w:val="Bibliography"/>
       </w:pPr>
       <w:r>
         <w:t xml:space="preserve">[2]</w:t>
+      </w:r>
+      <w:r>
+        <w:t xml:space="preserve"> </w:t>
+      </w:r>
+      <w:r>
+        <w:t xml:space="preserve">	</w:t>
+      </w:r>
+      <w:r>
+        <w:t xml:space="preserve">A. J. Dobson and A. G. Barnett,</w:t>
+      </w:r>
+      <w:r>
+        <w:t xml:space="preserve"> </w:t>
+      </w:r>
+      <w:r>
+        <w:rPr>
+          <w:i/>
+          <w:iCs/>
+        </w:rPr>
+        <w:t xml:space="preserve">An introduction to generalized linear models</w:t>
+      </w:r>
+      <w:r>
+        <w:t xml:space="preserve">, 4th ed. CRC press, 2018. doi:</w:t>
+      </w:r>
+      <w:r>
+        <w:t xml:space="preserve"> </w:t>
+      </w:r>
+      <w:hyperlink r:id="rId153">
+        <w:r>
+          <w:rPr>
+            <w:rStyle w:val="Hyperlink"/>
+          </w:rPr>
+          <w:t xml:space="preserve">10.1201/9781315182780</w:t>
+        </w:r>
+      </w:hyperlink>
+      <w:r>
+        <w:t xml:space="preserve">.</w:t>
+      </w:r>
+    </w:p>
+    <w:bookmarkEnd w:id="154"/>
+    <w:bookmarkStart w:id="156" w:name="ref-banerjee2014linear"/>
+    <w:p>
+      <w:pPr>
+        <w:pStyle w:val="Bibliography"/>
+      </w:pPr>
+      <w:r>
+        <w:t xml:space="preserve">[3]</w:t>
       </w:r>
       <w:r>
         <w:t xml:space="preserve"> </w:t>
@@ -58961,7 +59171,7 @@
       <w:r>
         <w:t xml:space="preserve"> </w:t>
       </w:r>
-      <w:hyperlink r:id="rId151">
+      <w:hyperlink r:id="rId155">
         <w:r>
           <w:rPr>
             <w:rStyle w:val="Hyperlink"/>
@@ -58970,14 +59180,14 @@
         </w:r>
       </w:hyperlink>
     </w:p>
-    <w:bookmarkEnd w:id="152"/>
-    <w:bookmarkStart w:id="154" w:name="ref-wikipedia_projection_matrix"/>
+    <w:bookmarkEnd w:id="156"/>
+    <w:bookmarkStart w:id="158" w:name="ref-wikipedia_projection_matrix"/>
     <w:p>
       <w:pPr>
         <w:pStyle w:val="Bibliography"/>
       </w:pPr>
       <w:r>
-        <w:t xml:space="preserve">[3]</w:t>
+        <w:t xml:space="preserve">[4]</w:t>
       </w:r>
       <w:r>
         <w:t xml:space="preserve"> </w:t>
@@ -59018,7 +59228,7 @@
       <w:r>
         <w:t xml:space="preserve"> </w:t>
       </w:r>
-      <w:hyperlink r:id="rId153">
+      <w:hyperlink r:id="rId157">
         <w:r>
           <w:rPr>
             <w:rStyle w:val="Hyperlink"/>
@@ -59027,14 +59237,14 @@
         </w:r>
       </w:hyperlink>
     </w:p>
-    <w:bookmarkEnd w:id="154"/>
-    <w:bookmarkStart w:id="156" w:name="ref-zhou2024orthproj"/>
+    <w:bookmarkEnd w:id="158"/>
+    <w:bookmarkStart w:id="160" w:name="ref-zhou2024orthproj"/>
     <w:p>
       <w:pPr>
         <w:pStyle w:val="Bibliography"/>
       </w:pPr>
       <w:r>
-        <w:t xml:space="preserve">[4]</w:t>
+        <w:t xml:space="preserve">[5]</w:t>
       </w:r>
       <w:r>
         <w:t xml:space="preserve"> </w:t>
@@ -59060,7 +59270,7 @@
       <w:r>
         <w:t xml:space="preserve"> </w:t>
       </w:r>
-      <w:hyperlink r:id="rId155">
+      <w:hyperlink r:id="rId159">
         <w:r>
           <w:rPr>
             <w:rStyle w:val="Hyperlink"/>
@@ -59069,14 +59279,14 @@
         </w:r>
       </w:hyperlink>
     </w:p>
-    <w:bookmarkEnd w:id="156"/>
-    <w:bookmarkStart w:id="158" w:name="ref-zhou2024matinv"/>
+    <w:bookmarkEnd w:id="160"/>
+    <w:bookmarkStart w:id="162" w:name="ref-zhou2024matinv"/>
     <w:p>
       <w:pPr>
         <w:pStyle w:val="Bibliography"/>
       </w:pPr>
       <w:r>
-        <w:t xml:space="preserve">[5]</w:t>
+        <w:t xml:space="preserve">[6]</w:t>
       </w:r>
       <w:r>
         <w:t xml:space="preserve"> </w:t>
@@ -59102,7 +59312,7 @@
       <w:r>
         <w:t xml:space="preserve"> </w:t>
       </w:r>
-      <w:hyperlink r:id="rId157">
+      <w:hyperlink r:id="rId161">
         <w:r>
           <w:rPr>
             <w:rStyle w:val="Hyperlink"/>
@@ -59111,14 +59321,14 @@
         </w:r>
       </w:hyperlink>
     </w:p>
-    <w:bookmarkEnd w:id="158"/>
-    <w:bookmarkStart w:id="160" w:name="ref-wikipedia_generalized_inverse"/>
+    <w:bookmarkEnd w:id="162"/>
+    <w:bookmarkStart w:id="164" w:name="ref-wikipedia_generalized_inverse"/>
     <w:p>
       <w:pPr>
         <w:pStyle w:val="Bibliography"/>
       </w:pPr>
       <w:r>
-        <w:t xml:space="preserve">[6]</w:t>
+        <w:t xml:space="preserve">[7]</w:t>
       </w:r>
       <w:r>
         <w:t xml:space="preserve"> </w:t>
@@ -59159,7 +59369,7 @@
       <w:r>
         <w:t xml:space="preserve"> </w:t>
       </w:r>
-      <w:hyperlink r:id="rId159">
+      <w:hyperlink r:id="rId163">
         <w:r>
           <w:rPr>
             <w:rStyle w:val="Hyperlink"/>
@@ -59168,14 +59378,14 @@
         </w:r>
       </w:hyperlink>
     </w:p>
-    <w:bookmarkEnd w:id="160"/>
-    <w:bookmarkStart w:id="162" w:name="ref-wikipedia_moore_penrose_inverse"/>
+    <w:bookmarkEnd w:id="164"/>
+    <w:bookmarkStart w:id="166" w:name="ref-wikipedia_moore_penrose_inverse"/>
     <w:p>
       <w:pPr>
         <w:pStyle w:val="Bibliography"/>
       </w:pPr>
       <w:r>
-        <w:t xml:space="preserve">[7]</w:t>
+        <w:t xml:space="preserve">[8]</w:t>
       </w:r>
       <w:r>
         <w:t xml:space="preserve"> </w:t>
@@ -59216,7 +59426,7 @@
       <w:r>
         <w:t xml:space="preserve"> </w:t>
       </w:r>
-      <w:hyperlink r:id="rId161">
+      <w:hyperlink r:id="rId165">
         <w:r>
           <w:rPr>
             <w:rStyle w:val="Hyperlink"/>
@@ -59225,14 +59435,14 @@
         </w:r>
       </w:hyperlink>
     </w:p>
-    <w:bookmarkEnd w:id="162"/>
-    <w:bookmarkStart w:id="164" w:name="X97fe57415e7e267285131d5509dc48aaa6368b8"/>
+    <w:bookmarkEnd w:id="166"/>
+    <w:bookmarkStart w:id="168" w:name="X97fe57415e7e267285131d5509dc48aaa6368b8"/>
     <w:p>
       <w:pPr>
         <w:pStyle w:val="Bibliography"/>
       </w:pPr>
       <w:r>
-        <w:t xml:space="preserve">[8]</w:t>
+        <w:t xml:space="preserve">[9]</w:t>
       </w:r>
       <w:r>
         <w:t xml:space="preserve"> </w:t>
@@ -59273,7 +59483,7 @@
       <w:r>
         <w:t xml:space="preserve"> </w:t>
       </w:r>
-      <w:hyperlink r:id="rId163">
+      <w:hyperlink r:id="rId167">
         <w:r>
           <w:rPr>
             <w:rStyle w:val="Hyperlink"/>
@@ -59282,14 +59492,14 @@
         </w:r>
       </w:hyperlink>
     </w:p>
-    <w:bookmarkEnd w:id="164"/>
-    <w:bookmarkStart w:id="166" w:name="ref-zhou2024ls"/>
+    <w:bookmarkEnd w:id="168"/>
+    <w:bookmarkStart w:id="170" w:name="ref-zhou2024ls"/>
     <w:p>
       <w:pPr>
         <w:pStyle w:val="Bibliography"/>
       </w:pPr>
       <w:r>
-        <w:t xml:space="preserve">[9]</w:t>
+        <w:t xml:space="preserve">[10]</w:t>
       </w:r>
       <w:r>
         <w:t xml:space="preserve"> </w:t>
@@ -59315,7 +59525,7 @@
       <w:r>
         <w:t xml:space="preserve"> </w:t>
       </w:r>
-      <w:hyperlink r:id="rId165">
+      <w:hyperlink r:id="rId169">
         <w:r>
           <w:rPr>
             <w:rStyle w:val="Hyperlink"/>
@@ -59324,14 +59534,14 @@
         </w:r>
       </w:hyperlink>
     </w:p>
-    <w:bookmarkEnd w:id="166"/>
-    <w:bookmarkStart w:id="168" w:name="ref-wikipedia_triangular_matrix"/>
+    <w:bookmarkEnd w:id="170"/>
+    <w:bookmarkStart w:id="172" w:name="ref-wikipedia_triangular_matrix"/>
     <w:p>
       <w:pPr>
         <w:pStyle w:val="Bibliography"/>
       </w:pPr>
       <w:r>
-        <w:t xml:space="preserve">[10]</w:t>
+        <w:t xml:space="preserve">[11]</w:t>
       </w:r>
       <w:r>
         <w:t xml:space="preserve"> </w:t>
@@ -59372,7 +59582,7 @@
       <w:r>
         <w:t xml:space="preserve"> </w:t>
       </w:r>
-      <w:hyperlink r:id="rId167">
+      <w:hyperlink r:id="rId171">
         <w:r>
           <w:rPr>
             <w:rStyle w:val="Hyperlink"/>
@@ -59381,14 +59591,14 @@
         </w:r>
       </w:hyperlink>
     </w:p>
-    <w:bookmarkEnd w:id="168"/>
-    <w:bookmarkStart w:id="170" w:name="ref-wikipedia_least_squares"/>
+    <w:bookmarkEnd w:id="172"/>
+    <w:bookmarkStart w:id="174" w:name="ref-wikipedia_least_squares"/>
     <w:p>
       <w:pPr>
         <w:pStyle w:val="Bibliography"/>
       </w:pPr>
       <w:r>
-        <w:t xml:space="preserve">[11]</w:t>
+        <w:t xml:space="preserve">[12]</w:t>
       </w:r>
       <w:r>
         <w:t xml:space="preserve"> </w:t>
@@ -59429,7 +59639,7 @@
       <w:r>
         <w:t xml:space="preserve"> </w:t>
       </w:r>
-      <w:hyperlink r:id="rId169">
+      <w:hyperlink r:id="rId173">
         <w:r>
           <w:rPr>
             <w:rStyle w:val="Hyperlink"/>
@@ -59438,14 +59648,14 @@
         </w:r>
       </w:hyperlink>
     </w:p>
-    <w:bookmarkEnd w:id="170"/>
-    <w:bookmarkStart w:id="172" w:name="ref-wikipedia_normal_equations"/>
+    <w:bookmarkEnd w:id="174"/>
+    <w:bookmarkStart w:id="176" w:name="ref-wikipedia_normal_equations"/>
     <w:p>
       <w:pPr>
         <w:pStyle w:val="Bibliography"/>
       </w:pPr>
       <w:r>
-        <w:t xml:space="preserve">[12]</w:t>
+        <w:t xml:space="preserve">[13]</w:t>
       </w:r>
       <w:r>
         <w:t xml:space="preserve"> </w:t>
@@ -59486,7 +59696,7 @@
       <w:r>
         <w:t xml:space="preserve"> </w:t>
       </w:r>
-      <w:hyperlink r:id="rId171">
+      <w:hyperlink r:id="rId175">
         <w:r>
           <w:rPr>
             <w:rStyle w:val="Hyperlink"/>
@@ -59495,14 +59705,14 @@
         </w:r>
       </w:hyperlink>
     </w:p>
-    <w:bookmarkEnd w:id="172"/>
-    <w:bookmarkStart w:id="174" w:name="ref-wikipedia_lu_decomposition"/>
+    <w:bookmarkEnd w:id="176"/>
+    <w:bookmarkStart w:id="178" w:name="ref-wikipedia_lu_decomposition"/>
     <w:p>
       <w:pPr>
         <w:pStyle w:val="Bibliography"/>
       </w:pPr>
       <w:r>
-        <w:t xml:space="preserve">[13]</w:t>
+        <w:t xml:space="preserve">[14]</w:t>
       </w:r>
       <w:r>
         <w:t xml:space="preserve"> </w:t>
@@ -59543,7 +59753,7 @@
       <w:r>
         <w:t xml:space="preserve"> </w:t>
       </w:r>
-      <w:hyperlink r:id="rId173">
+      <w:hyperlink r:id="rId177">
         <w:r>
           <w:rPr>
             <w:rStyle w:val="Hyperlink"/>
@@ -59552,10 +59762,10 @@
         </w:r>
       </w:hyperlink>
     </w:p>
-    <w:bookmarkEnd w:id="174"/>
-    <w:bookmarkEnd w:id="175"/>
-    <w:bookmarkEnd w:id="176"/>
-    <w:bookmarkEnd w:id="177"/>
+    <w:bookmarkEnd w:id="178"/>
+    <w:bookmarkEnd w:id="179"/>
+    <w:bookmarkEnd w:id="180"/>
+    <w:bookmarkEnd w:id="181"/>
     <w:sectPr>
       <w:footnotePr>
         <w:numRestart w:val="eachSect"/>

--- a/linear-algebra-projections.docx
+++ b/linear-algebra-projections.docx
@@ -15,7 +15,7 @@
         <w:pStyle w:val="Date"/>
       </w:pPr>
       <w:r>
-        <w:t xml:space="preserve">Last modified: 2026-10-28 23:05:07 (PDT)</w:t>
+        <w:t xml:space="preserve">Last modified: 2026-10-29 00:14:30 (PDT)</w:t>
       </w:r>
     </w:p>
     <w:bookmarkStart w:id="181" w:name="design-matrix"/>

--- a/linear-algebra-projections.docx
+++ b/linear-algebra-projections.docx
@@ -15,7 +15,7 @@
         <w:pStyle w:val="Date"/>
       </w:pPr>
       <w:r>
-        <w:t xml:space="preserve">Last modified: 2026-10-29 00:14:30 (PDT)</w:t>
+        <w:t xml:space="preserve">Last modified: 2026-10-29 01:38:31 (PDT)</w:t>
       </w:r>
     </w:p>
     <w:bookmarkStart w:id="181" w:name="design-matrix"/>

--- a/linear-algebra-projections.docx
+++ b/linear-algebra-projections.docx
@@ -15,7 +15,7 @@
         <w:pStyle w:val="Date"/>
       </w:pPr>
       <w:r>
-        <w:t xml:space="preserve">Last modified: 2026-10-29 01:38:31 (PDT)</w:t>
+        <w:t xml:space="preserve">Last modified: 2026-10-29 07:45:31 (PDT)</w:t>
       </w:r>
     </w:p>
     <w:bookmarkStart w:id="181" w:name="design-matrix"/>

--- a/linear-algebra-projections.docx
+++ b/linear-algebra-projections.docx
@@ -15,7 +15,7 @@
         <w:pStyle w:val="Date"/>
       </w:pPr>
       <w:r>
-        <w:t xml:space="preserve">Last modified: 2026-10-29 07:45:31 (PDT)</w:t>
+        <w:t xml:space="preserve">Last modified: 2026-10-29 09:12:46 (PDT)</w:t>
       </w:r>
     </w:p>
     <w:bookmarkStart w:id="181" w:name="design-matrix"/>

--- a/linear-algebra-projections.docx
+++ b/linear-algebra-projections.docx
@@ -15,7 +15,7 @@
         <w:pStyle w:val="Date"/>
       </w:pPr>
       <w:r>
-        <w:t xml:space="preserve">Last modified: 2026-10-29 09:12:46 (PDT)</w:t>
+        <w:t xml:space="preserve">Last modified: 2026-10-29 10:33:15 (PDT)</w:t>
       </w:r>
     </w:p>
     <w:bookmarkStart w:id="181" w:name="design-matrix"/>

--- a/linear-algebra-projections.docx
+++ b/linear-algebra-projections.docx
@@ -15,7 +15,7 @@
         <w:pStyle w:val="Date"/>
       </w:pPr>
       <w:r>
-        <w:t xml:space="preserve">Last modified: 2026-10-29 10:33:15 (PDT)</w:t>
+        <w:t xml:space="preserve">Last modified: 2026-10-29 11:51:41 (PDT)</w:t>
       </w:r>
     </w:p>
     <w:bookmarkStart w:id="181" w:name="design-matrix"/>

--- a/linear-algebra-projections.docx
+++ b/linear-algebra-projections.docx
@@ -15,7 +15,7 @@
         <w:pStyle w:val="Date"/>
       </w:pPr>
       <w:r>
-        <w:t xml:space="preserve">Last modified: 2026-10-29 11:51:41 (PDT)</w:t>
+        <w:t xml:space="preserve">Last modified: 2026-10-29 13:28:16 (PDT)</w:t>
       </w:r>
     </w:p>
     <w:bookmarkStart w:id="181" w:name="design-matrix"/>

--- a/linear-algebra-projections.docx
+++ b/linear-algebra-projections.docx
@@ -15,7 +15,7 @@
         <w:pStyle w:val="Date"/>
       </w:pPr>
       <w:r>
-        <w:t xml:space="preserve">Last modified: 2026-10-29 13:28:16 (PDT)</w:t>
+        <w:t xml:space="preserve">Last modified: 2026-10-29 14:56:31 (PDT)</w:t>
       </w:r>
     </w:p>
     <w:bookmarkStart w:id="181" w:name="design-matrix"/>

--- a/linear-algebra-projections.docx
+++ b/linear-algebra-projections.docx
@@ -15,7 +15,7 @@
         <w:pStyle w:val="Date"/>
       </w:pPr>
       <w:r>
-        <w:t xml:space="preserve">Last modified: 2026-10-29 14:56:31 (PDT)</w:t>
+        <w:t xml:space="preserve">Last modified: 2026-10-29 16:45:03 (PDT)</w:t>
       </w:r>
     </w:p>
     <w:bookmarkStart w:id="181" w:name="design-matrix"/>

--- a/linear-algebra-projections.docx
+++ b/linear-algebra-projections.docx
@@ -15,7 +15,7 @@
         <w:pStyle w:val="Date"/>
       </w:pPr>
       <w:r>
-        <w:t xml:space="preserve">Last modified: 2026-10-29 16:45:03 (PDT)</w:t>
+        <w:t xml:space="preserve">Last modified: 2026-10-29 20:01:11 (PDT)</w:t>
       </w:r>
     </w:p>
     <w:bookmarkStart w:id="181" w:name="design-matrix"/>

--- a/linear-algebra-projections.docx
+++ b/linear-algebra-projections.docx
@@ -15,7 +15,7 @@
         <w:pStyle w:val="Date"/>
       </w:pPr>
       <w:r>
-        <w:t xml:space="preserve">Last modified: 2026-10-29 20:01:11 (PDT)</w:t>
+        <w:t xml:space="preserve">Last modified: 2026-10-30 00:52:40 (PDT)</w:t>
       </w:r>
     </w:p>
     <w:bookmarkStart w:id="181" w:name="design-matrix"/>

--- a/linear-algebra-projections.docx
+++ b/linear-algebra-projections.docx
@@ -15,7 +15,7 @@
         <w:pStyle w:val="Date"/>
       </w:pPr>
       <w:r>
-        <w:t xml:space="preserve">Last modified: 2026-10-30 00:52:40 (PDT)</w:t>
+        <w:t xml:space="preserve">Last modified: 2026-10-30 02:22:19 (PDT)</w:t>
       </w:r>
     </w:p>
     <w:bookmarkStart w:id="181" w:name="design-matrix"/>
@@ -13450,7 +13450,7 @@
           <w:rPr>
             <w:rStyle w:val="Hyperlink"/>
           </w:rPr>
-          <w:t xml:space="preserve">Theorem 6 in Column Space, Null Space and Rank-Nullity</w:t>
+          <w:t xml:space="preserve">Theorem 7 in Column Space, Null Space and Rank-Nullity</w:t>
         </w:r>
       </w:hyperlink>
       <w:r>
@@ -14799,7 +14799,7 @@
                 <w:rPr>
                   <w:rStyle w:val="Hyperlink"/>
                 </w:rPr>
-                <w:t xml:space="preserve">Theorem 15 in Column Space, Null Space and Rank-Nullity</w:t>
+                <w:t xml:space="preserve">Theorem 16 in Column Space, Null Space and Rank-Nullity</w:t>
               </w:r>
             </w:hyperlink>
             <w:r>
@@ -28146,7 +28146,7 @@
           <w:rPr>
             <w:rStyle w:val="Hyperlink"/>
           </w:rPr>
-          <w:t xml:space="preserve">Theorem 15 in Column Space, Null Space and Rank-Nullity</w:t>
+          <w:t xml:space="preserve">Theorem 16 in Column Space, Null Space and Rank-Nullity</w:t>
         </w:r>
       </w:hyperlink>
       <w:r>
@@ -28397,7 +28397,7 @@
                   <m:nor/>
                   <m:sty m:val="p"/>
                 </m:rPr>
-                <m:t>Theorem 8 in Column Space, Null Space and Rank-Nullity</m:t>
+                <m:t>Theorem 9 in Column Space, Null Space and Rank-Nullity</m:t>
               </m:r>
               <m:r>
                 <m:rPr>
@@ -28688,7 +28688,7 @@
                   <m:nor/>
                   <m:sty m:val="p"/>
                 </m:rPr>
-                <m:t>Theorem 9 in Column Space, Null Space and Rank-Nullity</m:t>
+                <m:t>Theorem 10 in Column Space, Null Space and Rank-Nullity</m:t>
               </m:r>
               <m:r>
                 <m:rPr>
@@ -28762,7 +28762,7 @@
                   <m:nor/>
                   <m:sty m:val="p"/>
                 </m:rPr>
-                <m:t>Theorem 8 in Column Space, Null Space and Rank-Nullity</m:t>
+                <m:t>Theorem 9 in Column Space, Null Space and Rank-Nullity</m:t>
               </m:r>
               <m:r>
                 <m:rPr>
@@ -32718,7 +32718,7 @@
           <w:rPr>
             <w:rStyle w:val="Hyperlink"/>
           </w:rPr>
-          <w:t xml:space="preserve">Example 25 in Column Space, Null Space and Rank-Nullity</w:t>
+          <w:t xml:space="preserve">Example 26 in Column Space, Null Space and Rank-Nullity</w:t>
         </w:r>
       </w:hyperlink>
       <w:r>
@@ -35529,7 +35529,7 @@
           <w:rPr>
             <w:rStyle w:val="Hyperlink"/>
           </w:rPr>
-          <w:t xml:space="preserve">Theorem 9 in Column Space, Null Space and Rank-Nullity</w:t>
+          <w:t xml:space="preserve">Theorem 10 in Column Space, Null Space and Rank-Nullity</w:t>
         </w:r>
       </w:hyperlink>
       <w:r>
@@ -38753,7 +38753,7 @@
           <w:rPr>
             <w:rStyle w:val="Hyperlink"/>
           </w:rPr>
-          <w:t xml:space="preserve">Theorem 6 in Column Space, Null Space and Rank-Nullity</w:t>
+          <w:t xml:space="preserve">Theorem 7 in Column Space, Null Space and Rank-Nullity</w:t>
         </w:r>
       </w:hyperlink>
       <w:r>
@@ -38793,7 +38793,7 @@
           <w:rPr>
             <w:rStyle w:val="Hyperlink"/>
           </w:rPr>
-          <w:t xml:space="preserve">Theorem 6 in Column Space, Null Space and Rank-Nullity</w:t>
+          <w:t xml:space="preserve">Theorem 7 in Column Space, Null Space and Rank-Nullity</w:t>
         </w:r>
       </w:hyperlink>
       <w:r>
@@ -41673,7 +41673,7 @@
           <w:rPr>
             <w:rStyle w:val="Hyperlink"/>
           </w:rPr>
-          <w:t xml:space="preserve">Theorem 6 in Column Space, Null Space and Rank-Nullity</w:t>
+          <w:t xml:space="preserve">Theorem 7 in Column Space, Null Space and Rank-Nullity</w:t>
         </w:r>
       </w:hyperlink>
       <w:r>
@@ -42155,7 +42155,7 @@
           <w:rPr>
             <w:rStyle w:val="Hyperlink"/>
           </w:rPr>
-          <w:t xml:space="preserve">Theorem 7 in Column Space, Null Space and Rank-Nullity</w:t>
+          <w:t xml:space="preserve">Theorem 8 in Column Space, Null Space and Rank-Nullity</w:t>
         </w:r>
       </w:hyperlink>
       <w:r>
@@ -42344,7 +42344,7 @@
           <w:rPr>
             <w:rStyle w:val="Hyperlink"/>
           </w:rPr>
-          <w:t xml:space="preserve">Example 15 in Column Space, Null Space and Rank-Nullity</w:t>
+          <w:t xml:space="preserve">Example 16 in Column Space, Null Space and Rank-Nullity</w:t>
         </w:r>
       </w:hyperlink>
       <w:r>
@@ -42957,7 +42957,7 @@
           <w:rPr>
             <w:rStyle w:val="Hyperlink"/>
           </w:rPr>
-          <w:t xml:space="preserve">Theorem 7 in Column Space, Null Space and Rank-Nullity</w:t>
+          <w:t xml:space="preserve">Theorem 8 in Column Space, Null Space and Rank-Nullity</w:t>
         </w:r>
       </w:hyperlink>
       <w:r>
@@ -43756,7 +43756,7 @@
           <w:rPr>
             <w:rStyle w:val="Hyperlink"/>
           </w:rPr>
-          <w:t xml:space="preserve">Theorem 9 in Column Space, Null Space and Rank-Nullity</w:t>
+          <w:t xml:space="preserve">Theorem 10 in Column Space, Null Space and Rank-Nullity</w:t>
         </w:r>
       </w:hyperlink>
       <w:r>
@@ -43770,7 +43770,7 @@
           <w:rPr>
             <w:rStyle w:val="Hyperlink"/>
           </w:rPr>
-          <w:t xml:space="preserve">Theorem 6 in Column Space, Null Space and Rank-Nullity</w:t>
+          <w:t xml:space="preserve">Theorem 7 in Column Space, Null Space and Rank-Nullity</w:t>
         </w:r>
       </w:hyperlink>
       <w:r>
@@ -44763,7 +44763,7 @@
           <w:rPr>
             <w:rStyle w:val="Hyperlink"/>
           </w:rPr>
-          <w:t xml:space="preserve">Theorem 9 in Column Space, Null Space and Rank-Nullity</w:t>
+          <w:t xml:space="preserve">Theorem 10 in Column Space, Null Space and Rank-Nullity</w:t>
         </w:r>
       </w:hyperlink>
       <w:r>

--- a/linear-algebra-projections.docx
+++ b/linear-algebra-projections.docx
@@ -15,7 +15,7 @@
         <w:pStyle w:val="Date"/>
       </w:pPr>
       <w:r>
-        <w:t xml:space="preserve">Last modified: 2026-10-30 02:22:19 (PDT)</w:t>
+        <w:t xml:space="preserve">Last modified: 2026-10-30 12:07:09 (PDT)</w:t>
       </w:r>
     </w:p>
     <w:bookmarkStart w:id="181" w:name="design-matrix"/>
@@ -14799,7 +14799,7 @@
                 <w:rPr>
                   <w:rStyle w:val="Hyperlink"/>
                 </w:rPr>
-                <w:t xml:space="preserve">Theorem 16 in Column Space, Null Space and Rank-Nullity</w:t>
+                <w:t xml:space="preserve">Theorem 17 in Column Space, Null Space and Rank-Nullity</w:t>
               </w:r>
             </w:hyperlink>
             <w:r>
@@ -28146,7 +28146,7 @@
           <w:rPr>
             <w:rStyle w:val="Hyperlink"/>
           </w:rPr>
-          <w:t xml:space="preserve">Theorem 16 in Column Space, Null Space and Rank-Nullity</w:t>
+          <w:t xml:space="preserve">Theorem 17 in Column Space, Null Space and Rank-Nullity</w:t>
         </w:r>
       </w:hyperlink>
       <w:r>
@@ -32718,7 +32718,7 @@
           <w:rPr>
             <w:rStyle w:val="Hyperlink"/>
           </w:rPr>
-          <w:t xml:space="preserve">Example 26 in Column Space, Null Space and Rank-Nullity</w:t>
+          <w:t xml:space="preserve">Example 27 in Column Space, Null Space and Rank-Nullity</w:t>
         </w:r>
       </w:hyperlink>
       <w:r>

--- a/linear-algebra-projections.docx
+++ b/linear-algebra-projections.docx
@@ -15,7 +15,7 @@
         <w:pStyle w:val="Date"/>
       </w:pPr>
       <w:r>
-        <w:t xml:space="preserve">Last modified: 2026-10-30 12:07:09 (PDT)</w:t>
+        <w:t xml:space="preserve">Last modified: 2026-10-30 13:54:56 (PDT)</w:t>
       </w:r>
     </w:p>
     <w:bookmarkStart w:id="181" w:name="design-matrix"/>

--- a/linear-algebra-projections.docx
+++ b/linear-algebra-projections.docx
@@ -15,7 +15,7 @@
         <w:pStyle w:val="Date"/>
       </w:pPr>
       <w:r>
-        <w:t xml:space="preserve">Last modified: 2026-10-30 13:54:56 (PDT)</w:t>
+        <w:t xml:space="preserve">Last modified: 2026-10-30 15:46:06 (PDT)</w:t>
       </w:r>
     </w:p>
     <w:bookmarkStart w:id="181" w:name="design-matrix"/>

--- a/linear-algebra-projections.docx
+++ b/linear-algebra-projections.docx
@@ -15,10 +15,10 @@
         <w:pStyle w:val="Date"/>
       </w:pPr>
       <w:r>
-        <w:t xml:space="preserve">Last modified: 2026-10-30 17:15:43 (PDT)</w:t>
+        <w:t xml:space="preserve">Last modified: 2026-10-30 18:45:42 (PDT)</w:t>
       </w:r>
     </w:p>
-    <w:bookmarkStart w:id="197" w:name="design-matrix"/>
+    <w:bookmarkStart w:id="199" w:name="design-matrix"/>
     <w:p>
       <w:pPr>
         <w:pStyle w:val="Heading2"/>
@@ -14627,7 +14627,7 @@
     </w:p>
     <w:bookmarkEnd w:id="63"/>
     <w:bookmarkEnd w:id="64"/>
-    <w:bookmarkStart w:id="131" w:name="sec-generalized-inverse"/>
+    <w:bookmarkStart w:id="133" w:name="sec-generalized-inverse"/>
     <w:p>
       <w:pPr>
         <w:pStyle w:val="Heading3"/>
@@ -44782,7 +44782,1156 @@
       </w:r>
     </w:p>
     <w:bookmarkEnd w:id="112"/>
-    <w:bookmarkStart w:id="114" w:name="def-consistent-system"/>
+    <w:bookmarkStart w:id="113" w:name="cor-moore-penrose-gram"/>
+    <w:p>
+      <w:pPr>
+        <w:pStyle w:val="BodyText"/>
+      </w:pPr>
+      <w:r>
+        <w:rPr>
+          <w:b/>
+          <w:bCs/>
+        </w:rPr>
+        <w:t xml:space="preserve">Corollary 1 (The Moore-Penrose inverse from the Gram matrix)</w:t>
+      </w:r>
+      <w:r>
+        <w:t xml:space="preserve"> </w:t>
+      </w:r>
+      <w:r>
+        <w:t xml:space="preserve">For every</w:t>
+      </w:r>
+      <w:r>
+        <w:t xml:space="preserve"> </w:t>
+      </w:r>
+      <m:oMath>
+        <m:r>
+          <m:t>m</m:t>
+        </m:r>
+        <m:r>
+          <m:rPr>
+            <m:sty m:val="p"/>
+          </m:rPr>
+          <m:t>×</m:t>
+        </m:r>
+        <m:r>
+          <m:t>n</m:t>
+        </m:r>
+      </m:oMath>
+      <w:r>
+        <w:t xml:space="preserve"> </w:t>
+      </w:r>
+      <w:hyperlink r:id="rId9">
+        <w:r>
+          <w:rPr>
+            <w:rStyle w:val="Hyperlink"/>
+          </w:rPr>
+          <w:t xml:space="preserve">matrix</w:t>
+        </w:r>
+      </w:hyperlink>
+      <w:r>
+        <w:t xml:space="preserve"> </w:t>
+      </w:r>
+      <m:oMath>
+        <m:r>
+          <m:rPr>
+            <m:sty m:val="bi"/>
+          </m:rPr>
+          <m:t>A</m:t>
+        </m:r>
+      </m:oMath>
+      <w:r>
+        <w:t xml:space="preserve">,</w:t>
+      </w:r>
+    </w:p>
+    <w:p>
+      <w:pPr>
+        <w:pStyle w:val="BodyText"/>
+      </w:pPr>
+      <m:oMathPara>
+        <m:oMathParaPr>
+          <m:jc m:val="center"/>
+        </m:oMathParaPr>
+        <m:oMath>
+          <m:sSup>
+            <m:e>
+              <m:r>
+                <m:rPr>
+                  <m:sty m:val="bi"/>
+                </m:rPr>
+                <m:t>A</m:t>
+              </m:r>
+            </m:e>
+            <m:sup>
+              <m:r>
+                <m:rPr>
+                  <m:sty m:val="p"/>
+                </m:rPr>
+                <m:t>+</m:t>
+              </m:r>
+            </m:sup>
+          </m:sSup>
+          <m:r>
+            <m:rPr>
+              <m:sty m:val="p"/>
+            </m:rPr>
+            <m:t>=</m:t>
+          </m:r>
+          <m:r>
+            <m:rPr>
+              <m:sty m:val="p"/>
+            </m:rPr>
+            <m:t>(</m:t>
+          </m:r>
+          <m:sSup>
+            <m:e>
+              <m:r>
+                <m:rPr>
+                  <m:sty m:val="bi"/>
+                </m:rPr>
+                <m:t>A</m:t>
+              </m:r>
+            </m:e>
+            <m:sup>
+              <m:r>
+                <m:rPr>
+                  <m:sty m:val="p"/>
+                </m:rPr>
+                <m:t>⊤</m:t>
+              </m:r>
+            </m:sup>
+          </m:sSup>
+          <m:r>
+            <m:rPr>
+              <m:sty m:val="bi"/>
+            </m:rPr>
+            <m:t>A</m:t>
+          </m:r>
+          <m:sSup>
+            <m:e>
+              <m:r>
+                <m:rPr>
+                  <m:sty m:val="p"/>
+                </m:rPr>
+                <m:t>)</m:t>
+              </m:r>
+            </m:e>
+            <m:sup>
+              <m:r>
+                <m:rPr>
+                  <m:sty m:val="p"/>
+                </m:rPr>
+                <m:t>+</m:t>
+              </m:r>
+            </m:sup>
+          </m:sSup>
+          <m:r>
+            <m:t> </m:t>
+          </m:r>
+          <m:sSup>
+            <m:e>
+              <m:r>
+                <m:rPr>
+                  <m:sty m:val="bi"/>
+                </m:rPr>
+                <m:t>A</m:t>
+              </m:r>
+            </m:e>
+            <m:sup>
+              <m:r>
+                <m:rPr>
+                  <m:sty m:val="p"/>
+                </m:rPr>
+                <m:t>⊤</m:t>
+              </m:r>
+            </m:sup>
+          </m:sSup>
+          <m:r>
+            <m:rPr>
+              <m:sty m:val="p"/>
+            </m:rPr>
+            <m:t>.</m:t>
+          </m:r>
+        </m:oMath>
+      </m:oMathPara>
+    </w:p>
+    <w:bookmarkEnd w:id="113"/>
+    <w:p>
+      <w:pPr>
+        <w:pStyle w:val="FirstParagraph"/>
+      </w:pPr>
+      <w:r>
+        <w:rPr>
+          <w:i/>
+          <w:iCs/>
+        </w:rPr>
+        <w:t xml:space="preserve">Proof</w:t>
+      </w:r>
+      <w:r>
+        <w:t xml:space="preserve">. </w:t>
+      </w:r>
+    </w:p>
+    <w:p>
+      <w:pPr>
+        <w:pStyle w:val="BodyText"/>
+      </w:pPr>
+      <m:oMathPara>
+        <m:oMathParaPr>
+          <m:jc m:val="center"/>
+        </m:oMathParaPr>
+        <m:oMath>
+          <m:eqArr>
+            <m:e>
+              <m:r>
+                <m:rPr>
+                  <m:sty m:val="p"/>
+                </m:rPr>
+                <m:t>(</m:t>
+              </m:r>
+              <m:sSup>
+                <m:e>
+                  <m:r>
+                    <m:rPr>
+                      <m:sty m:val="bi"/>
+                    </m:rPr>
+                    <m:t>A</m:t>
+                  </m:r>
+                </m:e>
+                <m:sup>
+                  <m:r>
+                    <m:rPr>
+                      <m:sty m:val="p"/>
+                    </m:rPr>
+                    <m:t>⊤</m:t>
+                  </m:r>
+                </m:sup>
+              </m:sSup>
+              <m:r>
+                <m:rPr>
+                  <m:sty m:val="bi"/>
+                </m:rPr>
+                <m:t>A</m:t>
+              </m:r>
+              <m:sSup>
+                <m:e>
+                  <m:r>
+                    <m:rPr>
+                      <m:sty m:val="p"/>
+                    </m:rPr>
+                    <m:t>)</m:t>
+                  </m:r>
+                </m:e>
+                <m:sup>
+                  <m:r>
+                    <m:rPr>
+                      <m:sty m:val="p"/>
+                    </m:rPr>
+                    <m:t>+</m:t>
+                  </m:r>
+                </m:sup>
+              </m:sSup>
+              <m:r>
+                <m:t> </m:t>
+              </m:r>
+              <m:sSup>
+                <m:e>
+                  <m:r>
+                    <m:rPr>
+                      <m:sty m:val="bi"/>
+                    </m:rPr>
+                    <m:t>A</m:t>
+                  </m:r>
+                </m:e>
+                <m:sup>
+                  <m:r>
+                    <m:rPr>
+                      <m:sty m:val="p"/>
+                    </m:rPr>
+                    <m:t>⊤</m:t>
+                  </m:r>
+                </m:sup>
+              </m:sSup>
+              <m:r>
+                <m:t>&amp;</m:t>
+              </m:r>
+              <m:r>
+                <m:rPr>
+                  <m:sty m:val="p"/>
+                </m:rPr>
+                <m:t>=</m:t>
+              </m:r>
+              <m:sSup>
+                <m:e>
+                  <m:r>
+                    <m:rPr>
+                      <m:sty m:val="bi"/>
+                    </m:rPr>
+                    <m:t>A</m:t>
+                  </m:r>
+                </m:e>
+                <m:sup>
+                  <m:r>
+                    <m:rPr>
+                      <m:sty m:val="p"/>
+                    </m:rPr>
+                    <m:t>+</m:t>
+                  </m:r>
+                </m:sup>
+              </m:sSup>
+              <m:r>
+                <m:t> </m:t>
+              </m:r>
+              <m:sSup>
+                <m:e>
+                  <m:r>
+                    <m:rPr>
+                      <m:sty m:val="p"/>
+                    </m:rPr>
+                    <m:t>(</m:t>
+                  </m:r>
+                  <m:sSup>
+                    <m:e>
+                      <m:r>
+                        <m:rPr>
+                          <m:sty m:val="bi"/>
+                        </m:rPr>
+                        <m:t>A</m:t>
+                      </m:r>
+                    </m:e>
+                    <m:sup>
+                      <m:r>
+                        <m:rPr>
+                          <m:sty m:val="p"/>
+                        </m:rPr>
+                        <m:t>+</m:t>
+                      </m:r>
+                    </m:sup>
+                  </m:sSup>
+                  <m:r>
+                    <m:rPr>
+                      <m:sty m:val="p"/>
+                    </m:rPr>
+                    <m:t>)</m:t>
+                  </m:r>
+                </m:e>
+                <m:sup>
+                  <m:r>
+                    <m:rPr>
+                      <m:sty m:val="p"/>
+                    </m:rPr>
+                    <m:t>⊤</m:t>
+                  </m:r>
+                </m:sup>
+              </m:sSup>
+              <m:r>
+                <m:t> </m:t>
+              </m:r>
+              <m:sSup>
+                <m:e>
+                  <m:r>
+                    <m:rPr>
+                      <m:sty m:val="bi"/>
+                    </m:rPr>
+                    <m:t>A</m:t>
+                  </m:r>
+                </m:e>
+                <m:sup>
+                  <m:r>
+                    <m:rPr>
+                      <m:sty m:val="p"/>
+                    </m:rPr>
+                    <m:t>⊤</m:t>
+                  </m:r>
+                </m:sup>
+              </m:sSup>
+              <m:r>
+                <m:t>&amp;</m:t>
+              </m:r>
+              <m:r>
+                <m:t>&amp;</m:t>
+              </m:r>
+              <m:r>
+                <m:rPr>
+                  <m:nor/>
+                  <m:sty m:val="p"/>
+                </m:rPr>
+                <m:t>(</m:t>
+              </m:r>
+              <m:r>
+                <m:rPr>
+                  <m:nor/>
+                  <m:sty m:val="p"/>
+                </m:rPr>
+                <m:t>Theorem 15</m:t>
+              </m:r>
+              <m:r>
+                <m:rPr>
+                  <m:nor/>
+                  <m:sty m:val="p"/>
+                </m:rPr>
+                <m:t>)</m:t>
+              </m:r>
+            </m:e>
+            <m:e>
+              <m:r>
+                <m:t>&amp;</m:t>
+              </m:r>
+              <m:r>
+                <m:rPr>
+                  <m:sty m:val="p"/>
+                </m:rPr>
+                <m:t>=</m:t>
+              </m:r>
+              <m:sSup>
+                <m:e>
+                  <m:r>
+                    <m:rPr>
+                      <m:sty m:val="bi"/>
+                    </m:rPr>
+                    <m:t>A</m:t>
+                  </m:r>
+                </m:e>
+                <m:sup>
+                  <m:r>
+                    <m:rPr>
+                      <m:sty m:val="p"/>
+                    </m:rPr>
+                    <m:t>+</m:t>
+                  </m:r>
+                </m:sup>
+              </m:sSup>
+              <m:r>
+                <m:t> </m:t>
+              </m:r>
+              <m:sSup>
+                <m:e>
+                  <m:r>
+                    <m:rPr>
+                      <m:sty m:val="p"/>
+                    </m:rPr>
+                    <m:t>(</m:t>
+                  </m:r>
+                  <m:r>
+                    <m:rPr>
+                      <m:sty m:val="bi"/>
+                    </m:rPr>
+                    <m:t>A</m:t>
+                  </m:r>
+                  <m:sSup>
+                    <m:e>
+                      <m:r>
+                        <m:rPr>
+                          <m:sty m:val="bi"/>
+                        </m:rPr>
+                        <m:t>A</m:t>
+                      </m:r>
+                    </m:e>
+                    <m:sup>
+                      <m:r>
+                        <m:rPr>
+                          <m:sty m:val="p"/>
+                        </m:rPr>
+                        <m:t>+</m:t>
+                      </m:r>
+                    </m:sup>
+                  </m:sSup>
+                  <m:r>
+                    <m:rPr>
+                      <m:sty m:val="p"/>
+                    </m:rPr>
+                    <m:t>)</m:t>
+                  </m:r>
+                </m:e>
+                <m:sup>
+                  <m:r>
+                    <m:rPr>
+                      <m:sty m:val="p"/>
+                    </m:rPr>
+                    <m:t>⊤</m:t>
+                  </m:r>
+                </m:sup>
+              </m:sSup>
+              <m:r>
+                <m:t>&amp;</m:t>
+              </m:r>
+              <m:r>
+                <m:t>&amp;</m:t>
+              </m:r>
+              <m:r>
+                <m:rPr>
+                  <m:nor/>
+                  <m:sty m:val="p"/>
+                </m:rPr>
+                <m:t>(</m:t>
+              </m:r>
+              <m:r>
+                <m:rPr>
+                  <m:nor/>
+                  <m:sty m:val="p"/>
+                </m:rPr>
+                <m:t>Theorem 17 in Matrices</m:t>
+              </m:r>
+              <m:r>
+                <m:rPr>
+                  <m:nor/>
+                  <m:sty m:val="p"/>
+                </m:rPr>
+                <m:t>)</m:t>
+              </m:r>
+            </m:e>
+            <m:e>
+              <m:r>
+                <m:t>&amp;</m:t>
+              </m:r>
+              <m:r>
+                <m:rPr>
+                  <m:sty m:val="p"/>
+                </m:rPr>
+                <m:t>=</m:t>
+              </m:r>
+              <m:sSup>
+                <m:e>
+                  <m:r>
+                    <m:rPr>
+                      <m:sty m:val="bi"/>
+                    </m:rPr>
+                    <m:t>A</m:t>
+                  </m:r>
+                </m:e>
+                <m:sup>
+                  <m:r>
+                    <m:rPr>
+                      <m:sty m:val="p"/>
+                    </m:rPr>
+                    <m:t>+</m:t>
+                  </m:r>
+                </m:sup>
+              </m:sSup>
+              <m:r>
+                <m:rPr>
+                  <m:sty m:val="bi"/>
+                </m:rPr>
+                <m:t>A</m:t>
+              </m:r>
+              <m:sSup>
+                <m:e>
+                  <m:r>
+                    <m:rPr>
+                      <m:sty m:val="bi"/>
+                    </m:rPr>
+                    <m:t>A</m:t>
+                  </m:r>
+                </m:e>
+                <m:sup>
+                  <m:r>
+                    <m:rPr>
+                      <m:sty m:val="p"/>
+                    </m:rPr>
+                    <m:t>+</m:t>
+                  </m:r>
+                </m:sup>
+              </m:sSup>
+              <m:r>
+                <m:t>&amp;</m:t>
+              </m:r>
+              <m:r>
+                <m:t>&amp;</m:t>
+              </m:r>
+              <m:r>
+                <m:rPr>
+                  <m:nor/>
+                  <m:sty m:val="p"/>
+                </m:rPr>
+                <m:t>(condition 3 of </m:t>
+              </m:r>
+              <m:r>
+                <m:rPr>
+                  <m:nor/>
+                  <m:sty m:val="p"/>
+                </m:rPr>
+                <m:t>Definition 5</m:t>
+              </m:r>
+              <m:r>
+                <m:rPr>
+                  <m:nor/>
+                  <m:sty m:val="p"/>
+                </m:rPr>
+                <m:t>)</m:t>
+              </m:r>
+            </m:e>
+            <m:e>
+              <m:r>
+                <m:t>&amp;</m:t>
+              </m:r>
+              <m:r>
+                <m:rPr>
+                  <m:sty m:val="p"/>
+                </m:rPr>
+                <m:t>=</m:t>
+              </m:r>
+              <m:sSup>
+                <m:e>
+                  <m:r>
+                    <m:rPr>
+                      <m:sty m:val="bi"/>
+                    </m:rPr>
+                    <m:t>A</m:t>
+                  </m:r>
+                </m:e>
+                <m:sup>
+                  <m:r>
+                    <m:rPr>
+                      <m:sty m:val="p"/>
+                    </m:rPr>
+                    <m:t>+</m:t>
+                  </m:r>
+                </m:sup>
+              </m:sSup>
+              <m:r>
+                <m:rPr>
+                  <m:sty m:val="p"/>
+                </m:rPr>
+                <m:t>.</m:t>
+              </m:r>
+              <m:r>
+                <m:t>&amp;</m:t>
+              </m:r>
+              <m:r>
+                <m:t>&amp;</m:t>
+              </m:r>
+              <m:r>
+                <m:rPr>
+                  <m:nor/>
+                  <m:sty m:val="p"/>
+                </m:rPr>
+                <m:t>(condition 2 of </m:t>
+              </m:r>
+              <m:r>
+                <m:rPr>
+                  <m:nor/>
+                  <m:sty m:val="p"/>
+                </m:rPr>
+                <m:t>Definition 5</m:t>
+              </m:r>
+              <m:r>
+                <m:rPr>
+                  <m:nor/>
+                  <m:sty m:val="p"/>
+                </m:rPr>
+                <m:t>)</m:t>
+              </m:r>
+            </m:e>
+          </m:eqArr>
+        </m:oMath>
+      </m:oMathPara>
+    </w:p>
+    <w:bookmarkStart w:id="114" w:name="exm-moore-penrose-gram-cor"/>
+    <w:p>
+      <w:pPr>
+        <w:pStyle w:val="FirstParagraph"/>
+      </w:pPr>
+      <w:r>
+        <w:rPr>
+          <w:b/>
+          <w:bCs/>
+        </w:rPr>
+        <w:t xml:space="preserve">Example 21 (Recovering the Moore-Penrose inverse of a column of ones)</w:t>
+      </w:r>
+      <w:r>
+        <w:t xml:space="preserve"> </w:t>
+      </w:r>
+      <w:r>
+        <w:t xml:space="preserve">For</w:t>
+      </w:r>
+      <w:r>
+        <w:t xml:space="preserve"> </w:t>
+      </w:r>
+      <m:oMath>
+        <m:r>
+          <m:rPr>
+            <m:sty m:val="bi"/>
+          </m:rPr>
+          <m:t>A</m:t>
+        </m:r>
+        <m:r>
+          <m:rPr>
+            <m:sty m:val="p"/>
+          </m:rPr>
+          <m:t>=</m:t>
+        </m:r>
+        <m:d>
+          <m:dPr>
+            <m:begChr m:val="["/>
+            <m:sepChr m:val=""/>
+            <m:endChr m:val="]"/>
+            <m:grow/>
+          </m:dPr>
+          <m:e>
+            <m:m>
+              <m:mPr>
+                <m:baseJc m:val="center"/>
+                <m:plcHide m:val="on"/>
+                <m:mcs>
+                  <m:mc>
+                    <m:mcPr>
+                      <m:mcJc m:val="center"/>
+                      <m:count m:val="1"/>
+                    </m:mcPr>
+                  </m:mc>
+                </m:mcs>
+              </m:mPr>
+              <m:mr>
+                <m:e>
+                  <m:r>
+                    <m:t>1</m:t>
+                  </m:r>
+                </m:e>
+              </m:mr>
+              <m:mr>
+                <m:e>
+                  <m:r>
+                    <m:t>1</m:t>
+                  </m:r>
+                </m:e>
+              </m:mr>
+            </m:m>
+          </m:e>
+        </m:d>
+      </m:oMath>
+      <w:r>
+        <w:t xml:space="preserve">,</w:t>
+      </w:r>
+      <w:r>
+        <w:t xml:space="preserve"> </w:t>
+      </w:r>
+      <w:hyperlink w:anchor="exm-moore-penrose-gram">
+        <w:r>
+          <w:rPr>
+            <w:rStyle w:val="Hyperlink"/>
+          </w:rPr>
+          <w:t xml:space="preserve">Example 20</w:t>
+        </w:r>
+      </w:hyperlink>
+      <w:r>
+        <w:t xml:space="preserve"> </w:t>
+      </w:r>
+      <w:r>
+        <w:t xml:space="preserve">found</w:t>
+      </w:r>
+      <w:r>
+        <w:t xml:space="preserve"> </w:t>
+      </w:r>
+      <m:oMath>
+        <m:r>
+          <m:rPr>
+            <m:sty m:val="p"/>
+          </m:rPr>
+          <m:t>(</m:t>
+        </m:r>
+        <m:sSup>
+          <m:e>
+            <m:r>
+              <m:rPr>
+                <m:sty m:val="bi"/>
+              </m:rPr>
+              <m:t>A</m:t>
+            </m:r>
+          </m:e>
+          <m:sup>
+            <m:r>
+              <m:rPr>
+                <m:sty m:val="p"/>
+              </m:rPr>
+              <m:t>⊤</m:t>
+            </m:r>
+          </m:sup>
+        </m:sSup>
+        <m:r>
+          <m:rPr>
+            <m:sty m:val="bi"/>
+          </m:rPr>
+          <m:t>A</m:t>
+        </m:r>
+        <m:sSup>
+          <m:e>
+            <m:r>
+              <m:rPr>
+                <m:sty m:val="p"/>
+              </m:rPr>
+              <m:t>)</m:t>
+            </m:r>
+          </m:e>
+          <m:sup>
+            <m:r>
+              <m:rPr>
+                <m:sty m:val="p"/>
+              </m:rPr>
+              <m:t>+</m:t>
+            </m:r>
+          </m:sup>
+        </m:sSup>
+        <m:r>
+          <m:rPr>
+            <m:sty m:val="p"/>
+          </m:rPr>
+          <m:t>=</m:t>
+        </m:r>
+        <m:d>
+          <m:dPr>
+            <m:begChr m:val="["/>
+            <m:sepChr m:val=""/>
+            <m:endChr m:val="]"/>
+            <m:grow/>
+          </m:dPr>
+          <m:e>
+            <m:m>
+              <m:mPr>
+                <m:baseJc m:val="center"/>
+                <m:plcHide m:val="on"/>
+                <m:mcs>
+                  <m:mc>
+                    <m:mcPr>
+                      <m:mcJc m:val="center"/>
+                      <m:count m:val="1"/>
+                    </m:mcPr>
+                  </m:mc>
+                </m:mcs>
+              </m:mPr>
+              <m:mr>
+                <m:e>
+                  <m:r>
+                    <m:t>1</m:t>
+                  </m:r>
+                  <m:r>
+                    <m:rPr>
+                      <m:sty m:val="p"/>
+                    </m:rPr>
+                    <m:t>/</m:t>
+                  </m:r>
+                  <m:r>
+                    <m:t>2</m:t>
+                  </m:r>
+                </m:e>
+              </m:mr>
+            </m:m>
+          </m:e>
+        </m:d>
+      </m:oMath>
+      <w:r>
+        <w:t xml:space="preserve">.</w:t>
+      </w:r>
+      <w:r>
+        <w:t xml:space="preserve"> </w:t>
+      </w:r>
+      <w:r>
+        <w:t xml:space="preserve">Then</w:t>
+      </w:r>
+    </w:p>
+    <w:p>
+      <w:pPr>
+        <w:pStyle w:val="BodyText"/>
+      </w:pPr>
+      <m:oMathPara>
+        <m:oMathParaPr>
+          <m:jc m:val="center"/>
+        </m:oMathParaPr>
+        <m:oMath>
+          <m:eqArr>
+            <m:e>
+              <m:r>
+                <m:rPr>
+                  <m:sty m:val="p"/>
+                </m:rPr>
+                <m:t>(</m:t>
+              </m:r>
+              <m:sSup>
+                <m:e>
+                  <m:r>
+                    <m:rPr>
+                      <m:sty m:val="bi"/>
+                    </m:rPr>
+                    <m:t>A</m:t>
+                  </m:r>
+                </m:e>
+                <m:sup>
+                  <m:r>
+                    <m:rPr>
+                      <m:sty m:val="p"/>
+                    </m:rPr>
+                    <m:t>⊤</m:t>
+                  </m:r>
+                </m:sup>
+              </m:sSup>
+              <m:r>
+                <m:rPr>
+                  <m:sty m:val="bi"/>
+                </m:rPr>
+                <m:t>A</m:t>
+              </m:r>
+              <m:sSup>
+                <m:e>
+                  <m:r>
+                    <m:rPr>
+                      <m:sty m:val="p"/>
+                    </m:rPr>
+                    <m:t>)</m:t>
+                  </m:r>
+                </m:e>
+                <m:sup>
+                  <m:r>
+                    <m:rPr>
+                      <m:sty m:val="p"/>
+                    </m:rPr>
+                    <m:t>+</m:t>
+                  </m:r>
+                </m:sup>
+              </m:sSup>
+              <m:r>
+                <m:t> </m:t>
+              </m:r>
+              <m:sSup>
+                <m:e>
+                  <m:r>
+                    <m:rPr>
+                      <m:sty m:val="bi"/>
+                    </m:rPr>
+                    <m:t>A</m:t>
+                  </m:r>
+                </m:e>
+                <m:sup>
+                  <m:r>
+                    <m:rPr>
+                      <m:sty m:val="p"/>
+                    </m:rPr>
+                    <m:t>⊤</m:t>
+                  </m:r>
+                </m:sup>
+              </m:sSup>
+              <m:r>
+                <m:t>&amp;</m:t>
+              </m:r>
+              <m:r>
+                <m:rPr>
+                  <m:sty m:val="p"/>
+                </m:rPr>
+                <m:t>=</m:t>
+              </m:r>
+              <m:d>
+                <m:dPr>
+                  <m:begChr m:val="["/>
+                  <m:sepChr m:val=""/>
+                  <m:endChr m:val="]"/>
+                  <m:grow/>
+                </m:dPr>
+                <m:e>
+                  <m:m>
+                    <m:mPr>
+                      <m:baseJc m:val="center"/>
+                      <m:plcHide m:val="on"/>
+                      <m:mcs>
+                        <m:mc>
+                          <m:mcPr>
+                            <m:mcJc m:val="center"/>
+                            <m:count m:val="1"/>
+                          </m:mcPr>
+                        </m:mc>
+                      </m:mcs>
+                    </m:mPr>
+                    <m:mr>
+                      <m:e>
+                        <m:r>
+                          <m:t>1</m:t>
+                        </m:r>
+                        <m:r>
+                          <m:rPr>
+                            <m:sty m:val="p"/>
+                          </m:rPr>
+                          <m:t>/</m:t>
+                        </m:r>
+                        <m:r>
+                          <m:t>2</m:t>
+                        </m:r>
+                      </m:e>
+                    </m:mr>
+                  </m:m>
+                </m:e>
+              </m:d>
+              <m:d>
+                <m:dPr>
+                  <m:begChr m:val="["/>
+                  <m:sepChr m:val=""/>
+                  <m:endChr m:val="]"/>
+                  <m:grow/>
+                </m:dPr>
+                <m:e>
+                  <m:m>
+                    <m:mPr>
+                      <m:baseJc m:val="center"/>
+                      <m:plcHide m:val="on"/>
+                      <m:mcs>
+                        <m:mc>
+                          <m:mcPr>
+                            <m:mcJc m:val="center"/>
+                            <m:count m:val="1"/>
+                          </m:mcPr>
+                        </m:mc>
+                        <m:mc>
+                          <m:mcPr>
+                            <m:mcJc m:val="center"/>
+                            <m:count m:val="1"/>
+                          </m:mcPr>
+                        </m:mc>
+                      </m:mcs>
+                    </m:mPr>
+                    <m:mr>
+                      <m:e>
+                        <m:r>
+                          <m:t>1</m:t>
+                        </m:r>
+                      </m:e>
+                      <m:e>
+                        <m:r>
+                          <m:t>1</m:t>
+                        </m:r>
+                      </m:e>
+                    </m:mr>
+                  </m:m>
+                </m:e>
+              </m:d>
+            </m:e>
+            <m:e>
+              <m:r>
+                <m:t>&amp;</m:t>
+              </m:r>
+              <m:r>
+                <m:rPr>
+                  <m:sty m:val="p"/>
+                </m:rPr>
+                <m:t>=</m:t>
+              </m:r>
+              <m:d>
+                <m:dPr>
+                  <m:begChr m:val="["/>
+                  <m:sepChr m:val=""/>
+                  <m:endChr m:val="]"/>
+                  <m:grow/>
+                </m:dPr>
+                <m:e>
+                  <m:m>
+                    <m:mPr>
+                      <m:baseJc m:val="center"/>
+                      <m:plcHide m:val="on"/>
+                      <m:mcs>
+                        <m:mc>
+                          <m:mcPr>
+                            <m:mcJc m:val="center"/>
+                            <m:count m:val="1"/>
+                          </m:mcPr>
+                        </m:mc>
+                        <m:mc>
+                          <m:mcPr>
+                            <m:mcJc m:val="center"/>
+                            <m:count m:val="1"/>
+                          </m:mcPr>
+                        </m:mc>
+                      </m:mcs>
+                    </m:mPr>
+                    <m:mr>
+                      <m:e>
+                        <m:r>
+                          <m:t>1</m:t>
+                        </m:r>
+                        <m:r>
+                          <m:rPr>
+                            <m:sty m:val="p"/>
+                          </m:rPr>
+                          <m:t>/</m:t>
+                        </m:r>
+                        <m:r>
+                          <m:t>2</m:t>
+                        </m:r>
+                      </m:e>
+                      <m:e>
+                        <m:r>
+                          <m:t>1</m:t>
+                        </m:r>
+                        <m:r>
+                          <m:rPr>
+                            <m:sty m:val="p"/>
+                          </m:rPr>
+                          <m:t>/</m:t>
+                        </m:r>
+                        <m:r>
+                          <m:t>2</m:t>
+                        </m:r>
+                      </m:e>
+                    </m:mr>
+                  </m:m>
+                </m:e>
+              </m:d>
+              <m:r>
+                <m:rPr>
+                  <m:sty m:val="p"/>
+                </m:rPr>
+                <m:t>,</m:t>
+              </m:r>
+            </m:e>
+          </m:eqArr>
+        </m:oMath>
+      </m:oMathPara>
+    </w:p>
+    <w:p>
+      <w:pPr>
+        <w:pStyle w:val="FirstParagraph"/>
+      </w:pPr>
+      <w:r>
+        <w:t xml:space="preserve">which is</w:t>
+      </w:r>
+      <w:r>
+        <w:t xml:space="preserve"> </w:t>
+      </w:r>
+      <m:oMath>
+        <m:sSup>
+          <m:e>
+            <m:r>
+              <m:rPr>
+                <m:sty m:val="bi"/>
+              </m:rPr>
+              <m:t>A</m:t>
+            </m:r>
+          </m:e>
+          <m:sup>
+            <m:r>
+              <m:rPr>
+                <m:sty m:val="p"/>
+              </m:rPr>
+              <m:t>+</m:t>
+            </m:r>
+          </m:sup>
+        </m:sSup>
+      </m:oMath>
+      <w:r>
+        <w:t xml:space="preserve">, as</w:t>
+      </w:r>
+      <w:r>
+        <w:t xml:space="preserve"> </w:t>
+      </w:r>
+      <w:hyperlink w:anchor="cor-moore-penrose-gram">
+        <w:r>
+          <w:rPr>
+            <w:rStyle w:val="Hyperlink"/>
+          </w:rPr>
+          <w:t xml:space="preserve">Corollary 1</w:t>
+        </w:r>
+      </w:hyperlink>
+      <w:r>
+        <w:t xml:space="preserve"> </w:t>
+      </w:r>
+      <w:r>
+        <w:t xml:space="preserve">states.</w:t>
+      </w:r>
+    </w:p>
+    <w:bookmarkEnd w:id="114"/>
+    <w:bookmarkStart w:id="116" w:name="def-consistent-system"/>
     <w:p>
       <w:pPr>
         <w:pStyle w:val="BodyText"/>
@@ -44800,7 +45949,7 @@
       <w:r>
         <w:t xml:space="preserve">A linear system (</w:t>
       </w:r>
-      <w:hyperlink r:id="rId113">
+      <w:hyperlink r:id="rId115">
         <w:r>
           <w:rPr>
             <w:rStyle w:val="Hyperlink"/>
@@ -44935,8 +46084,8 @@
         <w:t xml:space="preserve">otherwise.</w:t>
       </w:r>
     </w:p>
-    <w:bookmarkEnd w:id="114"/>
-    <w:bookmarkStart w:id="116" w:name="exm-consistent-system"/>
+    <w:bookmarkEnd w:id="116"/>
+    <w:bookmarkStart w:id="118" w:name="exm-consistent-system"/>
     <w:p>
       <w:pPr>
         <w:pStyle w:val="BodyText"/>
@@ -44946,7 +46095,7 @@
           <w:b/>
           <w:bCs/>
         </w:rPr>
-        <w:t xml:space="preserve">Example 21 (A consistent system and an inconsistent one)</w:t>
+        <w:t xml:space="preserve">Example 22 (A consistent system and an inconsistent one)</w:t>
       </w:r>
       <w:r>
         <w:t xml:space="preserve"> </w:t>
@@ -45129,7 +46278,7 @@
       <w:r>
         <w:t xml:space="preserve">(</w:t>
       </w:r>
-      <w:hyperlink r:id="rId115">
+      <w:hyperlink r:id="rId117">
         <w:r>
           <w:rPr>
             <w:rStyle w:val="Hyperlink"/>
@@ -45229,8 +46378,8 @@
         <w:t xml:space="preserve">.</w:t>
       </w:r>
     </w:p>
-    <w:bookmarkEnd w:id="116"/>
-    <w:bookmarkStart w:id="117" w:name="thm-consistency"/>
+    <w:bookmarkEnd w:id="118"/>
+    <w:bookmarkStart w:id="119" w:name="thm-consistency"/>
     <w:p>
       <w:pPr>
         <w:pStyle w:val="FirstParagraph"/>
@@ -45522,7 +46671,7 @@
         <w:t xml:space="preserve">.</w:t>
       </w:r>
     </w:p>
-    <w:bookmarkEnd w:id="117"/>
+    <w:bookmarkEnd w:id="119"/>
     <w:p>
       <w:pPr>
         <w:pStyle w:val="FirstParagraph"/>
@@ -46050,7 +47199,7 @@
       <w:r>
         <w:t xml:space="preserve">so they coincide (</w:t>
       </w:r>
-      <w:hyperlink r:id="rId118">
+      <w:hyperlink r:id="rId120">
         <w:r>
           <w:rPr>
             <w:rStyle w:val="Hyperlink"/>
@@ -46077,7 +47226,7 @@
         <w:t xml:space="preserve">.</w:t>
       </w:r>
     </w:p>
-    <w:bookmarkStart w:id="120" w:name="exm-consistency"/>
+    <w:bookmarkStart w:id="122" w:name="exm-consistency"/>
     <w:p>
       <w:pPr>
         <w:pStyle w:val="FirstParagraph"/>
@@ -46087,7 +47236,7 @@
           <w:b/>
           <w:bCs/>
         </w:rPr>
-        <w:t xml:space="preserve">Example 22 (Testing consistency with a generalized inverse)</w:t>
+        <w:t xml:space="preserve">Example 23 (Testing consistency with a generalized inverse)</w:t>
       </w:r>
       <w:r>
         <w:t xml:space="preserve"> </w:t>
@@ -46606,7 +47755,7 @@
       <w:r>
         <w:t xml:space="preserve"> </w:t>
       </w:r>
-      <w:hyperlink r:id="rId119">
+      <w:hyperlink r:id="rId121">
         <w:r>
           <w:rPr>
             <w:rStyle w:val="Hyperlink"/>
@@ -46618,8 +47767,8 @@
         <w:t xml:space="preserve">.</w:t>
       </w:r>
     </w:p>
-    <w:bookmarkEnd w:id="120"/>
-    <w:bookmarkStart w:id="121" w:name="thm-solution-set"/>
+    <w:bookmarkEnd w:id="122"/>
+    <w:bookmarkStart w:id="123" w:name="thm-solution-set"/>
     <w:p>
       <w:pPr>
         <w:pStyle w:val="BodyText"/>
@@ -46957,7 +48106,7 @@
         <w:t xml:space="preserve">.</w:t>
       </w:r>
     </w:p>
-    <w:bookmarkEnd w:id="121"/>
+    <w:bookmarkEnd w:id="123"/>
     <w:p>
       <w:pPr>
         <w:pStyle w:val="FirstParagraph"/>
@@ -47821,7 +48970,7 @@
         <w:t xml:space="preserve">.</w:t>
       </w:r>
     </w:p>
-    <w:bookmarkStart w:id="122" w:name="exm-solution-set"/>
+    <w:bookmarkStart w:id="124" w:name="exm-solution-set"/>
     <w:p>
       <w:pPr>
         <w:pStyle w:val="BodyText"/>
@@ -47831,7 +48980,7 @@
           <w:b/>
           <w:bCs/>
         </w:rPr>
-        <w:t xml:space="preserve">Example 23 (All solutions of a consistent system)</w:t>
+        <w:t xml:space="preserve">Example 24 (All solutions of a consistent system)</w:t>
       </w:r>
       <w:r>
         <w:t xml:space="preserve"> </w:t>
@@ -48496,8 +49645,8 @@
         <w:t xml:space="preserve">says directly.</w:t>
       </w:r>
     </w:p>
-    <w:bookmarkEnd w:id="122"/>
-    <w:bookmarkStart w:id="123" w:name="cor-solution-unique"/>
+    <w:bookmarkEnd w:id="124"/>
+    <w:bookmarkStart w:id="125" w:name="cor-solution-unique"/>
     <w:p>
       <w:pPr>
         <w:pStyle w:val="BodyText"/>
@@ -48507,7 +49656,7 @@
           <w:b/>
           <w:bCs/>
         </w:rPr>
-        <w:t xml:space="preserve">Corollary 1 (Solvable for every right-hand side, and solvable uniquely)</w:t>
+        <w:t xml:space="preserve">Corollary 2 (Solvable for every right-hand side, and solvable uniquely)</w:t>
       </w:r>
       <w:r>
         <w:t xml:space="preserve"> </w:t>
@@ -48695,7 +49844,7 @@
         <w:t xml:space="preserve">.</w:t>
       </w:r>
     </w:p>
-    <w:bookmarkEnd w:id="123"/>
+    <w:bookmarkEnd w:id="125"/>
     <w:p>
       <w:pPr>
         <w:pStyle w:val="FirstParagraph"/>
@@ -48978,7 +50127,7 @@
       <w:r>
         <w:t xml:space="preserve">(</w:t>
       </w:r>
-      <w:hyperlink r:id="rId124">
+      <w:hyperlink r:id="rId126">
         <w:r>
           <w:rPr>
             <w:rStyle w:val="Hyperlink"/>
@@ -49064,7 +50213,7 @@
       <w:r>
         <w:t xml:space="preserve">(</w:t>
       </w:r>
-      <w:hyperlink r:id="rId118">
+      <w:hyperlink r:id="rId120">
         <w:r>
           <w:rPr>
             <w:rStyle w:val="Hyperlink"/>
@@ -49332,7 +50481,7 @@
       <w:r>
         <w:t xml:space="preserve"> </w:t>
       </w:r>
-      <w:hyperlink r:id="rId125">
+      <w:hyperlink r:id="rId127">
         <w:r>
           <w:rPr>
             <w:rStyle w:val="Hyperlink"/>
@@ -49375,7 +50524,7 @@
       <w:r>
         <w:t xml:space="preserve"> </w:t>
       </w:r>
-      <w:hyperlink r:id="rId124">
+      <w:hyperlink r:id="rId126">
         <w:r>
           <w:rPr>
             <w:rStyle w:val="Hyperlink"/>
@@ -49395,7 +50544,7 @@
       <w:r>
         <w:t xml:space="preserve"> </w:t>
       </w:r>
-      <w:hyperlink r:id="rId126">
+      <w:hyperlink r:id="rId128">
         <w:r>
           <w:rPr>
             <w:rStyle w:val="Hyperlink"/>
@@ -49448,7 +50597,7 @@
         <w:t xml:space="preserve">.</w:t>
       </w:r>
     </w:p>
-    <w:bookmarkStart w:id="128" w:name="exm-solution-unique"/>
+    <w:bookmarkStart w:id="130" w:name="exm-solution-unique"/>
     <w:p>
       <w:pPr>
         <w:pStyle w:val="BodyText"/>
@@ -49458,7 +50607,7 @@
           <w:b/>
           <w:bCs/>
         </w:rPr>
-        <w:t xml:space="preserve">Example 24 (Three systems)</w:t>
+        <w:t xml:space="preserve">Example 25 (Three systems)</w:t>
       </w:r>
       <w:r>
         <w:t xml:space="preserve"> </w:t>
@@ -49584,7 +50733,7 @@
       <w:r>
         <w:t xml:space="preserve"> </w:t>
       </w:r>
-      <w:hyperlink r:id="rId127">
+      <w:hyperlink r:id="rId129">
         <w:r>
           <w:rPr>
             <w:rStyle w:val="Hyperlink"/>
@@ -50197,7 +51346,7 @@
       <w:r>
         <w:t xml:space="preserve">(</w:t>
       </w:r>
-      <w:hyperlink r:id="rId126">
+      <w:hyperlink r:id="rId128">
         <w:r>
           <w:rPr>
             <w:rStyle w:val="Hyperlink"/>
@@ -50285,8 +51434,8 @@
         <w:t xml:space="preserve">.</w:t>
       </w:r>
     </w:p>
-    <w:bookmarkEnd w:id="128"/>
-    <w:bookmarkStart w:id="129" w:name="thm-projector-generalized-inverse"/>
+    <w:bookmarkEnd w:id="130"/>
+    <w:bookmarkStart w:id="131" w:name="thm-projector-generalized-inverse"/>
     <w:p>
       <w:pPr>
         <w:pStyle w:val="FirstParagraph"/>
@@ -50639,7 +51788,7 @@
         <w:t xml:space="preserve">).</w:t>
       </w:r>
     </w:p>
-    <w:bookmarkEnd w:id="129"/>
+    <w:bookmarkEnd w:id="131"/>
     <w:p>
       <w:pPr>
         <w:pStyle w:val="BodyText"/>
@@ -51124,7 +52273,7 @@
       <w:r>
         <w:t xml:space="preserve">(</w:t>
       </w:r>
-      <w:hyperlink r:id="rId118">
+      <w:hyperlink r:id="rId120">
         <w:r>
           <w:rPr>
             <w:rStyle w:val="Hyperlink"/>
@@ -51698,7 +52847,7 @@
         <w:t xml:space="preserve">.</w:t>
       </w:r>
     </w:p>
-    <w:bookmarkStart w:id="130" w:name="exm-projector-generalized-inverse"/>
+    <w:bookmarkStart w:id="132" w:name="exm-projector-generalized-inverse"/>
     <w:p>
       <w:pPr>
         <w:pStyle w:val="BodyText"/>
@@ -51708,7 +52857,7 @@
           <w:b/>
           <w:bCs/>
         </w:rPr>
-        <w:t xml:space="preserve">Example 25 (A design matrix with a repeated column)</w:t>
+        <w:t xml:space="preserve">Example 26 (A design matrix with a repeated column)</w:t>
       </w:r>
       <w:r>
         <w:t xml:space="preserve"> </w:t>
@@ -52062,7 +53211,7 @@
           <w:rPr>
             <w:rStyle w:val="Hyperlink"/>
           </w:rPr>
-          <w:t xml:space="preserve">Example 24</w:t>
+          <w:t xml:space="preserve">Example 25</w:t>
         </w:r>
       </w:hyperlink>
       <w:r>
@@ -53644,9 +54793,9 @@
         <w:t xml:space="preserve">, the column space of the intercept-only design.</w:t>
       </w:r>
     </w:p>
-    <w:bookmarkEnd w:id="130"/>
-    <w:bookmarkEnd w:id="131"/>
-    <w:bookmarkStart w:id="196" w:name="sec-solving-linear-systems"/>
+    <w:bookmarkEnd w:id="132"/>
+    <w:bookmarkEnd w:id="133"/>
+    <w:bookmarkStart w:id="198" w:name="sec-solving-linear-systems"/>
     <w:p>
       <w:pPr>
         <w:pStyle w:val="Heading3"/>
@@ -53696,12 +54845,12 @@
                 <wp:inline>
                   <wp:extent cx="152400" cy="152400"/>
                   <wp:effectExtent b="0" l="0" r="0" t="0"/>
-                  <wp:docPr descr="" title="" id="132" name="Picture"/>
+                  <wp:docPr descr="" title="" id="134" name="Picture"/>
                   <a:graphic>
                     <a:graphicData uri="http://schemas.openxmlformats.org/drawingml/2006/picture">
                       <pic:pic>
                         <pic:nvPicPr>
-                          <pic:cNvPr descr="/opt/quarto/share/formats/docx/note.png" id="133" name="Picture"/>
+                          <pic:cNvPr descr="/opt/quarto/share/formats/docx/note.png" id="135" name="Picture"/>
                           <pic:cNvPicPr>
                             <a:picLocks noChangeArrowheads="1" noChangeAspect="1"/>
                           </pic:cNvPicPr>
@@ -53942,7 +55091,7 @@
             <w:r>
               <w:t xml:space="preserve">rather than by differentiating, and the QR factorization is derived from Gram-Schmidt (</w:t>
             </w:r>
-            <w:hyperlink r:id="rId134">
+            <w:hyperlink r:id="rId136">
               <w:r>
                 <w:rPr>
                   <w:rStyle w:val="Hyperlink"/>
@@ -54041,7 +55190,7 @@
                 <w:rPr>
                   <w:rStyle w:val="Hyperlink"/>
                 </w:rPr>
-                <w:t xml:space="preserve">Example 35</w:t>
+                <w:t xml:space="preserve">Example 36</w:t>
               </w:r>
             </w:hyperlink>
             <w:r>
@@ -54055,7 +55204,7 @@
         </w:tc>
       </w:tr>
     </w:tbl>
-    <w:bookmarkStart w:id="135" w:name="def-triangular-matrix"/>
+    <w:bookmarkStart w:id="137" w:name="def-triangular-matrix"/>
     <w:p>
       <w:pPr>
         <w:pStyle w:val="FirstParagraph"/>
@@ -54179,8 +55328,8 @@
         <w:t xml:space="preserve">.</w:t>
       </w:r>
     </w:p>
-    <w:bookmarkEnd w:id="135"/>
-    <w:bookmarkStart w:id="136" w:name="def-lower-triangular-matrix"/>
+    <w:bookmarkEnd w:id="137"/>
+    <w:bookmarkStart w:id="138" w:name="def-lower-triangular-matrix"/>
     <w:p>
       <w:pPr>
         <w:pStyle w:val="BodyText"/>
@@ -54298,8 +55447,8 @@
         <w:t xml:space="preserve">.</w:t>
       </w:r>
     </w:p>
-    <w:bookmarkEnd w:id="136"/>
-    <w:bookmarkStart w:id="137" w:name="def-unit-lower-triangular-matrix"/>
+    <w:bookmarkEnd w:id="138"/>
+    <w:bookmarkStart w:id="139" w:name="def-unit-lower-triangular-matrix"/>
     <w:p>
       <w:pPr>
         <w:pStyle w:val="BodyText"/>
@@ -54356,8 +55505,8 @@
         <w:t xml:space="preserve">.</w:t>
       </w:r>
     </w:p>
-    <w:bookmarkEnd w:id="137"/>
-    <w:bookmarkStart w:id="139" w:name="exm-triangular-matrix"/>
+    <w:bookmarkEnd w:id="139"/>
+    <w:bookmarkStart w:id="141" w:name="exm-triangular-matrix"/>
     <w:p>
       <w:pPr>
         <w:pStyle w:val="BodyText"/>
@@ -54367,7 +55516,7 @@
           <w:b/>
           <w:bCs/>
         </w:rPr>
-        <w:t xml:space="preserve">Example 26 (Triangular and not)</w:t>
+        <w:t xml:space="preserve">Example 27 (Triangular and not)</w:t>
       </w:r>
       <w:r>
         <w:t xml:space="preserve"> </w:t>
@@ -54708,7 +55857,7 @@
       <w:r>
         <w:t xml:space="preserve">A diagonal matrix (</w:t>
       </w:r>
-      <w:hyperlink r:id="rId138">
+      <w:hyperlink r:id="rId140">
         <w:r>
           <w:rPr>
             <w:rStyle w:val="Hyperlink"/>
@@ -54878,8 +56027,8 @@
         <w:t xml:space="preserve">entry.</w:t>
       </w:r>
     </w:p>
-    <w:bookmarkEnd w:id="139"/>
-    <w:bookmarkStart w:id="140" w:name="thm-back-substitution"/>
+    <w:bookmarkEnd w:id="141"/>
+    <w:bookmarkStart w:id="142" w:name="thm-back-substitution"/>
     <w:p>
       <w:pPr>
         <w:pStyle w:val="FirstParagraph"/>
@@ -55524,7 +56673,7 @@
         <w:t xml:space="preserve">).</w:t>
       </w:r>
     </w:p>
-    <w:bookmarkEnd w:id="140"/>
+    <w:bookmarkEnd w:id="142"/>
     <w:p>
       <w:pPr>
         <w:pStyle w:val="BodyText"/>
@@ -56700,7 +57849,7 @@
         <w:t xml:space="preserve">and the same argument runs from the first row to the last.</w:t>
       </w:r>
     </w:p>
-    <w:bookmarkStart w:id="141" w:name="exm-back-substitution"/>
+    <w:bookmarkStart w:id="143" w:name="exm-back-substitution"/>
     <w:p>
       <w:pPr>
         <w:pStyle w:val="BodyText"/>
@@ -56710,7 +57859,7 @@
           <w:b/>
           <w:bCs/>
         </w:rPr>
-        <w:t xml:space="preserve">Example 27 (Back substitution on a</w:t>
+        <w:t xml:space="preserve">Example 28 (Back substitution on a</w:t>
       </w:r>
       <w:r>
         <w:rPr>
@@ -57293,8 +58442,8 @@
         <w:t xml:space="preserve">.</w:t>
       </w:r>
     </w:p>
-    <w:bookmarkEnd w:id="141"/>
-    <w:bookmarkStart w:id="142" w:name="thm-qr"/>
+    <w:bookmarkEnd w:id="143"/>
+    <w:bookmarkStart w:id="144" w:name="thm-qr"/>
     <w:p>
       <w:pPr>
         <w:pStyle w:val="BodyText"/>
@@ -57605,7 +58754,7 @@
         <w:t xml:space="preserve">) with positive diagonal entries.</w:t>
       </w:r>
     </w:p>
-    <w:bookmarkEnd w:id="142"/>
+    <w:bookmarkEnd w:id="144"/>
     <w:p>
       <w:pPr>
         <w:pStyle w:val="BodyText"/>
@@ -57689,7 +58838,7 @@
       <w:r>
         <w:t xml:space="preserve">so the Gram-Schmidt process (</w:t>
       </w:r>
-      <w:hyperlink r:id="rId143">
+      <w:hyperlink r:id="rId145">
         <w:r>
           <w:rPr>
             <w:rStyle w:val="Hyperlink"/>
@@ -57732,7 +58881,7 @@
       <w:r>
         <w:t xml:space="preserve">(</w:t>
       </w:r>
-      <w:hyperlink r:id="rId134">
+      <w:hyperlink r:id="rId136">
         <w:r>
           <w:rPr>
             <w:rStyle w:val="Hyperlink"/>
@@ -58056,7 +59205,7 @@
       <w:r>
         <w:t xml:space="preserve">(</w:t>
       </w:r>
-      <w:hyperlink r:id="rId144">
+      <w:hyperlink r:id="rId146">
         <w:r>
           <w:rPr>
             <w:rStyle w:val="Hyperlink"/>
@@ -58134,7 +59283,7 @@
         <w:t xml:space="preserve">.</w:t>
       </w:r>
     </w:p>
-    <w:bookmarkStart w:id="147" w:name="exm-qr"/>
+    <w:bookmarkStart w:id="149" w:name="exm-qr"/>
     <w:p>
       <w:pPr>
         <w:pStyle w:val="BodyText"/>
@@ -58144,7 +59293,7 @@
           <w:b/>
           <w:bCs/>
         </w:rPr>
-        <w:t xml:space="preserve">Example 28 (A QR factorization from Gram-Schmidt)</w:t>
+        <w:t xml:space="preserve">Example 29 (A QR factorization from Gram-Schmidt)</w:t>
       </w:r>
       <w:r>
         <w:t xml:space="preserve"> </w:t>
@@ -58199,7 +59348,7 @@
       <w:r>
         <w:t xml:space="preserve"> </w:t>
       </w:r>
-      <w:hyperlink r:id="rId145">
+      <w:hyperlink r:id="rId147">
         <w:r>
           <w:rPr>
             <w:rStyle w:val="Hyperlink"/>
@@ -58216,7 +59365,7 @@
       <w:r>
         <w:t xml:space="preserve"> </w:t>
       </w:r>
-      <w:hyperlink r:id="rId146">
+      <w:hyperlink r:id="rId148">
         <w:r>
           <w:rPr>
             <w:rStyle w:val="Hyperlink"/>
@@ -58565,8 +59714,8 @@
     $$</w:t>
       </w:r>
     </w:p>
-    <w:bookmarkEnd w:id="147"/>
-    <w:bookmarkStart w:id="148" w:name="def-least-squares"/>
+    <w:bookmarkEnd w:id="149"/>
+    <w:bookmarkStart w:id="150" w:name="def-least-squares"/>
     <w:p>
       <w:pPr>
         <w:pStyle w:val="FirstParagraph"/>
@@ -58697,8 +59846,8 @@
     $$</w:t>
       </w:r>
     </w:p>
-    <w:bookmarkEnd w:id="148"/>
-    <w:bookmarkStart w:id="149" w:name="exm-least-squares"/>
+    <w:bookmarkEnd w:id="150"/>
+    <w:bookmarkStart w:id="151" w:name="exm-least-squares"/>
     <w:p>
       <w:pPr>
         <w:pStyle w:val="FirstParagraph"/>
@@ -58708,7 +59857,7 @@
           <w:b/>
           <w:bCs/>
         </w:rPr>
-        <w:t xml:space="preserve">Example 29 (Fitting a constant)</w:t>
+        <w:t xml:space="preserve">Example 30 (Fitting a constant)</w:t>
       </w:r>
       <w:r>
         <w:t xml:space="preserve"> </w:t>
@@ -59131,8 +60280,8 @@
         <w:t xml:space="preserve">too.</w:t>
       </w:r>
     </w:p>
-    <w:bookmarkEnd w:id="149"/>
-    <w:bookmarkStart w:id="150" w:name="def-normal-equations"/>
+    <w:bookmarkEnd w:id="151"/>
+    <w:bookmarkStart w:id="152" w:name="def-normal-equations"/>
     <w:p>
       <w:pPr>
         <w:pStyle w:val="BodyText"/>
@@ -59231,8 +60380,8 @@
         <w:t xml:space="preserve">.</w:t>
       </w:r>
     </w:p>
-    <w:bookmarkEnd w:id="150"/>
-    <w:bookmarkStart w:id="151" w:name="thm-normal-equations"/>
+    <w:bookmarkEnd w:id="152"/>
+    <w:bookmarkStart w:id="153" w:name="thm-normal-equations"/>
     <w:p>
       <w:pPr>
         <w:pStyle w:val="BodyText"/>
@@ -59521,7 +60670,7 @@
         <w:t xml:space="preserve">.</w:t>
       </w:r>
     </w:p>
-    <w:bookmarkEnd w:id="151"/>
+    <w:bookmarkEnd w:id="153"/>
     <w:p>
       <w:pPr>
         <w:pStyle w:val="FirstParagraph"/>
@@ -60416,7 +61565,7 @@
           <w:rPr>
             <w:rStyle w:val="Hyperlink"/>
           </w:rPr>
-          <w:t xml:space="preserve">Corollary 1</w:t>
+          <w:t xml:space="preserve">Corollary 2</w:t>
         </w:r>
       </w:hyperlink>
       <w:r>
@@ -60602,7 +61751,7 @@
     $$</w:t>
       </w:r>
     </w:p>
-    <w:bookmarkStart w:id="152" w:name="exm-normal-equations"/>
+    <w:bookmarkStart w:id="154" w:name="exm-normal-equations"/>
     <w:p>
       <w:pPr>
         <w:pStyle w:val="FirstParagraph"/>
@@ -60612,7 +61761,7 @@
           <w:b/>
           <w:bCs/>
         </w:rPr>
-        <w:t xml:space="preserve">Example 30 (A least squares line)</w:t>
+        <w:t xml:space="preserve">Example 31 (A least squares line)</w:t>
       </w:r>
       <w:r>
         <w:t xml:space="preserve"> </w:t>
@@ -61428,8 +62577,8 @@
         <w:t xml:space="preserve">.</w:t>
       </w:r>
     </w:p>
-    <w:bookmarkEnd w:id="152"/>
-    <w:bookmarkStart w:id="153" w:name="exm-normal-equations-rank-deficient"/>
+    <w:bookmarkEnd w:id="154"/>
+    <w:bookmarkStart w:id="155" w:name="exm-normal-equations-rank-deficient"/>
     <w:p>
       <w:pPr>
         <w:pStyle w:val="BodyText"/>
@@ -61439,7 +62588,7 @@
           <w:b/>
           <w:bCs/>
         </w:rPr>
-        <w:t xml:space="preserve">Example 31 (Many least squares solutions, one fitted vector)</w:t>
+        <w:t xml:space="preserve">Example 32 (Many least squares solutions, one fitted vector)</w:t>
       </w:r>
       <w:r>
         <w:t xml:space="preserve"> </w:t>
@@ -61979,8 +63128,8 @@
         <w:t xml:space="preserve">as part 3 says.</w:t>
       </w:r>
     </w:p>
-    <w:bookmarkEnd w:id="153"/>
-    <w:bookmarkStart w:id="154" w:name="thm-qr-least-squares"/>
+    <w:bookmarkEnd w:id="155"/>
+    <w:bookmarkStart w:id="156" w:name="thm-qr-least-squares"/>
     <w:p>
       <w:pPr>
         <w:pStyle w:val="BodyText"/>
@@ -62222,7 +63371,7 @@
         <w:t xml:space="preserve">.</w:t>
       </w:r>
     </w:p>
-    <w:bookmarkEnd w:id="154"/>
+    <w:bookmarkEnd w:id="156"/>
     <w:p>
       <w:pPr>
         <w:pStyle w:val="BodyText"/>
@@ -62616,7 +63765,7 @@
           <w:rPr>
             <w:rStyle w:val="Hyperlink"/>
           </w:rPr>
-          <w:t xml:space="preserve">Corollary 1</w:t>
+          <w:t xml:space="preserve">Corollary 2</w:t>
         </w:r>
       </w:hyperlink>
       <w:r>
@@ -62653,7 +63802,7 @@
         <w:t xml:space="preserve">.</w:t>
       </w:r>
     </w:p>
-    <w:bookmarkStart w:id="155" w:name="exm-qr-least-squares"/>
+    <w:bookmarkStart w:id="157" w:name="exm-qr-least-squares"/>
     <w:p>
       <w:pPr>
         <w:pStyle w:val="BodyText"/>
@@ -62663,7 +63812,7 @@
           <w:b/>
           <w:bCs/>
         </w:rPr>
-        <w:t xml:space="preserve">Example 32 (The least squares line by QR)</w:t>
+        <w:t xml:space="preserve">Example 33 (The least squares line by QR)</w:t>
       </w:r>
       <w:r>
         <w:t xml:space="preserve"> </w:t>
@@ -62708,7 +63857,7 @@
           <w:rPr>
             <w:rStyle w:val="Hyperlink"/>
           </w:rPr>
-          <w:t xml:space="preserve">Example 30</w:t>
+          <w:t xml:space="preserve">Example 31</w:t>
         </w:r>
       </w:hyperlink>
       <w:r>
@@ -63173,15 +64322,15 @@
           <w:rPr>
             <w:rStyle w:val="Hyperlink"/>
           </w:rPr>
-          <w:t xml:space="preserve">Example 30</w:t>
+          <w:t xml:space="preserve">Example 31</w:t>
         </w:r>
       </w:hyperlink>
       <w:r>
         <w:t xml:space="preserve">.</w:t>
       </w:r>
     </w:p>
-    <w:bookmarkEnd w:id="155"/>
-    <w:bookmarkStart w:id="157" w:name="thm-moore-penrose-least-squares"/>
+    <w:bookmarkEnd w:id="157"/>
+    <w:bookmarkStart w:id="159" w:name="thm-moore-penrose-least-squares"/>
     <w:p>
       <w:pPr>
         <w:pStyle w:val="BodyText"/>
@@ -63307,7 +64456,7 @@
       <w:r>
         <w:t xml:space="preserve"> </w:t>
       </w:r>
-      <w:hyperlink r:id="rId156">
+      <w:hyperlink r:id="rId158">
         <w:r>
           <w:rPr>
             <w:rStyle w:val="Hyperlink"/>
@@ -63326,7 +64475,7 @@
     $$</w:t>
       </w:r>
     </w:p>
-    <w:bookmarkEnd w:id="157"/>
+    <w:bookmarkEnd w:id="159"/>
     <w:p>
       <w:pPr>
         <w:pStyle w:val="FirstParagraph"/>
@@ -64011,7 +65160,7 @@
       <w:r>
         <w:t xml:space="preserve"> </w:t>
       </w:r>
-      <w:hyperlink r:id="rId158">
+      <w:hyperlink r:id="rId160">
         <w:r>
           <w:rPr>
             <w:rStyle w:val="Hyperlink"/>
@@ -64150,7 +65299,7 @@
       <w:r>
         <w:t xml:space="preserve"> </w:t>
       </w:r>
-      <w:hyperlink r:id="rId159">
+      <w:hyperlink r:id="rId161">
         <w:r>
           <w:rPr>
             <w:rStyle w:val="Hyperlink"/>
@@ -64194,7 +65343,7 @@
       <w:r>
         <w:t xml:space="preserve"> </w:t>
       </w:r>
-      <w:hyperlink r:id="rId156">
+      <w:hyperlink r:id="rId158">
         <w:r>
           <w:rPr>
             <w:rStyle w:val="Hyperlink"/>
@@ -64227,7 +65376,7 @@
         <w:t xml:space="preserve">.</w:t>
       </w:r>
     </w:p>
-    <w:bookmarkStart w:id="160" w:name="thm-moore-penrose-minimum-norm"/>
+    <w:bookmarkStart w:id="162" w:name="thm-moore-penrose-minimum-norm"/>
     <w:p>
       <w:pPr>
         <w:pStyle w:val="BodyText"/>
@@ -64375,7 +65524,7 @@
         <w:t xml:space="preserve">.</w:t>
       </w:r>
     </w:p>
-    <w:bookmarkEnd w:id="160"/>
+    <w:bookmarkEnd w:id="162"/>
     <w:p>
       <w:pPr>
         <w:pStyle w:val="BodyText"/>
@@ -64602,7 +65751,7 @@
         <w:t xml:space="preserve">.</w:t>
       </w:r>
     </w:p>
-    <w:bookmarkStart w:id="161" w:name="exm-moore-penrose-minimum-norm"/>
+    <w:bookmarkStart w:id="163" w:name="exm-moore-penrose-minimum-norm"/>
     <w:p>
       <w:pPr>
         <w:pStyle w:val="BodyText"/>
@@ -64612,7 +65761,7 @@
           <w:b/>
           <w:bCs/>
         </w:rPr>
-        <w:t xml:space="preserve">Example 33 (A rank-deficient least squares problem)</w:t>
+        <w:t xml:space="preserve">Example 34 (A rank-deficient least squares problem)</w:t>
       </w:r>
       <w:r>
         <w:t xml:space="preserve"> </w:t>
@@ -64839,7 +65988,7 @@
       <w:r>
         <w:t xml:space="preserve"> </w:t>
       </w:r>
-      <w:hyperlink r:id="rId156">
+      <w:hyperlink r:id="rId158">
         <w:r>
           <w:rPr>
             <w:rStyle w:val="Hyperlink"/>
@@ -64935,7 +66084,7 @@
       <w:r>
         <w:t xml:space="preserve"> </w:t>
       </w:r>
-      <w:hyperlink r:id="rId159">
+      <w:hyperlink r:id="rId161">
         <w:r>
           <w:rPr>
             <w:rStyle w:val="Hyperlink"/>
@@ -65069,8 +66218,8 @@
         <w:t xml:space="preserve">.</w:t>
       </w:r>
     </w:p>
-    <w:bookmarkEnd w:id="161"/>
-    <w:bookmarkStart w:id="162" w:name="def-lu"/>
+    <w:bookmarkEnd w:id="163"/>
+    <w:bookmarkStart w:id="164" w:name="def-lu"/>
     <w:p>
       <w:pPr>
         <w:pStyle w:val="BodyText"/>
@@ -65242,8 +66391,8 @@
         <w:t xml:space="preserve">).</w:t>
       </w:r>
     </w:p>
-    <w:bookmarkEnd w:id="162"/>
-    <w:bookmarkStart w:id="163" w:name="exm-lu"/>
+    <w:bookmarkEnd w:id="164"/>
+    <w:bookmarkStart w:id="165" w:name="exm-lu"/>
     <w:p>
       <w:pPr>
         <w:pStyle w:val="BodyText"/>
@@ -65253,7 +66402,7 @@
           <w:b/>
           <w:bCs/>
         </w:rPr>
-        <w:t xml:space="preserve">Example 34 (An LU factorization of a</w:t>
+        <w:t xml:space="preserve">Example 35 (An LU factorization of a</w:t>
       </w:r>
       <w:r>
         <w:rPr>
@@ -65716,7 +66865,7 @@
       <w:r>
         <w:t xml:space="preserve"> </w:t>
       </w:r>
-      <w:hyperlink r:id="rId144">
+      <w:hyperlink r:id="rId146">
         <w:r>
           <w:rPr>
             <w:rStyle w:val="Hyperlink"/>
@@ -66595,8 +67744,8 @@
         <w:t xml:space="preserve">.</w:t>
       </w:r>
     </w:p>
-    <w:bookmarkEnd w:id="163"/>
-    <w:bookmarkStart w:id="164" w:name="exm-not-lu"/>
+    <w:bookmarkEnd w:id="165"/>
+    <w:bookmarkStart w:id="166" w:name="exm-not-lu"/>
     <w:p>
       <w:pPr>
         <w:pStyle w:val="BodyText"/>
@@ -66606,7 +67755,7 @@
           <w:b/>
           <w:bCs/>
         </w:rPr>
-        <w:t xml:space="preserve">Example 35 (An invertible matrix with no LU factorization)</w:t>
+        <w:t xml:space="preserve">Example 36 (An invertible matrix with no LU factorization)</w:t>
       </w:r>
       <w:r>
         <w:t xml:space="preserve"> </w:t>
@@ -67129,8 +68278,8 @@
         <w:t xml:space="preserve">.</w:t>
       </w:r>
     </w:p>
-    <w:bookmarkEnd w:id="164"/>
-    <w:bookmarkStart w:id="165" w:name="thm-lu-solve"/>
+    <w:bookmarkEnd w:id="166"/>
+    <w:bookmarkStart w:id="167" w:name="thm-lu-solve"/>
     <w:p>
       <w:pPr>
         <w:pStyle w:val="BodyText"/>
@@ -67295,7 +68444,7 @@
         <w:t xml:space="preserve">).</w:t>
       </w:r>
     </w:p>
-    <w:bookmarkEnd w:id="165"/>
+    <w:bookmarkEnd w:id="167"/>
     <w:p>
       <w:pPr>
         <w:pStyle w:val="BodyText"/>
@@ -67560,7 +68709,7 @@
         <w:t xml:space="preserve">.</w:t>
       </w:r>
     </w:p>
-    <w:bookmarkStart w:id="166" w:name="exm-lu-solve"/>
+    <w:bookmarkStart w:id="168" w:name="exm-lu-solve"/>
     <w:p>
       <w:pPr>
         <w:pStyle w:val="BodyText"/>
@@ -67570,7 +68719,7 @@
           <w:b/>
           <w:bCs/>
         </w:rPr>
-        <w:t xml:space="preserve">Example 36 (Two triangular solves)</w:t>
+        <w:t xml:space="preserve">Example 37 (Two triangular solves)</w:t>
       </w:r>
       <w:r>
         <w:t xml:space="preserve"> </w:t>
@@ -67620,7 +68769,7 @@
           <w:rPr>
             <w:rStyle w:val="Hyperlink"/>
           </w:rPr>
-          <w:t xml:space="preserve">Example 34</w:t>
+          <w:t xml:space="preserve">Example 35</w:t>
         </w:r>
       </w:hyperlink>
       <w:r>
@@ -67899,7 +69048,7 @@
           <w:rPr>
             <w:rStyle w:val="Hyperlink"/>
           </w:rPr>
-          <w:t xml:space="preserve">Example 27</w:t>
+          <w:t xml:space="preserve">Example 28</w:t>
         </w:r>
       </w:hyperlink>
       <w:r>
@@ -68167,9 +69316,9 @@
         </m:oMath>
       </m:oMathPara>
     </w:p>
-    <w:bookmarkEnd w:id="166"/>
-    <w:bookmarkStart w:id="195" w:name="refs"/>
-    <w:bookmarkStart w:id="168" w:name="ref-wikipedia_design_matrix"/>
+    <w:bookmarkEnd w:id="168"/>
+    <w:bookmarkStart w:id="197" w:name="refs"/>
+    <w:bookmarkStart w:id="170" w:name="ref-wikipedia_design_matrix"/>
     <w:p>
       <w:pPr>
         <w:pStyle w:val="Bibliography"/>
@@ -68216,7 +69365,7 @@
       <w:r>
         <w:t xml:space="preserve"> </w:t>
       </w:r>
-      <w:hyperlink r:id="rId167">
+      <w:hyperlink r:id="rId169">
         <w:r>
           <w:rPr>
             <w:rStyle w:val="Hyperlink"/>
@@ -68225,8 +69374,8 @@
         </w:r>
       </w:hyperlink>
     </w:p>
-    <w:bookmarkEnd w:id="168"/>
-    <w:bookmarkStart w:id="170" w:name="ref-dobson4e"/>
+    <w:bookmarkEnd w:id="170"/>
+    <w:bookmarkStart w:id="172" w:name="ref-dobson4e"/>
     <w:p>
       <w:pPr>
         <w:pStyle w:val="Bibliography"/>
@@ -68259,7 +69408,7 @@
       <w:r>
         <w:t xml:space="preserve"> </w:t>
       </w:r>
-      <w:hyperlink r:id="rId169">
+      <w:hyperlink r:id="rId171">
         <w:r>
           <w:rPr>
             <w:rStyle w:val="Hyperlink"/>
@@ -68271,8 +69420,8 @@
         <w:t xml:space="preserve">.</w:t>
       </w:r>
     </w:p>
-    <w:bookmarkEnd w:id="170"/>
-    <w:bookmarkStart w:id="172" w:name="ref-banerjee2014linear"/>
+    <w:bookmarkEnd w:id="172"/>
+    <w:bookmarkStart w:id="174" w:name="ref-banerjee2014linear"/>
     <w:p>
       <w:pPr>
         <w:pStyle w:val="Bibliography"/>
@@ -68305,7 +69454,7 @@
       <w:r>
         <w:t xml:space="preserve"> </w:t>
       </w:r>
-      <w:hyperlink r:id="rId171">
+      <w:hyperlink r:id="rId173">
         <w:r>
           <w:rPr>
             <w:rStyle w:val="Hyperlink"/>
@@ -68314,8 +69463,8 @@
         </w:r>
       </w:hyperlink>
     </w:p>
-    <w:bookmarkEnd w:id="172"/>
-    <w:bookmarkStart w:id="174" w:name="ref-wikipedia_projection_matrix"/>
+    <w:bookmarkEnd w:id="174"/>
+    <w:bookmarkStart w:id="176" w:name="ref-wikipedia_projection_matrix"/>
     <w:p>
       <w:pPr>
         <w:pStyle w:val="Bibliography"/>
@@ -68362,7 +69511,7 @@
       <w:r>
         <w:t xml:space="preserve"> </w:t>
       </w:r>
-      <w:hyperlink r:id="rId173">
+      <w:hyperlink r:id="rId175">
         <w:r>
           <w:rPr>
             <w:rStyle w:val="Hyperlink"/>
@@ -68371,8 +69520,8 @@
         </w:r>
       </w:hyperlink>
     </w:p>
-    <w:bookmarkEnd w:id="174"/>
-    <w:bookmarkStart w:id="176" w:name="ref-zhou2024orthproj"/>
+    <w:bookmarkEnd w:id="176"/>
+    <w:bookmarkStart w:id="178" w:name="ref-zhou2024orthproj"/>
     <w:p>
       <w:pPr>
         <w:pStyle w:val="Bibliography"/>
@@ -68404,7 +69553,7 @@
       <w:r>
         <w:t xml:space="preserve"> </w:t>
       </w:r>
-      <w:hyperlink r:id="rId175">
+      <w:hyperlink r:id="rId177">
         <w:r>
           <w:rPr>
             <w:rStyle w:val="Hyperlink"/>
@@ -68413,8 +69562,8 @@
         </w:r>
       </w:hyperlink>
     </w:p>
-    <w:bookmarkEnd w:id="176"/>
-    <w:bookmarkStart w:id="178" w:name="ref-zhou2024matinv"/>
+    <w:bookmarkEnd w:id="178"/>
+    <w:bookmarkStart w:id="180" w:name="ref-zhou2024matinv"/>
     <w:p>
       <w:pPr>
         <w:pStyle w:val="Bibliography"/>
@@ -68446,7 +69595,7 @@
       <w:r>
         <w:t xml:space="preserve"> </w:t>
       </w:r>
-      <w:hyperlink r:id="rId177">
+      <w:hyperlink r:id="rId179">
         <w:r>
           <w:rPr>
             <w:rStyle w:val="Hyperlink"/>
@@ -68455,8 +69604,8 @@
         </w:r>
       </w:hyperlink>
     </w:p>
-    <w:bookmarkEnd w:id="178"/>
-    <w:bookmarkStart w:id="180" w:name="ref-wikipedia_generalized_inverse"/>
+    <w:bookmarkEnd w:id="180"/>
+    <w:bookmarkStart w:id="182" w:name="ref-wikipedia_generalized_inverse"/>
     <w:p>
       <w:pPr>
         <w:pStyle w:val="Bibliography"/>
@@ -68503,7 +69652,7 @@
       <w:r>
         <w:t xml:space="preserve"> </w:t>
       </w:r>
-      <w:hyperlink r:id="rId179">
+      <w:hyperlink r:id="rId181">
         <w:r>
           <w:rPr>
             <w:rStyle w:val="Hyperlink"/>
@@ -68512,8 +69661,8 @@
         </w:r>
       </w:hyperlink>
     </w:p>
-    <w:bookmarkEnd w:id="180"/>
-    <w:bookmarkStart w:id="182" w:name="ref-wikipedia_moore_penrose_inverse"/>
+    <w:bookmarkEnd w:id="182"/>
+    <w:bookmarkStart w:id="184" w:name="ref-wikipedia_moore_penrose_inverse"/>
     <w:p>
       <w:pPr>
         <w:pStyle w:val="Bibliography"/>
@@ -68560,7 +69709,7 @@
       <w:r>
         <w:t xml:space="preserve"> </w:t>
       </w:r>
-      <w:hyperlink r:id="rId181">
+      <w:hyperlink r:id="rId183">
         <w:r>
           <w:rPr>
             <w:rStyle w:val="Hyperlink"/>
@@ -68569,8 +69718,8 @@
         </w:r>
       </w:hyperlink>
     </w:p>
-    <w:bookmarkEnd w:id="182"/>
-    <w:bookmarkStart w:id="184" w:name="X97fe57415e7e267285131d5509dc48aaa6368b8"/>
+    <w:bookmarkEnd w:id="184"/>
+    <w:bookmarkStart w:id="186" w:name="X97fe57415e7e267285131d5509dc48aaa6368b8"/>
     <w:p>
       <w:pPr>
         <w:pStyle w:val="Bibliography"/>
@@ -68617,7 +69766,7 @@
       <w:r>
         <w:t xml:space="preserve"> </w:t>
       </w:r>
-      <w:hyperlink r:id="rId183">
+      <w:hyperlink r:id="rId185">
         <w:r>
           <w:rPr>
             <w:rStyle w:val="Hyperlink"/>
@@ -68626,8 +69775,8 @@
         </w:r>
       </w:hyperlink>
     </w:p>
-    <w:bookmarkEnd w:id="184"/>
-    <w:bookmarkStart w:id="186" w:name="ref-zhou2024ls"/>
+    <w:bookmarkEnd w:id="186"/>
+    <w:bookmarkStart w:id="188" w:name="ref-zhou2024ls"/>
     <w:p>
       <w:pPr>
         <w:pStyle w:val="Bibliography"/>
@@ -68659,7 +69808,7 @@
       <w:r>
         <w:t xml:space="preserve"> </w:t>
       </w:r>
-      <w:hyperlink r:id="rId185">
+      <w:hyperlink r:id="rId187">
         <w:r>
           <w:rPr>
             <w:rStyle w:val="Hyperlink"/>
@@ -68668,8 +69817,8 @@
         </w:r>
       </w:hyperlink>
     </w:p>
-    <w:bookmarkEnd w:id="186"/>
-    <w:bookmarkStart w:id="188" w:name="ref-wikipedia_triangular_matrix"/>
+    <w:bookmarkEnd w:id="188"/>
+    <w:bookmarkStart w:id="190" w:name="ref-wikipedia_triangular_matrix"/>
     <w:p>
       <w:pPr>
         <w:pStyle w:val="Bibliography"/>
@@ -68716,7 +69865,7 @@
       <w:r>
         <w:t xml:space="preserve"> </w:t>
       </w:r>
-      <w:hyperlink r:id="rId187">
+      <w:hyperlink r:id="rId189">
         <w:r>
           <w:rPr>
             <w:rStyle w:val="Hyperlink"/>
@@ -68725,8 +69874,8 @@
         </w:r>
       </w:hyperlink>
     </w:p>
-    <w:bookmarkEnd w:id="188"/>
-    <w:bookmarkStart w:id="190" w:name="ref-wikipedia_least_squares"/>
+    <w:bookmarkEnd w:id="190"/>
+    <w:bookmarkStart w:id="192" w:name="ref-wikipedia_least_squares"/>
     <w:p>
       <w:pPr>
         <w:pStyle w:val="Bibliography"/>
@@ -68773,7 +69922,7 @@
       <w:r>
         <w:t xml:space="preserve"> </w:t>
       </w:r>
-      <w:hyperlink r:id="rId189">
+      <w:hyperlink r:id="rId191">
         <w:r>
           <w:rPr>
             <w:rStyle w:val="Hyperlink"/>
@@ -68782,8 +69931,8 @@
         </w:r>
       </w:hyperlink>
     </w:p>
-    <w:bookmarkEnd w:id="190"/>
-    <w:bookmarkStart w:id="192" w:name="ref-wikipedia_normal_equations"/>
+    <w:bookmarkEnd w:id="192"/>
+    <w:bookmarkStart w:id="194" w:name="ref-wikipedia_normal_equations"/>
     <w:p>
       <w:pPr>
         <w:pStyle w:val="Bibliography"/>
@@ -68830,7 +69979,7 @@
       <w:r>
         <w:t xml:space="preserve"> </w:t>
       </w:r>
-      <w:hyperlink r:id="rId191">
+      <w:hyperlink r:id="rId193">
         <w:r>
           <w:rPr>
             <w:rStyle w:val="Hyperlink"/>
@@ -68839,8 +69988,8 @@
         </w:r>
       </w:hyperlink>
     </w:p>
-    <w:bookmarkEnd w:id="192"/>
-    <w:bookmarkStart w:id="194" w:name="ref-wikipedia_lu_decomposition"/>
+    <w:bookmarkEnd w:id="194"/>
+    <w:bookmarkStart w:id="196" w:name="ref-wikipedia_lu_decomposition"/>
     <w:p>
       <w:pPr>
         <w:pStyle w:val="Bibliography"/>
@@ -68887,7 +70036,7 @@
       <w:r>
         <w:t xml:space="preserve"> </w:t>
       </w:r>
-      <w:hyperlink r:id="rId193">
+      <w:hyperlink r:id="rId195">
         <w:r>
           <w:rPr>
             <w:rStyle w:val="Hyperlink"/>
@@ -68896,10 +70045,10 @@
         </w:r>
       </w:hyperlink>
     </w:p>
-    <w:bookmarkEnd w:id="194"/>
-    <w:bookmarkEnd w:id="195"/>
     <w:bookmarkEnd w:id="196"/>
     <w:bookmarkEnd w:id="197"/>
+    <w:bookmarkEnd w:id="198"/>
+    <w:bookmarkEnd w:id="199"/>
     <w:sectPr>
       <w:footnotePr>
         <w:numRestart w:val="eachSect"/>

--- a/linear-algebra-projections.docx
+++ b/linear-algebra-projections.docx
@@ -15,7 +15,7 @@
         <w:pStyle w:val="Date"/>
       </w:pPr>
       <w:r>
-        <w:t xml:space="preserve">Last modified: 2026-10-30 18:45:42 (PDT)</w:t>
+        <w:t xml:space="preserve">Last modified: 2026-10-30 21:18:12 (PDT)</w:t>
       </w:r>
     </w:p>
     <w:bookmarkStart w:id="199" w:name="design-matrix"/>

--- a/linear-algebra-projections.docx
+++ b/linear-algebra-projections.docx
@@ -15,7 +15,7 @@
         <w:pStyle w:val="Date"/>
       </w:pPr>
       <w:r>
-        <w:t xml:space="preserve">Last modified: 2026-10-30 21:18:12 (PDT)</w:t>
+        <w:t xml:space="preserve">Last modified: 2026-10-31 00:08:50 (PDT)</w:t>
       </w:r>
     </w:p>
     <w:bookmarkStart w:id="199" w:name="design-matrix"/>

--- a/linear-algebra-projections.docx
+++ b/linear-algebra-projections.docx
@@ -15,7 +15,7 @@
         <w:pStyle w:val="Date"/>
       </w:pPr>
       <w:r>
-        <w:t xml:space="preserve">Last modified: 2026-10-31 00:08:50 (PDT)</w:t>
+        <w:t xml:space="preserve">Last modified: 2026-10-31 06:43:52 (PDT)</w:t>
       </w:r>
     </w:p>
     <w:bookmarkStart w:id="199" w:name="design-matrix"/>
